--- a/docs/Proposal_Inovasi_Arumanis_LIDA_PELMAS.docx
+++ b/docs/Proposal_Inovasi_Arumanis_LIDA_PELMAS.docx
@@ -52,7 +52,7 @@
     </w:p>
     <w:p>
       <w:pPr>
-        <w:spacing w:after="360"/>
+        <w:spacing w:after="200"/>
         <w:jc w:val="center"/>
       </w:pPr>
       <w:r>
@@ -64,6 +64,357 @@
         </w:rPr>
         <w:t xml:space="preserve">KATEGORI MASYARAKAT UMUM DAN PELAJAR/MAHASISWA</w:t>
       </w:r>
+    </w:p>
+    <w:p>
+      <w:pPr>
+        <w:pStyle w:val="bagian1"/>
+        <w:spacing w:after="120" w:before="240"/>
+      </w:pPr>
+      <w:r>
+        <w:rPr>
+          <w:rFonts w:ascii="Times New Roman" w:cs="Times New Roman" w:eastAsia="Times New Roman" w:hAnsi="Times New Roman"/>
+          <w:b/>
+          <w:bCs/>
+          <w:sz w:val="24"/>
+          <w:szCs w:val="24"/>
+        </w:rPr>
+        <w:t xml:space="preserve">RINGKASAN EKSEKUTIF</w:t>
+      </w:r>
+    </w:p>
+    <w:p>
+      <w:pPr>
+        <w:spacing w:after="160" w:line="360"/>
+        <w:jc w:val="both"/>
+      </w:pPr>
+      <w:r>
+        <w:rPr>
+          <w:rFonts w:ascii="Times New Roman" w:cs="Times New Roman" w:eastAsia="Times New Roman" w:hAnsi="Times New Roman"/>
+          <w:b w:val="false"/>
+          <w:bCs w:val="false"/>
+          <w:i w:val="false"/>
+          <w:iCs w:val="false"/>
+          <w:sz w:val="22"/>
+          <w:szCs w:val="22"/>
+        </w:rPr>
+        <w:t xml:space="preserve">Arumanis (Air Minum dan Sanitasi) adalah inovasi </w:t>
+      </w:r>
+      <w:r>
+        <w:rPr>
+          <w:rFonts w:ascii="Times New Roman" w:cs="Times New Roman" w:eastAsia="Times New Roman" w:hAnsi="Times New Roman"/>
+          <w:b w:val="false"/>
+          <w:bCs w:val="false"/>
+          <w:i/>
+          <w:iCs/>
+          <w:sz w:val="22"/>
+          <w:szCs w:val="22"/>
+        </w:rPr>
+        <w:t xml:space="preserve">digital</w:t>
+      </w:r>
+      <w:r>
+        <w:rPr>
+          <w:rFonts w:ascii="Times New Roman" w:cs="Times New Roman" w:eastAsia="Times New Roman" w:hAnsi="Times New Roman"/>
+          <w:b w:val="false"/>
+          <w:bCs w:val="false"/>
+          <w:i w:val="false"/>
+          <w:iCs w:val="false"/>
+          <w:sz w:val="22"/>
+          <w:szCs w:val="22"/>
+        </w:rPr>
+        <w:t xml:space="preserve"> inisiatif masyarakat yang dikembangkan Ilham Taufiq dan diadopsi Dinas Perumahan dan Kawasan Permukiman (DPKP) Kabupaten Cianjur untuk memantau konstruksi </w:t>
+      </w:r>
+      <w:r>
+        <w:rPr>
+          <w:rFonts w:ascii="Times New Roman" w:cs="Times New Roman" w:eastAsia="Times New Roman" w:hAnsi="Times New Roman"/>
+          <w:b w:val="false"/>
+          <w:bCs w:val="false"/>
+          <w:i/>
+          <w:iCs/>
+          <w:sz w:val="22"/>
+          <w:szCs w:val="22"/>
+        </w:rPr>
+        <w:t xml:space="preserve">SPA</w:t>
+      </w:r>
+      <w:r>
+        <w:rPr>
+          <w:rFonts w:ascii="Times New Roman" w:cs="Times New Roman" w:eastAsia="Times New Roman" w:hAnsi="Times New Roman"/>
+          <w:b w:val="false"/>
+          <w:bCs w:val="false"/>
+          <w:i w:val="false"/>
+          <w:iCs w:val="false"/>
+          <w:sz w:val="22"/>
+          <w:szCs w:val="22"/>
+        </w:rPr>
+        <w:t xml:space="preserve">M perdesaan serta sanitasi—khususnya pengelolaan air limbah—di 33 kecamatan dan 365 desa.</w:t>
+      </w:r>
+    </w:p>
+    <w:p>
+      <w:pPr>
+        <w:spacing w:after="160" w:line="360"/>
+        <w:jc w:val="both"/>
+      </w:pPr>
+      <w:r>
+        <w:rPr>
+          <w:rFonts w:ascii="Times New Roman" w:cs="Times New Roman" w:eastAsia="Times New Roman" w:hAnsi="Times New Roman"/>
+          <w:b w:val="false"/>
+          <w:bCs w:val="false"/>
+          <w:i w:val="false"/>
+          <w:iCs w:val="false"/>
+          <w:sz w:val="22"/>
+          <w:szCs w:val="22"/>
+        </w:rPr>
+        <w:t xml:space="preserve">Permasalahan: data progres fisik, keuangan, dan dokumentasi lapangan tersebar (</w:t>
+      </w:r>
+      <w:r>
+        <w:rPr>
+          <w:rFonts w:ascii="Times New Roman" w:cs="Times New Roman" w:eastAsia="Times New Roman" w:hAnsi="Times New Roman"/>
+          <w:b w:val="false"/>
+          <w:bCs w:val="false"/>
+          <w:i/>
+          <w:iCs/>
+          <w:sz w:val="22"/>
+          <w:szCs w:val="22"/>
+        </w:rPr>
+        <w:t xml:space="preserve">Excel</w:t>
+      </w:r>
+      <w:r>
+        <w:rPr>
+          <w:rFonts w:ascii="Times New Roman" w:cs="Times New Roman" w:eastAsia="Times New Roman" w:hAnsi="Times New Roman"/>
+          <w:b w:val="false"/>
+          <w:bCs w:val="false"/>
+          <w:i w:val="false"/>
+          <w:iCs w:val="false"/>
+          <w:sz w:val="22"/>
+          <w:szCs w:val="22"/>
+        </w:rPr>
+        <w:t xml:space="preserve">, </w:t>
+      </w:r>
+      <w:r>
+        <w:rPr>
+          <w:rFonts w:ascii="Times New Roman" w:cs="Times New Roman" w:eastAsia="Times New Roman" w:hAnsi="Times New Roman"/>
+          <w:b w:val="false"/>
+          <w:bCs w:val="false"/>
+          <w:i/>
+          <w:iCs/>
+          <w:sz w:val="22"/>
+          <w:szCs w:val="22"/>
+        </w:rPr>
+        <w:t xml:space="preserve">PDF</w:t>
+      </w:r>
+      <w:r>
+        <w:rPr>
+          <w:rFonts w:ascii="Times New Roman" w:cs="Times New Roman" w:eastAsia="Times New Roman" w:hAnsi="Times New Roman"/>
+          <w:b w:val="false"/>
+          <w:bCs w:val="false"/>
+          <w:i w:val="false"/>
+          <w:iCs w:val="false"/>
+          <w:sz w:val="22"/>
+          <w:szCs w:val="22"/>
+        </w:rPr>
+        <w:t xml:space="preserve">, </w:t>
+      </w:r>
+      <w:r>
+        <w:rPr>
+          <w:rFonts w:ascii="Times New Roman" w:cs="Times New Roman" w:eastAsia="Times New Roman" w:hAnsi="Times New Roman"/>
+          <w:b w:val="false"/>
+          <w:bCs w:val="false"/>
+          <w:i/>
+          <w:iCs/>
+          <w:sz w:val="22"/>
+          <w:szCs w:val="22"/>
+        </w:rPr>
+        <w:t xml:space="preserve">WhatsApp</w:t>
+      </w:r>
+      <w:r>
+        <w:rPr>
+          <w:rFonts w:ascii="Times New Roman" w:cs="Times New Roman" w:eastAsia="Times New Roman" w:hAnsi="Times New Roman"/>
+          <w:b w:val="false"/>
+          <w:bCs w:val="false"/>
+          <w:i w:val="false"/>
+          <w:iCs w:val="false"/>
+          <w:sz w:val="22"/>
+          <w:szCs w:val="22"/>
+        </w:rPr>
+        <w:t xml:space="preserve">, berkas fisik) sehingga </w:t>
+      </w:r>
+      <w:r>
+        <w:rPr>
+          <w:rFonts w:ascii="Times New Roman" w:cs="Times New Roman" w:eastAsia="Times New Roman" w:hAnsi="Times New Roman"/>
+          <w:b w:val="false"/>
+          <w:bCs w:val="false"/>
+          <w:i/>
+          <w:iCs/>
+          <w:sz w:val="22"/>
+          <w:szCs w:val="22"/>
+        </w:rPr>
+        <w:t xml:space="preserve">deviasi</w:t>
+      </w:r>
+      <w:r>
+        <w:rPr>
+          <w:rFonts w:ascii="Times New Roman" w:cs="Times New Roman" w:eastAsia="Times New Roman" w:hAnsi="Times New Roman"/>
+          <w:b w:val="false"/>
+          <w:bCs w:val="false"/>
+          <w:i w:val="false"/>
+          <w:iCs w:val="false"/>
+          <w:sz w:val="22"/>
+          <w:szCs w:val="22"/>
+        </w:rPr>
+        <w:t xml:space="preserve"> proyek terdeteksi terlambat dan rek</w:t>
+      </w:r>
+      <w:r>
+        <w:rPr>
+          <w:rFonts w:ascii="Times New Roman" w:cs="Times New Roman" w:eastAsia="Times New Roman" w:hAnsi="Times New Roman"/>
+          <w:b w:val="false"/>
+          <w:bCs w:val="false"/>
+          <w:i/>
+          <w:iCs/>
+          <w:sz w:val="22"/>
+          <w:szCs w:val="22"/>
+        </w:rPr>
+        <w:t xml:space="preserve">api</w:t>
+      </w:r>
+      <w:r>
+        <w:rPr>
+          <w:rFonts w:ascii="Times New Roman" w:cs="Times New Roman" w:eastAsia="Times New Roman" w:hAnsi="Times New Roman"/>
+          <w:b w:val="false"/>
+          <w:bCs w:val="false"/>
+          <w:i w:val="false"/>
+          <w:iCs w:val="false"/>
+          <w:sz w:val="22"/>
+          <w:szCs w:val="22"/>
+        </w:rPr>
+        <w:t xml:space="preserve">tulasi Standar Pelayanan Minimum (SPM) memakan 5–10 hari kerja.</w:t>
+      </w:r>
+    </w:p>
+    <w:p>
+      <w:pPr>
+        <w:spacing w:after="160" w:line="360"/>
+        <w:jc w:val="both"/>
+      </w:pPr>
+      <w:r>
+        <w:rPr>
+          <w:rFonts w:ascii="Times New Roman" w:cs="Times New Roman" w:eastAsia="Times New Roman" w:hAnsi="Times New Roman"/>
+          <w:b w:val="false"/>
+          <w:bCs w:val="false"/>
+          <w:i w:val="false"/>
+          <w:iCs w:val="false"/>
+          <w:sz w:val="22"/>
+          <w:szCs w:val="22"/>
+        </w:rPr>
+        <w:t xml:space="preserve">Solusi: satu aplikasi terintegrasi dengan fitur pengawasan lapangan, peta capaian per desa, dan pembaruan data secara langsung. Bukti adopsi per 29 Juni 2026: 558 pekerjaan, 29 pengawas aktif, 6.453 foto dokumentasi, 364 unit </w:t>
+      </w:r>
+      <w:r>
+        <w:rPr>
+          <w:rFonts w:ascii="Times New Roman" w:cs="Times New Roman" w:eastAsia="Times New Roman" w:hAnsi="Times New Roman"/>
+          <w:b w:val="false"/>
+          <w:bCs w:val="false"/>
+          <w:i/>
+          <w:iCs/>
+          <w:sz w:val="22"/>
+          <w:szCs w:val="22"/>
+        </w:rPr>
+        <w:t xml:space="preserve">SPA</w:t>
+      </w:r>
+      <w:r>
+        <w:rPr>
+          <w:rFonts w:ascii="Times New Roman" w:cs="Times New Roman" w:eastAsia="Times New Roman" w:hAnsi="Times New Roman"/>
+          <w:b w:val="false"/>
+          <w:bCs w:val="false"/>
+          <w:i w:val="false"/>
+          <w:iCs w:val="false"/>
+          <w:sz w:val="22"/>
+          <w:szCs w:val="22"/>
+        </w:rPr>
+        <w:t xml:space="preserve">M terdata </w:t>
+      </w:r>
+      <w:r>
+        <w:rPr>
+          <w:rFonts w:ascii="Times New Roman" w:cs="Times New Roman" w:eastAsia="Times New Roman" w:hAnsi="Times New Roman"/>
+          <w:b w:val="false"/>
+          <w:bCs w:val="false"/>
+          <w:i/>
+          <w:iCs/>
+          <w:sz w:val="22"/>
+          <w:szCs w:val="22"/>
+        </w:rPr>
+        <w:t xml:space="preserve">digital</w:t>
+      </w:r>
+      <w:r>
+        <w:rPr>
+          <w:rFonts w:ascii="Times New Roman" w:cs="Times New Roman" w:eastAsia="Times New Roman" w:hAnsi="Times New Roman"/>
+          <w:b w:val="false"/>
+          <w:bCs w:val="false"/>
+          <w:i w:val="false"/>
+          <w:iCs w:val="false"/>
+          <w:sz w:val="22"/>
+          <w:szCs w:val="22"/>
+        </w:rPr>
+        <w:t xml:space="preserve">.</w:t>
+      </w:r>
+    </w:p>
+    <w:p>
+      <w:pPr>
+        <w:spacing w:after="160" w:line="360"/>
+        <w:jc w:val="both"/>
+      </w:pPr>
+      <w:r>
+        <w:rPr>
+          <w:rFonts w:ascii="Times New Roman" w:cs="Times New Roman" w:eastAsia="Times New Roman" w:hAnsi="Times New Roman"/>
+          <w:b w:val="false"/>
+          <w:bCs w:val="false"/>
+          <w:i w:val="false"/>
+          <w:iCs w:val="false"/>
+          <w:sz w:val="22"/>
+          <w:szCs w:val="22"/>
+        </w:rPr>
+        <w:t xml:space="preserve">Dampak sistem (bukan capaian infrastruktur fisik): rek</w:t>
+      </w:r>
+      <w:r>
+        <w:rPr>
+          <w:rFonts w:ascii="Times New Roman" w:cs="Times New Roman" w:eastAsia="Times New Roman" w:hAnsi="Times New Roman"/>
+          <w:b w:val="false"/>
+          <w:bCs w:val="false"/>
+          <w:i/>
+          <w:iCs/>
+          <w:sz w:val="22"/>
+          <w:szCs w:val="22"/>
+        </w:rPr>
+        <w:t xml:space="preserve">api</w:t>
+      </w:r>
+      <w:r>
+        <w:rPr>
+          <w:rFonts w:ascii="Times New Roman" w:cs="Times New Roman" w:eastAsia="Times New Roman" w:hAnsi="Times New Roman"/>
+          <w:b w:val="false"/>
+          <w:bCs w:val="false"/>
+          <w:i w:val="false"/>
+          <w:iCs w:val="false"/>
+          <w:sz w:val="22"/>
+          <w:szCs w:val="22"/>
+        </w:rPr>
+        <w:t xml:space="preserve">tulasi Standar Pelayanan Minimum (SPM) kurang dari 1 hari (dari 5–10 hari), laporan pengawas mingguan terstruktur, masyarakat dapat cek capaian desa kapan saja. Capaian layanan fisik Standar Pelayanan Minimum (SPM) air minum 13,25% dan sanitasi 1,90% mencerminkan kondisi wilayah—Arumanis memetakan kekurangan layanan agar intervensi prioritas dapat ditargetkan.</w:t>
+      </w:r>
+    </w:p>
+    <w:p>
+      <w:pPr>
+        <w:spacing w:after="160" w:line="360"/>
+        <w:jc w:val="center"/>
+      </w:pPr>
+      <w:r>
+        <w:rPr>
+          <w:rFonts w:ascii="Times New Roman" w:cs="Times New Roman" w:eastAsia="Times New Roman" w:hAnsi="Times New Roman"/>
+          <w:b w:val="false"/>
+          <w:bCs w:val="false"/>
+          <w:i w:val="false"/>
+          <w:iCs w:val="false"/>
+          <w:sz w:val="22"/>
+          <w:szCs w:val="22"/>
+        </w:rPr>
+        <w:t xml:space="preserve">Alamat aplikasi dan QR demo tercantum pada Lampiran Administratif.</w:t>
+      </w:r>
+    </w:p>
+    <w:p>
+      <w:pPr>
+        <w:spacing w:after="280"/>
+      </w:pPr>
     </w:p>
     <w:p>
       <w:pPr>
@@ -424,7 +775,7 @@
                 <w:sz w:val="22"/>
                 <w:szCs w:val="22"/>
               </w:rPr>
-              <w:t xml:space="preserve">Jenis Inovasi</w:t>
+              <w:t xml:space="preserve">Profil Inisiator</w:t>
             </w:r>
           </w:p>
         </w:tc>
@@ -454,20 +805,7 @@
                 <w:sz w:val="22"/>
                 <w:szCs w:val="22"/>
               </w:rPr>
-              <w:t xml:space="preserve">(x) Digital</w:t>
-            </w:r>
-          </w:p>
-          <w:p>
-            <w:pPr>
-              <w:spacing w:after="40" w:before="40" w:line="360"/>
-            </w:pPr>
-            <w:r>
-              <w:rPr>
-                <w:rFonts w:ascii="Times New Roman" w:cs="Times New Roman" w:eastAsia="Times New Roman" w:hAnsi="Times New Roman"/>
-                <w:sz w:val="22"/>
-                <w:szCs w:val="22"/>
-              </w:rPr>
-              <w:t xml:space="preserve">( ) Non-Digital</w:t>
+              <w:t xml:space="preserve">Warga Kabupaten Cianjur; pengembang utama Arumanis. DPKP Kab. Cianjur berperan sebagai mitra adopsi dan pengguna operasional.</w:t>
             </w:r>
           </w:p>
         </w:tc>
@@ -501,7 +839,7 @@
                 <w:sz w:val="22"/>
                 <w:szCs w:val="22"/>
               </w:rPr>
-              <w:t xml:space="preserve">Titik Koordinat</w:t>
+              <w:t xml:space="preserve">Jenis Inovasi</w:t>
             </w:r>
           </w:p>
         </w:tc>
@@ -531,7 +869,20 @@
                 <w:sz w:val="22"/>
                 <w:szCs w:val="22"/>
               </w:rPr>
-              <w:t xml:space="preserve">-6.82478266796685, 107.13908061164075</w:t>
+              <w:t xml:space="preserve">(x) Digital</w:t>
+            </w:r>
+          </w:p>
+          <w:p>
+            <w:pPr>
+              <w:spacing w:after="40" w:before="40" w:line="360"/>
+            </w:pPr>
+            <w:r>
+              <w:rPr>
+                <w:rFonts w:ascii="Times New Roman" w:cs="Times New Roman" w:eastAsia="Times New Roman" w:hAnsi="Times New Roman"/>
+                <w:sz w:val="22"/>
+                <w:szCs w:val="22"/>
+              </w:rPr>
+              <w:t xml:space="preserve">( ) Non-Digital</w:t>
             </w:r>
           </w:p>
         </w:tc>
@@ -546,7 +897,6 @@
               <w:bottom w:val="single" w:color="000000" w:sz="8"/>
               <w:right w:val="single" w:color="000000" w:sz="8"/>
             </w:tcBorders>
-            <w:shd w:fill="F2F2F2" w:val="clear"/>
             <w:tcMar>
               <w:top w:type="dxa" w:w="80"/>
               <w:left w:type="dxa" w:w="140"/>
@@ -566,7 +916,7 @@
                 <w:sz w:val="22"/>
                 <w:szCs w:val="22"/>
               </w:rPr>
-              <w:t xml:space="preserve">Bidang inovasi</w:t>
+              <w:t xml:space="preserve">Titik Koordinat</w:t>
             </w:r>
           </w:p>
         </w:tc>
@@ -596,7 +946,7 @@
                 <w:sz w:val="22"/>
                 <w:szCs w:val="22"/>
               </w:rPr>
-              <w:t xml:space="preserve">Bidang Air Minum dan Sanitasi</w:t>
+              <w:t xml:space="preserve">-6.82478266796685, 107.13908061164075</w:t>
             </w:r>
           </w:p>
         </w:tc>
@@ -611,6 +961,7 @@
               <w:bottom w:val="single" w:color="000000" w:sz="8"/>
               <w:right w:val="single" w:color="000000" w:sz="8"/>
             </w:tcBorders>
+            <w:shd w:fill="F2F2F2" w:val="clear"/>
             <w:tcMar>
               <w:top w:type="dxa" w:w="80"/>
               <w:left w:type="dxa" w:w="140"/>
@@ -630,7 +981,7 @@
                 <w:sz w:val="22"/>
                 <w:szCs w:val="22"/>
               </w:rPr>
-              <w:t xml:space="preserve">Tanggal Uji Coba</w:t>
+              <w:t xml:space="preserve">Bidang inovasi</w:t>
             </w:r>
           </w:p>
         </w:tc>
@@ -660,7 +1011,7 @@
                 <w:sz w:val="22"/>
                 <w:szCs w:val="22"/>
               </w:rPr>
-              <w:t xml:space="preserve">Januari 2024</w:t>
+              <w:t xml:space="preserve">Bidang Air Minum dan Sanitasi</w:t>
             </w:r>
           </w:p>
         </w:tc>
@@ -675,7 +1026,6 @@
               <w:bottom w:val="single" w:color="000000" w:sz="8"/>
               <w:right w:val="single" w:color="000000" w:sz="8"/>
             </w:tcBorders>
-            <w:shd w:fill="F2F2F2" w:val="clear"/>
             <w:tcMar>
               <w:top w:type="dxa" w:w="80"/>
               <w:left w:type="dxa" w:w="140"/>
@@ -695,7 +1045,7 @@
                 <w:sz w:val="22"/>
                 <w:szCs w:val="22"/>
               </w:rPr>
-              <w:t xml:space="preserve">Tanggal Diterapkan</w:t>
+              <w:t xml:space="preserve">Tanggal Uji Coba</w:t>
             </w:r>
           </w:p>
         </w:tc>
@@ -725,7 +1075,7 @@
                 <w:sz w:val="22"/>
                 <w:szCs w:val="22"/>
               </w:rPr>
-              <w:t xml:space="preserve">Januari 2025</w:t>
+              <w:t xml:space="preserve">Januari 2024</w:t>
             </w:r>
           </w:p>
         </w:tc>
@@ -740,6 +1090,7 @@
               <w:bottom w:val="single" w:color="000000" w:sz="8"/>
               <w:right w:val="single" w:color="000000" w:sz="8"/>
             </w:tcBorders>
+            <w:shd w:fill="F2F2F2" w:val="clear"/>
             <w:tcMar>
               <w:top w:type="dxa" w:w="80"/>
               <w:left w:type="dxa" w:w="140"/>
@@ -759,6 +1110,70 @@
                 <w:sz w:val="22"/>
                 <w:szCs w:val="22"/>
               </w:rPr>
+              <w:t xml:space="preserve">Tanggal Diterapkan</w:t>
+            </w:r>
+          </w:p>
+        </w:tc>
+        <w:tc>
+          <w:tcPr>
+            <w:tcW w:type="dxa" w:w="6271"/>
+            <w:tcBorders>
+              <w:top w:val="single" w:color="000000" w:sz="8"/>
+              <w:left w:val="single" w:color="000000" w:sz="8"/>
+              <w:bottom w:val="single" w:color="000000" w:sz="8"/>
+              <w:right w:val="single" w:color="000000" w:sz="8"/>
+            </w:tcBorders>
+            <w:tcMar>
+              <w:top w:type="dxa" w:w="80"/>
+              <w:left w:type="dxa" w:w="140"/>
+              <w:bottom w:type="dxa" w:w="80"/>
+              <w:right w:type="dxa" w:w="140"/>
+            </w:tcMar>
+          </w:tcPr>
+          <w:p>
+            <w:pPr>
+              <w:spacing w:after="40" w:before="40" w:line="360"/>
+            </w:pPr>
+            <w:r>
+              <w:rPr>
+                <w:rFonts w:ascii="Times New Roman" w:cs="Times New Roman" w:eastAsia="Times New Roman" w:hAnsi="Times New Roman"/>
+                <w:sz w:val="22"/>
+                <w:szCs w:val="22"/>
+              </w:rPr>
+              <w:t xml:space="preserve">Januari 2025</w:t>
+            </w:r>
+          </w:p>
+        </w:tc>
+      </w:tr>
+      <w:tr>
+        <w:tc>
+          <w:tcPr>
+            <w:tcW w:type="dxa" w:w="3109"/>
+            <w:tcBorders>
+              <w:top w:val="single" w:color="000000" w:sz="8"/>
+              <w:left w:val="single" w:color="000000" w:sz="8"/>
+              <w:bottom w:val="single" w:color="000000" w:sz="8"/>
+              <w:right w:val="single" w:color="000000" w:sz="8"/>
+            </w:tcBorders>
+            <w:tcMar>
+              <w:top w:type="dxa" w:w="80"/>
+              <w:left w:type="dxa" w:w="140"/>
+              <w:bottom w:type="dxa" w:w="80"/>
+              <w:right w:type="dxa" w:w="140"/>
+            </w:tcMar>
+          </w:tcPr>
+          <w:p>
+            <w:pPr>
+              <w:spacing w:after="40" w:before="40" w:line="360"/>
+            </w:pPr>
+            <w:r>
+              <w:rPr>
+                <w:rFonts w:ascii="Times New Roman" w:cs="Times New Roman" w:eastAsia="Times New Roman" w:hAnsi="Times New Roman"/>
+                <w:b/>
+                <w:bCs/>
+                <w:sz w:val="22"/>
+                <w:szCs w:val="22"/>
+              </w:rPr>
               <w:t xml:space="preserve">Tanggal Pengembangan</w:t>
             </w:r>
           </w:p>
@@ -829,7 +1244,7 @@
           <w:sz w:val="22"/>
           <w:szCs w:val="22"/>
         </w:rPr>
-        <w:t xml:space="preserve">Dasar Hukum</w:t>
+        <w:t xml:space="preserve">Catatan Metodologi Data</w:t>
       </w:r>
     </w:p>
     <w:p>
@@ -847,7 +1262,23 @@
           <w:sz w:val="22"/>
           <w:szCs w:val="22"/>
         </w:rPr>
-        <w:t xml:space="preserve">Inovasi Arumanis berlandaskan Undang-Undang Nomor 17 Tahun 2019 tentang Sumber Daya Air; Undang-Undang Nomor 23 Tahun 2014 tentang Pemerintahan Daerah; Undang-Undang Nomor 11 Tahun 2008 tentang Informasi dan Transaksi Elektronik; Undang-Undang Nomor 14 Tahun 2008 tentang Keterbukaan Informasi Publik; serta Undang-Undang Nomor 18 Tahun 2008 tentang Pengelolaan Sampah (kaitan sanitasi lingkungan).</w:t>
+        <w:t xml:space="preserve">Catatan metodologi data: angka dalam proposal ini bersumber dari data operasional Arumanis per tanggal pengambilan data, telah diverifikasi operator data, dan masih dalam proses harmonisasi arsip multi-sumber sejak 2017. Capaian kuantitatif bersifat progresif seiring penyempurnaan data.</w:t>
+      </w:r>
+    </w:p>
+    <w:p>
+      <w:pPr>
+        <w:pStyle w:val="bagian2"/>
+        <w:spacing w:after="80" w:before="200"/>
+      </w:pPr>
+      <w:r>
+        <w:rPr>
+          <w:rFonts w:ascii="Times New Roman" w:cs="Times New Roman" w:eastAsia="Times New Roman" w:hAnsi="Times New Roman"/>
+          <w:b/>
+          <w:bCs/>
+          <w:sz w:val="22"/>
+          <w:szCs w:val="22"/>
+        </w:rPr>
+        <w:t xml:space="preserve">Dasar Hukum</w:t>
       </w:r>
     </w:p>
     <w:p>
@@ -865,7 +1296,7 @@
           <w:sz w:val="22"/>
           <w:szCs w:val="22"/>
         </w:rPr>
-        <w:t xml:space="preserve">Bidang air minum: Peraturan Pemerintah Nomor 16 Tahun 2005 tentang Pengembangan Sistem Penyediaan Air Minum; Permen PUPR Nomor 18/PRT/M/2007 tentang Pedoman Pengembangan SPAM; Permen PU Nomor 20 Tahun 2006 tentang Persyaratan Teknis Pengembangan SPAM. Bidang sanitasi: Permen PUPR Nomor 14/PRT/M/2014 tentang Penyediaan Air Minum dan Sanitasi Berbasis Masyarakat (PAMSIMAS); Permenkes Nomor 2 Tahun 2023 tentang Standar Pelayanan Minimum Bidang Kesehatan; Permen PUPR Nomor 27/PRT/M/2018 tentang Persyaratan Teknis Pengolahan Air Limbah Domestik.</w:t>
+        <w:t xml:space="preserve">Inovasi Arumanis berlandaskan Undang-Undang Nomor 17 Tahun 2019 tentang Sumber Daya Air; Undang-Undang Nomor 23 Tahun 2014 tentang Pemerintahan Daerah; Undang-Undang Nomor 11 Tahun 2008 tentang Informasi dan Transaksi Elektronik; Undang-Undang Nomor 14 Tahun 2008 tentang Keterbukaan Informasi Publik; serta Undang-Undang Nomor 18 Tahun 2008 tentang Pengelolaan Sampah (kaitan sanitasi lingkungan).</w:t>
       </w:r>
     </w:p>
     <w:p>
@@ -883,7 +1314,121 @@
           <w:sz w:val="22"/>
           <w:szCs w:val="22"/>
         </w:rPr>
-        <w:t xml:space="preserve">Tata kelola digital: Permendagri Nomor 59 Tahun 2016 tentang Penerapan SPBE; Permendagri Nomor 108 Tahun 2016 tentang Pedoman Evaluasi SPBE. Tingkat daerah: Perda Kab. Cianjur Nomor 14 Tahun 2021 (Perumdam Tirta Mukti); Perda Nomor 1 Tahun 2021 (penyertaan modal); Perda Nomor 18 Tahun 2021 (susunan perangkat daerah); Perbup Nomor 102 Tahun 2021 (tugas-fungsi DPKP); Perbup Nomor 23 Tahun 2020 (RAD PAMSIMAS 2019–2023); RPJMD 2025–2029; Kajian RISPAM Kabupaten Cianjur.</w:t>
+        <w:t xml:space="preserve">Bidang air minum: Peraturan Pemerintah Nomor 16 Tahun 2005 tentang Pengembangan Sistem Penyediaan Air Minum; Permen PUPR Nomor 18/PRT/M/2007 tentang Pedoman Pengembangan </w:t>
+      </w:r>
+      <w:r>
+        <w:rPr>
+          <w:rFonts w:ascii="Times New Roman" w:cs="Times New Roman" w:eastAsia="Times New Roman" w:hAnsi="Times New Roman"/>
+          <w:b w:val="false"/>
+          <w:bCs w:val="false"/>
+          <w:i/>
+          <w:iCs/>
+          <w:sz w:val="22"/>
+          <w:szCs w:val="22"/>
+        </w:rPr>
+        <w:t xml:space="preserve">SPA</w:t>
+      </w:r>
+      <w:r>
+        <w:rPr>
+          <w:rFonts w:ascii="Times New Roman" w:cs="Times New Roman" w:eastAsia="Times New Roman" w:hAnsi="Times New Roman"/>
+          <w:b w:val="false"/>
+          <w:bCs w:val="false"/>
+          <w:i w:val="false"/>
+          <w:iCs w:val="false"/>
+          <w:sz w:val="22"/>
+          <w:szCs w:val="22"/>
+        </w:rPr>
+        <w:t xml:space="preserve">M; Permen PU Nomor 20 Tahun 2006 tentang Persyaratan Teknis Pengembangan </w:t>
+      </w:r>
+      <w:r>
+        <w:rPr>
+          <w:rFonts w:ascii="Times New Roman" w:cs="Times New Roman" w:eastAsia="Times New Roman" w:hAnsi="Times New Roman"/>
+          <w:b w:val="false"/>
+          <w:bCs w:val="false"/>
+          <w:i/>
+          <w:iCs/>
+          <w:sz w:val="22"/>
+          <w:szCs w:val="22"/>
+        </w:rPr>
+        <w:t xml:space="preserve">SPA</w:t>
+      </w:r>
+      <w:r>
+        <w:rPr>
+          <w:rFonts w:ascii="Times New Roman" w:cs="Times New Roman" w:eastAsia="Times New Roman" w:hAnsi="Times New Roman"/>
+          <w:b w:val="false"/>
+          <w:bCs w:val="false"/>
+          <w:i w:val="false"/>
+          <w:iCs w:val="false"/>
+          <w:sz w:val="22"/>
+          <w:szCs w:val="22"/>
+        </w:rPr>
+        <w:t xml:space="preserve">M. Bidang sanitasi: Permen PUPR Nomor 14/PRT/M/2014 tentang Penyediaan Air Minum dan Sanitasi Berbasis Masyarakat (PAMSIMAS); Permenkes Nomor 2 Tahun 2023 tentang Standar Pelayanan Minimum Bidang Kesehatan; Permen PUPR Nomor 27/PRT/M/2018 tentang Persyaratan Teknis Pengolahan Air Limbah Domestik.</w:t>
+      </w:r>
+    </w:p>
+    <w:p>
+      <w:pPr>
+        <w:spacing w:after="160" w:line="360"/>
+        <w:jc w:val="both"/>
+      </w:pPr>
+      <w:r>
+        <w:rPr>
+          <w:rFonts w:ascii="Times New Roman" w:cs="Times New Roman" w:eastAsia="Times New Roman" w:hAnsi="Times New Roman"/>
+          <w:b w:val="false"/>
+          <w:bCs w:val="false"/>
+          <w:i w:val="false"/>
+          <w:iCs w:val="false"/>
+          <w:sz w:val="22"/>
+          <w:szCs w:val="22"/>
+        </w:rPr>
+        <w:t xml:space="preserve">Tata kelola </w:t>
+      </w:r>
+      <w:r>
+        <w:rPr>
+          <w:rFonts w:ascii="Times New Roman" w:cs="Times New Roman" w:eastAsia="Times New Roman" w:hAnsi="Times New Roman"/>
+          <w:b w:val="false"/>
+          <w:bCs w:val="false"/>
+          <w:i/>
+          <w:iCs/>
+          <w:sz w:val="22"/>
+          <w:szCs w:val="22"/>
+        </w:rPr>
+        <w:t xml:space="preserve">digital</w:t>
+      </w:r>
+      <w:r>
+        <w:rPr>
+          <w:rFonts w:ascii="Times New Roman" w:cs="Times New Roman" w:eastAsia="Times New Roman" w:hAnsi="Times New Roman"/>
+          <w:b w:val="false"/>
+          <w:bCs w:val="false"/>
+          <w:i w:val="false"/>
+          <w:iCs w:val="false"/>
+          <w:sz w:val="22"/>
+          <w:szCs w:val="22"/>
+        </w:rPr>
+        <w:t xml:space="preserve">: Permendagri Nomor 59 Tahun 2016 tentang Penerapan SPBE; Permendagri Nomor 108 Tahun 2016 tentang Pedoman Evaluasi SPBE. Tingkat daerah: Perda Kab. Cianjur Nomor 14 Tahun 2021 (Perumdam Tirta Mukti); Perda Nomor 1 Tahun 2021 (penyertaan modal); Perda Nomor 18 Tahun 2021 (susunan perangkat daerah); Perbup Nomor 102 Tahun 2021 (tugas-fungsi DPKP); Perbup Nomor 23 Tahun 2020 (RAD PAMSIMAS 2019–2023); RPJMD 2025–2029; Kajian RI</w:t>
+      </w:r>
+      <w:r>
+        <w:rPr>
+          <w:rFonts w:ascii="Times New Roman" w:cs="Times New Roman" w:eastAsia="Times New Roman" w:hAnsi="Times New Roman"/>
+          <w:b w:val="false"/>
+          <w:bCs w:val="false"/>
+          <w:i/>
+          <w:iCs/>
+          <w:sz w:val="22"/>
+          <w:szCs w:val="22"/>
+        </w:rPr>
+        <w:t xml:space="preserve">SPA</w:t>
+      </w:r>
+      <w:r>
+        <w:rPr>
+          <w:rFonts w:ascii="Times New Roman" w:cs="Times New Roman" w:eastAsia="Times New Roman" w:hAnsi="Times New Roman"/>
+          <w:b w:val="false"/>
+          <w:bCs w:val="false"/>
+          <w:i w:val="false"/>
+          <w:iCs w:val="false"/>
+          <w:sz w:val="22"/>
+          <w:szCs w:val="22"/>
+        </w:rPr>
+        <w:t xml:space="preserve">M Kabupaten Cianjur.</w:t>
       </w:r>
     </w:p>
     <w:p>
@@ -917,7 +1462,79 @@
           <w:sz w:val="22"/>
           <w:szCs w:val="22"/>
         </w:rPr>
-        <w:t xml:space="preserve">Inti inovasi Arumanis adalah platform pemantauan pelaksanaan pekerjaan konstruksi infrastruktur SPAM perdesaan serta pekerjaan sanitasi, khususnya pada bidang pengelolaan air limbah (SPALD-T, SPALD-S, IPLT, dan infrastruktur terkait). Pekerjaan tersebar di 33 kecamatan dan 365 desa/kelurahan Kabupaten Cianjur, dengan pelaksana yang melibatkan dinas, pengawas lapangan, konsultan, kontraktor, dan pengelola desa.</w:t>
+        <w:t xml:space="preserve">Inti inovasi Arumanis adalah aplikasi pemantauan pelaksanaan pekerjaan konstruksi infrastruktur </w:t>
+      </w:r>
+      <w:r>
+        <w:rPr>
+          <w:rFonts w:ascii="Times New Roman" w:cs="Times New Roman" w:eastAsia="Times New Roman" w:hAnsi="Times New Roman"/>
+          <w:b w:val="false"/>
+          <w:bCs w:val="false"/>
+          <w:i/>
+          <w:iCs/>
+          <w:sz w:val="22"/>
+          <w:szCs w:val="22"/>
+        </w:rPr>
+        <w:t xml:space="preserve">SPA</w:t>
+      </w:r>
+      <w:r>
+        <w:rPr>
+          <w:rFonts w:ascii="Times New Roman" w:cs="Times New Roman" w:eastAsia="Times New Roman" w:hAnsi="Times New Roman"/>
+          <w:b w:val="false"/>
+          <w:bCs w:val="false"/>
+          <w:i w:val="false"/>
+          <w:iCs w:val="false"/>
+          <w:sz w:val="22"/>
+          <w:szCs w:val="22"/>
+        </w:rPr>
+        <w:t xml:space="preserve">M perdesaan serta pekerjaan sanitasi, khususnya pada bidang pengelolaan air limbah (</w:t>
+      </w:r>
+      <w:r>
+        <w:rPr>
+          <w:rFonts w:ascii="Times New Roman" w:cs="Times New Roman" w:eastAsia="Times New Roman" w:hAnsi="Times New Roman"/>
+          <w:b w:val="false"/>
+          <w:bCs w:val="false"/>
+          <w:i/>
+          <w:iCs/>
+          <w:sz w:val="22"/>
+          <w:szCs w:val="22"/>
+        </w:rPr>
+        <w:t xml:space="preserve">SPA</w:t>
+      </w:r>
+      <w:r>
+        <w:rPr>
+          <w:rFonts w:ascii="Times New Roman" w:cs="Times New Roman" w:eastAsia="Times New Roman" w:hAnsi="Times New Roman"/>
+          <w:b w:val="false"/>
+          <w:bCs w:val="false"/>
+          <w:i w:val="false"/>
+          <w:iCs w:val="false"/>
+          <w:sz w:val="22"/>
+          <w:szCs w:val="22"/>
+        </w:rPr>
+        <w:t xml:space="preserve">LD-T, </w:t>
+      </w:r>
+      <w:r>
+        <w:rPr>
+          <w:rFonts w:ascii="Times New Roman" w:cs="Times New Roman" w:eastAsia="Times New Roman" w:hAnsi="Times New Roman"/>
+          <w:b w:val="false"/>
+          <w:bCs w:val="false"/>
+          <w:i/>
+          <w:iCs/>
+          <w:sz w:val="22"/>
+          <w:szCs w:val="22"/>
+        </w:rPr>
+        <w:t xml:space="preserve">SPA</w:t>
+      </w:r>
+      <w:r>
+        <w:rPr>
+          <w:rFonts w:ascii="Times New Roman" w:cs="Times New Roman" w:eastAsia="Times New Roman" w:hAnsi="Times New Roman"/>
+          <w:b w:val="false"/>
+          <w:bCs w:val="false"/>
+          <w:i w:val="false"/>
+          <w:iCs w:val="false"/>
+          <w:sz w:val="22"/>
+          <w:szCs w:val="22"/>
+        </w:rPr>
+        <w:t xml:space="preserve">LD-S, IPLT, dan infrastruktur terkait). Pekerjaan tersebar di 33 kecamatan dan 365 desa/kelurahan Kabupaten Cianjur, dengan pelaksana yang melibatkan dinas, pengawas lapangan, konsultan, kontraktor, dan pengelola desa.</w:t>
       </w:r>
     </w:p>
     <w:p>
@@ -935,7 +1552,55 @@
           <w:sz w:val="22"/>
           <w:szCs w:val="22"/>
         </w:rPr>
-        <w:t xml:space="preserve">Sebelum Arumanis, pemantauan progres fisik, keuangan, dan dokumentasi lapangan banyak dilakukan secara manual. Laporan konstruksi SPAM dan sanitasi kerap dikirim melalui berkas Excel, dokumen cetak, atau pesan instan tanpa jejak terpusat. Deviasi pekerjaan—misalnya keterlambatan progress fisik, ketidaksesuaian output, atau kekurangan dokumentasi—baru terdeteksi setelah periode pelaporan berakhir.</w:t>
+        <w:t xml:space="preserve">Sebelum Arumanis, pemantauan progres fisik, keuangan, dan dokumentasi lapangan banyak dilakukan secara manual. Laporan konstruksi </w:t>
+      </w:r>
+      <w:r>
+        <w:rPr>
+          <w:rFonts w:ascii="Times New Roman" w:cs="Times New Roman" w:eastAsia="Times New Roman" w:hAnsi="Times New Roman"/>
+          <w:b w:val="false"/>
+          <w:bCs w:val="false"/>
+          <w:i/>
+          <w:iCs/>
+          <w:sz w:val="22"/>
+          <w:szCs w:val="22"/>
+        </w:rPr>
+        <w:t xml:space="preserve">SPA</w:t>
+      </w:r>
+      <w:r>
+        <w:rPr>
+          <w:rFonts w:ascii="Times New Roman" w:cs="Times New Roman" w:eastAsia="Times New Roman" w:hAnsi="Times New Roman"/>
+          <w:b w:val="false"/>
+          <w:bCs w:val="false"/>
+          <w:i w:val="false"/>
+          <w:iCs w:val="false"/>
+          <w:sz w:val="22"/>
+          <w:szCs w:val="22"/>
+        </w:rPr>
+        <w:t xml:space="preserve">M dan sanitasi kerap dikirim melalui berkas </w:t>
+      </w:r>
+      <w:r>
+        <w:rPr>
+          <w:rFonts w:ascii="Times New Roman" w:cs="Times New Roman" w:eastAsia="Times New Roman" w:hAnsi="Times New Roman"/>
+          <w:b w:val="false"/>
+          <w:bCs w:val="false"/>
+          <w:i/>
+          <w:iCs/>
+          <w:sz w:val="22"/>
+          <w:szCs w:val="22"/>
+        </w:rPr>
+        <w:t xml:space="preserve">Excel</w:t>
+      </w:r>
+      <w:r>
+        <w:rPr>
+          <w:rFonts w:ascii="Times New Roman" w:cs="Times New Roman" w:eastAsia="Times New Roman" w:hAnsi="Times New Roman"/>
+          <w:b w:val="false"/>
+          <w:bCs w:val="false"/>
+          <w:i w:val="false"/>
+          <w:iCs w:val="false"/>
+          <w:sz w:val="22"/>
+          <w:szCs w:val="22"/>
+        </w:rPr>
+        <w:t xml:space="preserve">, dokumen cetak, atau pesan instan tanpa arsip terpusat. Penyimpangan pekerjaan—misalnya keterlambatan progres fisik, ketidaksesuaian hasil, atau kekurangan dokumentasi—baru terdeteksi setelah periode pelaporan berakhir.</w:t>
       </w:r>
     </w:p>
     <w:p>
@@ -953,7 +1618,71 @@
           <w:sz w:val="22"/>
           <w:szCs w:val="22"/>
         </w:rPr>
-        <w:t xml:space="preserve">Di luar fungsi monitoring konstruksi, Arumanis mengolah data secara real-time: dashboard, rekapitulasi capaian Standar Pelayanan Minimum (SPM), peta per desa, ekspor laporan, statistik pengawas, dan publikasi kepada masyarakat. Basis data masih dalam proses sinkronisasi dari berbagai sumber sejak 2017; jejak capaian SPAM tertua tahun 2009 dari impor arsip historis. Catatan: seluruh angka bersumber dari data Arumanis yang masih disinkronkan dari berbagai sumber sejak 2017. Proses harmonisasi belum selesai sepenuhnya sehingga dapat terdapat ketidaksesuaian. Angka diposisikan sebagai gambaran kondisi terkini, bukan pernyataan final.</w:t>
+        <w:t xml:space="preserve">Di luar fungsi pemantauan konstruksi, Arumanis menyajikan rek</w:t>
+      </w:r>
+      <w:r>
+        <w:rPr>
+          <w:rFonts w:ascii="Times New Roman" w:cs="Times New Roman" w:eastAsia="Times New Roman" w:hAnsi="Times New Roman"/>
+          <w:b w:val="false"/>
+          <w:bCs w:val="false"/>
+          <w:i/>
+          <w:iCs/>
+          <w:sz w:val="22"/>
+          <w:szCs w:val="22"/>
+        </w:rPr>
+        <w:t xml:space="preserve">api</w:t>
+      </w:r>
+      <w:r>
+        <w:rPr>
+          <w:rFonts w:ascii="Times New Roman" w:cs="Times New Roman" w:eastAsia="Times New Roman" w:hAnsi="Times New Roman"/>
+          <w:b w:val="false"/>
+          <w:bCs w:val="false"/>
+          <w:i w:val="false"/>
+          <w:iCs w:val="false"/>
+          <w:sz w:val="22"/>
+          <w:szCs w:val="22"/>
+        </w:rPr>
+        <w:t xml:space="preserve">tulasi capaian Standar Pelayanan Minimum (SPM), peta per desa, laporan siap unduh, statistik pengawas, dan informasi terbuka bagi masyarakat—diperbarui langsung tanpa menunggu rekap manual. Data terhimpun dari berbagai sumber sejak 2017; jejak capaian </w:t>
+      </w:r>
+      <w:r>
+        <w:rPr>
+          <w:rFonts w:ascii="Times New Roman" w:cs="Times New Roman" w:eastAsia="Times New Roman" w:hAnsi="Times New Roman"/>
+          <w:b w:val="false"/>
+          <w:bCs w:val="false"/>
+          <w:i/>
+          <w:iCs/>
+          <w:sz w:val="22"/>
+          <w:szCs w:val="22"/>
+        </w:rPr>
+        <w:t xml:space="preserve">SPA</w:t>
+      </w:r>
+      <w:r>
+        <w:rPr>
+          <w:rFonts w:ascii="Times New Roman" w:cs="Times New Roman" w:eastAsia="Times New Roman" w:hAnsi="Times New Roman"/>
+          <w:b w:val="false"/>
+          <w:bCs w:val="false"/>
+          <w:i w:val="false"/>
+          <w:iCs w:val="false"/>
+          <w:sz w:val="22"/>
+          <w:szCs w:val="22"/>
+        </w:rPr>
+        <w:t xml:space="preserve">M tertua tahun 2009 dari arsip historis.</w:t>
+      </w:r>
+    </w:p>
+    <w:p>
+      <w:pPr>
+        <w:pStyle w:val="bagian2"/>
+        <w:spacing w:after="80" w:before="200"/>
+      </w:pPr>
+      <w:r>
+        <w:rPr>
+          <w:rFonts w:ascii="Times New Roman" w:cs="Times New Roman" w:eastAsia="Times New Roman" w:hAnsi="Times New Roman"/>
+          <w:b/>
+          <w:bCs/>
+          <w:sz w:val="22"/>
+          <w:szCs w:val="22"/>
+        </w:rPr>
+        <w:t xml:space="preserve">Dampak Sistem versus Capaian Layanan Fisik</w:t>
       </w:r>
     </w:p>
     <w:p>
@@ -971,7 +1700,31 @@
           <w:sz w:val="22"/>
           <w:szCs w:val="22"/>
         </w:rPr>
-        <w:t xml:space="preserve">Capaian Standar Pelayanan Minimum (SPM) per 27 Juni 2026: air minum 53.206 KK / 266.020 jiwa (13,24% dari target 534.952 KK); sanitasi 9.645 KK / 48.225 jiwa (1,90% dari target 507.000 KK). Inventaris: 558 pekerjaan, 364 unit SPAM, 162 infrastruktur sanitasi, 6.168 foto dokumentasi.</w:t>
+        <w:t xml:space="preserve">Penting dibedakan: (A) capaian layanan fisik air minum dan sanitasi di wilayah—bergantung pada pembangunan infrastruktur dan anggaran jangka panjang; serta (B) capaian sistem Arumanis—kemampuan memantau, merek</w:t>
+      </w:r>
+      <w:r>
+        <w:rPr>
+          <w:rFonts w:ascii="Times New Roman" w:cs="Times New Roman" w:eastAsia="Times New Roman" w:hAnsi="Times New Roman"/>
+          <w:b w:val="false"/>
+          <w:bCs w:val="false"/>
+          <w:i/>
+          <w:iCs/>
+          <w:sz w:val="22"/>
+          <w:szCs w:val="22"/>
+        </w:rPr>
+        <w:t xml:space="preserve">api</w:t>
+      </w:r>
+      <w:r>
+        <w:rPr>
+          <w:rFonts w:ascii="Times New Roman" w:cs="Times New Roman" w:eastAsia="Times New Roman" w:hAnsi="Times New Roman"/>
+          <w:b w:val="false"/>
+          <w:bCs w:val="false"/>
+          <w:i w:val="false"/>
+          <w:iCs w:val="false"/>
+          <w:sz w:val="22"/>
+          <w:szCs w:val="22"/>
+        </w:rPr>
+        <w:t xml:space="preserve">tulasi, dan mempublikasikan data secara terukur. Penilaian inovasi LIDA mengacu pada (B), sementara angka (A) menjadi dasar perencanaan intervensi.</w:t>
       </w:r>
     </w:p>
     <w:p>
@@ -989,7 +1742,181 @@
           <w:sz w:val="22"/>
           <w:szCs w:val="22"/>
         </w:rPr>
-        <w:t xml:space="preserve">Urgensi gap: 481.746 KK belum tercapai untuk Standar Pelayanan Minimum (SPM) air minum; 497.355 KK belum memanfaatkan sanitasi layak, dengan 261 desa tanpa infrastruktur terpetakan. Peta anggaran terhimpun: air minum Rp 91,47 miliar, sanitasi Rp 63,30 miliar, pekerjaan Rp 95,28 miliar (466 kontrak), pengawasan Rp 14,46 miliar.</w:t>
+        <w:t xml:space="preserve">Capaian layanan fisik Standar Pelayanan Minimum (SPM) per 29 Juni 2026: air minum 53.206 KK / 266.020 jiwa (13,25% dari target 534.952 KK); sanitasi 9.645 KK / 48.225 jiwa (1,90% dari target 507.000 KK).</w:t>
+      </w:r>
+    </w:p>
+    <w:p>
+      <w:pPr>
+        <w:spacing w:after="160" w:line="360"/>
+        <w:jc w:val="both"/>
+      </w:pPr>
+      <w:r>
+        <w:rPr>
+          <w:rFonts w:ascii="Times New Roman" w:cs="Times New Roman" w:eastAsia="Times New Roman" w:hAnsi="Times New Roman"/>
+          <w:b w:val="false"/>
+          <w:bCs w:val="false"/>
+          <w:i w:val="false"/>
+          <w:iCs w:val="false"/>
+          <w:sz w:val="22"/>
+          <w:szCs w:val="22"/>
+        </w:rPr>
+        <w:t xml:space="preserve">Capaian sistem Arumanis per 29 Juni 2026: 558 paket pekerjaan terpantau, rek</w:t>
+      </w:r>
+      <w:r>
+        <w:rPr>
+          <w:rFonts w:ascii="Times New Roman" w:cs="Times New Roman" w:eastAsia="Times New Roman" w:hAnsi="Times New Roman"/>
+          <w:b w:val="false"/>
+          <w:bCs w:val="false"/>
+          <w:i/>
+          <w:iCs/>
+          <w:sz w:val="22"/>
+          <w:szCs w:val="22"/>
+        </w:rPr>
+        <w:t xml:space="preserve">api</w:t>
+      </w:r>
+      <w:r>
+        <w:rPr>
+          <w:rFonts w:ascii="Times New Roman" w:cs="Times New Roman" w:eastAsia="Times New Roman" w:hAnsi="Times New Roman"/>
+          <w:b w:val="false"/>
+          <w:bCs w:val="false"/>
+          <w:i w:val="false"/>
+          <w:iCs w:val="false"/>
+          <w:sz w:val="22"/>
+          <w:szCs w:val="22"/>
+        </w:rPr>
+        <w:t xml:space="preserve">tulasi Standar Pelayanan Minimum (SPM) kurang dari 1 hari (sebelumnya 5–10 hari), 29 pengawas aktif dengan laporan mingguan terstruktur, 6.453 foto dokumentasi terarsip, 364 unit </w:t>
+      </w:r>
+      <w:r>
+        <w:rPr>
+          <w:rFonts w:ascii="Times New Roman" w:cs="Times New Roman" w:eastAsia="Times New Roman" w:hAnsi="Times New Roman"/>
+          <w:b w:val="false"/>
+          <w:bCs w:val="false"/>
+          <w:i/>
+          <w:iCs/>
+          <w:sz w:val="22"/>
+          <w:szCs w:val="22"/>
+        </w:rPr>
+        <w:t xml:space="preserve">SPA</w:t>
+      </w:r>
+      <w:r>
+        <w:rPr>
+          <w:rFonts w:ascii="Times New Roman" w:cs="Times New Roman" w:eastAsia="Times New Roman" w:hAnsi="Times New Roman"/>
+          <w:b w:val="false"/>
+          <w:bCs w:val="false"/>
+          <w:i w:val="false"/>
+          <w:iCs w:val="false"/>
+          <w:sz w:val="22"/>
+          <w:szCs w:val="22"/>
+        </w:rPr>
+        <w:t xml:space="preserve">M terdata </w:t>
+      </w:r>
+      <w:r>
+        <w:rPr>
+          <w:rFonts w:ascii="Times New Roman" w:cs="Times New Roman" w:eastAsia="Times New Roman" w:hAnsi="Times New Roman"/>
+          <w:b w:val="false"/>
+          <w:bCs w:val="false"/>
+          <w:i/>
+          <w:iCs/>
+          <w:sz w:val="22"/>
+          <w:szCs w:val="22"/>
+        </w:rPr>
+        <w:t xml:space="preserve">digital</w:t>
+      </w:r>
+      <w:r>
+        <w:rPr>
+          <w:rFonts w:ascii="Times New Roman" w:cs="Times New Roman" w:eastAsia="Times New Roman" w:hAnsi="Times New Roman"/>
+          <w:b w:val="false"/>
+          <w:bCs w:val="false"/>
+          <w:i w:val="false"/>
+          <w:iCs w:val="false"/>
+          <w:sz w:val="22"/>
+          <w:szCs w:val="22"/>
+        </w:rPr>
+        <w:t xml:space="preserve">, peta capaian 365 desa dapat diakses masyarakat tanpa pendaftaran.</w:t>
+      </w:r>
+    </w:p>
+    <w:p>
+      <w:pPr>
+        <w:spacing w:after="160" w:line="360"/>
+        <w:jc w:val="both"/>
+      </w:pPr>
+      <w:r>
+        <w:rPr>
+          <w:rFonts w:ascii="Times New Roman" w:cs="Times New Roman" w:eastAsia="Times New Roman" w:hAnsi="Times New Roman"/>
+          <w:b w:val="false"/>
+          <w:bCs w:val="false"/>
+          <w:i w:val="false"/>
+          <w:iCs w:val="false"/>
+          <w:sz w:val="22"/>
+          <w:szCs w:val="22"/>
+        </w:rPr>
+        <w:t xml:space="preserve">Inventaris terintegrasi: 558 pekerjaan, 364 unit </w:t>
+      </w:r>
+      <w:r>
+        <w:rPr>
+          <w:rFonts w:ascii="Times New Roman" w:cs="Times New Roman" w:eastAsia="Times New Roman" w:hAnsi="Times New Roman"/>
+          <w:b w:val="false"/>
+          <w:bCs w:val="false"/>
+          <w:i/>
+          <w:iCs/>
+          <w:sz w:val="22"/>
+          <w:szCs w:val="22"/>
+        </w:rPr>
+        <w:t xml:space="preserve">SPA</w:t>
+      </w:r>
+      <w:r>
+        <w:rPr>
+          <w:rFonts w:ascii="Times New Roman" w:cs="Times New Roman" w:eastAsia="Times New Roman" w:hAnsi="Times New Roman"/>
+          <w:b w:val="false"/>
+          <w:bCs w:val="false"/>
+          <w:i w:val="false"/>
+          <w:iCs w:val="false"/>
+          <w:sz w:val="22"/>
+          <w:szCs w:val="22"/>
+        </w:rPr>
+        <w:t xml:space="preserve">M, 162 infrastruktur sanitasi. Urgensi </w:t>
+      </w:r>
+      <w:r>
+        <w:rPr>
+          <w:rFonts w:ascii="Times New Roman" w:cs="Times New Roman" w:eastAsia="Times New Roman" w:hAnsi="Times New Roman"/>
+          <w:b w:val="false"/>
+          <w:bCs w:val="false"/>
+          <w:i/>
+          <w:iCs/>
+          <w:sz w:val="22"/>
+          <w:szCs w:val="22"/>
+        </w:rPr>
+        <w:t xml:space="preserve">gap</w:t>
+      </w:r>
+      <w:r>
+        <w:rPr>
+          <w:rFonts w:ascii="Times New Roman" w:cs="Times New Roman" w:eastAsia="Times New Roman" w:hAnsi="Times New Roman"/>
+          <w:b w:val="false"/>
+          <w:bCs w:val="false"/>
+          <w:i w:val="false"/>
+          <w:iCs w:val="false"/>
+          <w:sz w:val="22"/>
+          <w:szCs w:val="22"/>
+        </w:rPr>
+        <w:t xml:space="preserve"> layanan fisik: 481.746 KK belum terlayani air minum; 497.355 KK belum memanfaatkan sanitasi layak; 261 desa belum berinfrastruktur terpetakan.</w:t>
+      </w:r>
+    </w:p>
+    <w:p>
+      <w:pPr>
+        <w:spacing w:after="160" w:line="360"/>
+        <w:jc w:val="both"/>
+      </w:pPr>
+      <w:r>
+        <w:rPr>
+          <w:rFonts w:ascii="Times New Roman" w:cs="Times New Roman" w:eastAsia="Times New Roman" w:hAnsi="Times New Roman"/>
+          <w:b w:val="false"/>
+          <w:bCs w:val="false"/>
+          <w:i w:val="false"/>
+          <w:iCs w:val="false"/>
+          <w:sz w:val="22"/>
+          <w:szCs w:val="22"/>
+        </w:rPr>
+        <w:t xml:space="preserve">Peta anggaran terhimpun: air minum Rp 91,47 miliar, sanitasi Rp 63,30 miliar, pekerjaan Rp 95,28 miliar (466 kontrak), pengawasan Rp 14,46 miliar.</w:t>
       </w:r>
     </w:p>
     <w:p>
@@ -1023,7 +1950,31 @@
           <w:sz w:val="22"/>
           <w:szCs w:val="22"/>
         </w:rPr>
-        <w:t xml:space="preserve">Arumanis telah menghimpun data operasional dari berbagai sumber. Proses sinkronisasi resmi dimulai sejak 2017, namun impor capaian unit SPAM memuat jejak historis hingga tahun 2009.</w:t>
+        <w:t xml:space="preserve">Arumanis telah menghimpun data operasional dari berbagai sumber. Proses sinkronisasi resmi dimulai sejak 2017, namun impor capaian unit </w:t>
+      </w:r>
+      <w:r>
+        <w:rPr>
+          <w:rFonts w:ascii="Times New Roman" w:cs="Times New Roman" w:eastAsia="Times New Roman" w:hAnsi="Times New Roman"/>
+          <w:b w:val="false"/>
+          <w:bCs w:val="false"/>
+          <w:i/>
+          <w:iCs/>
+          <w:sz w:val="22"/>
+          <w:szCs w:val="22"/>
+        </w:rPr>
+        <w:t xml:space="preserve">SPA</w:t>
+      </w:r>
+      <w:r>
+        <w:rPr>
+          <w:rFonts w:ascii="Times New Roman" w:cs="Times New Roman" w:eastAsia="Times New Roman" w:hAnsi="Times New Roman"/>
+          <w:b w:val="false"/>
+          <w:bCs w:val="false"/>
+          <w:i w:val="false"/>
+          <w:iCs w:val="false"/>
+          <w:sz w:val="22"/>
+          <w:szCs w:val="22"/>
+        </w:rPr>
+        <w:t xml:space="preserve">M memuat jejak historis hingga tahun 2009.</w:t>
       </w:r>
     </w:p>
     <w:p>
@@ -1041,7 +1992,247 @@
           <w:sz w:val="22"/>
           <w:szCs w:val="22"/>
         </w:rPr>
-        <w:t xml:space="preserve">Capaian SPAM per tahun: tahun 2009 (1 record, 1 unit, 218 KK / 1.088 jiwa); tahun 2014 (1 record, 1 unit, 215 KK / 1.075 jiwa); tahun 2020 (63 record, 63 unit, 13.125 KK / 65.607 jiwa); tahun 2021 (59 record, 59 unit, 10.696 KK / 53.433 jiwa); tahun 2022 (61 record, 61 unit, 10.312 KK / 51.546 jiwa); tahun 2023 (55 record, 55 unit, 5.920 KK / 29.601 jiwa); tahun 2024 (192 record, 192 unit, 5.093 KK / 25.479 jiwa); tahun 2025 (71 record, 71 unit, 7.552 KK / 37.828 jiwa); tahun 2026 (5 record, 5 unit, 75 KK / 363 jiwa).</w:t>
+        <w:t xml:space="preserve">Capaian </w:t>
+      </w:r>
+      <w:r>
+        <w:rPr>
+          <w:rFonts w:ascii="Times New Roman" w:cs="Times New Roman" w:eastAsia="Times New Roman" w:hAnsi="Times New Roman"/>
+          <w:b w:val="false"/>
+          <w:bCs w:val="false"/>
+          <w:i/>
+          <w:iCs/>
+          <w:sz w:val="22"/>
+          <w:szCs w:val="22"/>
+        </w:rPr>
+        <w:t xml:space="preserve">SPA</w:t>
+      </w:r>
+      <w:r>
+        <w:rPr>
+          <w:rFonts w:ascii="Times New Roman" w:cs="Times New Roman" w:eastAsia="Times New Roman" w:hAnsi="Times New Roman"/>
+          <w:b w:val="false"/>
+          <w:bCs w:val="false"/>
+          <w:i w:val="false"/>
+          <w:iCs w:val="false"/>
+          <w:sz w:val="22"/>
+          <w:szCs w:val="22"/>
+        </w:rPr>
+        <w:t xml:space="preserve">M per tahun: tahun 2009 (1 </w:t>
+      </w:r>
+      <w:r>
+        <w:rPr>
+          <w:rFonts w:ascii="Times New Roman" w:cs="Times New Roman" w:eastAsia="Times New Roman" w:hAnsi="Times New Roman"/>
+          <w:b w:val="false"/>
+          <w:bCs w:val="false"/>
+          <w:i/>
+          <w:iCs/>
+          <w:sz w:val="22"/>
+          <w:szCs w:val="22"/>
+        </w:rPr>
+        <w:t xml:space="preserve">record</w:t>
+      </w:r>
+      <w:r>
+        <w:rPr>
+          <w:rFonts w:ascii="Times New Roman" w:cs="Times New Roman" w:eastAsia="Times New Roman" w:hAnsi="Times New Roman"/>
+          <w:b w:val="false"/>
+          <w:bCs w:val="false"/>
+          <w:i w:val="false"/>
+          <w:iCs w:val="false"/>
+          <w:sz w:val="22"/>
+          <w:szCs w:val="22"/>
+        </w:rPr>
+        <w:t xml:space="preserve">, 1 unit, 218 KK / 1.088 jiwa); tahun 2014 (1 </w:t>
+      </w:r>
+      <w:r>
+        <w:rPr>
+          <w:rFonts w:ascii="Times New Roman" w:cs="Times New Roman" w:eastAsia="Times New Roman" w:hAnsi="Times New Roman"/>
+          <w:b w:val="false"/>
+          <w:bCs w:val="false"/>
+          <w:i/>
+          <w:iCs/>
+          <w:sz w:val="22"/>
+          <w:szCs w:val="22"/>
+        </w:rPr>
+        <w:t xml:space="preserve">record</w:t>
+      </w:r>
+      <w:r>
+        <w:rPr>
+          <w:rFonts w:ascii="Times New Roman" w:cs="Times New Roman" w:eastAsia="Times New Roman" w:hAnsi="Times New Roman"/>
+          <w:b w:val="false"/>
+          <w:bCs w:val="false"/>
+          <w:i w:val="false"/>
+          <w:iCs w:val="false"/>
+          <w:sz w:val="22"/>
+          <w:szCs w:val="22"/>
+        </w:rPr>
+        <w:t xml:space="preserve">, 1 unit, 215 KK / 1.075 jiwa); tahun 2020 (63 </w:t>
+      </w:r>
+      <w:r>
+        <w:rPr>
+          <w:rFonts w:ascii="Times New Roman" w:cs="Times New Roman" w:eastAsia="Times New Roman" w:hAnsi="Times New Roman"/>
+          <w:b w:val="false"/>
+          <w:bCs w:val="false"/>
+          <w:i/>
+          <w:iCs/>
+          <w:sz w:val="22"/>
+          <w:szCs w:val="22"/>
+        </w:rPr>
+        <w:t xml:space="preserve">record</w:t>
+      </w:r>
+      <w:r>
+        <w:rPr>
+          <w:rFonts w:ascii="Times New Roman" w:cs="Times New Roman" w:eastAsia="Times New Roman" w:hAnsi="Times New Roman"/>
+          <w:b w:val="false"/>
+          <w:bCs w:val="false"/>
+          <w:i w:val="false"/>
+          <w:iCs w:val="false"/>
+          <w:sz w:val="22"/>
+          <w:szCs w:val="22"/>
+        </w:rPr>
+        <w:t xml:space="preserve">, 63 unit, 13.125 KK / 65.607 jiwa); tahun 2021 (59 </w:t>
+      </w:r>
+      <w:r>
+        <w:rPr>
+          <w:rFonts w:ascii="Times New Roman" w:cs="Times New Roman" w:eastAsia="Times New Roman" w:hAnsi="Times New Roman"/>
+          <w:b w:val="false"/>
+          <w:bCs w:val="false"/>
+          <w:i/>
+          <w:iCs/>
+          <w:sz w:val="22"/>
+          <w:szCs w:val="22"/>
+        </w:rPr>
+        <w:t xml:space="preserve">record</w:t>
+      </w:r>
+      <w:r>
+        <w:rPr>
+          <w:rFonts w:ascii="Times New Roman" w:cs="Times New Roman" w:eastAsia="Times New Roman" w:hAnsi="Times New Roman"/>
+          <w:b w:val="false"/>
+          <w:bCs w:val="false"/>
+          <w:i w:val="false"/>
+          <w:iCs w:val="false"/>
+          <w:sz w:val="22"/>
+          <w:szCs w:val="22"/>
+        </w:rPr>
+        <w:t xml:space="preserve">, 59 unit, 10.696 KK / 53.433 jiwa); tahun 2022 (61 </w:t>
+      </w:r>
+      <w:r>
+        <w:rPr>
+          <w:rFonts w:ascii="Times New Roman" w:cs="Times New Roman" w:eastAsia="Times New Roman" w:hAnsi="Times New Roman"/>
+          <w:b w:val="false"/>
+          <w:bCs w:val="false"/>
+          <w:i/>
+          <w:iCs/>
+          <w:sz w:val="22"/>
+          <w:szCs w:val="22"/>
+        </w:rPr>
+        <w:t xml:space="preserve">record</w:t>
+      </w:r>
+      <w:r>
+        <w:rPr>
+          <w:rFonts w:ascii="Times New Roman" w:cs="Times New Roman" w:eastAsia="Times New Roman" w:hAnsi="Times New Roman"/>
+          <w:b w:val="false"/>
+          <w:bCs w:val="false"/>
+          <w:i w:val="false"/>
+          <w:iCs w:val="false"/>
+          <w:sz w:val="22"/>
+          <w:szCs w:val="22"/>
+        </w:rPr>
+        <w:t xml:space="preserve">, 61 unit, 10.312 KK / 51.546 jiwa); tahun 2023 (55 </w:t>
+      </w:r>
+      <w:r>
+        <w:rPr>
+          <w:rFonts w:ascii="Times New Roman" w:cs="Times New Roman" w:eastAsia="Times New Roman" w:hAnsi="Times New Roman"/>
+          <w:b w:val="false"/>
+          <w:bCs w:val="false"/>
+          <w:i/>
+          <w:iCs/>
+          <w:sz w:val="22"/>
+          <w:szCs w:val="22"/>
+        </w:rPr>
+        <w:t xml:space="preserve">record</w:t>
+      </w:r>
+      <w:r>
+        <w:rPr>
+          <w:rFonts w:ascii="Times New Roman" w:cs="Times New Roman" w:eastAsia="Times New Roman" w:hAnsi="Times New Roman"/>
+          <w:b w:val="false"/>
+          <w:bCs w:val="false"/>
+          <w:i w:val="false"/>
+          <w:iCs w:val="false"/>
+          <w:sz w:val="22"/>
+          <w:szCs w:val="22"/>
+        </w:rPr>
+        <w:t xml:space="preserve">, 55 unit, 5.920 KK / 29.601 jiwa); tahun 2024 (192 </w:t>
+      </w:r>
+      <w:r>
+        <w:rPr>
+          <w:rFonts w:ascii="Times New Roman" w:cs="Times New Roman" w:eastAsia="Times New Roman" w:hAnsi="Times New Roman"/>
+          <w:b w:val="false"/>
+          <w:bCs w:val="false"/>
+          <w:i/>
+          <w:iCs/>
+          <w:sz w:val="22"/>
+          <w:szCs w:val="22"/>
+        </w:rPr>
+        <w:t xml:space="preserve">record</w:t>
+      </w:r>
+      <w:r>
+        <w:rPr>
+          <w:rFonts w:ascii="Times New Roman" w:cs="Times New Roman" w:eastAsia="Times New Roman" w:hAnsi="Times New Roman"/>
+          <w:b w:val="false"/>
+          <w:bCs w:val="false"/>
+          <w:i w:val="false"/>
+          <w:iCs w:val="false"/>
+          <w:sz w:val="22"/>
+          <w:szCs w:val="22"/>
+        </w:rPr>
+        <w:t xml:space="preserve">, 192 unit, 5.093 KK / 25.479 jiwa); tahun 2025 (71 </w:t>
+      </w:r>
+      <w:r>
+        <w:rPr>
+          <w:rFonts w:ascii="Times New Roman" w:cs="Times New Roman" w:eastAsia="Times New Roman" w:hAnsi="Times New Roman"/>
+          <w:b w:val="false"/>
+          <w:bCs w:val="false"/>
+          <w:i/>
+          <w:iCs/>
+          <w:sz w:val="22"/>
+          <w:szCs w:val="22"/>
+        </w:rPr>
+        <w:t xml:space="preserve">record</w:t>
+      </w:r>
+      <w:r>
+        <w:rPr>
+          <w:rFonts w:ascii="Times New Roman" w:cs="Times New Roman" w:eastAsia="Times New Roman" w:hAnsi="Times New Roman"/>
+          <w:b w:val="false"/>
+          <w:bCs w:val="false"/>
+          <w:i w:val="false"/>
+          <w:iCs w:val="false"/>
+          <w:sz w:val="22"/>
+          <w:szCs w:val="22"/>
+        </w:rPr>
+        <w:t xml:space="preserve">, 71 unit, 7.552 KK / 37.828 jiwa); tahun 2026 (5 </w:t>
+      </w:r>
+      <w:r>
+        <w:rPr>
+          <w:rFonts w:ascii="Times New Roman" w:cs="Times New Roman" w:eastAsia="Times New Roman" w:hAnsi="Times New Roman"/>
+          <w:b w:val="false"/>
+          <w:bCs w:val="false"/>
+          <w:i/>
+          <w:iCs/>
+          <w:sz w:val="22"/>
+          <w:szCs w:val="22"/>
+        </w:rPr>
+        <w:t xml:space="preserve">record</w:t>
+      </w:r>
+      <w:r>
+        <w:rPr>
+          <w:rFonts w:ascii="Times New Roman" w:cs="Times New Roman" w:eastAsia="Times New Roman" w:hAnsi="Times New Roman"/>
+          <w:b w:val="false"/>
+          <w:bCs w:val="false"/>
+          <w:i w:val="false"/>
+          <w:iCs w:val="false"/>
+          <w:sz w:val="22"/>
+          <w:szCs w:val="22"/>
+        </w:rPr>
+        <w:t xml:space="preserve">, 5 unit, 75 KK / 363 jiwa).</w:t>
       </w:r>
     </w:p>
     <w:p>
@@ -1059,7 +2250,7 @@
           <w:sz w:val="22"/>
           <w:szCs w:val="22"/>
         </w:rPr>
-        <w:t xml:space="preserve">Monitoring pekerjaan konstruksi per tahun anggaran: 2024: 183 pekerjaan, 145 kontrak, pagu Rp 31,32 miliar; 2025: 241 pekerjaan, 225 kontrak, pagu Rp 48,19 miliar; 2026: 134 pekerjaan, 96 kontrak, pagu Rp 15,76 miliar. Total kumulatif: 558 pekerjaan, 224 output fisik, 1.280 penerima manfaat, pagu Rp 95,28 miliar.</w:t>
+        <w:t xml:space="preserve">Pemantauan pekerjaan konstruksi per tahun anggaran: 2024: 183 pekerjaan, 145 kontrak, pagu Rp 31,32 miliar; 2025: 241 pekerjaan, 225 kontrak, pagu Rp 48,19 miliar; 2026: 134 pekerjaan, 96 kontrak, pagu Rp 15,76 miliar. Total kumulatif: 558 pekerjaan, 241 hasil fisik, 1.381 penerima manfaat, pagu Rp 95,28 miliar.</w:t>
       </w:r>
     </w:p>
     <w:p>
@@ -1075,7 +2266,7 @@
           <w:sz w:val="22"/>
           <w:szCs w:val="22"/>
         </w:rPr>
-        <w:t xml:space="preserve">Permasalahan</w:t>
+        <w:t xml:space="preserve">Statistik dan Visualisasi Data</w:t>
       </w:r>
     </w:p>
     <w:p>
@@ -1093,8 +2284,2718 @@
           <w:sz w:val="22"/>
           <w:szCs w:val="22"/>
         </w:rPr>
-        <w:t xml:space="preserve">Permasalahan makro: Kabupaten Cianjur dengan 2.535.002 jiwa penduduk di 33 kecamatan dan 365 desa masih menghadapi gap besar akses air minum layak dan sanitasi. Per 27 Juni 2026, capaian Standar Pelayanan Minimum (SPM) air minum 13,24% (481.746 KK belum terlayani) dan sanitasi 1,90% (261 desa belum berinfrastruktur terpetakan).</w:t>
-      </w:r>
+        <w:t xml:space="preserve">Visualisasi berikut disusun dari data operasional Arumanis untuk memperjelas tren pelaksanaan dan dampak sistem. Diagram batang disajikan dalam format tabel agar tetap terbaca pada dokumen cetak.</w:t>
+      </w:r>
+    </w:p>
+    <w:p>
+      <w:pPr>
+        <w:pStyle w:val="bagian3"/>
+        <w:spacing w:after="60" w:before="160"/>
+      </w:pPr>
+      <w:r>
+        <w:rPr>
+          <w:rFonts w:ascii="Times New Roman" w:cs="Times New Roman" w:eastAsia="Times New Roman" w:hAnsi="Times New Roman"/>
+          <w:b/>
+          <w:bCs/>
+          <w:sz w:val="22"/>
+          <w:szCs w:val="22"/>
+        </w:rPr>
+        <w:t xml:space="preserve">Grafik 1. Tren pekerjaan konstruksi per tahun anggaran</w:t>
+      </w:r>
+    </w:p>
+    <w:tbl>
+      <w:tblPr>
+        <w:tblW w:type="dxa" w:w="9380"/>
+        <w:tblBorders>
+          <w:top w:val="single" w:color="auto" w:sz="4"/>
+          <w:left w:val="single" w:color="auto" w:sz="4"/>
+          <w:bottom w:val="single" w:color="auto" w:sz="4"/>
+          <w:right w:val="single" w:color="auto" w:sz="4"/>
+          <w:insideH w:val="single" w:color="auto" w:sz="4"/>
+          <w:insideV w:val="single" w:color="auto" w:sz="4"/>
+        </w:tblBorders>
+      </w:tblPr>
+      <w:tblGrid>
+        <w:gridCol w:w="2800"/>
+        <w:gridCol w:w="6580"/>
+      </w:tblGrid>
+      <w:tr>
+        <w:tc>
+          <w:tcPr>
+            <w:tcW w:type="dxa" w:w="2800"/>
+            <w:tcBorders>
+              <w:top w:val="single" w:color="000000" w:sz="8"/>
+              <w:left w:val="single" w:color="000000" w:sz="8"/>
+              <w:bottom w:val="single" w:color="000000" w:sz="8"/>
+              <w:right w:val="single" w:color="000000" w:sz="8"/>
+            </w:tcBorders>
+            <w:shd w:fill="D9E2F3" w:val="clear"/>
+            <w:tcMar>
+              <w:top w:type="dxa" w:w="80"/>
+              <w:left w:type="dxa" w:w="140"/>
+              <w:bottom w:type="dxa" w:w="80"/>
+              <w:right w:type="dxa" w:w="140"/>
+            </w:tcMar>
+          </w:tcPr>
+          <w:p>
+            <w:r>
+              <w:rPr>
+                <w:rFonts w:ascii="Times New Roman" w:cs="Times New Roman" w:eastAsia="Times New Roman" w:hAnsi="Times New Roman"/>
+                <w:b/>
+                <w:bCs/>
+                <w:i w:val="false"/>
+                <w:iCs w:val="false"/>
+                <w:sz w:val="20"/>
+                <w:szCs w:val="20"/>
+              </w:rPr>
+              <w:t xml:space="preserve">Tahun</w:t>
+            </w:r>
+          </w:p>
+        </w:tc>
+        <w:tc>
+          <w:tcPr>
+            <w:tcW w:type="dxa" w:w="6580"/>
+            <w:tcBorders>
+              <w:top w:val="single" w:color="000000" w:sz="8"/>
+              <w:left w:val="single" w:color="000000" w:sz="8"/>
+              <w:bottom w:val="single" w:color="000000" w:sz="8"/>
+              <w:right w:val="single" w:color="000000" w:sz="8"/>
+            </w:tcBorders>
+            <w:shd w:fill="D9E2F3" w:val="clear"/>
+            <w:tcMar>
+              <w:top w:type="dxa" w:w="80"/>
+              <w:left w:type="dxa" w:w="140"/>
+              <w:bottom w:type="dxa" w:w="80"/>
+              <w:right w:type="dxa" w:w="140"/>
+            </w:tcMar>
+          </w:tcPr>
+          <w:p>
+            <w:r>
+              <w:rPr>
+                <w:rFonts w:ascii="Times New Roman" w:cs="Times New Roman" w:eastAsia="Times New Roman" w:hAnsi="Times New Roman"/>
+                <w:b/>
+                <w:bCs/>
+                <w:i w:val="false"/>
+                <w:iCs w:val="false"/>
+                <w:sz w:val="20"/>
+                <w:szCs w:val="20"/>
+              </w:rPr>
+              <w:t xml:space="preserve">Distribusi</w:t>
+            </w:r>
+          </w:p>
+        </w:tc>
+      </w:tr>
+      <w:tr>
+        <w:tc>
+          <w:tcPr>
+            <w:tcW w:type="dxa" w:w="2800"/>
+            <w:tcBorders>
+              <w:top w:val="single" w:color="000000" w:sz="8"/>
+              <w:left w:val="single" w:color="000000" w:sz="8"/>
+              <w:bottom w:val="single" w:color="000000" w:sz="8"/>
+              <w:right w:val="single" w:color="000000" w:sz="8"/>
+            </w:tcBorders>
+            <w:tcMar>
+              <w:top w:type="dxa" w:w="80"/>
+              <w:left w:type="dxa" w:w="140"/>
+              <w:bottom w:type="dxa" w:w="80"/>
+              <w:right w:type="dxa" w:w="140"/>
+            </w:tcMar>
+          </w:tcPr>
+          <w:p>
+            <w:r>
+              <w:rPr>
+                <w:rFonts w:ascii="Times New Roman" w:cs="Times New Roman" w:eastAsia="Times New Roman" w:hAnsi="Times New Roman"/>
+                <w:b w:val="false"/>
+                <w:bCs w:val="false"/>
+                <w:i w:val="false"/>
+                <w:iCs w:val="false"/>
+                <w:sz w:val="20"/>
+                <w:szCs w:val="20"/>
+              </w:rPr>
+              <w:t xml:space="preserve">Tahun 2024</w:t>
+            </w:r>
+          </w:p>
+        </w:tc>
+        <w:tc>
+          <w:tcPr>
+            <w:tcW w:type="dxa" w:w="6580"/>
+            <w:tcBorders>
+              <w:top w:val="single" w:color="000000" w:sz="8"/>
+              <w:left w:val="single" w:color="000000" w:sz="8"/>
+              <w:bottom w:val="single" w:color="000000" w:sz="8"/>
+              <w:right w:val="single" w:color="000000" w:sz="8"/>
+            </w:tcBorders>
+            <w:tcMar>
+              <w:top w:type="dxa" w:w="80"/>
+              <w:left w:type="dxa" w:w="140"/>
+              <w:bottom w:type="dxa" w:w="80"/>
+              <w:right w:type="dxa" w:w="140"/>
+            </w:tcMar>
+          </w:tcPr>
+          <w:tbl>
+            <w:tblPr>
+              <w:tblW w:type="dxa" w:w="6580"/>
+              <w:tblBorders>
+                <w:top w:val="single" w:color="auto" w:sz="4"/>
+                <w:left w:val="single" w:color="auto" w:sz="4"/>
+                <w:bottom w:val="single" w:color="auto" w:sz="4"/>
+                <w:right w:val="single" w:color="auto" w:sz="4"/>
+                <w:insideH w:val="single" w:color="auto" w:sz="4"/>
+                <w:insideV w:val="single" w:color="auto" w:sz="4"/>
+              </w:tblBorders>
+            </w:tblPr>
+            <w:tblGrid>
+              <w:gridCol w:w="5001"/>
+              <w:gridCol w:w="1579"/>
+            </w:tblGrid>
+            <w:tr>
+              <w:tc>
+                <w:tcPr>
+                  <w:shd w:fill="2E75B6" w:val="clear"/>
+                  <w:tcMar>
+                    <w:top w:type="dxa" w:w="40"/>
+                    <w:left w:type="dxa" w:w="80"/>
+                    <w:bottom w:type="dxa" w:w="40"/>
+                    <w:right w:type="dxa" w:w="80"/>
+                  </w:tcMar>
+                </w:tcPr>
+                <w:p>
+                  <w:r>
+                    <w:rPr>
+                      <w:rFonts w:ascii="Times New Roman" w:cs="Times New Roman" w:eastAsia="Times New Roman" w:hAnsi="Times New Roman"/>
+                      <w:b/>
+                      <w:bCs/>
+                      <w:color w:val="FFFFFF"/>
+                      <w:sz w:val="18"/>
+                      <w:szCs w:val="18"/>
+                    </w:rPr>
+                    <w:t xml:space="preserve">183 paket</w:t>
+                  </w:r>
+                </w:p>
+              </w:tc>
+              <w:tc>
+                <w:p/>
+              </w:tc>
+            </w:tr>
+          </w:tbl>
+          <w:p/>
+        </w:tc>
+      </w:tr>
+      <w:tr>
+        <w:tc>
+          <w:tcPr>
+            <w:tcW w:type="dxa" w:w="2800"/>
+            <w:tcBorders>
+              <w:top w:val="single" w:color="000000" w:sz="8"/>
+              <w:left w:val="single" w:color="000000" w:sz="8"/>
+              <w:bottom w:val="single" w:color="000000" w:sz="8"/>
+              <w:right w:val="single" w:color="000000" w:sz="8"/>
+            </w:tcBorders>
+            <w:tcMar>
+              <w:top w:type="dxa" w:w="80"/>
+              <w:left w:type="dxa" w:w="140"/>
+              <w:bottom w:type="dxa" w:w="80"/>
+              <w:right w:type="dxa" w:w="140"/>
+            </w:tcMar>
+          </w:tcPr>
+          <w:p>
+            <w:r>
+              <w:rPr>
+                <w:rFonts w:ascii="Times New Roman" w:cs="Times New Roman" w:eastAsia="Times New Roman" w:hAnsi="Times New Roman"/>
+                <w:b w:val="false"/>
+                <w:bCs w:val="false"/>
+                <w:i w:val="false"/>
+                <w:iCs w:val="false"/>
+                <w:sz w:val="20"/>
+                <w:szCs w:val="20"/>
+              </w:rPr>
+              <w:t xml:space="preserve">Tahun 2025</w:t>
+            </w:r>
+          </w:p>
+        </w:tc>
+        <w:tc>
+          <w:tcPr>
+            <w:tcW w:type="dxa" w:w="6580"/>
+            <w:tcBorders>
+              <w:top w:val="single" w:color="000000" w:sz="8"/>
+              <w:left w:val="single" w:color="000000" w:sz="8"/>
+              <w:bottom w:val="single" w:color="000000" w:sz="8"/>
+              <w:right w:val="single" w:color="000000" w:sz="8"/>
+            </w:tcBorders>
+            <w:tcMar>
+              <w:top w:type="dxa" w:w="80"/>
+              <w:left w:type="dxa" w:w="140"/>
+              <w:bottom w:type="dxa" w:w="80"/>
+              <w:right w:type="dxa" w:w="140"/>
+            </w:tcMar>
+          </w:tcPr>
+          <w:tbl>
+            <w:tblPr>
+              <w:tblW w:type="dxa" w:w="6580"/>
+              <w:tblBorders>
+                <w:top w:val="single" w:color="auto" w:sz="4"/>
+                <w:left w:val="single" w:color="auto" w:sz="4"/>
+                <w:bottom w:val="single" w:color="auto" w:sz="4"/>
+                <w:right w:val="single" w:color="auto" w:sz="4"/>
+                <w:insideH w:val="single" w:color="auto" w:sz="4"/>
+                <w:insideV w:val="single" w:color="auto" w:sz="4"/>
+              </w:tblBorders>
+            </w:tblPr>
+            <w:tblGrid>
+              <w:gridCol w:w="6580"/>
+              <w:gridCol w:w="200"/>
+            </w:tblGrid>
+            <w:tr>
+              <w:tc>
+                <w:tcPr>
+                  <w:shd w:fill="2E75B6" w:val="clear"/>
+                  <w:tcMar>
+                    <w:top w:type="dxa" w:w="40"/>
+                    <w:left w:type="dxa" w:w="80"/>
+                    <w:bottom w:type="dxa" w:w="40"/>
+                    <w:right w:type="dxa" w:w="80"/>
+                  </w:tcMar>
+                </w:tcPr>
+                <w:p>
+                  <w:r>
+                    <w:rPr>
+                      <w:rFonts w:ascii="Times New Roman" w:cs="Times New Roman" w:eastAsia="Times New Roman" w:hAnsi="Times New Roman"/>
+                      <w:b/>
+                      <w:bCs/>
+                      <w:color w:val="FFFFFF"/>
+                      <w:sz w:val="18"/>
+                      <w:szCs w:val="18"/>
+                    </w:rPr>
+                    <w:t xml:space="preserve">241 paket</w:t>
+                  </w:r>
+                </w:p>
+              </w:tc>
+              <w:tc>
+                <w:p/>
+              </w:tc>
+            </w:tr>
+          </w:tbl>
+          <w:p/>
+        </w:tc>
+      </w:tr>
+      <w:tr>
+        <w:tc>
+          <w:tcPr>
+            <w:tcW w:type="dxa" w:w="2800"/>
+            <w:tcBorders>
+              <w:top w:val="single" w:color="000000" w:sz="8"/>
+              <w:left w:val="single" w:color="000000" w:sz="8"/>
+              <w:bottom w:val="single" w:color="000000" w:sz="8"/>
+              <w:right w:val="single" w:color="000000" w:sz="8"/>
+            </w:tcBorders>
+            <w:tcMar>
+              <w:top w:type="dxa" w:w="80"/>
+              <w:left w:type="dxa" w:w="140"/>
+              <w:bottom w:type="dxa" w:w="80"/>
+              <w:right w:type="dxa" w:w="140"/>
+            </w:tcMar>
+          </w:tcPr>
+          <w:p>
+            <w:r>
+              <w:rPr>
+                <w:rFonts w:ascii="Times New Roman" w:cs="Times New Roman" w:eastAsia="Times New Roman" w:hAnsi="Times New Roman"/>
+                <w:b w:val="false"/>
+                <w:bCs w:val="false"/>
+                <w:i w:val="false"/>
+                <w:iCs w:val="false"/>
+                <w:sz w:val="20"/>
+                <w:szCs w:val="20"/>
+              </w:rPr>
+              <w:t xml:space="preserve">Tahun 2026</w:t>
+            </w:r>
+          </w:p>
+        </w:tc>
+        <w:tc>
+          <w:tcPr>
+            <w:tcW w:type="dxa" w:w="6580"/>
+            <w:tcBorders>
+              <w:top w:val="single" w:color="000000" w:sz="8"/>
+              <w:left w:val="single" w:color="000000" w:sz="8"/>
+              <w:bottom w:val="single" w:color="000000" w:sz="8"/>
+              <w:right w:val="single" w:color="000000" w:sz="8"/>
+            </w:tcBorders>
+            <w:tcMar>
+              <w:top w:type="dxa" w:w="80"/>
+              <w:left w:type="dxa" w:w="140"/>
+              <w:bottom w:type="dxa" w:w="80"/>
+              <w:right w:type="dxa" w:w="140"/>
+            </w:tcMar>
+          </w:tcPr>
+          <w:tbl>
+            <w:tblPr>
+              <w:tblW w:type="dxa" w:w="6580"/>
+              <w:tblBorders>
+                <w:top w:val="single" w:color="auto" w:sz="4"/>
+                <w:left w:val="single" w:color="auto" w:sz="4"/>
+                <w:bottom w:val="single" w:color="auto" w:sz="4"/>
+                <w:right w:val="single" w:color="auto" w:sz="4"/>
+                <w:insideH w:val="single" w:color="auto" w:sz="4"/>
+                <w:insideV w:val="single" w:color="auto" w:sz="4"/>
+              </w:tblBorders>
+            </w:tblPr>
+            <w:tblGrid>
+              <w:gridCol w:w="3685"/>
+              <w:gridCol w:w="2895"/>
+            </w:tblGrid>
+            <w:tr>
+              <w:tc>
+                <w:tcPr>
+                  <w:shd w:fill="2E75B6" w:val="clear"/>
+                  <w:tcMar>
+                    <w:top w:type="dxa" w:w="40"/>
+                    <w:left w:type="dxa" w:w="80"/>
+                    <w:bottom w:type="dxa" w:w="40"/>
+                    <w:right w:type="dxa" w:w="80"/>
+                  </w:tcMar>
+                </w:tcPr>
+                <w:p>
+                  <w:r>
+                    <w:rPr>
+                      <w:rFonts w:ascii="Times New Roman" w:cs="Times New Roman" w:eastAsia="Times New Roman" w:hAnsi="Times New Roman"/>
+                      <w:b/>
+                      <w:bCs/>
+                      <w:color w:val="FFFFFF"/>
+                      <w:sz w:val="18"/>
+                      <w:szCs w:val="18"/>
+                    </w:rPr>
+                    <w:t xml:space="preserve">134 paket</w:t>
+                  </w:r>
+                </w:p>
+              </w:tc>
+              <w:tc>
+                <w:p/>
+              </w:tc>
+            </w:tr>
+          </w:tbl>
+          <w:p/>
+        </w:tc>
+      </w:tr>
+    </w:tbl>
+    <w:p>
+      <w:pPr>
+        <w:spacing w:after="160"/>
+      </w:pPr>
+    </w:p>
+    <w:p>
+      <w:pPr>
+        <w:pStyle w:val="bagian3"/>
+        <w:spacing w:after="60" w:before="160"/>
+      </w:pPr>
+      <w:r>
+        <w:rPr>
+          <w:rFonts w:ascii="Times New Roman" w:cs="Times New Roman" w:eastAsia="Times New Roman" w:hAnsi="Times New Roman"/>
+          <w:b/>
+          <w:bCs/>
+          <w:sz w:val="22"/>
+          <w:szCs w:val="22"/>
+        </w:rPr>
+        <w:t xml:space="preserve">Grafik 2. Lima kecamatan dengan pekerjaan terbanyak</w:t>
+      </w:r>
+    </w:p>
+    <w:tbl>
+      <w:tblPr>
+        <w:tblW w:type="dxa" w:w="9380"/>
+        <w:tblBorders>
+          <w:top w:val="single" w:color="auto" w:sz="4"/>
+          <w:left w:val="single" w:color="auto" w:sz="4"/>
+          <w:bottom w:val="single" w:color="auto" w:sz="4"/>
+          <w:right w:val="single" w:color="auto" w:sz="4"/>
+          <w:insideH w:val="single" w:color="auto" w:sz="4"/>
+          <w:insideV w:val="single" w:color="auto" w:sz="4"/>
+        </w:tblBorders>
+      </w:tblPr>
+      <w:tblGrid>
+        <w:gridCol w:w="2800"/>
+        <w:gridCol w:w="6580"/>
+      </w:tblGrid>
+      <w:tr>
+        <w:tc>
+          <w:tcPr>
+            <w:tcW w:type="dxa" w:w="2800"/>
+            <w:tcBorders>
+              <w:top w:val="single" w:color="000000" w:sz="8"/>
+              <w:left w:val="single" w:color="000000" w:sz="8"/>
+              <w:bottom w:val="single" w:color="000000" w:sz="8"/>
+              <w:right w:val="single" w:color="000000" w:sz="8"/>
+            </w:tcBorders>
+            <w:shd w:fill="D9E2F3" w:val="clear"/>
+            <w:tcMar>
+              <w:top w:type="dxa" w:w="80"/>
+              <w:left w:type="dxa" w:w="140"/>
+              <w:bottom w:type="dxa" w:w="80"/>
+              <w:right w:type="dxa" w:w="140"/>
+            </w:tcMar>
+          </w:tcPr>
+          <w:p>
+            <w:r>
+              <w:rPr>
+                <w:rFonts w:ascii="Times New Roman" w:cs="Times New Roman" w:eastAsia="Times New Roman" w:hAnsi="Times New Roman"/>
+                <w:b/>
+                <w:bCs/>
+                <w:i w:val="false"/>
+                <w:iCs w:val="false"/>
+                <w:sz w:val="20"/>
+                <w:szCs w:val="20"/>
+              </w:rPr>
+              <w:t xml:space="preserve">Kecamatan</w:t>
+            </w:r>
+          </w:p>
+        </w:tc>
+        <w:tc>
+          <w:tcPr>
+            <w:tcW w:type="dxa" w:w="6580"/>
+            <w:tcBorders>
+              <w:top w:val="single" w:color="000000" w:sz="8"/>
+              <w:left w:val="single" w:color="000000" w:sz="8"/>
+              <w:bottom w:val="single" w:color="000000" w:sz="8"/>
+              <w:right w:val="single" w:color="000000" w:sz="8"/>
+            </w:tcBorders>
+            <w:shd w:fill="D9E2F3" w:val="clear"/>
+            <w:tcMar>
+              <w:top w:type="dxa" w:w="80"/>
+              <w:left w:type="dxa" w:w="140"/>
+              <w:bottom w:type="dxa" w:w="80"/>
+              <w:right w:type="dxa" w:w="140"/>
+            </w:tcMar>
+          </w:tcPr>
+          <w:p>
+            <w:r>
+              <w:rPr>
+                <w:rFonts w:ascii="Times New Roman" w:cs="Times New Roman" w:eastAsia="Times New Roman" w:hAnsi="Times New Roman"/>
+                <w:b/>
+                <w:bCs/>
+                <w:i w:val="false"/>
+                <w:iCs w:val="false"/>
+                <w:sz w:val="20"/>
+                <w:szCs w:val="20"/>
+              </w:rPr>
+              <w:t xml:space="preserve">Distribusi</w:t>
+            </w:r>
+          </w:p>
+        </w:tc>
+      </w:tr>
+      <w:tr>
+        <w:tc>
+          <w:tcPr>
+            <w:tcW w:type="dxa" w:w="2800"/>
+            <w:tcBorders>
+              <w:top w:val="single" w:color="000000" w:sz="8"/>
+              <w:left w:val="single" w:color="000000" w:sz="8"/>
+              <w:bottom w:val="single" w:color="000000" w:sz="8"/>
+              <w:right w:val="single" w:color="000000" w:sz="8"/>
+            </w:tcBorders>
+            <w:tcMar>
+              <w:top w:type="dxa" w:w="80"/>
+              <w:left w:type="dxa" w:w="140"/>
+              <w:bottom w:type="dxa" w:w="80"/>
+              <w:right w:type="dxa" w:w="140"/>
+            </w:tcMar>
+          </w:tcPr>
+          <w:p>
+            <w:r>
+              <w:rPr>
+                <w:rFonts w:ascii="Times New Roman" w:cs="Times New Roman" w:eastAsia="Times New Roman" w:hAnsi="Times New Roman"/>
+                <w:b w:val="false"/>
+                <w:bCs w:val="false"/>
+                <w:i w:val="false"/>
+                <w:iCs w:val="false"/>
+                <w:sz w:val="20"/>
+                <w:szCs w:val="20"/>
+              </w:rPr>
+              <w:t xml:space="preserve">Karangtengah</w:t>
+            </w:r>
+          </w:p>
+        </w:tc>
+        <w:tc>
+          <w:tcPr>
+            <w:tcW w:type="dxa" w:w="6580"/>
+            <w:tcBorders>
+              <w:top w:val="single" w:color="000000" w:sz="8"/>
+              <w:left w:val="single" w:color="000000" w:sz="8"/>
+              <w:bottom w:val="single" w:color="000000" w:sz="8"/>
+              <w:right w:val="single" w:color="000000" w:sz="8"/>
+            </w:tcBorders>
+            <w:tcMar>
+              <w:top w:type="dxa" w:w="80"/>
+              <w:left w:type="dxa" w:w="140"/>
+              <w:bottom w:type="dxa" w:w="80"/>
+              <w:right w:type="dxa" w:w="140"/>
+            </w:tcMar>
+          </w:tcPr>
+          <w:tbl>
+            <w:tblPr>
+              <w:tblW w:type="dxa" w:w="6580"/>
+              <w:tblBorders>
+                <w:top w:val="single" w:color="auto" w:sz="4"/>
+                <w:left w:val="single" w:color="auto" w:sz="4"/>
+                <w:bottom w:val="single" w:color="auto" w:sz="4"/>
+                <w:right w:val="single" w:color="auto" w:sz="4"/>
+                <w:insideH w:val="single" w:color="auto" w:sz="4"/>
+                <w:insideV w:val="single" w:color="auto" w:sz="4"/>
+              </w:tblBorders>
+            </w:tblPr>
+            <w:tblGrid>
+              <w:gridCol w:w="6580"/>
+              <w:gridCol w:w="200"/>
+            </w:tblGrid>
+            <w:tr>
+              <w:tc>
+                <w:tcPr>
+                  <w:shd w:fill="4472C4" w:val="clear"/>
+                  <w:tcMar>
+                    <w:top w:type="dxa" w:w="40"/>
+                    <w:left w:type="dxa" w:w="80"/>
+                    <w:bottom w:type="dxa" w:w="40"/>
+                    <w:right w:type="dxa" w:w="80"/>
+                  </w:tcMar>
+                </w:tcPr>
+                <w:p>
+                  <w:r>
+                    <w:rPr>
+                      <w:rFonts w:ascii="Times New Roman" w:cs="Times New Roman" w:eastAsia="Times New Roman" w:hAnsi="Times New Roman"/>
+                      <w:b/>
+                      <w:bCs/>
+                      <w:color w:val="FFFFFF"/>
+                      <w:sz w:val="18"/>
+                      <w:szCs w:val="18"/>
+                    </w:rPr>
+                    <w:t xml:space="preserve">50 paket</w:t>
+                  </w:r>
+                </w:p>
+              </w:tc>
+              <w:tc>
+                <w:p/>
+              </w:tc>
+            </w:tr>
+          </w:tbl>
+          <w:p/>
+        </w:tc>
+      </w:tr>
+      <w:tr>
+        <w:tc>
+          <w:tcPr>
+            <w:tcW w:type="dxa" w:w="2800"/>
+            <w:tcBorders>
+              <w:top w:val="single" w:color="000000" w:sz="8"/>
+              <w:left w:val="single" w:color="000000" w:sz="8"/>
+              <w:bottom w:val="single" w:color="000000" w:sz="8"/>
+              <w:right w:val="single" w:color="000000" w:sz="8"/>
+            </w:tcBorders>
+            <w:tcMar>
+              <w:top w:type="dxa" w:w="80"/>
+              <w:left w:type="dxa" w:w="140"/>
+              <w:bottom w:type="dxa" w:w="80"/>
+              <w:right w:type="dxa" w:w="140"/>
+            </w:tcMar>
+          </w:tcPr>
+          <w:p>
+            <w:r>
+              <w:rPr>
+                <w:rFonts w:ascii="Times New Roman" w:cs="Times New Roman" w:eastAsia="Times New Roman" w:hAnsi="Times New Roman"/>
+                <w:b w:val="false"/>
+                <w:bCs w:val="false"/>
+                <w:i w:val="false"/>
+                <w:iCs w:val="false"/>
+                <w:sz w:val="20"/>
+                <w:szCs w:val="20"/>
+              </w:rPr>
+              <w:t xml:space="preserve">Cipanas</w:t>
+            </w:r>
+          </w:p>
+        </w:tc>
+        <w:tc>
+          <w:tcPr>
+            <w:tcW w:type="dxa" w:w="6580"/>
+            <w:tcBorders>
+              <w:top w:val="single" w:color="000000" w:sz="8"/>
+              <w:left w:val="single" w:color="000000" w:sz="8"/>
+              <w:bottom w:val="single" w:color="000000" w:sz="8"/>
+              <w:right w:val="single" w:color="000000" w:sz="8"/>
+            </w:tcBorders>
+            <w:tcMar>
+              <w:top w:type="dxa" w:w="80"/>
+              <w:left w:type="dxa" w:w="140"/>
+              <w:bottom w:type="dxa" w:w="80"/>
+              <w:right w:type="dxa" w:w="140"/>
+            </w:tcMar>
+          </w:tcPr>
+          <w:tbl>
+            <w:tblPr>
+              <w:tblW w:type="dxa" w:w="6580"/>
+              <w:tblBorders>
+                <w:top w:val="single" w:color="auto" w:sz="4"/>
+                <w:left w:val="single" w:color="auto" w:sz="4"/>
+                <w:bottom w:val="single" w:color="auto" w:sz="4"/>
+                <w:right w:val="single" w:color="auto" w:sz="4"/>
+                <w:insideH w:val="single" w:color="auto" w:sz="4"/>
+                <w:insideV w:val="single" w:color="auto" w:sz="4"/>
+              </w:tblBorders>
+            </w:tblPr>
+            <w:tblGrid>
+              <w:gridCol w:w="4606"/>
+              <w:gridCol w:w="1974"/>
+            </w:tblGrid>
+            <w:tr>
+              <w:tc>
+                <w:tcPr>
+                  <w:shd w:fill="5B9BD5" w:val="clear"/>
+                  <w:tcMar>
+                    <w:top w:type="dxa" w:w="40"/>
+                    <w:left w:type="dxa" w:w="80"/>
+                    <w:bottom w:type="dxa" w:w="40"/>
+                    <w:right w:type="dxa" w:w="80"/>
+                  </w:tcMar>
+                </w:tcPr>
+                <w:p>
+                  <w:r>
+                    <w:rPr>
+                      <w:rFonts w:ascii="Times New Roman" w:cs="Times New Roman" w:eastAsia="Times New Roman" w:hAnsi="Times New Roman"/>
+                      <w:b/>
+                      <w:bCs/>
+                      <w:color w:val="FFFFFF"/>
+                      <w:sz w:val="18"/>
+                      <w:szCs w:val="18"/>
+                    </w:rPr>
+                    <w:t xml:space="preserve">35 paket</w:t>
+                  </w:r>
+                </w:p>
+              </w:tc>
+              <w:tc>
+                <w:p/>
+              </w:tc>
+            </w:tr>
+          </w:tbl>
+          <w:p/>
+        </w:tc>
+      </w:tr>
+      <w:tr>
+        <w:tc>
+          <w:tcPr>
+            <w:tcW w:type="dxa" w:w="2800"/>
+            <w:tcBorders>
+              <w:top w:val="single" w:color="000000" w:sz="8"/>
+              <w:left w:val="single" w:color="000000" w:sz="8"/>
+              <w:bottom w:val="single" w:color="000000" w:sz="8"/>
+              <w:right w:val="single" w:color="000000" w:sz="8"/>
+            </w:tcBorders>
+            <w:tcMar>
+              <w:top w:type="dxa" w:w="80"/>
+              <w:left w:type="dxa" w:w="140"/>
+              <w:bottom w:type="dxa" w:w="80"/>
+              <w:right w:type="dxa" w:w="140"/>
+            </w:tcMar>
+          </w:tcPr>
+          <w:p>
+            <w:r>
+              <w:rPr>
+                <w:rFonts w:ascii="Times New Roman" w:cs="Times New Roman" w:eastAsia="Times New Roman" w:hAnsi="Times New Roman"/>
+                <w:b w:val="false"/>
+                <w:bCs w:val="false"/>
+                <w:i w:val="false"/>
+                <w:iCs w:val="false"/>
+                <w:sz w:val="20"/>
+                <w:szCs w:val="20"/>
+              </w:rPr>
+              <w:t xml:space="preserve">Cianjur</w:t>
+            </w:r>
+          </w:p>
+        </w:tc>
+        <w:tc>
+          <w:tcPr>
+            <w:tcW w:type="dxa" w:w="6580"/>
+            <w:tcBorders>
+              <w:top w:val="single" w:color="000000" w:sz="8"/>
+              <w:left w:val="single" w:color="000000" w:sz="8"/>
+              <w:bottom w:val="single" w:color="000000" w:sz="8"/>
+              <w:right w:val="single" w:color="000000" w:sz="8"/>
+            </w:tcBorders>
+            <w:tcMar>
+              <w:top w:type="dxa" w:w="80"/>
+              <w:left w:type="dxa" w:w="140"/>
+              <w:bottom w:type="dxa" w:w="80"/>
+              <w:right w:type="dxa" w:w="140"/>
+            </w:tcMar>
+          </w:tcPr>
+          <w:tbl>
+            <w:tblPr>
+              <w:tblW w:type="dxa" w:w="6580"/>
+              <w:tblBorders>
+                <w:top w:val="single" w:color="auto" w:sz="4"/>
+                <w:left w:val="single" w:color="auto" w:sz="4"/>
+                <w:bottom w:val="single" w:color="auto" w:sz="4"/>
+                <w:right w:val="single" w:color="auto" w:sz="4"/>
+                <w:insideH w:val="single" w:color="auto" w:sz="4"/>
+                <w:insideV w:val="single" w:color="auto" w:sz="4"/>
+              </w:tblBorders>
+            </w:tblPr>
+            <w:tblGrid>
+              <w:gridCol w:w="4343"/>
+              <w:gridCol w:w="2237"/>
+            </w:tblGrid>
+            <w:tr>
+              <w:tc>
+                <w:tcPr>
+                  <w:shd w:fill="70AD47" w:val="clear"/>
+                  <w:tcMar>
+                    <w:top w:type="dxa" w:w="40"/>
+                    <w:left w:type="dxa" w:w="80"/>
+                    <w:bottom w:type="dxa" w:w="40"/>
+                    <w:right w:type="dxa" w:w="80"/>
+                  </w:tcMar>
+                </w:tcPr>
+                <w:p>
+                  <w:r>
+                    <w:rPr>
+                      <w:rFonts w:ascii="Times New Roman" w:cs="Times New Roman" w:eastAsia="Times New Roman" w:hAnsi="Times New Roman"/>
+                      <w:b/>
+                      <w:bCs/>
+                      <w:color w:val="FFFFFF"/>
+                      <w:sz w:val="18"/>
+                      <w:szCs w:val="18"/>
+                    </w:rPr>
+                    <w:t xml:space="preserve">33 paket</w:t>
+                  </w:r>
+                </w:p>
+              </w:tc>
+              <w:tc>
+                <w:p/>
+              </w:tc>
+            </w:tr>
+          </w:tbl>
+          <w:p/>
+        </w:tc>
+      </w:tr>
+      <w:tr>
+        <w:tc>
+          <w:tcPr>
+            <w:tcW w:type="dxa" w:w="2800"/>
+            <w:tcBorders>
+              <w:top w:val="single" w:color="000000" w:sz="8"/>
+              <w:left w:val="single" w:color="000000" w:sz="8"/>
+              <w:bottom w:val="single" w:color="000000" w:sz="8"/>
+              <w:right w:val="single" w:color="000000" w:sz="8"/>
+            </w:tcBorders>
+            <w:tcMar>
+              <w:top w:type="dxa" w:w="80"/>
+              <w:left w:type="dxa" w:w="140"/>
+              <w:bottom w:type="dxa" w:w="80"/>
+              <w:right w:type="dxa" w:w="140"/>
+            </w:tcMar>
+          </w:tcPr>
+          <w:p>
+            <w:r>
+              <w:rPr>
+                <w:rFonts w:ascii="Times New Roman" w:cs="Times New Roman" w:eastAsia="Times New Roman" w:hAnsi="Times New Roman"/>
+                <w:b w:val="false"/>
+                <w:bCs w:val="false"/>
+                <w:i w:val="false"/>
+                <w:iCs w:val="false"/>
+                <w:sz w:val="20"/>
+                <w:szCs w:val="20"/>
+              </w:rPr>
+              <w:t xml:space="preserve">Mande</w:t>
+            </w:r>
+          </w:p>
+        </w:tc>
+        <w:tc>
+          <w:tcPr>
+            <w:tcW w:type="dxa" w:w="6580"/>
+            <w:tcBorders>
+              <w:top w:val="single" w:color="000000" w:sz="8"/>
+              <w:left w:val="single" w:color="000000" w:sz="8"/>
+              <w:bottom w:val="single" w:color="000000" w:sz="8"/>
+              <w:right w:val="single" w:color="000000" w:sz="8"/>
+            </w:tcBorders>
+            <w:tcMar>
+              <w:top w:type="dxa" w:w="80"/>
+              <w:left w:type="dxa" w:w="140"/>
+              <w:bottom w:type="dxa" w:w="80"/>
+              <w:right w:type="dxa" w:w="140"/>
+            </w:tcMar>
+          </w:tcPr>
+          <w:tbl>
+            <w:tblPr>
+              <w:tblW w:type="dxa" w:w="6580"/>
+              <w:tblBorders>
+                <w:top w:val="single" w:color="auto" w:sz="4"/>
+                <w:left w:val="single" w:color="auto" w:sz="4"/>
+                <w:bottom w:val="single" w:color="auto" w:sz="4"/>
+                <w:right w:val="single" w:color="auto" w:sz="4"/>
+                <w:insideH w:val="single" w:color="auto" w:sz="4"/>
+                <w:insideV w:val="single" w:color="auto" w:sz="4"/>
+              </w:tblBorders>
+            </w:tblPr>
+            <w:tblGrid>
+              <w:gridCol w:w="4080"/>
+              <w:gridCol w:w="2500"/>
+            </w:tblGrid>
+            <w:tr>
+              <w:tc>
+                <w:tcPr>
+                  <w:shd w:fill="ED7D31" w:val="clear"/>
+                  <w:tcMar>
+                    <w:top w:type="dxa" w:w="40"/>
+                    <w:left w:type="dxa" w:w="80"/>
+                    <w:bottom w:type="dxa" w:w="40"/>
+                    <w:right w:type="dxa" w:w="80"/>
+                  </w:tcMar>
+                </w:tcPr>
+                <w:p>
+                  <w:r>
+                    <w:rPr>
+                      <w:rFonts w:ascii="Times New Roman" w:cs="Times New Roman" w:eastAsia="Times New Roman" w:hAnsi="Times New Roman"/>
+                      <w:b/>
+                      <w:bCs/>
+                      <w:color w:val="FFFFFF"/>
+                      <w:sz w:val="18"/>
+                      <w:szCs w:val="18"/>
+                    </w:rPr>
+                    <w:t xml:space="preserve">31 paket</w:t>
+                  </w:r>
+                </w:p>
+              </w:tc>
+              <w:tc>
+                <w:p/>
+              </w:tc>
+            </w:tr>
+          </w:tbl>
+          <w:p/>
+        </w:tc>
+      </w:tr>
+      <w:tr>
+        <w:tc>
+          <w:tcPr>
+            <w:tcW w:type="dxa" w:w="2800"/>
+            <w:tcBorders>
+              <w:top w:val="single" w:color="000000" w:sz="8"/>
+              <w:left w:val="single" w:color="000000" w:sz="8"/>
+              <w:bottom w:val="single" w:color="000000" w:sz="8"/>
+              <w:right w:val="single" w:color="000000" w:sz="8"/>
+            </w:tcBorders>
+            <w:tcMar>
+              <w:top w:type="dxa" w:w="80"/>
+              <w:left w:type="dxa" w:w="140"/>
+              <w:bottom w:type="dxa" w:w="80"/>
+              <w:right w:type="dxa" w:w="140"/>
+            </w:tcMar>
+          </w:tcPr>
+          <w:p>
+            <w:r>
+              <w:rPr>
+                <w:rFonts w:ascii="Times New Roman" w:cs="Times New Roman" w:eastAsia="Times New Roman" w:hAnsi="Times New Roman"/>
+                <w:b w:val="false"/>
+                <w:bCs w:val="false"/>
+                <w:i w:val="false"/>
+                <w:iCs w:val="false"/>
+                <w:sz w:val="20"/>
+                <w:szCs w:val="20"/>
+              </w:rPr>
+              <w:t xml:space="preserve">Naringgul</w:t>
+            </w:r>
+          </w:p>
+        </w:tc>
+        <w:tc>
+          <w:tcPr>
+            <w:tcW w:type="dxa" w:w="6580"/>
+            <w:tcBorders>
+              <w:top w:val="single" w:color="000000" w:sz="8"/>
+              <w:left w:val="single" w:color="000000" w:sz="8"/>
+              <w:bottom w:val="single" w:color="000000" w:sz="8"/>
+              <w:right w:val="single" w:color="000000" w:sz="8"/>
+            </w:tcBorders>
+            <w:tcMar>
+              <w:top w:type="dxa" w:w="80"/>
+              <w:left w:type="dxa" w:w="140"/>
+              <w:bottom w:type="dxa" w:w="80"/>
+              <w:right w:type="dxa" w:w="140"/>
+            </w:tcMar>
+          </w:tcPr>
+          <w:tbl>
+            <w:tblPr>
+              <w:tblW w:type="dxa" w:w="6580"/>
+              <w:tblBorders>
+                <w:top w:val="single" w:color="auto" w:sz="4"/>
+                <w:left w:val="single" w:color="auto" w:sz="4"/>
+                <w:bottom w:val="single" w:color="auto" w:sz="4"/>
+                <w:right w:val="single" w:color="auto" w:sz="4"/>
+                <w:insideH w:val="single" w:color="auto" w:sz="4"/>
+                <w:insideV w:val="single" w:color="auto" w:sz="4"/>
+              </w:tblBorders>
+            </w:tblPr>
+            <w:tblGrid>
+              <w:gridCol w:w="3027"/>
+              <w:gridCol w:w="3553"/>
+            </w:tblGrid>
+            <w:tr>
+              <w:tc>
+                <w:tcPr>
+                  <w:shd w:fill="A5A5A5" w:val="clear"/>
+                  <w:tcMar>
+                    <w:top w:type="dxa" w:w="40"/>
+                    <w:left w:type="dxa" w:w="80"/>
+                    <w:bottom w:type="dxa" w:w="40"/>
+                    <w:right w:type="dxa" w:w="80"/>
+                  </w:tcMar>
+                </w:tcPr>
+                <w:p>
+                  <w:r>
+                    <w:rPr>
+                      <w:rFonts w:ascii="Times New Roman" w:cs="Times New Roman" w:eastAsia="Times New Roman" w:hAnsi="Times New Roman"/>
+                      <w:b/>
+                      <w:bCs/>
+                      <w:color w:val="FFFFFF"/>
+                      <w:sz w:val="18"/>
+                      <w:szCs w:val="18"/>
+                    </w:rPr>
+                    <w:t xml:space="preserve">23 paket</w:t>
+                  </w:r>
+                </w:p>
+              </w:tc>
+              <w:tc>
+                <w:p/>
+              </w:tc>
+            </w:tr>
+          </w:tbl>
+          <w:p/>
+        </w:tc>
+      </w:tr>
+    </w:tbl>
+    <w:p>
+      <w:pPr>
+        <w:spacing w:after="160"/>
+      </w:pPr>
+    </w:p>
+    <w:p>
+      <w:pPr>
+        <w:pStyle w:val="bagian3"/>
+        <w:spacing w:after="60" w:before="160"/>
+      </w:pPr>
+      <w:r>
+        <w:rPr>
+          <w:rFonts w:ascii="Times New Roman" w:cs="Times New Roman" w:eastAsia="Times New Roman" w:hAnsi="Times New Roman"/>
+          <w:b/>
+          <w:bCs/>
+          <w:sz w:val="22"/>
+          <w:szCs w:val="22"/>
+        </w:rPr>
+        <w:t xml:space="preserve">Grafik 3. Kegiatan per sumber dana</w:t>
+      </w:r>
+    </w:p>
+    <w:tbl>
+      <w:tblPr>
+        <w:tblW w:type="dxa" w:w="9380"/>
+        <w:tblBorders>
+          <w:top w:val="single" w:color="auto" w:sz="4"/>
+          <w:left w:val="single" w:color="auto" w:sz="4"/>
+          <w:bottom w:val="single" w:color="auto" w:sz="4"/>
+          <w:right w:val="single" w:color="auto" w:sz="4"/>
+          <w:insideH w:val="single" w:color="auto" w:sz="4"/>
+          <w:insideV w:val="single" w:color="auto" w:sz="4"/>
+        </w:tblBorders>
+      </w:tblPr>
+      <w:tblGrid>
+        <w:gridCol w:w="2800"/>
+        <w:gridCol w:w="6580"/>
+      </w:tblGrid>
+      <w:tr>
+        <w:tc>
+          <w:tcPr>
+            <w:tcW w:type="dxa" w:w="2800"/>
+            <w:tcBorders>
+              <w:top w:val="single" w:color="000000" w:sz="8"/>
+              <w:left w:val="single" w:color="000000" w:sz="8"/>
+              <w:bottom w:val="single" w:color="000000" w:sz="8"/>
+              <w:right w:val="single" w:color="000000" w:sz="8"/>
+            </w:tcBorders>
+            <w:shd w:fill="D9E2F3" w:val="clear"/>
+            <w:tcMar>
+              <w:top w:type="dxa" w:w="80"/>
+              <w:left w:type="dxa" w:w="140"/>
+              <w:bottom w:type="dxa" w:w="80"/>
+              <w:right w:type="dxa" w:w="140"/>
+            </w:tcMar>
+          </w:tcPr>
+          <w:p>
+            <w:r>
+              <w:rPr>
+                <w:rFonts w:ascii="Times New Roman" w:cs="Times New Roman" w:eastAsia="Times New Roman" w:hAnsi="Times New Roman"/>
+                <w:b/>
+                <w:bCs/>
+                <w:i w:val="false"/>
+                <w:iCs w:val="false"/>
+                <w:sz w:val="20"/>
+                <w:szCs w:val="20"/>
+              </w:rPr>
+              <w:t xml:space="preserve">Sumber dana</w:t>
+            </w:r>
+          </w:p>
+        </w:tc>
+        <w:tc>
+          <w:tcPr>
+            <w:tcW w:type="dxa" w:w="6580"/>
+            <w:tcBorders>
+              <w:top w:val="single" w:color="000000" w:sz="8"/>
+              <w:left w:val="single" w:color="000000" w:sz="8"/>
+              <w:bottom w:val="single" w:color="000000" w:sz="8"/>
+              <w:right w:val="single" w:color="000000" w:sz="8"/>
+            </w:tcBorders>
+            <w:shd w:fill="D9E2F3" w:val="clear"/>
+            <w:tcMar>
+              <w:top w:type="dxa" w:w="80"/>
+              <w:left w:type="dxa" w:w="140"/>
+              <w:bottom w:type="dxa" w:w="80"/>
+              <w:right w:type="dxa" w:w="140"/>
+            </w:tcMar>
+          </w:tcPr>
+          <w:p>
+            <w:r>
+              <w:rPr>
+                <w:rFonts w:ascii="Times New Roman" w:cs="Times New Roman" w:eastAsia="Times New Roman" w:hAnsi="Times New Roman"/>
+                <w:b/>
+                <w:bCs/>
+                <w:i w:val="false"/>
+                <w:iCs w:val="false"/>
+                <w:sz w:val="20"/>
+                <w:szCs w:val="20"/>
+              </w:rPr>
+              <w:t xml:space="preserve">Distribusi</w:t>
+            </w:r>
+          </w:p>
+        </w:tc>
+      </w:tr>
+      <w:tr>
+        <w:tc>
+          <w:tcPr>
+            <w:tcW w:type="dxa" w:w="2800"/>
+            <w:tcBorders>
+              <w:top w:val="single" w:color="000000" w:sz="8"/>
+              <w:left w:val="single" w:color="000000" w:sz="8"/>
+              <w:bottom w:val="single" w:color="000000" w:sz="8"/>
+              <w:right w:val="single" w:color="000000" w:sz="8"/>
+            </w:tcBorders>
+            <w:tcMar>
+              <w:top w:type="dxa" w:w="80"/>
+              <w:left w:type="dxa" w:w="140"/>
+              <w:bottom w:type="dxa" w:w="80"/>
+              <w:right w:type="dxa" w:w="140"/>
+            </w:tcMar>
+          </w:tcPr>
+          <w:p>
+            <w:r>
+              <w:rPr>
+                <w:rFonts w:ascii="Times New Roman" w:cs="Times New Roman" w:eastAsia="Times New Roman" w:hAnsi="Times New Roman"/>
+                <w:b w:val="false"/>
+                <w:bCs w:val="false"/>
+                <w:i w:val="false"/>
+                <w:iCs w:val="false"/>
+                <w:sz w:val="20"/>
+                <w:szCs w:val="20"/>
+              </w:rPr>
+              <w:t xml:space="preserve">DAK</w:t>
+            </w:r>
+          </w:p>
+        </w:tc>
+        <w:tc>
+          <w:tcPr>
+            <w:tcW w:type="dxa" w:w="6580"/>
+            <w:tcBorders>
+              <w:top w:val="single" w:color="000000" w:sz="8"/>
+              <w:left w:val="single" w:color="000000" w:sz="8"/>
+              <w:bottom w:val="single" w:color="000000" w:sz="8"/>
+              <w:right w:val="single" w:color="000000" w:sz="8"/>
+            </w:tcBorders>
+            <w:tcMar>
+              <w:top w:type="dxa" w:w="80"/>
+              <w:left w:type="dxa" w:w="140"/>
+              <w:bottom w:type="dxa" w:w="80"/>
+              <w:right w:type="dxa" w:w="140"/>
+            </w:tcMar>
+          </w:tcPr>
+          <w:tbl>
+            <w:tblPr>
+              <w:tblW w:type="dxa" w:w="6580"/>
+              <w:tblBorders>
+                <w:top w:val="single" w:color="auto" w:sz="4"/>
+                <w:left w:val="single" w:color="auto" w:sz="4"/>
+                <w:bottom w:val="single" w:color="auto" w:sz="4"/>
+                <w:right w:val="single" w:color="auto" w:sz="4"/>
+                <w:insideH w:val="single" w:color="auto" w:sz="4"/>
+                <w:insideV w:val="single" w:color="auto" w:sz="4"/>
+              </w:tblBorders>
+            </w:tblPr>
+            <w:tblGrid>
+              <w:gridCol w:w="1974"/>
+              <w:gridCol w:w="4606"/>
+            </w:tblGrid>
+            <w:tr>
+              <w:tc>
+                <w:tcPr>
+                  <w:shd w:fill="548235" w:val="clear"/>
+                  <w:tcMar>
+                    <w:top w:type="dxa" w:w="40"/>
+                    <w:left w:type="dxa" w:w="80"/>
+                    <w:bottom w:type="dxa" w:w="40"/>
+                    <w:right w:type="dxa" w:w="80"/>
+                  </w:tcMar>
+                </w:tcPr>
+                <w:p>
+                  <w:r>
+                    <w:rPr>
+                      <w:rFonts w:ascii="Times New Roman" w:cs="Times New Roman" w:eastAsia="Times New Roman" w:hAnsi="Times New Roman"/>
+                      <w:b/>
+                      <w:bCs/>
+                      <w:color w:val="FFFFFF"/>
+                      <w:sz w:val="18"/>
+                      <w:szCs w:val="18"/>
+                    </w:rPr>
+                    <w:t xml:space="preserve">3 kegiatan</w:t>
+                  </w:r>
+                </w:p>
+              </w:tc>
+              <w:tc>
+                <w:p/>
+              </w:tc>
+            </w:tr>
+          </w:tbl>
+          <w:p/>
+        </w:tc>
+      </w:tr>
+      <w:tr>
+        <w:tc>
+          <w:tcPr>
+            <w:tcW w:type="dxa" w:w="2800"/>
+            <w:tcBorders>
+              <w:top w:val="single" w:color="000000" w:sz="8"/>
+              <w:left w:val="single" w:color="000000" w:sz="8"/>
+              <w:bottom w:val="single" w:color="000000" w:sz="8"/>
+              <w:right w:val="single" w:color="000000" w:sz="8"/>
+            </w:tcBorders>
+            <w:tcMar>
+              <w:top w:type="dxa" w:w="80"/>
+              <w:left w:type="dxa" w:w="140"/>
+              <w:bottom w:type="dxa" w:w="80"/>
+              <w:right w:type="dxa" w:w="140"/>
+            </w:tcMar>
+          </w:tcPr>
+          <w:p>
+            <w:r>
+              <w:rPr>
+                <w:rFonts w:ascii="Times New Roman" w:cs="Times New Roman" w:eastAsia="Times New Roman" w:hAnsi="Times New Roman"/>
+                <w:b w:val="false"/>
+                <w:bCs w:val="false"/>
+                <w:i w:val="false"/>
+                <w:iCs w:val="false"/>
+                <w:sz w:val="20"/>
+                <w:szCs w:val="20"/>
+              </w:rPr>
+              <w:t xml:space="preserve">APBD</w:t>
+            </w:r>
+          </w:p>
+        </w:tc>
+        <w:tc>
+          <w:tcPr>
+            <w:tcW w:type="dxa" w:w="6580"/>
+            <w:tcBorders>
+              <w:top w:val="single" w:color="000000" w:sz="8"/>
+              <w:left w:val="single" w:color="000000" w:sz="8"/>
+              <w:bottom w:val="single" w:color="000000" w:sz="8"/>
+              <w:right w:val="single" w:color="000000" w:sz="8"/>
+            </w:tcBorders>
+            <w:tcMar>
+              <w:top w:type="dxa" w:w="80"/>
+              <w:left w:type="dxa" w:w="140"/>
+              <w:bottom w:type="dxa" w:w="80"/>
+              <w:right w:type="dxa" w:w="140"/>
+            </w:tcMar>
+          </w:tcPr>
+          <w:tbl>
+            <w:tblPr>
+              <w:tblW w:type="dxa" w:w="6580"/>
+              <w:tblBorders>
+                <w:top w:val="single" w:color="auto" w:sz="4"/>
+                <w:left w:val="single" w:color="auto" w:sz="4"/>
+                <w:bottom w:val="single" w:color="auto" w:sz="4"/>
+                <w:right w:val="single" w:color="auto" w:sz="4"/>
+                <w:insideH w:val="single" w:color="auto" w:sz="4"/>
+                <w:insideV w:val="single" w:color="auto" w:sz="4"/>
+              </w:tblBorders>
+            </w:tblPr>
+            <w:tblGrid>
+              <w:gridCol w:w="6580"/>
+              <w:gridCol w:w="200"/>
+            </w:tblGrid>
+            <w:tr>
+              <w:tc>
+                <w:tcPr>
+                  <w:shd w:fill="548235" w:val="clear"/>
+                  <w:tcMar>
+                    <w:top w:type="dxa" w:w="40"/>
+                    <w:left w:type="dxa" w:w="80"/>
+                    <w:bottom w:type="dxa" w:w="40"/>
+                    <w:right w:type="dxa" w:w="80"/>
+                  </w:tcMar>
+                </w:tcPr>
+                <w:p>
+                  <w:r>
+                    <w:rPr>
+                      <w:rFonts w:ascii="Times New Roman" w:cs="Times New Roman" w:eastAsia="Times New Roman" w:hAnsi="Times New Roman"/>
+                      <w:b/>
+                      <w:bCs/>
+                      <w:color w:val="FFFFFF"/>
+                      <w:sz w:val="18"/>
+                      <w:szCs w:val="18"/>
+                    </w:rPr>
+                    <w:t xml:space="preserve">10 kegiatan</w:t>
+                  </w:r>
+                </w:p>
+              </w:tc>
+              <w:tc>
+                <w:p/>
+              </w:tc>
+            </w:tr>
+          </w:tbl>
+          <w:p/>
+        </w:tc>
+      </w:tr>
+      <w:tr>
+        <w:tc>
+          <w:tcPr>
+            <w:tcW w:type="dxa" w:w="2800"/>
+            <w:tcBorders>
+              <w:top w:val="single" w:color="000000" w:sz="8"/>
+              <w:left w:val="single" w:color="000000" w:sz="8"/>
+              <w:bottom w:val="single" w:color="000000" w:sz="8"/>
+              <w:right w:val="single" w:color="000000" w:sz="8"/>
+            </w:tcBorders>
+            <w:tcMar>
+              <w:top w:type="dxa" w:w="80"/>
+              <w:left w:type="dxa" w:w="140"/>
+              <w:bottom w:type="dxa" w:w="80"/>
+              <w:right w:type="dxa" w:w="140"/>
+            </w:tcMar>
+          </w:tcPr>
+          <w:p>
+            <w:r>
+              <w:rPr>
+                <w:rFonts w:ascii="Times New Roman" w:cs="Times New Roman" w:eastAsia="Times New Roman" w:hAnsi="Times New Roman"/>
+                <w:b w:val="false"/>
+                <w:bCs w:val="false"/>
+                <w:i w:val="false"/>
+                <w:iCs w:val="false"/>
+                <w:sz w:val="20"/>
+                <w:szCs w:val="20"/>
+              </w:rPr>
+              <w:t xml:space="preserve">DAU</w:t>
+            </w:r>
+          </w:p>
+        </w:tc>
+        <w:tc>
+          <w:tcPr>
+            <w:tcW w:type="dxa" w:w="6580"/>
+            <w:tcBorders>
+              <w:top w:val="single" w:color="000000" w:sz="8"/>
+              <w:left w:val="single" w:color="000000" w:sz="8"/>
+              <w:bottom w:val="single" w:color="000000" w:sz="8"/>
+              <w:right w:val="single" w:color="000000" w:sz="8"/>
+            </w:tcBorders>
+            <w:tcMar>
+              <w:top w:type="dxa" w:w="80"/>
+              <w:left w:type="dxa" w:w="140"/>
+              <w:bottom w:type="dxa" w:w="80"/>
+              <w:right w:type="dxa" w:w="140"/>
+            </w:tcMar>
+          </w:tcPr>
+          <w:tbl>
+            <w:tblPr>
+              <w:tblW w:type="dxa" w:w="6580"/>
+              <w:tblBorders>
+                <w:top w:val="single" w:color="auto" w:sz="4"/>
+                <w:left w:val="single" w:color="auto" w:sz="4"/>
+                <w:bottom w:val="single" w:color="auto" w:sz="4"/>
+                <w:right w:val="single" w:color="auto" w:sz="4"/>
+                <w:insideH w:val="single" w:color="auto" w:sz="4"/>
+                <w:insideV w:val="single" w:color="auto" w:sz="4"/>
+              </w:tblBorders>
+            </w:tblPr>
+            <w:tblGrid>
+              <w:gridCol w:w="2632"/>
+              <w:gridCol w:w="3948"/>
+            </w:tblGrid>
+            <w:tr>
+              <w:tc>
+                <w:tcPr>
+                  <w:shd w:fill="548235" w:val="clear"/>
+                  <w:tcMar>
+                    <w:top w:type="dxa" w:w="40"/>
+                    <w:left w:type="dxa" w:w="80"/>
+                    <w:bottom w:type="dxa" w:w="40"/>
+                    <w:right w:type="dxa" w:w="80"/>
+                  </w:tcMar>
+                </w:tcPr>
+                <w:p>
+                  <w:r>
+                    <w:rPr>
+                      <w:rFonts w:ascii="Times New Roman" w:cs="Times New Roman" w:eastAsia="Times New Roman" w:hAnsi="Times New Roman"/>
+                      <w:b/>
+                      <w:bCs/>
+                      <w:color w:val="FFFFFF"/>
+                      <w:sz w:val="18"/>
+                      <w:szCs w:val="18"/>
+                    </w:rPr>
+                    <w:t xml:space="preserve">4 kegiatan</w:t>
+                  </w:r>
+                </w:p>
+              </w:tc>
+              <w:tc>
+                <w:p/>
+              </w:tc>
+            </w:tr>
+          </w:tbl>
+          <w:p/>
+        </w:tc>
+      </w:tr>
+      <w:tr>
+        <w:tc>
+          <w:tcPr>
+            <w:tcW w:type="dxa" w:w="2800"/>
+            <w:tcBorders>
+              <w:top w:val="single" w:color="000000" w:sz="8"/>
+              <w:left w:val="single" w:color="000000" w:sz="8"/>
+              <w:bottom w:val="single" w:color="000000" w:sz="8"/>
+              <w:right w:val="single" w:color="000000" w:sz="8"/>
+            </w:tcBorders>
+            <w:tcMar>
+              <w:top w:type="dxa" w:w="80"/>
+              <w:left w:type="dxa" w:w="140"/>
+              <w:bottom w:type="dxa" w:w="80"/>
+              <w:right w:type="dxa" w:w="140"/>
+            </w:tcMar>
+          </w:tcPr>
+          <w:p>
+            <w:r>
+              <w:rPr>
+                <w:rFonts w:ascii="Times New Roman" w:cs="Times New Roman" w:eastAsia="Times New Roman" w:hAnsi="Times New Roman"/>
+                <w:b w:val="false"/>
+                <w:bCs w:val="false"/>
+                <w:i w:val="false"/>
+                <w:iCs w:val="false"/>
+                <w:sz w:val="20"/>
+                <w:szCs w:val="20"/>
+              </w:rPr>
+              <w:t xml:space="preserve">PAD</w:t>
+            </w:r>
+          </w:p>
+        </w:tc>
+        <w:tc>
+          <w:tcPr>
+            <w:tcW w:type="dxa" w:w="6580"/>
+            <w:tcBorders>
+              <w:top w:val="single" w:color="000000" w:sz="8"/>
+              <w:left w:val="single" w:color="000000" w:sz="8"/>
+              <w:bottom w:val="single" w:color="000000" w:sz="8"/>
+              <w:right w:val="single" w:color="000000" w:sz="8"/>
+            </w:tcBorders>
+            <w:tcMar>
+              <w:top w:type="dxa" w:w="80"/>
+              <w:left w:type="dxa" w:w="140"/>
+              <w:bottom w:type="dxa" w:w="80"/>
+              <w:right w:type="dxa" w:w="140"/>
+            </w:tcMar>
+          </w:tcPr>
+          <w:tbl>
+            <w:tblPr>
+              <w:tblW w:type="dxa" w:w="6580"/>
+              <w:tblBorders>
+                <w:top w:val="single" w:color="auto" w:sz="4"/>
+                <w:left w:val="single" w:color="auto" w:sz="4"/>
+                <w:bottom w:val="single" w:color="auto" w:sz="4"/>
+                <w:right w:val="single" w:color="auto" w:sz="4"/>
+                <w:insideH w:val="single" w:color="auto" w:sz="4"/>
+                <w:insideV w:val="single" w:color="auto" w:sz="4"/>
+              </w:tblBorders>
+            </w:tblPr>
+            <w:tblGrid>
+              <w:gridCol w:w="1974"/>
+              <w:gridCol w:w="4606"/>
+            </w:tblGrid>
+            <w:tr>
+              <w:tc>
+                <w:tcPr>
+                  <w:shd w:fill="548235" w:val="clear"/>
+                  <w:tcMar>
+                    <w:top w:type="dxa" w:w="40"/>
+                    <w:left w:type="dxa" w:w="80"/>
+                    <w:bottom w:type="dxa" w:w="40"/>
+                    <w:right w:type="dxa" w:w="80"/>
+                  </w:tcMar>
+                </w:tcPr>
+                <w:p>
+                  <w:r>
+                    <w:rPr>
+                      <w:rFonts w:ascii="Times New Roman" w:cs="Times New Roman" w:eastAsia="Times New Roman" w:hAnsi="Times New Roman"/>
+                      <w:b/>
+                      <w:bCs/>
+                      <w:color w:val="FFFFFF"/>
+                      <w:sz w:val="18"/>
+                      <w:szCs w:val="18"/>
+                    </w:rPr>
+                    <w:t xml:space="preserve">3 kegiatan</w:t>
+                  </w:r>
+                </w:p>
+              </w:tc>
+              <w:tc>
+                <w:p/>
+              </w:tc>
+            </w:tr>
+          </w:tbl>
+          <w:p/>
+        </w:tc>
+      </w:tr>
+    </w:tbl>
+    <w:p>
+      <w:pPr>
+        <w:spacing w:after="160"/>
+      </w:pPr>
+    </w:p>
+    <w:p>
+      <w:pPr>
+        <w:pStyle w:val="bagian3"/>
+        <w:spacing w:after="60" w:before="160"/>
+      </w:pPr>
+      <w:r>
+        <w:rPr>
+          <w:rFonts w:ascii="Times New Roman" w:cs="Times New Roman" w:eastAsia="Times New Roman" w:hAnsi="Times New Roman"/>
+          <w:b/>
+          <w:bCs/>
+          <w:sz w:val="22"/>
+          <w:szCs w:val="22"/>
+        </w:rPr>
+        <w:t xml:space="preserve">Grafik 4. Perbandingan dampak sistem (sebelum vs sesudah Arumanis)</w:t>
+      </w:r>
+    </w:p>
+    <w:tbl>
+      <w:tblPr>
+        <w:tblW w:type="dxa" w:w="9380"/>
+        <w:tblBorders>
+          <w:top w:val="single" w:color="auto" w:sz="4"/>
+          <w:left w:val="single" w:color="auto" w:sz="4"/>
+          <w:bottom w:val="single" w:color="auto" w:sz="4"/>
+          <w:right w:val="single" w:color="auto" w:sz="4"/>
+          <w:insideH w:val="single" w:color="auto" w:sz="4"/>
+          <w:insideV w:val="single" w:color="auto" w:sz="4"/>
+        </w:tblBorders>
+      </w:tblPr>
+      <w:tblGrid>
+        <w:gridCol w:w="3000"/>
+        <w:gridCol w:w="1100"/>
+        <w:gridCol w:w="1100"/>
+        <w:gridCol w:w="4180"/>
+      </w:tblGrid>
+      <w:tr>
+        <w:tc>
+          <w:tcPr>
+            <w:tcW w:type="dxa" w:w="3000"/>
+            <w:tcBorders>
+              <w:top w:val="single" w:color="000000" w:sz="8"/>
+              <w:left w:val="single" w:color="000000" w:sz="8"/>
+              <w:bottom w:val="single" w:color="000000" w:sz="8"/>
+              <w:right w:val="single" w:color="000000" w:sz="8"/>
+            </w:tcBorders>
+            <w:shd w:fill="D9E2F3" w:val="clear"/>
+            <w:tcMar>
+              <w:top w:type="dxa" w:w="80"/>
+              <w:left w:type="dxa" w:w="140"/>
+              <w:bottom w:type="dxa" w:w="80"/>
+              <w:right w:type="dxa" w:w="140"/>
+            </w:tcMar>
+          </w:tcPr>
+          <w:p>
+            <w:r>
+              <w:rPr>
+                <w:rFonts w:ascii="Times New Roman" w:cs="Times New Roman" w:eastAsia="Times New Roman" w:hAnsi="Times New Roman"/>
+                <w:b/>
+                <w:bCs/>
+                <w:i w:val="false"/>
+                <w:iCs w:val="false"/>
+                <w:sz w:val="20"/>
+                <w:szCs w:val="20"/>
+              </w:rPr>
+              <w:t xml:space="preserve">Indikator</w:t>
+            </w:r>
+          </w:p>
+        </w:tc>
+        <w:tc>
+          <w:tcPr>
+            <w:tcW w:type="dxa" w:w="1100"/>
+            <w:tcBorders>
+              <w:top w:val="single" w:color="000000" w:sz="8"/>
+              <w:left w:val="single" w:color="000000" w:sz="8"/>
+              <w:bottom w:val="single" w:color="000000" w:sz="8"/>
+              <w:right w:val="single" w:color="000000" w:sz="8"/>
+            </w:tcBorders>
+            <w:shd w:fill="D9E2F3" w:val="clear"/>
+            <w:tcMar>
+              <w:top w:type="dxa" w:w="80"/>
+              <w:left w:type="dxa" w:w="140"/>
+              <w:bottom w:type="dxa" w:w="80"/>
+              <w:right w:type="dxa" w:w="140"/>
+            </w:tcMar>
+          </w:tcPr>
+          <w:p>
+            <w:r>
+              <w:rPr>
+                <w:rFonts w:ascii="Times New Roman" w:cs="Times New Roman" w:eastAsia="Times New Roman" w:hAnsi="Times New Roman"/>
+                <w:b/>
+                <w:bCs/>
+                <w:i w:val="false"/>
+                <w:iCs w:val="false"/>
+                <w:sz w:val="20"/>
+                <w:szCs w:val="20"/>
+              </w:rPr>
+              <w:t xml:space="preserve">Sebelum</w:t>
+            </w:r>
+          </w:p>
+        </w:tc>
+        <w:tc>
+          <w:tcPr>
+            <w:tcW w:type="dxa" w:w="1100"/>
+            <w:tcBorders>
+              <w:top w:val="single" w:color="000000" w:sz="8"/>
+              <w:left w:val="single" w:color="000000" w:sz="8"/>
+              <w:bottom w:val="single" w:color="000000" w:sz="8"/>
+              <w:right w:val="single" w:color="000000" w:sz="8"/>
+            </w:tcBorders>
+            <w:shd w:fill="D9E2F3" w:val="clear"/>
+            <w:tcMar>
+              <w:top w:type="dxa" w:w="80"/>
+              <w:left w:type="dxa" w:w="140"/>
+              <w:bottom w:type="dxa" w:w="80"/>
+              <w:right w:type="dxa" w:w="140"/>
+            </w:tcMar>
+          </w:tcPr>
+          <w:p>
+            <w:r>
+              <w:rPr>
+                <w:rFonts w:ascii="Times New Roman" w:cs="Times New Roman" w:eastAsia="Times New Roman" w:hAnsi="Times New Roman"/>
+                <w:b/>
+                <w:bCs/>
+                <w:i w:val="false"/>
+                <w:iCs w:val="false"/>
+                <w:sz w:val="20"/>
+                <w:szCs w:val="20"/>
+              </w:rPr>
+              <w:t xml:space="preserve">Sesudah</w:t>
+            </w:r>
+          </w:p>
+        </w:tc>
+        <w:tc>
+          <w:tcPr>
+            <w:tcW w:type="dxa" w:w="4180"/>
+            <w:tcBorders>
+              <w:top w:val="single" w:color="000000" w:sz="8"/>
+              <w:left w:val="single" w:color="000000" w:sz="8"/>
+              <w:bottom w:val="single" w:color="000000" w:sz="8"/>
+              <w:right w:val="single" w:color="000000" w:sz="8"/>
+            </w:tcBorders>
+            <w:shd w:fill="D9E2F3" w:val="clear"/>
+            <w:tcMar>
+              <w:top w:type="dxa" w:w="80"/>
+              <w:left w:type="dxa" w:w="140"/>
+              <w:bottom w:type="dxa" w:w="80"/>
+              <w:right w:type="dxa" w:w="140"/>
+            </w:tcMar>
+          </w:tcPr>
+          <w:p>
+            <w:r>
+              <w:rPr>
+                <w:rFonts w:ascii="Times New Roman" w:cs="Times New Roman" w:eastAsia="Times New Roman" w:hAnsi="Times New Roman"/>
+                <w:b/>
+                <w:bCs/>
+                <w:i w:val="false"/>
+                <w:iCs w:val="false"/>
+                <w:sz w:val="20"/>
+                <w:szCs w:val="20"/>
+              </w:rPr>
+              <w:t xml:space="preserve">Perbandingan visual</w:t>
+            </w:r>
+          </w:p>
+        </w:tc>
+      </w:tr>
+      <w:tr>
+        <w:tc>
+          <w:tcPr>
+            <w:tcW w:type="dxa" w:w="3000"/>
+            <w:tcBorders>
+              <w:top w:val="single" w:color="000000" w:sz="8"/>
+              <w:left w:val="single" w:color="000000" w:sz="8"/>
+              <w:bottom w:val="single" w:color="000000" w:sz="8"/>
+              <w:right w:val="single" w:color="000000" w:sz="8"/>
+            </w:tcBorders>
+            <w:tcMar>
+              <w:top w:type="dxa" w:w="80"/>
+              <w:left w:type="dxa" w:w="140"/>
+              <w:bottom w:type="dxa" w:w="80"/>
+              <w:right w:type="dxa" w:w="140"/>
+            </w:tcMar>
+          </w:tcPr>
+          <w:p>
+            <w:r>
+              <w:rPr>
+                <w:rFonts w:ascii="Times New Roman" w:cs="Times New Roman" w:eastAsia="Times New Roman" w:hAnsi="Times New Roman"/>
+                <w:b w:val="false"/>
+                <w:bCs w:val="false"/>
+                <w:i w:val="false"/>
+                <w:iCs w:val="false"/>
+                <w:sz w:val="20"/>
+                <w:szCs w:val="20"/>
+              </w:rPr>
+              <w:t xml:space="preserve">Waktu rek</w:t>
+            </w:r>
+            <w:r>
+              <w:rPr>
+                <w:rFonts w:ascii="Times New Roman" w:cs="Times New Roman" w:eastAsia="Times New Roman" w:hAnsi="Times New Roman"/>
+                <w:b w:val="false"/>
+                <w:bCs w:val="false"/>
+                <w:i/>
+                <w:iCs/>
+                <w:sz w:val="20"/>
+                <w:szCs w:val="20"/>
+              </w:rPr>
+              <w:t xml:space="preserve">api</w:t>
+            </w:r>
+            <w:r>
+              <w:rPr>
+                <w:rFonts w:ascii="Times New Roman" w:cs="Times New Roman" w:eastAsia="Times New Roman" w:hAnsi="Times New Roman"/>
+                <w:b w:val="false"/>
+                <w:bCs w:val="false"/>
+                <w:i w:val="false"/>
+                <w:iCs w:val="false"/>
+                <w:sz w:val="20"/>
+                <w:szCs w:val="20"/>
+              </w:rPr>
+              <w:t xml:space="preserve">tulasi SPM (hari kerja)</w:t>
+            </w:r>
+          </w:p>
+        </w:tc>
+        <w:tc>
+          <w:tcPr>
+            <w:tcW w:type="dxa" w:w="1100"/>
+            <w:tcBorders>
+              <w:top w:val="single" w:color="000000" w:sz="8"/>
+              <w:left w:val="single" w:color="000000" w:sz="8"/>
+              <w:bottom w:val="single" w:color="000000" w:sz="8"/>
+              <w:right w:val="single" w:color="000000" w:sz="8"/>
+            </w:tcBorders>
+            <w:tcMar>
+              <w:top w:type="dxa" w:w="80"/>
+              <w:left w:type="dxa" w:w="140"/>
+              <w:bottom w:type="dxa" w:w="80"/>
+              <w:right w:type="dxa" w:w="140"/>
+            </w:tcMar>
+          </w:tcPr>
+          <w:p>
+            <w:r>
+              <w:rPr>
+                <w:rFonts w:ascii="Times New Roman" w:cs="Times New Roman" w:eastAsia="Times New Roman" w:hAnsi="Times New Roman"/>
+                <w:b w:val="false"/>
+                <w:bCs w:val="false"/>
+                <w:i w:val="false"/>
+                <w:iCs w:val="false"/>
+                <w:sz w:val="20"/>
+                <w:szCs w:val="20"/>
+              </w:rPr>
+              <w:t xml:space="preserve">8</w:t>
+            </w:r>
+          </w:p>
+        </w:tc>
+        <w:tc>
+          <w:tcPr>
+            <w:tcW w:type="dxa" w:w="1100"/>
+            <w:tcBorders>
+              <w:top w:val="single" w:color="000000" w:sz="8"/>
+              <w:left w:val="single" w:color="000000" w:sz="8"/>
+              <w:bottom w:val="single" w:color="000000" w:sz="8"/>
+              <w:right w:val="single" w:color="000000" w:sz="8"/>
+            </w:tcBorders>
+            <w:tcMar>
+              <w:top w:type="dxa" w:w="80"/>
+              <w:left w:type="dxa" w:w="140"/>
+              <w:bottom w:type="dxa" w:w="80"/>
+              <w:right w:type="dxa" w:w="140"/>
+            </w:tcMar>
+          </w:tcPr>
+          <w:p>
+            <w:r>
+              <w:rPr>
+                <w:rFonts w:ascii="Times New Roman" w:cs="Times New Roman" w:eastAsia="Times New Roman" w:hAnsi="Times New Roman"/>
+                <w:b w:val="false"/>
+                <w:bCs w:val="false"/>
+                <w:i w:val="false"/>
+                <w:iCs w:val="false"/>
+                <w:sz w:val="20"/>
+                <w:szCs w:val="20"/>
+              </w:rPr>
+              <w:t xml:space="preserve">1</w:t>
+            </w:r>
+          </w:p>
+        </w:tc>
+        <w:tc>
+          <w:tcPr>
+            <w:tcW w:type="dxa" w:w="4180"/>
+            <w:tcBorders>
+              <w:top w:val="single" w:color="000000" w:sz="8"/>
+              <w:left w:val="single" w:color="000000" w:sz="8"/>
+              <w:bottom w:val="single" w:color="000000" w:sz="8"/>
+              <w:right w:val="single" w:color="000000" w:sz="8"/>
+            </w:tcBorders>
+            <w:tcMar>
+              <w:top w:type="dxa" w:w="80"/>
+              <w:left w:type="dxa" w:w="140"/>
+              <w:bottom w:type="dxa" w:w="80"/>
+              <w:right w:type="dxa" w:w="140"/>
+            </w:tcMar>
+          </w:tcPr>
+          <w:tbl>
+            <w:tblPr>
+              <w:tblW w:type="dxa" w:w="4180"/>
+              <w:tblBorders>
+                <w:top w:val="single" w:color="auto" w:sz="4"/>
+                <w:left w:val="single" w:color="auto" w:sz="4"/>
+                <w:bottom w:val="single" w:color="auto" w:sz="4"/>
+                <w:right w:val="single" w:color="auto" w:sz="4"/>
+                <w:insideH w:val="single" w:color="auto" w:sz="4"/>
+                <w:insideV w:val="single" w:color="auto" w:sz="4"/>
+              </w:tblBorders>
+            </w:tblPr>
+            <w:tblGrid>
+              <w:gridCol w:w="2050"/>
+              <w:gridCol w:w="2050"/>
+            </w:tblGrid>
+            <w:tr>
+              <w:tc>
+                <w:tcPr>
+                  <w:tcW w:type="dxa" w:w="2050"/>
+                  <w:tcBorders>
+                    <w:top w:val="single" w:color="000000" w:sz="8"/>
+                    <w:left w:val="single" w:color="000000" w:sz="8"/>
+                    <w:bottom w:val="single" w:color="000000" w:sz="8"/>
+                    <w:right w:val="single" w:color="000000" w:sz="8"/>
+                  </w:tcBorders>
+                  <w:tcMar>
+                    <w:top w:type="dxa" w:w="80"/>
+                    <w:left w:type="dxa" w:w="140"/>
+                    <w:bottom w:type="dxa" w:w="80"/>
+                    <w:right w:type="dxa" w:w="140"/>
+                  </w:tcMar>
+                </w:tcPr>
+                <w:tbl>
+                  <w:tblPr>
+                    <w:tblW w:type="dxa" w:w="2050"/>
+                    <w:tblBorders>
+                      <w:top w:val="single" w:color="auto" w:sz="4"/>
+                      <w:left w:val="single" w:color="auto" w:sz="4"/>
+                      <w:bottom w:val="single" w:color="auto" w:sz="4"/>
+                      <w:right w:val="single" w:color="auto" w:sz="4"/>
+                      <w:insideH w:val="single" w:color="auto" w:sz="4"/>
+                      <w:insideV w:val="single" w:color="auto" w:sz="4"/>
+                    </w:tblBorders>
+                  </w:tblPr>
+                  <w:tblGrid>
+                    <w:gridCol w:w="2050"/>
+                    <w:gridCol w:w="200"/>
+                  </w:tblGrid>
+                  <w:tr>
+                    <w:tc>
+                      <w:tcPr>
+                        <w:shd w:fill="A6A6A6" w:val="clear"/>
+                        <w:tcMar>
+                          <w:top w:type="dxa" w:w="40"/>
+                          <w:left w:type="dxa" w:w="80"/>
+                          <w:bottom w:type="dxa" w:w="40"/>
+                          <w:right w:type="dxa" w:w="80"/>
+                        </w:tcMar>
+                      </w:tcPr>
+                      <w:p>
+                        <w:r>
+                          <w:rPr>
+                            <w:rFonts w:ascii="Times New Roman" w:cs="Times New Roman" w:eastAsia="Times New Roman" w:hAnsi="Times New Roman"/>
+                            <w:b/>
+                            <w:bCs/>
+                            <w:color w:val="FFFFFF"/>
+                            <w:sz w:val="18"/>
+                            <w:szCs w:val="18"/>
+                          </w:rPr>
+                          <w:t xml:space="preserve">7,5</w:t>
+                        </w:r>
+                      </w:p>
+                    </w:tc>
+                    <w:tc>
+                      <w:p/>
+                    </w:tc>
+                  </w:tr>
+                </w:tbl>
+                <w:p/>
+              </w:tc>
+              <w:tc>
+                <w:tcPr>
+                  <w:tcW w:type="dxa" w:w="2050"/>
+                  <w:tcBorders>
+                    <w:top w:val="single" w:color="000000" w:sz="8"/>
+                    <w:left w:val="single" w:color="000000" w:sz="8"/>
+                    <w:bottom w:val="single" w:color="000000" w:sz="8"/>
+                    <w:right w:val="single" w:color="000000" w:sz="8"/>
+                  </w:tcBorders>
+                  <w:tcMar>
+                    <w:top w:type="dxa" w:w="80"/>
+                    <w:left w:type="dxa" w:w="140"/>
+                    <w:bottom w:type="dxa" w:w="80"/>
+                    <w:right w:type="dxa" w:w="140"/>
+                  </w:tcMar>
+                </w:tcPr>
+                <w:tbl>
+                  <w:tblPr>
+                    <w:tblW w:type="dxa" w:w="2050"/>
+                    <w:tblBorders>
+                      <w:top w:val="single" w:color="auto" w:sz="4"/>
+                      <w:left w:val="single" w:color="auto" w:sz="4"/>
+                      <w:bottom w:val="single" w:color="auto" w:sz="4"/>
+                      <w:right w:val="single" w:color="auto" w:sz="4"/>
+                      <w:insideH w:val="single" w:color="auto" w:sz="4"/>
+                      <w:insideV w:val="single" w:color="auto" w:sz="4"/>
+                    </w:tblBorders>
+                  </w:tblPr>
+                  <w:tblGrid>
+                    <w:gridCol w:w="267"/>
+                    <w:gridCol w:w="1783"/>
+                  </w:tblGrid>
+                  <w:tr>
+                    <w:tc>
+                      <w:tcPr>
+                        <w:shd w:fill="2E75B6" w:val="clear"/>
+                        <w:tcMar>
+                          <w:top w:type="dxa" w:w="40"/>
+                          <w:left w:type="dxa" w:w="80"/>
+                          <w:bottom w:type="dxa" w:w="40"/>
+                          <w:right w:type="dxa" w:w="80"/>
+                        </w:tcMar>
+                      </w:tcPr>
+                      <w:p>
+                        <w:r>
+                          <w:rPr>
+                            <w:rFonts w:ascii="Times New Roman" w:cs="Times New Roman" w:eastAsia="Times New Roman" w:hAnsi="Times New Roman"/>
+                            <w:b/>
+                            <w:bCs/>
+                            <w:color w:val="FFFFFF"/>
+                            <w:sz w:val="18"/>
+                            <w:szCs w:val="18"/>
+                          </w:rPr>
+                          <w:t xml:space="preserve">1</w:t>
+                        </w:r>
+                      </w:p>
+                    </w:tc>
+                    <w:tc>
+                      <w:p/>
+                    </w:tc>
+                  </w:tr>
+                </w:tbl>
+                <w:p/>
+              </w:tc>
+            </w:tr>
+          </w:tbl>
+          <w:p/>
+        </w:tc>
+      </w:tr>
+      <w:tr>
+        <w:tc>
+          <w:tcPr>
+            <w:tcW w:type="dxa" w:w="3000"/>
+            <w:tcBorders>
+              <w:top w:val="single" w:color="000000" w:sz="8"/>
+              <w:left w:val="single" w:color="000000" w:sz="8"/>
+              <w:bottom w:val="single" w:color="000000" w:sz="8"/>
+              <w:right w:val="single" w:color="000000" w:sz="8"/>
+            </w:tcBorders>
+            <w:tcMar>
+              <w:top w:type="dxa" w:w="80"/>
+              <w:left w:type="dxa" w:w="140"/>
+              <w:bottom w:type="dxa" w:w="80"/>
+              <w:right w:type="dxa" w:w="140"/>
+            </w:tcMar>
+          </w:tcPr>
+          <w:p>
+            <w:r>
+              <w:rPr>
+                <w:rFonts w:ascii="Times New Roman" w:cs="Times New Roman" w:eastAsia="Times New Roman" w:hAnsi="Times New Roman"/>
+                <w:b w:val="false"/>
+                <w:bCs w:val="false"/>
+                <w:i w:val="false"/>
+                <w:iCs w:val="false"/>
+                <w:sz w:val="20"/>
+                <w:szCs w:val="20"/>
+              </w:rPr>
+              <w:t xml:space="preserve">Interval laporan pengawas (hari)</w:t>
+            </w:r>
+          </w:p>
+        </w:tc>
+        <w:tc>
+          <w:tcPr>
+            <w:tcW w:type="dxa" w:w="1100"/>
+            <w:tcBorders>
+              <w:top w:val="single" w:color="000000" w:sz="8"/>
+              <w:left w:val="single" w:color="000000" w:sz="8"/>
+              <w:bottom w:val="single" w:color="000000" w:sz="8"/>
+              <w:right w:val="single" w:color="000000" w:sz="8"/>
+            </w:tcBorders>
+            <w:tcMar>
+              <w:top w:type="dxa" w:w="80"/>
+              <w:left w:type="dxa" w:w="140"/>
+              <w:bottom w:type="dxa" w:w="80"/>
+              <w:right w:type="dxa" w:w="140"/>
+            </w:tcMar>
+          </w:tcPr>
+          <w:p>
+            <w:r>
+              <w:rPr>
+                <w:rFonts w:ascii="Times New Roman" w:cs="Times New Roman" w:eastAsia="Times New Roman" w:hAnsi="Times New Roman"/>
+                <w:b w:val="false"/>
+                <w:bCs w:val="false"/>
+                <w:i w:val="false"/>
+                <w:iCs w:val="false"/>
+                <w:sz w:val="20"/>
+                <w:szCs w:val="20"/>
+              </w:rPr>
+              <w:t xml:space="preserve">21</w:t>
+            </w:r>
+          </w:p>
+        </w:tc>
+        <w:tc>
+          <w:tcPr>
+            <w:tcW w:type="dxa" w:w="1100"/>
+            <w:tcBorders>
+              <w:top w:val="single" w:color="000000" w:sz="8"/>
+              <w:left w:val="single" w:color="000000" w:sz="8"/>
+              <w:bottom w:val="single" w:color="000000" w:sz="8"/>
+              <w:right w:val="single" w:color="000000" w:sz="8"/>
+            </w:tcBorders>
+            <w:tcMar>
+              <w:top w:type="dxa" w:w="80"/>
+              <w:left w:type="dxa" w:w="140"/>
+              <w:bottom w:type="dxa" w:w="80"/>
+              <w:right w:type="dxa" w:w="140"/>
+            </w:tcMar>
+          </w:tcPr>
+          <w:p>
+            <w:r>
+              <w:rPr>
+                <w:rFonts w:ascii="Times New Roman" w:cs="Times New Roman" w:eastAsia="Times New Roman" w:hAnsi="Times New Roman"/>
+                <w:b w:val="false"/>
+                <w:bCs w:val="false"/>
+                <w:i w:val="false"/>
+                <w:iCs w:val="false"/>
+                <w:sz w:val="20"/>
+                <w:szCs w:val="20"/>
+              </w:rPr>
+              <w:t xml:space="preserve">7</w:t>
+            </w:r>
+          </w:p>
+        </w:tc>
+        <w:tc>
+          <w:tcPr>
+            <w:tcW w:type="dxa" w:w="4180"/>
+            <w:tcBorders>
+              <w:top w:val="single" w:color="000000" w:sz="8"/>
+              <w:left w:val="single" w:color="000000" w:sz="8"/>
+              <w:bottom w:val="single" w:color="000000" w:sz="8"/>
+              <w:right w:val="single" w:color="000000" w:sz="8"/>
+            </w:tcBorders>
+            <w:tcMar>
+              <w:top w:type="dxa" w:w="80"/>
+              <w:left w:type="dxa" w:w="140"/>
+              <w:bottom w:type="dxa" w:w="80"/>
+              <w:right w:type="dxa" w:w="140"/>
+            </w:tcMar>
+          </w:tcPr>
+          <w:tbl>
+            <w:tblPr>
+              <w:tblW w:type="dxa" w:w="4180"/>
+              <w:tblBorders>
+                <w:top w:val="single" w:color="auto" w:sz="4"/>
+                <w:left w:val="single" w:color="auto" w:sz="4"/>
+                <w:bottom w:val="single" w:color="auto" w:sz="4"/>
+                <w:right w:val="single" w:color="auto" w:sz="4"/>
+                <w:insideH w:val="single" w:color="auto" w:sz="4"/>
+                <w:insideV w:val="single" w:color="auto" w:sz="4"/>
+              </w:tblBorders>
+            </w:tblPr>
+            <w:tblGrid>
+              <w:gridCol w:w="2050"/>
+              <w:gridCol w:w="2050"/>
+            </w:tblGrid>
+            <w:tr>
+              <w:tc>
+                <w:tcPr>
+                  <w:tcW w:type="dxa" w:w="2050"/>
+                  <w:tcBorders>
+                    <w:top w:val="single" w:color="000000" w:sz="8"/>
+                    <w:left w:val="single" w:color="000000" w:sz="8"/>
+                    <w:bottom w:val="single" w:color="000000" w:sz="8"/>
+                    <w:right w:val="single" w:color="000000" w:sz="8"/>
+                  </w:tcBorders>
+                  <w:tcMar>
+                    <w:top w:type="dxa" w:w="80"/>
+                    <w:left w:type="dxa" w:w="140"/>
+                    <w:bottom w:type="dxa" w:w="80"/>
+                    <w:right w:type="dxa" w:w="140"/>
+                  </w:tcMar>
+                </w:tcPr>
+                <w:tbl>
+                  <w:tblPr>
+                    <w:tblW w:type="dxa" w:w="2050"/>
+                    <w:tblBorders>
+                      <w:top w:val="single" w:color="auto" w:sz="4"/>
+                      <w:left w:val="single" w:color="auto" w:sz="4"/>
+                      <w:bottom w:val="single" w:color="auto" w:sz="4"/>
+                      <w:right w:val="single" w:color="auto" w:sz="4"/>
+                      <w:insideH w:val="single" w:color="auto" w:sz="4"/>
+                      <w:insideV w:val="single" w:color="auto" w:sz="4"/>
+                    </w:tblBorders>
+                  </w:tblPr>
+                  <w:tblGrid>
+                    <w:gridCol w:w="2050"/>
+                    <w:gridCol w:w="200"/>
+                  </w:tblGrid>
+                  <w:tr>
+                    <w:tc>
+                      <w:tcPr>
+                        <w:shd w:fill="A6A6A6" w:val="clear"/>
+                        <w:tcMar>
+                          <w:top w:type="dxa" w:w="40"/>
+                          <w:left w:type="dxa" w:w="80"/>
+                          <w:bottom w:type="dxa" w:w="40"/>
+                          <w:right w:type="dxa" w:w="80"/>
+                        </w:tcMar>
+                      </w:tcPr>
+                      <w:p>
+                        <w:r>
+                          <w:rPr>
+                            <w:rFonts w:ascii="Times New Roman" w:cs="Times New Roman" w:eastAsia="Times New Roman" w:hAnsi="Times New Roman"/>
+                            <w:b/>
+                            <w:bCs/>
+                            <w:color w:val="FFFFFF"/>
+                            <w:sz w:val="18"/>
+                            <w:szCs w:val="18"/>
+                          </w:rPr>
+                          <w:t xml:space="preserve">21</w:t>
+                        </w:r>
+                      </w:p>
+                    </w:tc>
+                    <w:tc>
+                      <w:p/>
+                    </w:tc>
+                  </w:tr>
+                </w:tbl>
+                <w:p/>
+              </w:tc>
+              <w:tc>
+                <w:tcPr>
+                  <w:tcW w:type="dxa" w:w="2050"/>
+                  <w:tcBorders>
+                    <w:top w:val="single" w:color="000000" w:sz="8"/>
+                    <w:left w:val="single" w:color="000000" w:sz="8"/>
+                    <w:bottom w:val="single" w:color="000000" w:sz="8"/>
+                    <w:right w:val="single" w:color="000000" w:sz="8"/>
+                  </w:tcBorders>
+                  <w:tcMar>
+                    <w:top w:type="dxa" w:w="80"/>
+                    <w:left w:type="dxa" w:w="140"/>
+                    <w:bottom w:type="dxa" w:w="80"/>
+                    <w:right w:type="dxa" w:w="140"/>
+                  </w:tcMar>
+                </w:tcPr>
+                <w:tbl>
+                  <w:tblPr>
+                    <w:tblW w:type="dxa" w:w="2050"/>
+                    <w:tblBorders>
+                      <w:top w:val="single" w:color="auto" w:sz="4"/>
+                      <w:left w:val="single" w:color="auto" w:sz="4"/>
+                      <w:bottom w:val="single" w:color="auto" w:sz="4"/>
+                      <w:right w:val="single" w:color="auto" w:sz="4"/>
+                      <w:insideH w:val="single" w:color="auto" w:sz="4"/>
+                      <w:insideV w:val="single" w:color="auto" w:sz="4"/>
+                    </w:tblBorders>
+                  </w:tblPr>
+                  <w:tblGrid>
+                    <w:gridCol w:w="677"/>
+                    <w:gridCol w:w="1373"/>
+                  </w:tblGrid>
+                  <w:tr>
+                    <w:tc>
+                      <w:tcPr>
+                        <w:shd w:fill="2E75B6" w:val="clear"/>
+                        <w:tcMar>
+                          <w:top w:type="dxa" w:w="40"/>
+                          <w:left w:type="dxa" w:w="80"/>
+                          <w:bottom w:type="dxa" w:w="40"/>
+                          <w:right w:type="dxa" w:w="80"/>
+                        </w:tcMar>
+                      </w:tcPr>
+                      <w:p>
+                        <w:r>
+                          <w:rPr>
+                            <w:rFonts w:ascii="Times New Roman" w:cs="Times New Roman" w:eastAsia="Times New Roman" w:hAnsi="Times New Roman"/>
+                            <w:b/>
+                            <w:bCs/>
+                            <w:color w:val="FFFFFF"/>
+                            <w:sz w:val="18"/>
+                            <w:szCs w:val="18"/>
+                          </w:rPr>
+                          <w:t xml:space="preserve">7</w:t>
+                        </w:r>
+                      </w:p>
+                    </w:tc>
+                    <w:tc>
+                      <w:p/>
+                    </w:tc>
+                  </w:tr>
+                </w:tbl>
+                <w:p/>
+              </w:tc>
+            </w:tr>
+          </w:tbl>
+          <w:p/>
+        </w:tc>
+      </w:tr>
+      <w:tr>
+        <w:tc>
+          <w:tcPr>
+            <w:tcW w:type="dxa" w:w="3000"/>
+            <w:tcBorders>
+              <w:top w:val="single" w:color="000000" w:sz="8"/>
+              <w:left w:val="single" w:color="000000" w:sz="8"/>
+              <w:bottom w:val="single" w:color="000000" w:sz="8"/>
+              <w:right w:val="single" w:color="000000" w:sz="8"/>
+            </w:tcBorders>
+            <w:tcMar>
+              <w:top w:type="dxa" w:w="80"/>
+              <w:left w:type="dxa" w:w="140"/>
+              <w:bottom w:type="dxa" w:w="80"/>
+              <w:right w:type="dxa" w:w="140"/>
+            </w:tcMar>
+          </w:tcPr>
+          <w:p>
+            <w:r>
+              <w:rPr>
+                <w:rFonts w:ascii="Times New Roman" w:cs="Times New Roman" w:eastAsia="Times New Roman" w:hAnsi="Times New Roman"/>
+                <w:b w:val="false"/>
+                <w:bCs w:val="false"/>
+                <w:i w:val="false"/>
+                <w:iCs w:val="false"/>
+                <w:sz w:val="20"/>
+                <w:szCs w:val="20"/>
+              </w:rPr>
+              <w:t xml:space="preserve">Paket pekerjaan terpantau (jumlah)</w:t>
+            </w:r>
+          </w:p>
+        </w:tc>
+        <w:tc>
+          <w:tcPr>
+            <w:tcW w:type="dxa" w:w="1100"/>
+            <w:tcBorders>
+              <w:top w:val="single" w:color="000000" w:sz="8"/>
+              <w:left w:val="single" w:color="000000" w:sz="8"/>
+              <w:bottom w:val="single" w:color="000000" w:sz="8"/>
+              <w:right w:val="single" w:color="000000" w:sz="8"/>
+            </w:tcBorders>
+            <w:tcMar>
+              <w:top w:type="dxa" w:w="80"/>
+              <w:left w:type="dxa" w:w="140"/>
+              <w:bottom w:type="dxa" w:w="80"/>
+              <w:right w:type="dxa" w:w="140"/>
+            </w:tcMar>
+          </w:tcPr>
+          <w:p>
+            <w:r>
+              <w:rPr>
+                <w:rFonts w:ascii="Times New Roman" w:cs="Times New Roman" w:eastAsia="Times New Roman" w:hAnsi="Times New Roman"/>
+                <w:b w:val="false"/>
+                <w:bCs w:val="false"/>
+                <w:i w:val="false"/>
+                <w:iCs w:val="false"/>
+                <w:sz w:val="20"/>
+                <w:szCs w:val="20"/>
+              </w:rPr>
+              <w:t xml:space="preserve">0</w:t>
+            </w:r>
+          </w:p>
+        </w:tc>
+        <w:tc>
+          <w:tcPr>
+            <w:tcW w:type="dxa" w:w="1100"/>
+            <w:tcBorders>
+              <w:top w:val="single" w:color="000000" w:sz="8"/>
+              <w:left w:val="single" w:color="000000" w:sz="8"/>
+              <w:bottom w:val="single" w:color="000000" w:sz="8"/>
+              <w:right w:val="single" w:color="000000" w:sz="8"/>
+            </w:tcBorders>
+            <w:tcMar>
+              <w:top w:type="dxa" w:w="80"/>
+              <w:left w:type="dxa" w:w="140"/>
+              <w:bottom w:type="dxa" w:w="80"/>
+              <w:right w:type="dxa" w:w="140"/>
+            </w:tcMar>
+          </w:tcPr>
+          <w:p>
+            <w:r>
+              <w:rPr>
+                <w:rFonts w:ascii="Times New Roman" w:cs="Times New Roman" w:eastAsia="Times New Roman" w:hAnsi="Times New Roman"/>
+                <w:b w:val="false"/>
+                <w:bCs w:val="false"/>
+                <w:i w:val="false"/>
+                <w:iCs w:val="false"/>
+                <w:sz w:val="20"/>
+                <w:szCs w:val="20"/>
+              </w:rPr>
+              <w:t xml:space="preserve">558</w:t>
+            </w:r>
+          </w:p>
+        </w:tc>
+        <w:tc>
+          <w:tcPr>
+            <w:tcW w:type="dxa" w:w="4180"/>
+            <w:tcBorders>
+              <w:top w:val="single" w:color="000000" w:sz="8"/>
+              <w:left w:val="single" w:color="000000" w:sz="8"/>
+              <w:bottom w:val="single" w:color="000000" w:sz="8"/>
+              <w:right w:val="single" w:color="000000" w:sz="8"/>
+            </w:tcBorders>
+            <w:tcMar>
+              <w:top w:type="dxa" w:w="80"/>
+              <w:left w:type="dxa" w:w="140"/>
+              <w:bottom w:type="dxa" w:w="80"/>
+              <w:right w:type="dxa" w:w="140"/>
+            </w:tcMar>
+          </w:tcPr>
+          <w:tbl>
+            <w:tblPr>
+              <w:tblW w:type="dxa" w:w="4180"/>
+              <w:tblBorders>
+                <w:top w:val="single" w:color="auto" w:sz="4"/>
+                <w:left w:val="single" w:color="auto" w:sz="4"/>
+                <w:bottom w:val="single" w:color="auto" w:sz="4"/>
+                <w:right w:val="single" w:color="auto" w:sz="4"/>
+                <w:insideH w:val="single" w:color="auto" w:sz="4"/>
+                <w:insideV w:val="single" w:color="auto" w:sz="4"/>
+              </w:tblBorders>
+            </w:tblPr>
+            <w:tblGrid>
+              <w:gridCol w:w="2050"/>
+              <w:gridCol w:w="2050"/>
+            </w:tblGrid>
+            <w:tr>
+              <w:tc>
+                <w:tcPr>
+                  <w:tcW w:type="dxa" w:w="2050"/>
+                  <w:tcBorders>
+                    <w:top w:val="single" w:color="000000" w:sz="8"/>
+                    <w:left w:val="single" w:color="000000" w:sz="8"/>
+                    <w:bottom w:val="single" w:color="000000" w:sz="8"/>
+                    <w:right w:val="single" w:color="000000" w:sz="8"/>
+                  </w:tcBorders>
+                  <w:tcMar>
+                    <w:top w:type="dxa" w:w="80"/>
+                    <w:left w:type="dxa" w:w="140"/>
+                    <w:bottom w:type="dxa" w:w="80"/>
+                    <w:right w:type="dxa" w:w="140"/>
+                  </w:tcMar>
+                </w:tcPr>
+                <w:tbl>
+                  <w:tblPr>
+                    <w:tblW w:type="dxa" w:w="2050"/>
+                    <w:tblBorders>
+                      <w:top w:val="single" w:color="auto" w:sz="4"/>
+                      <w:left w:val="single" w:color="auto" w:sz="4"/>
+                      <w:bottom w:val="single" w:color="auto" w:sz="4"/>
+                      <w:right w:val="single" w:color="auto" w:sz="4"/>
+                      <w:insideH w:val="single" w:color="auto" w:sz="4"/>
+                      <w:insideV w:val="single" w:color="auto" w:sz="4"/>
+                    </w:tblBorders>
+                  </w:tblPr>
+                  <w:tblGrid>
+                    <w:gridCol w:w="123"/>
+                    <w:gridCol w:w="1927"/>
+                  </w:tblGrid>
+                  <w:tr>
+                    <w:tc>
+                      <w:tcPr>
+                        <w:shd w:fill="A6A6A6" w:val="clear"/>
+                        <w:tcMar>
+                          <w:top w:type="dxa" w:w="40"/>
+                          <w:left w:type="dxa" w:w="80"/>
+                          <w:bottom w:type="dxa" w:w="40"/>
+                          <w:right w:type="dxa" w:w="80"/>
+                        </w:tcMar>
+                      </w:tcPr>
+                      <w:p>
+                        <w:r>
+                          <w:rPr>
+                            <w:rFonts w:ascii="Times New Roman" w:cs="Times New Roman" w:eastAsia="Times New Roman" w:hAnsi="Times New Roman"/>
+                            <w:b/>
+                            <w:bCs/>
+                            <w:color w:val="FFFFFF"/>
+                            <w:sz w:val="18"/>
+                            <w:szCs w:val="18"/>
+                          </w:rPr>
+                          <w:t xml:space="preserve">0</w:t>
+                        </w:r>
+                      </w:p>
+                    </w:tc>
+                    <w:tc>
+                      <w:p/>
+                    </w:tc>
+                  </w:tr>
+                </w:tbl>
+                <w:p/>
+              </w:tc>
+              <w:tc>
+                <w:tcPr>
+                  <w:tcW w:type="dxa" w:w="2050"/>
+                  <w:tcBorders>
+                    <w:top w:val="single" w:color="000000" w:sz="8"/>
+                    <w:left w:val="single" w:color="000000" w:sz="8"/>
+                    <w:bottom w:val="single" w:color="000000" w:sz="8"/>
+                    <w:right w:val="single" w:color="000000" w:sz="8"/>
+                  </w:tcBorders>
+                  <w:tcMar>
+                    <w:top w:type="dxa" w:w="80"/>
+                    <w:left w:type="dxa" w:w="140"/>
+                    <w:bottom w:type="dxa" w:w="80"/>
+                    <w:right w:type="dxa" w:w="140"/>
+                  </w:tcMar>
+                </w:tcPr>
+                <w:tbl>
+                  <w:tblPr>
+                    <w:tblW w:type="dxa" w:w="2050"/>
+                    <w:tblBorders>
+                      <w:top w:val="single" w:color="auto" w:sz="4"/>
+                      <w:left w:val="single" w:color="auto" w:sz="4"/>
+                      <w:bottom w:val="single" w:color="auto" w:sz="4"/>
+                      <w:right w:val="single" w:color="auto" w:sz="4"/>
+                      <w:insideH w:val="single" w:color="auto" w:sz="4"/>
+                      <w:insideV w:val="single" w:color="auto" w:sz="4"/>
+                    </w:tblBorders>
+                  </w:tblPr>
+                  <w:tblGrid>
+                    <w:gridCol w:w="2050"/>
+                    <w:gridCol w:w="200"/>
+                  </w:tblGrid>
+                  <w:tr>
+                    <w:tc>
+                      <w:tcPr>
+                        <w:shd w:fill="2E75B6" w:val="clear"/>
+                        <w:tcMar>
+                          <w:top w:type="dxa" w:w="40"/>
+                          <w:left w:type="dxa" w:w="80"/>
+                          <w:bottom w:type="dxa" w:w="40"/>
+                          <w:right w:type="dxa" w:w="80"/>
+                        </w:tcMar>
+                      </w:tcPr>
+                      <w:p>
+                        <w:r>
+                          <w:rPr>
+                            <w:rFonts w:ascii="Times New Roman" w:cs="Times New Roman" w:eastAsia="Times New Roman" w:hAnsi="Times New Roman"/>
+                            <w:b/>
+                            <w:bCs/>
+                            <w:color w:val="FFFFFF"/>
+                            <w:sz w:val="18"/>
+                            <w:szCs w:val="18"/>
+                          </w:rPr>
+                          <w:t xml:space="preserve">558</w:t>
+                        </w:r>
+                      </w:p>
+                    </w:tc>
+                    <w:tc>
+                      <w:p/>
+                    </w:tc>
+                  </w:tr>
+                </w:tbl>
+                <w:p/>
+              </w:tc>
+            </w:tr>
+          </w:tbl>
+          <w:p/>
+        </w:tc>
+      </w:tr>
+      <w:tr>
+        <w:tc>
+          <w:tcPr>
+            <w:tcW w:type="dxa" w:w="3000"/>
+            <w:tcBorders>
+              <w:top w:val="single" w:color="000000" w:sz="8"/>
+              <w:left w:val="single" w:color="000000" w:sz="8"/>
+              <w:bottom w:val="single" w:color="000000" w:sz="8"/>
+              <w:right w:val="single" w:color="000000" w:sz="8"/>
+            </w:tcBorders>
+            <w:tcMar>
+              <w:top w:type="dxa" w:w="80"/>
+              <w:left w:type="dxa" w:w="140"/>
+              <w:bottom w:type="dxa" w:w="80"/>
+              <w:right w:type="dxa" w:w="140"/>
+            </w:tcMar>
+          </w:tcPr>
+          <w:p>
+            <w:r>
+              <w:rPr>
+                <w:rFonts w:ascii="Times New Roman" w:cs="Times New Roman" w:eastAsia="Times New Roman" w:hAnsi="Times New Roman"/>
+                <w:b w:val="false"/>
+                <w:bCs w:val="false"/>
+                <w:i w:val="false"/>
+                <w:iCs w:val="false"/>
+                <w:sz w:val="20"/>
+                <w:szCs w:val="20"/>
+              </w:rPr>
+              <w:t xml:space="preserve">Foto dokumentasi terindeks</w:t>
+            </w:r>
+          </w:p>
+        </w:tc>
+        <w:tc>
+          <w:tcPr>
+            <w:tcW w:type="dxa" w:w="1100"/>
+            <w:tcBorders>
+              <w:top w:val="single" w:color="000000" w:sz="8"/>
+              <w:left w:val="single" w:color="000000" w:sz="8"/>
+              <w:bottom w:val="single" w:color="000000" w:sz="8"/>
+              <w:right w:val="single" w:color="000000" w:sz="8"/>
+            </w:tcBorders>
+            <w:tcMar>
+              <w:top w:type="dxa" w:w="80"/>
+              <w:left w:type="dxa" w:w="140"/>
+              <w:bottom w:type="dxa" w:w="80"/>
+              <w:right w:type="dxa" w:w="140"/>
+            </w:tcMar>
+          </w:tcPr>
+          <w:p>
+            <w:r>
+              <w:rPr>
+                <w:rFonts w:ascii="Times New Roman" w:cs="Times New Roman" w:eastAsia="Times New Roman" w:hAnsi="Times New Roman"/>
+                <w:b w:val="false"/>
+                <w:bCs w:val="false"/>
+                <w:i w:val="false"/>
+                <w:iCs w:val="false"/>
+                <w:sz w:val="20"/>
+                <w:szCs w:val="20"/>
+              </w:rPr>
+              <w:t xml:space="preserve">0</w:t>
+            </w:r>
+          </w:p>
+        </w:tc>
+        <w:tc>
+          <w:tcPr>
+            <w:tcW w:type="dxa" w:w="1100"/>
+            <w:tcBorders>
+              <w:top w:val="single" w:color="000000" w:sz="8"/>
+              <w:left w:val="single" w:color="000000" w:sz="8"/>
+              <w:bottom w:val="single" w:color="000000" w:sz="8"/>
+              <w:right w:val="single" w:color="000000" w:sz="8"/>
+            </w:tcBorders>
+            <w:tcMar>
+              <w:top w:type="dxa" w:w="80"/>
+              <w:left w:type="dxa" w:w="140"/>
+              <w:bottom w:type="dxa" w:w="80"/>
+              <w:right w:type="dxa" w:w="140"/>
+            </w:tcMar>
+          </w:tcPr>
+          <w:p>
+            <w:r>
+              <w:rPr>
+                <w:rFonts w:ascii="Times New Roman" w:cs="Times New Roman" w:eastAsia="Times New Roman" w:hAnsi="Times New Roman"/>
+                <w:b w:val="false"/>
+                <w:bCs w:val="false"/>
+                <w:i w:val="false"/>
+                <w:iCs w:val="false"/>
+                <w:sz w:val="20"/>
+                <w:szCs w:val="20"/>
+              </w:rPr>
+              <w:t xml:space="preserve">6.453</w:t>
+            </w:r>
+          </w:p>
+        </w:tc>
+        <w:tc>
+          <w:tcPr>
+            <w:tcW w:type="dxa" w:w="4180"/>
+            <w:tcBorders>
+              <w:top w:val="single" w:color="000000" w:sz="8"/>
+              <w:left w:val="single" w:color="000000" w:sz="8"/>
+              <w:bottom w:val="single" w:color="000000" w:sz="8"/>
+              <w:right w:val="single" w:color="000000" w:sz="8"/>
+            </w:tcBorders>
+            <w:tcMar>
+              <w:top w:type="dxa" w:w="80"/>
+              <w:left w:type="dxa" w:w="140"/>
+              <w:bottom w:type="dxa" w:w="80"/>
+              <w:right w:type="dxa" w:w="140"/>
+            </w:tcMar>
+          </w:tcPr>
+          <w:tbl>
+            <w:tblPr>
+              <w:tblW w:type="dxa" w:w="4180"/>
+              <w:tblBorders>
+                <w:top w:val="single" w:color="auto" w:sz="4"/>
+                <w:left w:val="single" w:color="auto" w:sz="4"/>
+                <w:bottom w:val="single" w:color="auto" w:sz="4"/>
+                <w:right w:val="single" w:color="auto" w:sz="4"/>
+                <w:insideH w:val="single" w:color="auto" w:sz="4"/>
+                <w:insideV w:val="single" w:color="auto" w:sz="4"/>
+              </w:tblBorders>
+            </w:tblPr>
+            <w:tblGrid>
+              <w:gridCol w:w="2050"/>
+              <w:gridCol w:w="2050"/>
+            </w:tblGrid>
+            <w:tr>
+              <w:tc>
+                <w:tcPr>
+                  <w:tcW w:type="dxa" w:w="2050"/>
+                  <w:tcBorders>
+                    <w:top w:val="single" w:color="000000" w:sz="8"/>
+                    <w:left w:val="single" w:color="000000" w:sz="8"/>
+                    <w:bottom w:val="single" w:color="000000" w:sz="8"/>
+                    <w:right w:val="single" w:color="000000" w:sz="8"/>
+                  </w:tcBorders>
+                  <w:tcMar>
+                    <w:top w:type="dxa" w:w="80"/>
+                    <w:left w:type="dxa" w:w="140"/>
+                    <w:bottom w:type="dxa" w:w="80"/>
+                    <w:right w:type="dxa" w:w="140"/>
+                  </w:tcMar>
+                </w:tcPr>
+                <w:tbl>
+                  <w:tblPr>
+                    <w:tblW w:type="dxa" w:w="2050"/>
+                    <w:tblBorders>
+                      <w:top w:val="single" w:color="auto" w:sz="4"/>
+                      <w:left w:val="single" w:color="auto" w:sz="4"/>
+                      <w:bottom w:val="single" w:color="auto" w:sz="4"/>
+                      <w:right w:val="single" w:color="auto" w:sz="4"/>
+                      <w:insideH w:val="single" w:color="auto" w:sz="4"/>
+                      <w:insideV w:val="single" w:color="auto" w:sz="4"/>
+                    </w:tblBorders>
+                  </w:tblPr>
+                  <w:tblGrid>
+                    <w:gridCol w:w="123"/>
+                    <w:gridCol w:w="1927"/>
+                  </w:tblGrid>
+                  <w:tr>
+                    <w:tc>
+                      <w:tcPr>
+                        <w:shd w:fill="A6A6A6" w:val="clear"/>
+                        <w:tcMar>
+                          <w:top w:type="dxa" w:w="40"/>
+                          <w:left w:type="dxa" w:w="80"/>
+                          <w:bottom w:type="dxa" w:w="40"/>
+                          <w:right w:type="dxa" w:w="80"/>
+                        </w:tcMar>
+                      </w:tcPr>
+                      <w:p>
+                        <w:r>
+                          <w:rPr>
+                            <w:rFonts w:ascii="Times New Roman" w:cs="Times New Roman" w:eastAsia="Times New Roman" w:hAnsi="Times New Roman"/>
+                            <w:b/>
+                            <w:bCs/>
+                            <w:color w:val="FFFFFF"/>
+                            <w:sz w:val="18"/>
+                            <w:szCs w:val="18"/>
+                          </w:rPr>
+                          <w:t xml:space="preserve">0</w:t>
+                        </w:r>
+                      </w:p>
+                    </w:tc>
+                    <w:tc>
+                      <w:p/>
+                    </w:tc>
+                  </w:tr>
+                </w:tbl>
+                <w:p/>
+              </w:tc>
+              <w:tc>
+                <w:tcPr>
+                  <w:tcW w:type="dxa" w:w="2050"/>
+                  <w:tcBorders>
+                    <w:top w:val="single" w:color="000000" w:sz="8"/>
+                    <w:left w:val="single" w:color="000000" w:sz="8"/>
+                    <w:bottom w:val="single" w:color="000000" w:sz="8"/>
+                    <w:right w:val="single" w:color="000000" w:sz="8"/>
+                  </w:tcBorders>
+                  <w:tcMar>
+                    <w:top w:type="dxa" w:w="80"/>
+                    <w:left w:type="dxa" w:w="140"/>
+                    <w:bottom w:type="dxa" w:w="80"/>
+                    <w:right w:type="dxa" w:w="140"/>
+                  </w:tcMar>
+                </w:tcPr>
+                <w:tbl>
+                  <w:tblPr>
+                    <w:tblW w:type="dxa" w:w="2050"/>
+                    <w:tblBorders>
+                      <w:top w:val="single" w:color="auto" w:sz="4"/>
+                      <w:left w:val="single" w:color="auto" w:sz="4"/>
+                      <w:bottom w:val="single" w:color="auto" w:sz="4"/>
+                      <w:right w:val="single" w:color="auto" w:sz="4"/>
+                      <w:insideH w:val="single" w:color="auto" w:sz="4"/>
+                      <w:insideV w:val="single" w:color="auto" w:sz="4"/>
+                    </w:tblBorders>
+                  </w:tblPr>
+                  <w:tblGrid>
+                    <w:gridCol w:w="2050"/>
+                    <w:gridCol w:w="200"/>
+                  </w:tblGrid>
+                  <w:tr>
+                    <w:tc>
+                      <w:tcPr>
+                        <w:shd w:fill="2E75B6" w:val="clear"/>
+                        <w:tcMar>
+                          <w:top w:type="dxa" w:w="40"/>
+                          <w:left w:type="dxa" w:w="80"/>
+                          <w:bottom w:type="dxa" w:w="40"/>
+                          <w:right w:type="dxa" w:w="80"/>
+                        </w:tcMar>
+                      </w:tcPr>
+                      <w:p>
+                        <w:r>
+                          <w:rPr>
+                            <w:rFonts w:ascii="Times New Roman" w:cs="Times New Roman" w:eastAsia="Times New Roman" w:hAnsi="Times New Roman"/>
+                            <w:b/>
+                            <w:bCs/>
+                            <w:color w:val="FFFFFF"/>
+                            <w:sz w:val="18"/>
+                            <w:szCs w:val="18"/>
+                          </w:rPr>
+                          <w:t xml:space="preserve">6453</w:t>
+                        </w:r>
+                      </w:p>
+                    </w:tc>
+                    <w:tc>
+                      <w:p/>
+                    </w:tc>
+                  </w:tr>
+                </w:tbl>
+                <w:p/>
+              </w:tc>
+            </w:tr>
+          </w:tbl>
+          <w:p/>
+        </w:tc>
+      </w:tr>
+    </w:tbl>
+    <w:p>
+      <w:pPr>
+        <w:spacing w:after="160"/>
+      </w:pPr>
     </w:p>
     <w:p>
       <w:pPr>
@@ -1111,7 +5012,7 @@
           <w:sz w:val="22"/>
           <w:szCs w:val="22"/>
         </w:rPr>
-        <w:t xml:space="preserve">Permasalahan mikro: pemantauan progres fisik, keuangan, dan dokumentasi lapangan dilakukan manual melalui Excel, PDF, WhatsApp, dan berkas fisik tanpa jejak terpusat. Rekapitulasi capaian SPM lintas 365 desa memakan 5–10 hari kerja. Data historis sejak 2017 tersebar di berbagai format dan belum terharmonisasi.</w:t>
+        <w:t xml:space="preserve">Ringkasan angka kunci per 29 Juni 2026: 558 pekerjaan, 466 kontrak senilai Rp 76,09 miliar, 6.453 foto dokumentasi, 29 pengawas aktif di 33 lokasi.</w:t>
       </w:r>
     </w:p>
     <w:p>
@@ -1127,7 +5028,7 @@
           <w:sz w:val="22"/>
           <w:szCs w:val="22"/>
         </w:rPr>
-        <w:t xml:space="preserve">Isu Strategis</w:t>
+        <w:t xml:space="preserve">Permasalahan</w:t>
       </w:r>
     </w:p>
     <w:p>
@@ -1145,7 +5046,251 @@
           <w:sz w:val="22"/>
           <w:szCs w:val="22"/>
         </w:rPr>
-        <w:t xml:space="preserve">Arumanis mendukung SDGs 6 (air bersih dan sanitasi layak), Asta Cita terkait penurunan stunting, serta reformasi birokrasi melalui digitalisasi SPBE. Di tingkat nasional, inovasi selaras RPJMN dan program PAMSIMAS. Di tingkat daerah, inovasi mendukung RPJMD 2025–2029, RISPAM Kabupaten Cianjur, RAD PAMSIMAS, serta prioritas peningkatan coverage air minum dan sanitasi di 365 desa.</w:t>
+        <w:t xml:space="preserve">Permasalahan makro: Kabupaten Cianjur dengan 2.535.002 jiwa penduduk di 33 kecamatan dan 365 desa masih menghad</w:t>
+      </w:r>
+      <w:r>
+        <w:rPr>
+          <w:rFonts w:ascii="Times New Roman" w:cs="Times New Roman" w:eastAsia="Times New Roman" w:hAnsi="Times New Roman"/>
+          <w:b w:val="false"/>
+          <w:bCs w:val="false"/>
+          <w:i/>
+          <w:iCs/>
+          <w:sz w:val="22"/>
+          <w:szCs w:val="22"/>
+        </w:rPr>
+        <w:t xml:space="preserve">api</w:t>
+      </w:r>
+      <w:r>
+        <w:rPr>
+          <w:rFonts w:ascii="Times New Roman" w:cs="Times New Roman" w:eastAsia="Times New Roman" w:hAnsi="Times New Roman"/>
+          <w:b w:val="false"/>
+          <w:bCs w:val="false"/>
+          <w:i w:val="false"/>
+          <w:iCs w:val="false"/>
+          <w:sz w:val="22"/>
+          <w:szCs w:val="22"/>
+        </w:rPr>
+        <w:t xml:space="preserve"> </w:t>
+      </w:r>
+      <w:r>
+        <w:rPr>
+          <w:rFonts w:ascii="Times New Roman" w:cs="Times New Roman" w:eastAsia="Times New Roman" w:hAnsi="Times New Roman"/>
+          <w:b w:val="false"/>
+          <w:bCs w:val="false"/>
+          <w:i/>
+          <w:iCs/>
+          <w:sz w:val="22"/>
+          <w:szCs w:val="22"/>
+        </w:rPr>
+        <w:t xml:space="preserve">gap</w:t>
+      </w:r>
+      <w:r>
+        <w:rPr>
+          <w:rFonts w:ascii="Times New Roman" w:cs="Times New Roman" w:eastAsia="Times New Roman" w:hAnsi="Times New Roman"/>
+          <w:b w:val="false"/>
+          <w:bCs w:val="false"/>
+          <w:i w:val="false"/>
+          <w:iCs w:val="false"/>
+          <w:sz w:val="22"/>
+          <w:szCs w:val="22"/>
+        </w:rPr>
+        <w:t xml:space="preserve"> besar akses air minum layak dan sanitasi. Per 29 Juni 2026, capaian Standar Pelayanan Minimum (SPM) air minum 13,25% (481.746 KK belum terlayani) dan sanitasi 1,90% (261 desa belum berinfrastruktur terpetakan).</w:t>
+      </w:r>
+    </w:p>
+    <w:p>
+      <w:pPr>
+        <w:spacing w:after="160" w:line="360"/>
+        <w:jc w:val="both"/>
+      </w:pPr>
+      <w:r>
+        <w:rPr>
+          <w:rFonts w:ascii="Times New Roman" w:cs="Times New Roman" w:eastAsia="Times New Roman" w:hAnsi="Times New Roman"/>
+          <w:b w:val="false"/>
+          <w:bCs w:val="false"/>
+          <w:i w:val="false"/>
+          <w:iCs w:val="false"/>
+          <w:sz w:val="22"/>
+          <w:szCs w:val="22"/>
+        </w:rPr>
+        <w:t xml:space="preserve">Permasalahan mikro: pemantauan progres fisik, keuangan, dan dokumentasi lapangan dilakukan manual melalui </w:t>
+      </w:r>
+      <w:r>
+        <w:rPr>
+          <w:rFonts w:ascii="Times New Roman" w:cs="Times New Roman" w:eastAsia="Times New Roman" w:hAnsi="Times New Roman"/>
+          <w:b w:val="false"/>
+          <w:bCs w:val="false"/>
+          <w:i/>
+          <w:iCs/>
+          <w:sz w:val="22"/>
+          <w:szCs w:val="22"/>
+        </w:rPr>
+        <w:t xml:space="preserve">Excel</w:t>
+      </w:r>
+      <w:r>
+        <w:rPr>
+          <w:rFonts w:ascii="Times New Roman" w:cs="Times New Roman" w:eastAsia="Times New Roman" w:hAnsi="Times New Roman"/>
+          <w:b w:val="false"/>
+          <w:bCs w:val="false"/>
+          <w:i w:val="false"/>
+          <w:iCs w:val="false"/>
+          <w:sz w:val="22"/>
+          <w:szCs w:val="22"/>
+        </w:rPr>
+        <w:t xml:space="preserve">, </w:t>
+      </w:r>
+      <w:r>
+        <w:rPr>
+          <w:rFonts w:ascii="Times New Roman" w:cs="Times New Roman" w:eastAsia="Times New Roman" w:hAnsi="Times New Roman"/>
+          <w:b w:val="false"/>
+          <w:bCs w:val="false"/>
+          <w:i/>
+          <w:iCs/>
+          <w:sz w:val="22"/>
+          <w:szCs w:val="22"/>
+        </w:rPr>
+        <w:t xml:space="preserve">PDF</w:t>
+      </w:r>
+      <w:r>
+        <w:rPr>
+          <w:rFonts w:ascii="Times New Roman" w:cs="Times New Roman" w:eastAsia="Times New Roman" w:hAnsi="Times New Roman"/>
+          <w:b w:val="false"/>
+          <w:bCs w:val="false"/>
+          <w:i w:val="false"/>
+          <w:iCs w:val="false"/>
+          <w:sz w:val="22"/>
+          <w:szCs w:val="22"/>
+        </w:rPr>
+        <w:t xml:space="preserve">, </w:t>
+      </w:r>
+      <w:r>
+        <w:rPr>
+          <w:rFonts w:ascii="Times New Roman" w:cs="Times New Roman" w:eastAsia="Times New Roman" w:hAnsi="Times New Roman"/>
+          <w:b w:val="false"/>
+          <w:bCs w:val="false"/>
+          <w:i/>
+          <w:iCs/>
+          <w:sz w:val="22"/>
+          <w:szCs w:val="22"/>
+        </w:rPr>
+        <w:t xml:space="preserve">WhatsApp</w:t>
+      </w:r>
+      <w:r>
+        <w:rPr>
+          <w:rFonts w:ascii="Times New Roman" w:cs="Times New Roman" w:eastAsia="Times New Roman" w:hAnsi="Times New Roman"/>
+          <w:b w:val="false"/>
+          <w:bCs w:val="false"/>
+          <w:i w:val="false"/>
+          <w:iCs w:val="false"/>
+          <w:sz w:val="22"/>
+          <w:szCs w:val="22"/>
+        </w:rPr>
+        <w:t xml:space="preserve">, dan berkas fisik tanpa jejak terpusat. Rek</w:t>
+      </w:r>
+      <w:r>
+        <w:rPr>
+          <w:rFonts w:ascii="Times New Roman" w:cs="Times New Roman" w:eastAsia="Times New Roman" w:hAnsi="Times New Roman"/>
+          <w:b w:val="false"/>
+          <w:bCs w:val="false"/>
+          <w:i/>
+          <w:iCs/>
+          <w:sz w:val="22"/>
+          <w:szCs w:val="22"/>
+        </w:rPr>
+        <w:t xml:space="preserve">api</w:t>
+      </w:r>
+      <w:r>
+        <w:rPr>
+          <w:rFonts w:ascii="Times New Roman" w:cs="Times New Roman" w:eastAsia="Times New Roman" w:hAnsi="Times New Roman"/>
+          <w:b w:val="false"/>
+          <w:bCs w:val="false"/>
+          <w:i w:val="false"/>
+          <w:iCs w:val="false"/>
+          <w:sz w:val="22"/>
+          <w:szCs w:val="22"/>
+        </w:rPr>
+        <w:t xml:space="preserve">tulasi capaian SPM lintas 365 desa memakan 5–10 hari kerja. Data historis sejak 2017 tersebar di berbagai format dan belum terharmonisasi.</w:t>
+      </w:r>
+    </w:p>
+    <w:p>
+      <w:pPr>
+        <w:pStyle w:val="bagian2"/>
+        <w:spacing w:after="80" w:before="200"/>
+      </w:pPr>
+      <w:r>
+        <w:rPr>
+          <w:rFonts w:ascii="Times New Roman" w:cs="Times New Roman" w:eastAsia="Times New Roman" w:hAnsi="Times New Roman"/>
+          <w:b/>
+          <w:bCs/>
+          <w:sz w:val="22"/>
+          <w:szCs w:val="22"/>
+        </w:rPr>
+        <w:t xml:space="preserve">Isu Strategis</w:t>
+      </w:r>
+    </w:p>
+    <w:p>
+      <w:pPr>
+        <w:spacing w:after="160" w:line="360"/>
+        <w:jc w:val="both"/>
+      </w:pPr>
+      <w:r>
+        <w:rPr>
+          <w:rFonts w:ascii="Times New Roman" w:cs="Times New Roman" w:eastAsia="Times New Roman" w:hAnsi="Times New Roman"/>
+          <w:b w:val="false"/>
+          <w:bCs w:val="false"/>
+          <w:i w:val="false"/>
+          <w:iCs w:val="false"/>
+          <w:sz w:val="22"/>
+          <w:szCs w:val="22"/>
+        </w:rPr>
+        <w:t xml:space="preserve">Arumanis mendukung SDGs 6 (air bersih dan sanitasi layak), Asta Cita terkait penurunan stunting, serta reformasi birokrasi melalui </w:t>
+      </w:r>
+      <w:r>
+        <w:rPr>
+          <w:rFonts w:ascii="Times New Roman" w:cs="Times New Roman" w:eastAsia="Times New Roman" w:hAnsi="Times New Roman"/>
+          <w:b w:val="false"/>
+          <w:bCs w:val="false"/>
+          <w:i/>
+          <w:iCs/>
+          <w:sz w:val="22"/>
+          <w:szCs w:val="22"/>
+        </w:rPr>
+        <w:t xml:space="preserve">digital</w:t>
+      </w:r>
+      <w:r>
+        <w:rPr>
+          <w:rFonts w:ascii="Times New Roman" w:cs="Times New Roman" w:eastAsia="Times New Roman" w:hAnsi="Times New Roman"/>
+          <w:b w:val="false"/>
+          <w:bCs w:val="false"/>
+          <w:i w:val="false"/>
+          <w:iCs w:val="false"/>
+          <w:sz w:val="22"/>
+          <w:szCs w:val="22"/>
+        </w:rPr>
+        <w:t xml:space="preserve">isasi SPBE. Di tingkat nasional, inovasi selaras RPJMN dan program PAMSIMAS. Di tingkat daerah, inovasi mendukung RPJMD 2025–2029, RI</w:t>
+      </w:r>
+      <w:r>
+        <w:rPr>
+          <w:rFonts w:ascii="Times New Roman" w:cs="Times New Roman" w:eastAsia="Times New Roman" w:hAnsi="Times New Roman"/>
+          <w:b w:val="false"/>
+          <w:bCs w:val="false"/>
+          <w:i/>
+          <w:iCs/>
+          <w:sz w:val="22"/>
+          <w:szCs w:val="22"/>
+        </w:rPr>
+        <w:t xml:space="preserve">SPA</w:t>
+      </w:r>
+      <w:r>
+        <w:rPr>
+          <w:rFonts w:ascii="Times New Roman" w:cs="Times New Roman" w:eastAsia="Times New Roman" w:hAnsi="Times New Roman"/>
+          <w:b w:val="false"/>
+          <w:bCs w:val="false"/>
+          <w:i w:val="false"/>
+          <w:iCs w:val="false"/>
+          <w:sz w:val="22"/>
+          <w:szCs w:val="22"/>
+        </w:rPr>
+        <w:t xml:space="preserve">M Kabupaten Cianjur, RAD PAMSIMAS, serta prioritas peningkatan cakupan layanan air minum dan sanitasi di 365 desa.</w:t>
       </w:r>
     </w:p>
     <w:p>
@@ -1214,7 +5359,175 @@
           <w:sz w:val="22"/>
           <w:szCs w:val="22"/>
         </w:rPr>
-        <w:t xml:space="preserve">Integrasi data: sebelumnya 4–6 format terpisah (Excel, PDF, WhatsApp, berkas fisik); sesudahnya satu platform Arumanis + apiamis. Rekapitulasi capaian Standar Pelayanan Minimum (SPM) lintas 365 desa: dari 5–10 hari kerja menjadi kurang dari 1 hari. Unit SPAM terdigitalisasi: 364 unit dengan 508 record capaian multi-tahun.</w:t>
+        <w:t xml:space="preserve">Integrasi data: sebelumnya 4–6 format terpisah (</w:t>
+      </w:r>
+      <w:r>
+        <w:rPr>
+          <w:rFonts w:ascii="Times New Roman" w:cs="Times New Roman" w:eastAsia="Times New Roman" w:hAnsi="Times New Roman"/>
+          <w:b w:val="false"/>
+          <w:bCs w:val="false"/>
+          <w:i/>
+          <w:iCs/>
+          <w:sz w:val="22"/>
+          <w:szCs w:val="22"/>
+        </w:rPr>
+        <w:t xml:space="preserve">Excel</w:t>
+      </w:r>
+      <w:r>
+        <w:rPr>
+          <w:rFonts w:ascii="Times New Roman" w:cs="Times New Roman" w:eastAsia="Times New Roman" w:hAnsi="Times New Roman"/>
+          <w:b w:val="false"/>
+          <w:bCs w:val="false"/>
+          <w:i w:val="false"/>
+          <w:iCs w:val="false"/>
+          <w:sz w:val="22"/>
+          <w:szCs w:val="22"/>
+        </w:rPr>
+        <w:t xml:space="preserve">, </w:t>
+      </w:r>
+      <w:r>
+        <w:rPr>
+          <w:rFonts w:ascii="Times New Roman" w:cs="Times New Roman" w:eastAsia="Times New Roman" w:hAnsi="Times New Roman"/>
+          <w:b w:val="false"/>
+          <w:bCs w:val="false"/>
+          <w:i/>
+          <w:iCs/>
+          <w:sz w:val="22"/>
+          <w:szCs w:val="22"/>
+        </w:rPr>
+        <w:t xml:space="preserve">PDF</w:t>
+      </w:r>
+      <w:r>
+        <w:rPr>
+          <w:rFonts w:ascii="Times New Roman" w:cs="Times New Roman" w:eastAsia="Times New Roman" w:hAnsi="Times New Roman"/>
+          <w:b w:val="false"/>
+          <w:bCs w:val="false"/>
+          <w:i w:val="false"/>
+          <w:iCs w:val="false"/>
+          <w:sz w:val="22"/>
+          <w:szCs w:val="22"/>
+        </w:rPr>
+        <w:t xml:space="preserve">, </w:t>
+      </w:r>
+      <w:r>
+        <w:rPr>
+          <w:rFonts w:ascii="Times New Roman" w:cs="Times New Roman" w:eastAsia="Times New Roman" w:hAnsi="Times New Roman"/>
+          <w:b w:val="false"/>
+          <w:bCs w:val="false"/>
+          <w:i/>
+          <w:iCs/>
+          <w:sz w:val="22"/>
+          <w:szCs w:val="22"/>
+        </w:rPr>
+        <w:t xml:space="preserve">WhatsApp</w:t>
+      </w:r>
+      <w:r>
+        <w:rPr>
+          <w:rFonts w:ascii="Times New Roman" w:cs="Times New Roman" w:eastAsia="Times New Roman" w:hAnsi="Times New Roman"/>
+          <w:b w:val="false"/>
+          <w:bCs w:val="false"/>
+          <w:i w:val="false"/>
+          <w:iCs w:val="false"/>
+          <w:sz w:val="22"/>
+          <w:szCs w:val="22"/>
+        </w:rPr>
+        <w:t xml:space="preserve">, berkas fisik); sesudahnya satu aplikasi Arumanis. Rek</w:t>
+      </w:r>
+      <w:r>
+        <w:rPr>
+          <w:rFonts w:ascii="Times New Roman" w:cs="Times New Roman" w:eastAsia="Times New Roman" w:hAnsi="Times New Roman"/>
+          <w:b w:val="false"/>
+          <w:bCs w:val="false"/>
+          <w:i/>
+          <w:iCs/>
+          <w:sz w:val="22"/>
+          <w:szCs w:val="22"/>
+        </w:rPr>
+        <w:t xml:space="preserve">api</w:t>
+      </w:r>
+      <w:r>
+        <w:rPr>
+          <w:rFonts w:ascii="Times New Roman" w:cs="Times New Roman" w:eastAsia="Times New Roman" w:hAnsi="Times New Roman"/>
+          <w:b w:val="false"/>
+          <w:bCs w:val="false"/>
+          <w:i w:val="false"/>
+          <w:iCs w:val="false"/>
+          <w:sz w:val="22"/>
+          <w:szCs w:val="22"/>
+        </w:rPr>
+        <w:t xml:space="preserve">tulasi capaian Standar Pelayanan Minimum (SPM) lintas 365 desa: dari 5–10 hari kerja menjadi kurang dari 1 hari. Unit </w:t>
+      </w:r>
+      <w:r>
+        <w:rPr>
+          <w:rFonts w:ascii="Times New Roman" w:cs="Times New Roman" w:eastAsia="Times New Roman" w:hAnsi="Times New Roman"/>
+          <w:b w:val="false"/>
+          <w:bCs w:val="false"/>
+          <w:i/>
+          <w:iCs/>
+          <w:sz w:val="22"/>
+          <w:szCs w:val="22"/>
+        </w:rPr>
+        <w:t xml:space="preserve">SPA</w:t>
+      </w:r>
+      <w:r>
+        <w:rPr>
+          <w:rFonts w:ascii="Times New Roman" w:cs="Times New Roman" w:eastAsia="Times New Roman" w:hAnsi="Times New Roman"/>
+          <w:b w:val="false"/>
+          <w:bCs w:val="false"/>
+          <w:i w:val="false"/>
+          <w:iCs w:val="false"/>
+          <w:sz w:val="22"/>
+          <w:szCs w:val="22"/>
+        </w:rPr>
+        <w:t xml:space="preserve">M ter</w:t>
+      </w:r>
+      <w:r>
+        <w:rPr>
+          <w:rFonts w:ascii="Times New Roman" w:cs="Times New Roman" w:eastAsia="Times New Roman" w:hAnsi="Times New Roman"/>
+          <w:b w:val="false"/>
+          <w:bCs w:val="false"/>
+          <w:i/>
+          <w:iCs/>
+          <w:sz w:val="22"/>
+          <w:szCs w:val="22"/>
+        </w:rPr>
+        <w:t xml:space="preserve">digital</w:t>
+      </w:r>
+      <w:r>
+        <w:rPr>
+          <w:rFonts w:ascii="Times New Roman" w:cs="Times New Roman" w:eastAsia="Times New Roman" w:hAnsi="Times New Roman"/>
+          <w:b w:val="false"/>
+          <w:bCs w:val="false"/>
+          <w:i w:val="false"/>
+          <w:iCs w:val="false"/>
+          <w:sz w:val="22"/>
+          <w:szCs w:val="22"/>
+        </w:rPr>
+        <w:t xml:space="preserve">isasi: 364 unit dengan 508 </w:t>
+      </w:r>
+      <w:r>
+        <w:rPr>
+          <w:rFonts w:ascii="Times New Roman" w:cs="Times New Roman" w:eastAsia="Times New Roman" w:hAnsi="Times New Roman"/>
+          <w:b w:val="false"/>
+          <w:bCs w:val="false"/>
+          <w:i/>
+          <w:iCs/>
+          <w:sz w:val="22"/>
+          <w:szCs w:val="22"/>
+        </w:rPr>
+        <w:t xml:space="preserve">record</w:t>
+      </w:r>
+      <w:r>
+        <w:rPr>
+          <w:rFonts w:ascii="Times New Roman" w:cs="Times New Roman" w:eastAsia="Times New Roman" w:hAnsi="Times New Roman"/>
+          <w:b w:val="false"/>
+          <w:bCs w:val="false"/>
+          <w:i w:val="false"/>
+          <w:iCs w:val="false"/>
+          <w:sz w:val="22"/>
+          <w:szCs w:val="22"/>
+        </w:rPr>
+        <w:t xml:space="preserve"> capaian multi-tahun.</w:t>
       </w:r>
     </w:p>
     <w:p>
@@ -1233,7 +5546,7 @@
           <w:sz w:val="22"/>
           <w:szCs w:val="22"/>
         </w:rPr>
-        <w:t xml:space="preserve">Monitoring proyek: sebelumnya tidak terstandar per berkas; sesudahnya 558 paket pekerjaan terpantau. Interval laporan pengawas: dari 2–4 minggu menjadi mingguan via Panel Pengawasan. Dokumentasi foto: dari tersebar di perangkat pengawas menjadi 6.168 foto terindeks ber-slot dan ber-GPS.</w:t>
+        <w:t xml:space="preserve">Pemantauan proyek: sebelumnya tidak seragam per berkas; sesudahnya 558 paket pekerjaan terpantau. Interval laporan pengawas: dari 2–4 minggu menjadi mingguan melalui fitur pengawasan lapangan terpadu. Dokumentasi foto: dari tersebar di gawai pengawas menjadi 6.453 foto terarsip terpusat dengan lokasi lapangan.</w:t>
       </w:r>
     </w:p>
     <w:p>
@@ -1249,7 +5562,7 @@
           <w:sz w:val="22"/>
           <w:szCs w:val="22"/>
         </w:rPr>
-        <w:t xml:space="preserve">Monitoring Pekerjaan Konstruksi SPAM Perdesaan</w:t>
+        <w:t xml:space="preserve">Pemantauan Pekerjaan Konstruksi SPAM Perdesaan</w:t>
       </w:r>
     </w:p>
     <w:p>
@@ -1268,7 +5581,55 @@
           <w:sz w:val="22"/>
           <w:szCs w:val="22"/>
         </w:rPr>
-        <w:t xml:space="preserve">Setelah inovasi, pekerjaan konstruksi SPAM dipantau melalui modul pekerjaan dan Panel Pengawasan terintegrasi. Tercatat 558 pekerjaan dengan 466 kontrak, 6.168 dokumentasi foto terindeks, dan 29 pengawas aktif di 33 lokasi. Modul SPAM Unit (364 unit) menjadi acuan monitoring layanan pasca-konstruksi.</w:t>
+        <w:t xml:space="preserve">Setelah inovasi, pekerjaan konstruksi </w:t>
+      </w:r>
+      <w:r>
+        <w:rPr>
+          <w:rFonts w:ascii="Times New Roman" w:cs="Times New Roman" w:eastAsia="Times New Roman" w:hAnsi="Times New Roman"/>
+          <w:b w:val="false"/>
+          <w:bCs w:val="false"/>
+          <w:i/>
+          <w:iCs/>
+          <w:sz w:val="22"/>
+          <w:szCs w:val="22"/>
+        </w:rPr>
+        <w:t xml:space="preserve">SPA</w:t>
+      </w:r>
+      <w:r>
+        <w:rPr>
+          <w:rFonts w:ascii="Times New Roman" w:cs="Times New Roman" w:eastAsia="Times New Roman" w:hAnsi="Times New Roman"/>
+          <w:b w:val="false"/>
+          <w:bCs w:val="false"/>
+          <w:i w:val="false"/>
+          <w:iCs w:val="false"/>
+          <w:sz w:val="22"/>
+          <w:szCs w:val="22"/>
+        </w:rPr>
+        <w:t xml:space="preserve">M dipantau melalui pencatatan paket pekerjaan dan fitur pengawasan lapangan terpadu. Tercatat 558 pekerjaan dengan 466 kontrak, 6.453 dokumentasi foto terarsip, dan 29 pengawas aktif di 33 lokasi. Data 364 unit </w:t>
+      </w:r>
+      <w:r>
+        <w:rPr>
+          <w:rFonts w:ascii="Times New Roman" w:cs="Times New Roman" w:eastAsia="Times New Roman" w:hAnsi="Times New Roman"/>
+          <w:b w:val="false"/>
+          <w:bCs w:val="false"/>
+          <w:i/>
+          <w:iCs/>
+          <w:sz w:val="22"/>
+          <w:szCs w:val="22"/>
+        </w:rPr>
+        <w:t xml:space="preserve">SPA</w:t>
+      </w:r>
+      <w:r>
+        <w:rPr>
+          <w:rFonts w:ascii="Times New Roman" w:cs="Times New Roman" w:eastAsia="Times New Roman" w:hAnsi="Times New Roman"/>
+          <w:b w:val="false"/>
+          <w:bCs w:val="false"/>
+          <w:i w:val="false"/>
+          <w:iCs w:val="false"/>
+          <w:sz w:val="22"/>
+          <w:szCs w:val="22"/>
+        </w:rPr>
+        <w:t xml:space="preserve">M menjadi acuan pemantauan layanan pasca-konstruksi.</w:t>
       </w:r>
     </w:p>
     <w:p>
@@ -1284,7 +5645,7 @@
           <w:sz w:val="22"/>
           <w:szCs w:val="22"/>
         </w:rPr>
-        <w:t xml:space="preserve">Monitoring Pekerjaan Sanitasi dan Air Limbah</w:t>
+        <w:t xml:space="preserve">Pemantauan Pekerjaan Sanitasi dan Air Limbah</w:t>
       </w:r>
     </w:p>
     <w:p>
@@ -1319,7 +5680,7 @@
           <w:sz w:val="22"/>
           <w:szCs w:val="22"/>
         </w:rPr>
-        <w:t xml:space="preserve">Pengolahan Data Real-Time</w:t>
+        <w:t xml:space="preserve">Penyajian Data Langsung</w:t>
       </w:r>
     </w:p>
     <w:p>
@@ -1338,7 +5699,31 @@
           <w:sz w:val="22"/>
           <w:szCs w:val="22"/>
         </w:rPr>
-        <w:t xml:space="preserve">Dashboard menampilkan ringkasan kegiatan, pekerjaan, kontrak, output, pagu, distribusi sumber dana (DAK, APBD, DAU, PAD), dan indikator kualitas data tanpa menunggu rekapitulasi manual. Asisten Ami AI membantu penafsiran data operasional; laporan PDF/Excel dihasilkan dari data yang sama dengan Panel Pengawasan. Puspen (/puspen) merupakan alat tambahan operasional pendukung—bukan inti platform.</w:t>
+        <w:t xml:space="preserve">tampilan ringkasan data program menampilkan kegiatan, pekerjaan, kontrak, hasil fisik, pagu, distribusi sumber dana (DAK, APBD, DAU, PAD), dan tingkat kelengkapan data tanpa menunggu rek</w:t>
+      </w:r>
+      <w:r>
+        <w:rPr>
+          <w:rFonts w:ascii="Times New Roman" w:cs="Times New Roman" w:eastAsia="Times New Roman" w:hAnsi="Times New Roman"/>
+          <w:b w:val="false"/>
+          <w:bCs w:val="false"/>
+          <w:i/>
+          <w:iCs/>
+          <w:sz w:val="22"/>
+          <w:szCs w:val="22"/>
+        </w:rPr>
+        <w:t xml:space="preserve">api</w:t>
+      </w:r>
+      <w:r>
+        <w:rPr>
+          <w:rFonts w:ascii="Times New Roman" w:cs="Times New Roman" w:eastAsia="Times New Roman" w:hAnsi="Times New Roman"/>
+          <w:b w:val="false"/>
+          <w:bCs w:val="false"/>
+          <w:i w:val="false"/>
+          <w:iCs w:val="false"/>
+          <w:sz w:val="22"/>
+          <w:szCs w:val="22"/>
+        </w:rPr>
+        <w:t xml:space="preserve">tulasi manual. Laporan siap cetak dihasilkan dari data yang sama dengan laporan pengawasan lapangan.</w:t>
       </w:r>
     </w:p>
     <w:p>
@@ -1373,7 +5758,127 @@
           <w:sz w:val="22"/>
           <w:szCs w:val="22"/>
         </w:rPr>
-        <w:t xml:space="preserve">Data historis berasal dari arsip Excel/CSV, input operator, capaian unit SPAM, dokumentasi pengawasan, dan kontrak pekerjaan. Hingga snapshot ini, 508 record capaian SPAM dan data pekerjaan aktif telah terhimpun. Catatan: seluruh angka bersumber dari data Arumanis yang masih disinkronkan dari berbagai sumber sejak 2017. Proses harmonisasi belum selesai sepenuhnya sehingga dapat terdapat ketidaksesuaian. Angka diposisikan sebagai gambaran kondisi terkini, bukan pernyataan final.</w:t>
+        <w:t xml:space="preserve">Data historis berasal dari arsip </w:t>
+      </w:r>
+      <w:r>
+        <w:rPr>
+          <w:rFonts w:ascii="Times New Roman" w:cs="Times New Roman" w:eastAsia="Times New Roman" w:hAnsi="Times New Roman"/>
+          <w:b w:val="false"/>
+          <w:bCs w:val="false"/>
+          <w:i/>
+          <w:iCs/>
+          <w:sz w:val="22"/>
+          <w:szCs w:val="22"/>
+        </w:rPr>
+        <w:t xml:space="preserve">Excel</w:t>
+      </w:r>
+      <w:r>
+        <w:rPr>
+          <w:rFonts w:ascii="Times New Roman" w:cs="Times New Roman" w:eastAsia="Times New Roman" w:hAnsi="Times New Roman"/>
+          <w:b w:val="false"/>
+          <w:bCs w:val="false"/>
+          <w:i w:val="false"/>
+          <w:iCs w:val="false"/>
+          <w:sz w:val="22"/>
+          <w:szCs w:val="22"/>
+        </w:rPr>
+        <w:t xml:space="preserve">/</w:t>
+      </w:r>
+      <w:r>
+        <w:rPr>
+          <w:rFonts w:ascii="Times New Roman" w:cs="Times New Roman" w:eastAsia="Times New Roman" w:hAnsi="Times New Roman"/>
+          <w:b w:val="false"/>
+          <w:bCs w:val="false"/>
+          <w:i/>
+          <w:iCs/>
+          <w:sz w:val="22"/>
+          <w:szCs w:val="22"/>
+        </w:rPr>
+        <w:t xml:space="preserve">CSV</w:t>
+      </w:r>
+      <w:r>
+        <w:rPr>
+          <w:rFonts w:ascii="Times New Roman" w:cs="Times New Roman" w:eastAsia="Times New Roman" w:hAnsi="Times New Roman"/>
+          <w:b w:val="false"/>
+          <w:bCs w:val="false"/>
+          <w:i w:val="false"/>
+          <w:iCs w:val="false"/>
+          <w:sz w:val="22"/>
+          <w:szCs w:val="22"/>
+        </w:rPr>
+        <w:t xml:space="preserve">, </w:t>
+      </w:r>
+      <w:r>
+        <w:rPr>
+          <w:rFonts w:ascii="Times New Roman" w:cs="Times New Roman" w:eastAsia="Times New Roman" w:hAnsi="Times New Roman"/>
+          <w:b w:val="false"/>
+          <w:bCs w:val="false"/>
+          <w:i/>
+          <w:iCs/>
+          <w:sz w:val="22"/>
+          <w:szCs w:val="22"/>
+        </w:rPr>
+        <w:t xml:space="preserve">input</w:t>
+      </w:r>
+      <w:r>
+        <w:rPr>
+          <w:rFonts w:ascii="Times New Roman" w:cs="Times New Roman" w:eastAsia="Times New Roman" w:hAnsi="Times New Roman"/>
+          <w:b w:val="false"/>
+          <w:bCs w:val="false"/>
+          <w:i w:val="false"/>
+          <w:iCs w:val="false"/>
+          <w:sz w:val="22"/>
+          <w:szCs w:val="22"/>
+        </w:rPr>
+        <w:t xml:space="preserve"> operator, capaian unit </w:t>
+      </w:r>
+      <w:r>
+        <w:rPr>
+          <w:rFonts w:ascii="Times New Roman" w:cs="Times New Roman" w:eastAsia="Times New Roman" w:hAnsi="Times New Roman"/>
+          <w:b w:val="false"/>
+          <w:bCs w:val="false"/>
+          <w:i/>
+          <w:iCs/>
+          <w:sz w:val="22"/>
+          <w:szCs w:val="22"/>
+        </w:rPr>
+        <w:t xml:space="preserve">SPA</w:t>
+      </w:r>
+      <w:r>
+        <w:rPr>
+          <w:rFonts w:ascii="Times New Roman" w:cs="Times New Roman" w:eastAsia="Times New Roman" w:hAnsi="Times New Roman"/>
+          <w:b w:val="false"/>
+          <w:bCs w:val="false"/>
+          <w:i w:val="false"/>
+          <w:iCs w:val="false"/>
+          <w:sz w:val="22"/>
+          <w:szCs w:val="22"/>
+        </w:rPr>
+        <w:t xml:space="preserve">M, dokumentasi pengawasan, dan kontrak pekerjaan. Hingga tanggal pengambilan data ini, 508 catatan capaian </w:t>
+      </w:r>
+      <w:r>
+        <w:rPr>
+          <w:rFonts w:ascii="Times New Roman" w:cs="Times New Roman" w:eastAsia="Times New Roman" w:hAnsi="Times New Roman"/>
+          <w:b w:val="false"/>
+          <w:bCs w:val="false"/>
+          <w:i/>
+          <w:iCs/>
+          <w:sz w:val="22"/>
+          <w:szCs w:val="22"/>
+        </w:rPr>
+        <w:t xml:space="preserve">SPA</w:t>
+      </w:r>
+      <w:r>
+        <w:rPr>
+          <w:rFonts w:ascii="Times New Roman" w:cs="Times New Roman" w:eastAsia="Times New Roman" w:hAnsi="Times New Roman"/>
+          <w:b w:val="false"/>
+          <w:bCs w:val="false"/>
+          <w:i w:val="false"/>
+          <w:iCs w:val="false"/>
+          <w:sz w:val="22"/>
+          <w:szCs w:val="22"/>
+        </w:rPr>
+        <w:t xml:space="preserve">M dan data pekerjaan aktif telah terhimpun.</w:t>
       </w:r>
     </w:p>
     <w:p>
@@ -1389,7 +5894,7 @@
           <w:sz w:val="22"/>
           <w:szCs w:val="22"/>
         </w:rPr>
-        <w:t xml:space="preserve">Keunggulan dan Kebaharuan</w:t>
+        <w:t xml:space="preserve">Studi Kasus</w:t>
       </w:r>
     </w:p>
     <w:p>
@@ -1407,31 +5912,13 @@
           <w:sz w:val="22"/>
           <w:szCs w:val="22"/>
         </w:rPr>
-        <w:t xml:space="preserve">Keunggulan utama Arumanis dibanding sistem sejenis terletak pada fokus monitoring pekerjaan konstruksi SPAM perdesaan dan sanitasi (khususnya air limbah) dalam satu platform, bukan hanya pencatatan aset statis. Sistem konvensional kerap memisahkan modul proyek, modul SPAM, dan modul sanitasi; Arumanis menghubungkan ketiganya.</w:t>
-      </w:r>
-    </w:p>
-    <w:p>
-      <w:pPr>
-        <w:spacing w:after="160" w:line="360"/>
-        <w:jc w:val="both"/>
-      </w:pPr>
-      <w:r>
-        <w:rPr>
-          <w:rFonts w:ascii="Times New Roman" w:cs="Times New Roman" w:eastAsia="Times New Roman" w:hAnsi="Times New Roman"/>
-          <w:b w:val="false"/>
-          <w:bCs w:val="false"/>
-          <w:i w:val="false"/>
-          <w:iCs w:val="false"/>
-          <w:sz w:val="22"/>
-          <w:szCs w:val="22"/>
-        </w:rPr>
-        <w:t xml:space="preserve">Kebaharuan teknis meliputi API publik capaian SPM, modul indikator kualitas data, integrasi SIMSPAM (33 unit), sinkronisasi progres estimasi dua arah, slot foto ber-GPS, role-based access per wilayah, asisten Ami AI, serta pipeline sinkronisasi data historis multi-sumber sejak 2017.</w:t>
-      </w:r>
-    </w:p>
-    <w:p>
-      <w:pPr>
-        <w:pStyle w:val="bagian2"/>
-        <w:spacing w:after="80" w:before="200"/>
+        <w:t xml:space="preserve">Studi kasus berikut bersumber dari data operasional Arumanis terbaru (bukan ilustrasi). Dua paket dipilih sebagai contoh pemantauan konstruksi air minum dan sanitasi dengan dokumentasi lapangan terbanyak.</w:t>
+      </w:r>
+    </w:p>
+    <w:p>
+      <w:pPr>
+        <w:pStyle w:val="bagian3"/>
+        <w:spacing w:after="60" w:before="160"/>
       </w:pPr>
       <w:r>
         <w:rPr>
@@ -1441,125 +5928,7 @@
           <w:sz w:val="22"/>
           <w:szCs w:val="22"/>
         </w:rPr>
-        <w:t xml:space="preserve">Ketersediaan SDM Pengelola</w:t>
-      </w:r>
-    </w:p>
-    <w:p>
-      <w:pPr>
-        <w:spacing w:after="160" w:line="360"/>
-        <w:jc w:val="both"/>
-      </w:pPr>
-      <w:r>
-        <w:rPr>
-          <w:rFonts w:ascii="Times New Roman" w:cs="Times New Roman" w:eastAsia="Times New Roman" w:hAnsi="Times New Roman"/>
-          <w:b w:val="false"/>
-          <w:bCs w:val="false"/>
-          <w:i w:val="false"/>
-          <w:iCs w:val="false"/>
-          <w:sz w:val="22"/>
-          <w:szCs w:val="22"/>
-        </w:rPr>
-        <w:t xml:space="preserve">Penyelenggaraan melibatkan koordinator program, operator data, tim pengembang sistem, dan jaringan pengawas lapangan. Bukti adopsi per 27 Juni 2026: 29 pengawas aktif di 33 lokasi; 558 pekerjaan dan 6.168 dokumentasi foto menandakan sistem dipakai untuk input lapangan.</w:t>
-      </w:r>
-    </w:p>
-    <w:p>
-      <w:pPr>
-        <w:pStyle w:val="bagian2"/>
-        <w:spacing w:after="80" w:before="200"/>
-      </w:pPr>
-      <w:r>
-        <w:rPr>
-          <w:rFonts w:ascii="Times New Roman" w:cs="Times New Roman" w:eastAsia="Times New Roman" w:hAnsi="Times New Roman"/>
-          <w:b/>
-          <w:bCs/>
-          <w:sz w:val="22"/>
-          <w:szCs w:val="22"/>
-        </w:rPr>
-        <w:t xml:space="preserve">Risiko dan Mitigasi</w:t>
-      </w:r>
-    </w:p>
-    <w:p>
-      <w:pPr>
-        <w:spacing w:after="160" w:line="360"/>
-        <w:jc w:val="both"/>
-      </w:pPr>
-      <w:r>
-        <w:rPr>
-          <w:rFonts w:ascii="Times New Roman" w:cs="Times New Roman" w:eastAsia="Times New Roman" w:hAnsi="Times New Roman"/>
-          <w:b w:val="false"/>
-          <w:bCs w:val="false"/>
-          <w:i w:val="false"/>
-          <w:iCs w:val="false"/>
-          <w:sz w:val="22"/>
-          <w:szCs w:val="22"/>
-        </w:rPr>
-        <w:t xml:space="preserve">Risiko sinkronisasi data: angka antar sumber belum 100% selaras—mitigasi validasi triwulanan, penandaan sumber, modul indikator kualitas data, dan disclaimer transparan. Risiko kesalahan input manual: mitigasi validasi server-side, template impor CSV/Excel, dan audit log. Risiko adopsi pengawas: mitigasi integrasi alur kerja mingguan, notifikasi broadcast, dan statistik kelengkapan input (Puspen KPI).</w:t>
-      </w:r>
-    </w:p>
-    <w:p>
-      <w:pPr>
-        <w:pStyle w:val="bagian2"/>
-        <w:spacing w:after="80" w:before="200"/>
-      </w:pPr>
-      <w:r>
-        <w:rPr>
-          <w:rFonts w:ascii="Times New Roman" w:cs="Times New Roman" w:eastAsia="Times New Roman" w:hAnsi="Times New Roman"/>
-          <w:b/>
-          <w:bCs/>
-          <w:sz w:val="22"/>
-          <w:szCs w:val="22"/>
-        </w:rPr>
-        <w:t xml:space="preserve">Tahapan Inovasi</w:t>
-      </w:r>
-    </w:p>
-    <w:p>
-      <w:pPr>
-        <w:spacing w:after="160" w:line="360"/>
-        <w:jc w:val="both"/>
-      </w:pPr>
-      <w:r>
-        <w:rPr>
-          <w:rFonts w:ascii="Times New Roman" w:cs="Times New Roman" w:eastAsia="Times New Roman" w:hAnsi="Times New Roman"/>
-          <w:b w:val="false"/>
-          <w:bCs w:val="false"/>
-          <w:i w:val="false"/>
-          <w:iCs w:val="false"/>
-          <w:sz w:val="22"/>
-          <w:szCs w:val="22"/>
-        </w:rPr>
-        <w:t xml:space="preserve">(1) Operator/koordinator login ke arumanis.cianjur.space untuk mengelola kegiatan, kontrak, dan data SPAM/sanitasi. (2) Pengawas mengakses Panel Pengawasan terintegrasi (/pengawasan/) dengan akun yang sama (SSO) untuk mengisi progress mingguan, unggah foto ber-GPS, dan laporan RAB. (3) Masyarakat mengakses peta capaian SPM per desa tanpa login 24 jam. (4) Backend apiamis.cianjur.space memvalidasi dan menyimpan data; dashboard memperbarui capaian secara real-time.</w:t>
-      </w:r>
-    </w:p>
-    <w:p>
-      <w:pPr>
-        <w:pStyle w:val="bagian2"/>
-        <w:spacing w:after="80" w:before="200"/>
-      </w:pPr>
-      <w:r>
-        <w:rPr>
-          <w:rFonts w:ascii="Times New Roman" w:cs="Times New Roman" w:eastAsia="Times New Roman" w:hAnsi="Times New Roman"/>
-          <w:b/>
-          <w:bCs/>
-          <w:sz w:val="22"/>
-          <w:szCs w:val="22"/>
-        </w:rPr>
-        <w:t xml:space="preserve">Tujuan dan Manfaat</w:t>
-      </w:r>
-    </w:p>
-    <w:p>
-      <w:pPr>
-        <w:pStyle w:val="bagian3"/>
-        <w:spacing w:after="60" w:before="160"/>
-      </w:pPr>
-      <w:r>
-        <w:rPr>
-          <w:rFonts w:ascii="Times New Roman" w:cs="Times New Roman" w:eastAsia="Times New Roman" w:hAnsi="Times New Roman"/>
-          <w:b/>
-          <w:bCs/>
-          <w:sz w:val="22"/>
-          <w:szCs w:val="22"/>
-        </w:rPr>
-        <w:t xml:space="preserve">Tujuan</w:t>
+        <w:t xml:space="preserve">Kasus 1 — Pembangunan SPAM Jaringan Perpipaan</w:t>
       </w:r>
     </w:p>
     <w:p>
@@ -1578,23 +5947,31 @@
           <w:sz w:val="22"/>
           <w:szCs w:val="22"/>
         </w:rPr>
-        <w:t xml:space="preserve">Tujuan inovasi diarahkan pada terwujudnya pemantauan pekerjaan konstruksi SPAM perdesaan dan sanitasi (khususnya air limbah) yang terukur, disertai kemampuan olah data real-time. Target: (1) seluruh paket aktif terpantau (558 pekerjaan tercatat); (2) progres fisik minimal mingguan; (3) dokumentasi foto ≥90% paket aktif; (4) sinkronisasi data historis 2017–sekarang selisih antarsumber &lt;5%; (5) dashboard 365 desa real-time; (6) publikasi capaian SPM tanpa login.</w:t>
-      </w:r>
-    </w:p>
-    <w:p>
-      <w:pPr>
-        <w:pStyle w:val="bagian3"/>
-        <w:spacing w:after="60" w:before="160"/>
-      </w:pPr>
-      <w:r>
-        <w:rPr>
-          <w:rFonts w:ascii="Times New Roman" w:cs="Times New Roman" w:eastAsia="Times New Roman" w:hAnsi="Times New Roman"/>
-          <w:b/>
-          <w:bCs/>
-          <w:sz w:val="22"/>
-          <w:szCs w:val="22"/>
-        </w:rPr>
-        <w:t xml:space="preserve">Manfaat</w:t>
+        <w:t xml:space="preserve">Paket #614: Desa Wargaasih Kec. Kadupandak, Desa Wargaasih, Kecamatan Kadupandak. Sub-kegiatan: Pembangunan Sistem Penyediaan Air Minum (</w:t>
+      </w:r>
+      <w:r>
+        <w:rPr>
+          <w:rFonts w:ascii="Times New Roman" w:cs="Times New Roman" w:eastAsia="Times New Roman" w:hAnsi="Times New Roman"/>
+          <w:b w:val="false"/>
+          <w:bCs w:val="false"/>
+          <w:i/>
+          <w:iCs/>
+          <w:sz w:val="22"/>
+          <w:szCs w:val="22"/>
+        </w:rPr>
+        <w:t xml:space="preserve">SPA</w:t>
+      </w:r>
+      <w:r>
+        <w:rPr>
+          <w:rFonts w:ascii="Times New Roman" w:cs="Times New Roman" w:eastAsia="Times New Roman" w:hAnsi="Times New Roman"/>
+          <w:b w:val="false"/>
+          <w:bCs w:val="false"/>
+          <w:i w:val="false"/>
+          <w:iCs w:val="false"/>
+          <w:sz w:val="22"/>
+          <w:szCs w:val="22"/>
+        </w:rPr>
+        <w:t xml:space="preserve">M) Jaringan Perpipaan. Tahun anggaran 2026, sumber dana PAD, pagu Rp 300.000.000, kontrak Rp 298.000.000 (CV. CITARUM RAYA, SPK 602.4/SPK/PPK/DISPERKIM-AMS.037.146/2026).</w:t>
       </w:r>
     </w:p>
     <w:p>
@@ -1613,7 +5990,565 @@
           <w:sz w:val="22"/>
           <w:szCs w:val="22"/>
         </w:rPr>
-        <w:t xml:space="preserve">Bagi penyelenggara program: deviasi fisik/keuangan teridentifikasi lebih awal; evaluasi Standar Pelayanan Minimum (SPM) air minum (13,24%) dan sanitasi (1,90%); anggaran terpetakan air minum Rp 91,47 miliar, sanitasi Rp 63,30 miliar, pekerjaan Rp 95,28 miliar (466 kontrak). Bagi pengawas: alur kerja terstruktur dalam satu sistem. Bagi masyarakat: akses capaian per desa 24 jam tanpa ke kantor dinas. Manfaat menjangkau 2.535.002 jiwa penduduk di 33 kecamatan.</w:t>
+        <w:t xml:space="preserve">Sebelum Arumanis: laporan progres dan foto kerja dikirim terpisah (</w:t>
+      </w:r>
+      <w:r>
+        <w:rPr>
+          <w:rFonts w:ascii="Times New Roman" w:cs="Times New Roman" w:eastAsia="Times New Roman" w:hAnsi="Times New Roman"/>
+          <w:b w:val="false"/>
+          <w:bCs w:val="false"/>
+          <w:i/>
+          <w:iCs/>
+          <w:sz w:val="22"/>
+          <w:szCs w:val="22"/>
+        </w:rPr>
+        <w:t xml:space="preserve">Excel</w:t>
+      </w:r>
+      <w:r>
+        <w:rPr>
+          <w:rFonts w:ascii="Times New Roman" w:cs="Times New Roman" w:eastAsia="Times New Roman" w:hAnsi="Times New Roman"/>
+          <w:b w:val="false"/>
+          <w:bCs w:val="false"/>
+          <w:i w:val="false"/>
+          <w:iCs w:val="false"/>
+          <w:sz w:val="22"/>
+          <w:szCs w:val="22"/>
+        </w:rPr>
+        <w:t xml:space="preserve">/</w:t>
+      </w:r>
+      <w:r>
+        <w:rPr>
+          <w:rFonts w:ascii="Times New Roman" w:cs="Times New Roman" w:eastAsia="Times New Roman" w:hAnsi="Times New Roman"/>
+          <w:b w:val="false"/>
+          <w:bCs w:val="false"/>
+          <w:i/>
+          <w:iCs/>
+          <w:sz w:val="22"/>
+          <w:szCs w:val="22"/>
+        </w:rPr>
+        <w:t xml:space="preserve">WhatsApp</w:t>
+      </w:r>
+      <w:r>
+        <w:rPr>
+          <w:rFonts w:ascii="Times New Roman" w:cs="Times New Roman" w:eastAsia="Times New Roman" w:hAnsi="Times New Roman"/>
+          <w:b w:val="false"/>
+          <w:bCs w:val="false"/>
+          <w:i w:val="false"/>
+          <w:iCs w:val="false"/>
+          <w:sz w:val="22"/>
+          <w:szCs w:val="22"/>
+        </w:rPr>
+        <w:t xml:space="preserve">) tanpa arsip terpusat. Sesudah Arumanis: tercatat 38 foto dokumentasi terarsip, pengawas Konsultan Paket 1 melaporkan melalui fitur pengawasan lapangan terpadu. Operator dinas memantau paket ini di aplikasi Arumanis bersama 558 pekerjaan lainnya.</w:t>
+      </w:r>
+    </w:p>
+    <w:p>
+      <w:pPr>
+        <w:pStyle w:val="bagian3"/>
+        <w:spacing w:after="60" w:before="160"/>
+      </w:pPr>
+      <w:r>
+        <w:rPr>
+          <w:rFonts w:ascii="Times New Roman" w:cs="Times New Roman" w:eastAsia="Times New Roman" w:hAnsi="Times New Roman"/>
+          <w:b/>
+          <w:bCs/>
+          <w:sz w:val="22"/>
+          <w:szCs w:val="22"/>
+        </w:rPr>
+        <w:t xml:space="preserve">Kasus 2 — Pembangunan SPALD/Tangki Septik Perdesaan</w:t>
+      </w:r>
+    </w:p>
+    <w:p>
+      <w:pPr>
+        <w:spacing w:after="160" w:line="360"/>
+        <w:ind w:left="360"/>
+        <w:jc w:val="both"/>
+      </w:pPr>
+      <w:r>
+        <w:rPr>
+          <w:rFonts w:ascii="Times New Roman" w:cs="Times New Roman" w:eastAsia="Times New Roman" w:hAnsi="Times New Roman"/>
+          <w:b w:val="false"/>
+          <w:bCs w:val="false"/>
+          <w:i w:val="false"/>
+          <w:iCs w:val="false"/>
+          <w:sz w:val="22"/>
+          <w:szCs w:val="22"/>
+        </w:rPr>
+        <w:t xml:space="preserve">Paket #392: Pembangunan Tangki Septik Skala Individual Perdesaan minimal 25 KK +Jamban - Desa Bojong Kecamatan Karangtengah. Lokasi Desa Bojong, Kecamatan Karangtengah. Tahun anggaran 2025, sumber dana DAK, pagu Rp 350.000.000, kontrak Rp 350.000.000 (TPS KSM BOJONG SAUYUNAN).</w:t>
+      </w:r>
+    </w:p>
+    <w:p>
+      <w:pPr>
+        <w:spacing w:after="160" w:line="360"/>
+        <w:ind w:left="360"/>
+        <w:jc w:val="both"/>
+      </w:pPr>
+      <w:r>
+        <w:rPr>
+          <w:rFonts w:ascii="Times New Roman" w:cs="Times New Roman" w:eastAsia="Times New Roman" w:hAnsi="Times New Roman"/>
+          <w:b w:val="false"/>
+          <w:bCs w:val="false"/>
+          <w:i w:val="false"/>
+          <w:iCs w:val="false"/>
+          <w:sz w:val="22"/>
+          <w:szCs w:val="22"/>
+        </w:rPr>
+        <w:t xml:space="preserve">Sebelum Arumanis: dokumentasi ratusan titik pembangunan sulit dilacak per desa. Sesudah Arumanis: 400 foto dokumentasi terpetakan pada satu paket pekerjaan, 36 penerima manfaat tercatat, dan progres dapat ditelusuri per sub-kegiatan sanitasi—menunjukkan skala adopsi sistem untuk program berbasis masyarakat.</w:t>
+      </w:r>
+    </w:p>
+    <w:p>
+      <w:pPr>
+        <w:pStyle w:val="bagian2"/>
+        <w:spacing w:after="80" w:before="200"/>
+      </w:pPr>
+      <w:r>
+        <w:rPr>
+          <w:rFonts w:ascii="Times New Roman" w:cs="Times New Roman" w:eastAsia="Times New Roman" w:hAnsi="Times New Roman"/>
+          <w:b/>
+          <w:bCs/>
+          <w:sz w:val="22"/>
+          <w:szCs w:val="22"/>
+        </w:rPr>
+        <w:t xml:space="preserve">Keunggulan dan Kebaharuan</w:t>
+      </w:r>
+    </w:p>
+    <w:p>
+      <w:pPr>
+        <w:spacing w:after="160" w:line="360"/>
+        <w:jc w:val="both"/>
+      </w:pPr>
+      <w:r>
+        <w:rPr>
+          <w:rFonts w:ascii="Times New Roman" w:cs="Times New Roman" w:eastAsia="Times New Roman" w:hAnsi="Times New Roman"/>
+          <w:b w:val="false"/>
+          <w:bCs w:val="false"/>
+          <w:i w:val="false"/>
+          <w:iCs w:val="false"/>
+          <w:sz w:val="22"/>
+          <w:szCs w:val="22"/>
+        </w:rPr>
+        <w:t xml:space="preserve">Keunggulan utama Arumanis dibanding sistem sejenis terletak pada fokus pemantauan pekerjaan konstruksi </w:t>
+      </w:r>
+      <w:r>
+        <w:rPr>
+          <w:rFonts w:ascii="Times New Roman" w:cs="Times New Roman" w:eastAsia="Times New Roman" w:hAnsi="Times New Roman"/>
+          <w:b w:val="false"/>
+          <w:bCs w:val="false"/>
+          <w:i/>
+          <w:iCs/>
+          <w:sz w:val="22"/>
+          <w:szCs w:val="22"/>
+        </w:rPr>
+        <w:t xml:space="preserve">SPA</w:t>
+      </w:r>
+      <w:r>
+        <w:rPr>
+          <w:rFonts w:ascii="Times New Roman" w:cs="Times New Roman" w:eastAsia="Times New Roman" w:hAnsi="Times New Roman"/>
+          <w:b w:val="false"/>
+          <w:bCs w:val="false"/>
+          <w:i w:val="false"/>
+          <w:iCs w:val="false"/>
+          <w:sz w:val="22"/>
+          <w:szCs w:val="22"/>
+        </w:rPr>
+        <w:t xml:space="preserve">M perdesaan dan sanitasi (khususnya air limbah) dalam satu aplikasi, bukan hanya pencatatan aset statis. Sistem konvensional kerap memisahkan data proyek, data </w:t>
+      </w:r>
+      <w:r>
+        <w:rPr>
+          <w:rFonts w:ascii="Times New Roman" w:cs="Times New Roman" w:eastAsia="Times New Roman" w:hAnsi="Times New Roman"/>
+          <w:b w:val="false"/>
+          <w:bCs w:val="false"/>
+          <w:i/>
+          <w:iCs/>
+          <w:sz w:val="22"/>
+          <w:szCs w:val="22"/>
+        </w:rPr>
+        <w:t xml:space="preserve">SPA</w:t>
+      </w:r>
+      <w:r>
+        <w:rPr>
+          <w:rFonts w:ascii="Times New Roman" w:cs="Times New Roman" w:eastAsia="Times New Roman" w:hAnsi="Times New Roman"/>
+          <w:b w:val="false"/>
+          <w:bCs w:val="false"/>
+          <w:i w:val="false"/>
+          <w:iCs w:val="false"/>
+          <w:sz w:val="22"/>
+          <w:szCs w:val="22"/>
+        </w:rPr>
+        <w:t xml:space="preserve">M, dan data sanitasi; Arumanis menghubungkan ketiganya.</w:t>
+      </w:r>
+    </w:p>
+    <w:p>
+      <w:pPr>
+        <w:spacing w:after="160" w:line="360"/>
+        <w:jc w:val="both"/>
+      </w:pPr>
+      <w:r>
+        <w:rPr>
+          <w:rFonts w:ascii="Times New Roman" w:cs="Times New Roman" w:eastAsia="Times New Roman" w:hAnsi="Times New Roman"/>
+          <w:b w:val="false"/>
+          <w:bCs w:val="false"/>
+          <w:i w:val="false"/>
+          <w:iCs w:val="false"/>
+          <w:sz w:val="22"/>
+          <w:szCs w:val="22"/>
+        </w:rPr>
+        <w:t xml:space="preserve">Kebaharuan meliputi penyajian capaian SPM terbuka per desa, penandaan tingkat kelengkapan data, keterkaitan data unit </w:t>
+      </w:r>
+      <w:r>
+        <w:rPr>
+          <w:rFonts w:ascii="Times New Roman" w:cs="Times New Roman" w:eastAsia="Times New Roman" w:hAnsi="Times New Roman"/>
+          <w:b w:val="false"/>
+          <w:bCs w:val="false"/>
+          <w:i/>
+          <w:iCs/>
+          <w:sz w:val="22"/>
+          <w:szCs w:val="22"/>
+        </w:rPr>
+        <w:t xml:space="preserve">SPA</w:t>
+      </w:r>
+      <w:r>
+        <w:rPr>
+          <w:rFonts w:ascii="Times New Roman" w:cs="Times New Roman" w:eastAsia="Times New Roman" w:hAnsi="Times New Roman"/>
+          <w:b w:val="false"/>
+          <w:bCs w:val="false"/>
+          <w:i w:val="false"/>
+          <w:iCs w:val="false"/>
+          <w:sz w:val="22"/>
+          <w:szCs w:val="22"/>
+        </w:rPr>
+        <w:t xml:space="preserve">M nasional SIM</w:t>
+      </w:r>
+      <w:r>
+        <w:rPr>
+          <w:rFonts w:ascii="Times New Roman" w:cs="Times New Roman" w:eastAsia="Times New Roman" w:hAnsi="Times New Roman"/>
+          <w:b w:val="false"/>
+          <w:bCs w:val="false"/>
+          <w:i/>
+          <w:iCs/>
+          <w:sz w:val="22"/>
+          <w:szCs w:val="22"/>
+        </w:rPr>
+        <w:t xml:space="preserve">SPA</w:t>
+      </w:r>
+      <w:r>
+        <w:rPr>
+          <w:rFonts w:ascii="Times New Roman" w:cs="Times New Roman" w:eastAsia="Times New Roman" w:hAnsi="Times New Roman"/>
+          <w:b w:val="false"/>
+          <w:bCs w:val="false"/>
+          <w:i w:val="false"/>
+          <w:iCs w:val="false"/>
+          <w:sz w:val="22"/>
+          <w:szCs w:val="22"/>
+        </w:rPr>
+        <w:t xml:space="preserve">M (33 unit), dokumentasi foto berlokasi, hak akses berbeda per peran pengguna, serta penggabungan data historis multi-sumber sejak 2017.</w:t>
+      </w:r>
+    </w:p>
+    <w:p>
+      <w:pPr>
+        <w:pStyle w:val="bagian2"/>
+        <w:spacing w:after="80" w:before="200"/>
+      </w:pPr>
+      <w:r>
+        <w:rPr>
+          <w:rFonts w:ascii="Times New Roman" w:cs="Times New Roman" w:eastAsia="Times New Roman" w:hAnsi="Times New Roman"/>
+          <w:b/>
+          <w:bCs/>
+          <w:sz w:val="22"/>
+          <w:szCs w:val="22"/>
+        </w:rPr>
+        <w:t xml:space="preserve">Ketersediaan SDM Pengelola</w:t>
+      </w:r>
+    </w:p>
+    <w:p>
+      <w:pPr>
+        <w:spacing w:after="160" w:line="360"/>
+        <w:jc w:val="both"/>
+      </w:pPr>
+      <w:r>
+        <w:rPr>
+          <w:rFonts w:ascii="Times New Roman" w:cs="Times New Roman" w:eastAsia="Times New Roman" w:hAnsi="Times New Roman"/>
+          <w:b w:val="false"/>
+          <w:bCs w:val="false"/>
+          <w:i w:val="false"/>
+          <w:iCs w:val="false"/>
+          <w:sz w:val="22"/>
+          <w:szCs w:val="22"/>
+        </w:rPr>
+        <w:t xml:space="preserve">Penyelenggaraan melibatkan koordinator program, operator data, tim pengembang sistem, dan jaringan pengawas lapangan. Bukti adopsi per 29 Juni 2026: 29 pengawas aktif di 33 lokasi; 558 pekerjaan dan 6.453 dokumentasi foto menandakan sistem dipakai untuk </w:t>
+      </w:r>
+      <w:r>
+        <w:rPr>
+          <w:rFonts w:ascii="Times New Roman" w:cs="Times New Roman" w:eastAsia="Times New Roman" w:hAnsi="Times New Roman"/>
+          <w:b w:val="false"/>
+          <w:bCs w:val="false"/>
+          <w:i/>
+          <w:iCs/>
+          <w:sz w:val="22"/>
+          <w:szCs w:val="22"/>
+        </w:rPr>
+        <w:t xml:space="preserve">input</w:t>
+      </w:r>
+      <w:r>
+        <w:rPr>
+          <w:rFonts w:ascii="Times New Roman" w:cs="Times New Roman" w:eastAsia="Times New Roman" w:hAnsi="Times New Roman"/>
+          <w:b w:val="false"/>
+          <w:bCs w:val="false"/>
+          <w:i w:val="false"/>
+          <w:iCs w:val="false"/>
+          <w:sz w:val="22"/>
+          <w:szCs w:val="22"/>
+        </w:rPr>
+        <w:t xml:space="preserve"> lapangan.</w:t>
+      </w:r>
+    </w:p>
+    <w:p>
+      <w:pPr>
+        <w:pStyle w:val="bagian2"/>
+        <w:spacing w:after="80" w:before="200"/>
+      </w:pPr>
+      <w:r>
+        <w:rPr>
+          <w:rFonts w:ascii="Times New Roman" w:cs="Times New Roman" w:eastAsia="Times New Roman" w:hAnsi="Times New Roman"/>
+          <w:b/>
+          <w:bCs/>
+          <w:sz w:val="22"/>
+          <w:szCs w:val="22"/>
+        </w:rPr>
+        <w:t xml:space="preserve">Risiko dan Mitigasi</w:t>
+      </w:r>
+    </w:p>
+    <w:p>
+      <w:pPr>
+        <w:spacing w:after="160" w:line="360"/>
+        <w:jc w:val="both"/>
+      </w:pPr>
+      <w:r>
+        <w:rPr>
+          <w:rFonts w:ascii="Times New Roman" w:cs="Times New Roman" w:eastAsia="Times New Roman" w:hAnsi="Times New Roman"/>
+          <w:b w:val="false"/>
+          <w:bCs w:val="false"/>
+          <w:i w:val="false"/>
+          <w:iCs w:val="false"/>
+          <w:sz w:val="22"/>
+          <w:szCs w:val="22"/>
+        </w:rPr>
+        <w:t xml:space="preserve">Risiko sinkronisasi data: angka antar sumber belum sepenuhnya selaras—mitigasi pemeriksaan triwulanan, penandaan sumber, dan keterbukaan catatan data. Risiko kesalahan </w:t>
+      </w:r>
+      <w:r>
+        <w:rPr>
+          <w:rFonts w:ascii="Times New Roman" w:cs="Times New Roman" w:eastAsia="Times New Roman" w:hAnsi="Times New Roman"/>
+          <w:b w:val="false"/>
+          <w:bCs w:val="false"/>
+          <w:i/>
+          <w:iCs/>
+          <w:sz w:val="22"/>
+          <w:szCs w:val="22"/>
+        </w:rPr>
+        <w:t xml:space="preserve">input</w:t>
+      </w:r>
+      <w:r>
+        <w:rPr>
+          <w:rFonts w:ascii="Times New Roman" w:cs="Times New Roman" w:eastAsia="Times New Roman" w:hAnsi="Times New Roman"/>
+          <w:b w:val="false"/>
+          <w:bCs w:val="false"/>
+          <w:i w:val="false"/>
+          <w:iCs w:val="false"/>
+          <w:sz w:val="22"/>
+          <w:szCs w:val="22"/>
+        </w:rPr>
+        <w:t xml:space="preserve"> manual: mitigasi formulir terstandar, format impor berkas, dan jejak perubahan data. Risiko kurangnya kebiasaan pengawas: mitigasi alur laporan mingguan, pengingat otomatis, dan pantauan kelengkapan laporan.</w:t>
+      </w:r>
+    </w:p>
+    <w:p>
+      <w:pPr>
+        <w:pStyle w:val="bagian2"/>
+        <w:spacing w:after="80" w:before="200"/>
+      </w:pPr>
+      <w:r>
+        <w:rPr>
+          <w:rFonts w:ascii="Times New Roman" w:cs="Times New Roman" w:eastAsia="Times New Roman" w:hAnsi="Times New Roman"/>
+          <w:b/>
+          <w:bCs/>
+          <w:sz w:val="22"/>
+          <w:szCs w:val="22"/>
+        </w:rPr>
+        <w:t xml:space="preserve">Tahapan Inovasi</w:t>
+      </w:r>
+    </w:p>
+    <w:p>
+      <w:pPr>
+        <w:spacing w:after="160" w:line="360"/>
+        <w:jc w:val="both"/>
+      </w:pPr>
+      <w:r>
+        <w:rPr>
+          <w:rFonts w:ascii="Times New Roman" w:cs="Times New Roman" w:eastAsia="Times New Roman" w:hAnsi="Times New Roman"/>
+          <w:b w:val="false"/>
+          <w:bCs w:val="false"/>
+          <w:i w:val="false"/>
+          <w:iCs w:val="false"/>
+          <w:sz w:val="22"/>
+          <w:szCs w:val="22"/>
+        </w:rPr>
+        <w:t xml:space="preserve">(1) Operator/koordinator dinas membuka aplikasi Arumanis untuk mengelola kegiatan, kontrak, dan data </w:t>
+      </w:r>
+      <w:r>
+        <w:rPr>
+          <w:rFonts w:ascii="Times New Roman" w:cs="Times New Roman" w:eastAsia="Times New Roman" w:hAnsi="Times New Roman"/>
+          <w:b w:val="false"/>
+          <w:bCs w:val="false"/>
+          <w:i/>
+          <w:iCs/>
+          <w:sz w:val="22"/>
+          <w:szCs w:val="22"/>
+        </w:rPr>
+        <w:t xml:space="preserve">SPA</w:t>
+      </w:r>
+      <w:r>
+        <w:rPr>
+          <w:rFonts w:ascii="Times New Roman" w:cs="Times New Roman" w:eastAsia="Times New Roman" w:hAnsi="Times New Roman"/>
+          <w:b w:val="false"/>
+          <w:bCs w:val="false"/>
+          <w:i w:val="false"/>
+          <w:iCs w:val="false"/>
+          <w:sz w:val="22"/>
+          <w:szCs w:val="22"/>
+        </w:rPr>
+        <w:t xml:space="preserve">M/sanitasi. (2) Pengawas lapangan menggunakan akun yang sama untuk mengisi progres mingguan, mengunggah foto lokasi, dan laporan anggaran fisik. (3) Masyarakat membuka halaman peta capaian SPM per desa tanpa harus mendaftar. (4) Data langsung tersimpan dan tampilan ringkasan diperbarui untuk evaluasi program.</w:t>
+      </w:r>
+    </w:p>
+    <w:p>
+      <w:pPr>
+        <w:pStyle w:val="bagian2"/>
+        <w:spacing w:after="80" w:before="200"/>
+      </w:pPr>
+      <w:r>
+        <w:rPr>
+          <w:rFonts w:ascii="Times New Roman" w:cs="Times New Roman" w:eastAsia="Times New Roman" w:hAnsi="Times New Roman"/>
+          <w:b/>
+          <w:bCs/>
+          <w:sz w:val="22"/>
+          <w:szCs w:val="22"/>
+        </w:rPr>
+        <w:t xml:space="preserve">Tujuan dan Manfaat</w:t>
+      </w:r>
+    </w:p>
+    <w:p>
+      <w:pPr>
+        <w:pStyle w:val="bagian3"/>
+        <w:spacing w:after="60" w:before="160"/>
+      </w:pPr>
+      <w:r>
+        <w:rPr>
+          <w:rFonts w:ascii="Times New Roman" w:cs="Times New Roman" w:eastAsia="Times New Roman" w:hAnsi="Times New Roman"/>
+          <w:b/>
+          <w:bCs/>
+          <w:sz w:val="22"/>
+          <w:szCs w:val="22"/>
+        </w:rPr>
+        <w:t xml:space="preserve">Tujuan</w:t>
+      </w:r>
+    </w:p>
+    <w:p>
+      <w:pPr>
+        <w:spacing w:after="160" w:line="360"/>
+        <w:ind w:left="360"/>
+        <w:jc w:val="both"/>
+      </w:pPr>
+      <w:r>
+        <w:rPr>
+          <w:rFonts w:ascii="Times New Roman" w:cs="Times New Roman" w:eastAsia="Times New Roman" w:hAnsi="Times New Roman"/>
+          <w:b w:val="false"/>
+          <w:bCs w:val="false"/>
+          <w:i w:val="false"/>
+          <w:iCs w:val="false"/>
+          <w:sz w:val="22"/>
+          <w:szCs w:val="22"/>
+        </w:rPr>
+        <w:t xml:space="preserve">Tujuan inovasi diarahkan pada terwujudnya pemantauan pekerjaan konstruksi </w:t>
+      </w:r>
+      <w:r>
+        <w:rPr>
+          <w:rFonts w:ascii="Times New Roman" w:cs="Times New Roman" w:eastAsia="Times New Roman" w:hAnsi="Times New Roman"/>
+          <w:b w:val="false"/>
+          <w:bCs w:val="false"/>
+          <w:i/>
+          <w:iCs/>
+          <w:sz w:val="22"/>
+          <w:szCs w:val="22"/>
+        </w:rPr>
+        <w:t xml:space="preserve">SPA</w:t>
+      </w:r>
+      <w:r>
+        <w:rPr>
+          <w:rFonts w:ascii="Times New Roman" w:cs="Times New Roman" w:eastAsia="Times New Roman" w:hAnsi="Times New Roman"/>
+          <w:b w:val="false"/>
+          <w:bCs w:val="false"/>
+          <w:i w:val="false"/>
+          <w:iCs w:val="false"/>
+          <w:sz w:val="22"/>
+          <w:szCs w:val="22"/>
+        </w:rPr>
+        <w:t xml:space="preserve">M perdesaan dan sanitasi (khususnya air limbah) yang terukur, disertai kemampuan menyajikan data terkini. Target: (1) seluruh paket aktif terpantau (558 pekerjaan tercatat); (2) progres fisik minimal mingguan; (3) dokumentasi foto ≥90% paket aktif; (4) penyelarasan data historis 2017–sekarang selisih antarsumber di bawah 5%; (5) ringkasan capaian 365 desa diperbarui langsung; (6) publikasi capaian SPM dapat diakses masyarakat tanpa pendaftaran.</w:t>
+      </w:r>
+    </w:p>
+    <w:p>
+      <w:pPr>
+        <w:pStyle w:val="bagian3"/>
+        <w:spacing w:after="60" w:before="160"/>
+      </w:pPr>
+      <w:r>
+        <w:rPr>
+          <w:rFonts w:ascii="Times New Roman" w:cs="Times New Roman" w:eastAsia="Times New Roman" w:hAnsi="Times New Roman"/>
+          <w:b/>
+          <w:bCs/>
+          <w:sz w:val="22"/>
+          <w:szCs w:val="22"/>
+        </w:rPr>
+        <w:t xml:space="preserve">Manfaat</w:t>
+      </w:r>
+    </w:p>
+    <w:p>
+      <w:pPr>
+        <w:spacing w:after="160" w:line="360"/>
+        <w:ind w:left="360"/>
+        <w:jc w:val="both"/>
+      </w:pPr>
+      <w:r>
+        <w:rPr>
+          <w:rFonts w:ascii="Times New Roman" w:cs="Times New Roman" w:eastAsia="Times New Roman" w:hAnsi="Times New Roman"/>
+          <w:b w:val="false"/>
+          <w:bCs w:val="false"/>
+          <w:i w:val="false"/>
+          <w:iCs w:val="false"/>
+          <w:sz w:val="22"/>
+          <w:szCs w:val="22"/>
+        </w:rPr>
+        <w:t xml:space="preserve">Bagi penyelenggara program: </w:t>
+      </w:r>
+      <w:r>
+        <w:rPr>
+          <w:rFonts w:ascii="Times New Roman" w:cs="Times New Roman" w:eastAsia="Times New Roman" w:hAnsi="Times New Roman"/>
+          <w:b w:val="false"/>
+          <w:bCs w:val="false"/>
+          <w:i/>
+          <w:iCs/>
+          <w:sz w:val="22"/>
+          <w:szCs w:val="22"/>
+        </w:rPr>
+        <w:t xml:space="preserve">deviasi</w:t>
+      </w:r>
+      <w:r>
+        <w:rPr>
+          <w:rFonts w:ascii="Times New Roman" w:cs="Times New Roman" w:eastAsia="Times New Roman" w:hAnsi="Times New Roman"/>
+          <w:b w:val="false"/>
+          <w:bCs w:val="false"/>
+          <w:i w:val="false"/>
+          <w:iCs w:val="false"/>
+          <w:sz w:val="22"/>
+          <w:szCs w:val="22"/>
+        </w:rPr>
+        <w:t xml:space="preserve"> fisik/keuangan teridentifikasi lebih awal; evaluasi Standar Pelayanan Minimum (SPM) air minum (13,25%) dan sanitasi (1,90%); anggaran terpetakan air minum Rp 91,47 miliar, sanitasi Rp 63,30 miliar, pekerjaan Rp 95,28 miliar (466 kontrak). Bagi pengawas: alur kerja terstruktur dalam satu aplikasi. Bagi masyarakat: capaian per desa dapat dicek kapan saja tanpa ke kantor dinas. Manfaat menjangkau 2.535.002 jiwa penduduk di 33 kecamatan.</w:t>
       </w:r>
     </w:p>
     <w:p>
@@ -1663,7 +6598,1620 @@
           <w:sz w:val="22"/>
           <w:szCs w:val="22"/>
         </w:rPr>
-        <w:t xml:space="preserve">(1) Anggaran: air minum Rp 91,47 miliar, sanitasi Rp 63,30 miliar, pekerjaan konstruksi Rp 95,28 miliar (466 kontrak), pengawasan Rp 14,46 miliar. (2) SDM: 29 pengawas aktif, operator data, tim pengembang (5–7 personil inti), koordinator program, konsultan/TFL. (3) Sarpras: server produksi (arumanis.cianjur.space, apiamis.cianjur.space), perangkat pengawas lapangan. (4) Teknologi: React SPA, Laravel API, PostgreSQL, Panel Pengawasan SSO. (5) Bimtek/sosialisasi berkala. (6) Pedoman teknis docs/user-guide. (7) Akses informasi publik 24 jam.</w:t>
+        <w:t xml:space="preserve">Ketersediaan sumber daya pendukung implementasi inovasi Arumanis diuraikan sesuai ketujuh komponen berikut. Data anggaran program mengacu pada </w:t>
+      </w:r>
+      <w:r>
+        <w:rPr>
+          <w:rFonts w:ascii="Times New Roman" w:cs="Times New Roman" w:eastAsia="Times New Roman" w:hAnsi="Times New Roman"/>
+          <w:b w:val="false"/>
+          <w:bCs w:val="false"/>
+          <w:i/>
+          <w:iCs/>
+          <w:sz w:val="22"/>
+          <w:szCs w:val="22"/>
+        </w:rPr>
+        <w:t xml:space="preserve">snapshot</w:t>
+      </w:r>
+      <w:r>
+        <w:rPr>
+          <w:rFonts w:ascii="Times New Roman" w:cs="Times New Roman" w:eastAsia="Times New Roman" w:hAnsi="Times New Roman"/>
+          <w:b w:val="false"/>
+          <w:bCs w:val="false"/>
+          <w:i w:val="false"/>
+          <w:iCs w:val="false"/>
+          <w:sz w:val="22"/>
+          <w:szCs w:val="22"/>
+        </w:rPr>
+        <w:t xml:space="preserve"> operasional per 29 Juni 2026.</w:t>
+      </w:r>
+    </w:p>
+    <w:p>
+      <w:pPr>
+        <w:pStyle w:val="bagian3"/>
+        <w:spacing w:after="60" w:before="160"/>
+      </w:pPr>
+      <w:r>
+        <w:rPr>
+          <w:rFonts w:ascii="Times New Roman" w:cs="Times New Roman" w:eastAsia="Times New Roman" w:hAnsi="Times New Roman"/>
+          <w:b/>
+          <w:bCs/>
+          <w:sz w:val="22"/>
+          <w:szCs w:val="22"/>
+        </w:rPr>
+        <w:t xml:space="preserve">(1) Anggaran</w:t>
+      </w:r>
+    </w:p>
+    <w:p>
+      <w:pPr>
+        <w:spacing w:after="160" w:line="360"/>
+        <w:ind w:left="360"/>
+        <w:jc w:val="both"/>
+      </w:pPr>
+      <w:r>
+        <w:rPr>
+          <w:rFonts w:ascii="Times New Roman" w:cs="Times New Roman" w:eastAsia="Times New Roman" w:hAnsi="Times New Roman"/>
+          <w:b w:val="false"/>
+          <w:bCs w:val="false"/>
+          <w:i w:val="false"/>
+          <w:iCs w:val="false"/>
+          <w:sz w:val="22"/>
+          <w:szCs w:val="22"/>
+        </w:rPr>
+        <w:t xml:space="preserve">Sumber anggaran program yang terpetakan dalam Arumanis bersumber dari APBD Kabupaten Cianjur dan transfer pemerintah pusat, dengan rincian kegiatan: DAK (3 kegiatan), APBD (10 kegiatan), DAU (4 kegiatan), PAD (3 kegiatan). Nilai program terintegrasi: air minum Rp 91,47 miliar, sanitasi Rp 63,30 miliar, pekerjaan konstruksi Rp 95,28 miliar (466 kontrak), pengawasan Rp 14,46 miliar. Total pagu kegiatan tercatat Rp 33,92 miliar pada 20 kegiatan aktif.</w:t>
+      </w:r>
+    </w:p>
+    <w:p>
+      <w:pPr>
+        <w:spacing w:after="160" w:line="360"/>
+        <w:ind w:left="360"/>
+        <w:jc w:val="both"/>
+      </w:pPr>
+      <w:r>
+        <w:rPr>
+          <w:rFonts w:ascii="Times New Roman" w:cs="Times New Roman" w:eastAsia="Times New Roman" w:hAnsi="Times New Roman"/>
+          <w:b w:val="false"/>
+          <w:bCs w:val="false"/>
+          <w:i w:val="false"/>
+          <w:iCs w:val="false"/>
+          <w:sz w:val="22"/>
+          <w:szCs w:val="22"/>
+        </w:rPr>
+        <w:t xml:space="preserve">Pengembangan dan pengoperasian aplikasi Arumanis didukung kombinasi: (a) kontribusi inisiator dan tim pengembang pada tahap perancangan–uji coba (2023–2024); (b) adopsi operasional oleh DPKP Kabupaten Cianjur sejak 2025 melalui anggaran program air minum dan sanitasi; (c) infrastruktur server dan jasa pendukung aplikasi. Tidak memerlukan hibah terpisah untuk kelangsungan operasional harian karena terintegrasi dengan program dinas.</w:t>
+      </w:r>
+    </w:p>
+    <w:p>
+      <w:pPr>
+        <w:pStyle w:val="bagian3"/>
+        <w:spacing w:after="60" w:before="160"/>
+      </w:pPr>
+      <w:r>
+        <w:rPr>
+          <w:rFonts w:ascii="Times New Roman" w:cs="Times New Roman" w:eastAsia="Times New Roman" w:hAnsi="Times New Roman"/>
+          <w:b/>
+          <w:bCs/>
+          <w:sz w:val="22"/>
+          <w:szCs w:val="22"/>
+        </w:rPr>
+        <w:t xml:space="preserve">(2) Sumber Daya Manusia</w:t>
+      </w:r>
+    </w:p>
+    <w:p>
+      <w:pPr>
+        <w:spacing w:after="160" w:line="360"/>
+        <w:ind w:left="360"/>
+        <w:jc w:val="both"/>
+      </w:pPr>
+      <w:r>
+        <w:rPr>
+          <w:rFonts w:ascii="Times New Roman" w:cs="Times New Roman" w:eastAsia="Times New Roman" w:hAnsi="Times New Roman"/>
+          <w:b w:val="false"/>
+          <w:bCs w:val="false"/>
+          <w:i w:val="false"/>
+          <w:iCs w:val="false"/>
+          <w:sz w:val="22"/>
+          <w:szCs w:val="22"/>
+        </w:rPr>
+        <w:t xml:space="preserve">Tim penyelenggara terdiri atas: (a) Inisiator/koordinator inovasi (Ilham Taufiq)—perancang aplikasi dan koordinasi adopsi; (b) Koordinator program DPKP—penanggung jawab kebijakan dan evaluasi capaian; (c) Operator data (2–4 orang)—kompetensi </w:t>
+      </w:r>
+      <w:r>
+        <w:rPr>
+          <w:rFonts w:ascii="Times New Roman" w:cs="Times New Roman" w:eastAsia="Times New Roman" w:hAnsi="Times New Roman"/>
+          <w:b w:val="false"/>
+          <w:bCs w:val="false"/>
+          <w:i/>
+          <w:iCs/>
+          <w:sz w:val="22"/>
+          <w:szCs w:val="22"/>
+        </w:rPr>
+        <w:t xml:space="preserve">input</w:t>
+      </w:r>
+      <w:r>
+        <w:rPr>
+          <w:rFonts w:ascii="Times New Roman" w:cs="Times New Roman" w:eastAsia="Times New Roman" w:hAnsi="Times New Roman"/>
+          <w:b w:val="false"/>
+          <w:bCs w:val="false"/>
+          <w:i w:val="false"/>
+          <w:iCs w:val="false"/>
+          <w:sz w:val="22"/>
+          <w:szCs w:val="22"/>
+        </w:rPr>
+        <w:t xml:space="preserve"> dan validasi data </w:t>
+      </w:r>
+      <w:r>
+        <w:rPr>
+          <w:rFonts w:ascii="Times New Roman" w:cs="Times New Roman" w:eastAsia="Times New Roman" w:hAnsi="Times New Roman"/>
+          <w:b w:val="false"/>
+          <w:bCs w:val="false"/>
+          <w:i/>
+          <w:iCs/>
+          <w:sz w:val="22"/>
+          <w:szCs w:val="22"/>
+        </w:rPr>
+        <w:t xml:space="preserve">SPA</w:t>
+      </w:r>
+      <w:r>
+        <w:rPr>
+          <w:rFonts w:ascii="Times New Roman" w:cs="Times New Roman" w:eastAsia="Times New Roman" w:hAnsi="Times New Roman"/>
+          <w:b w:val="false"/>
+          <w:bCs w:val="false"/>
+          <w:i w:val="false"/>
+          <w:iCs w:val="false"/>
+          <w:sz w:val="22"/>
+          <w:szCs w:val="22"/>
+        </w:rPr>
+        <w:t xml:space="preserve">M, SPM, pekerjaan, serta kontrak; (d) Tim pengembang (5–7 personil inti)—kompetensi pemeliharaan aplikasi, integrasi data, dan dukungan teknis; (e) Pengawas lapangan (29 orang di 33 lokasi)—kompetensi pemantauan progres fisik, dokumentasi foto, dan laporan mingguan; (f) Konsultan/TFL dan kontraktor pelaksana—pelaksanaan fisik dan pengawasan kontrak (466 kontrak).</w:t>
+      </w:r>
+    </w:p>
+    <w:p>
+      <w:pPr>
+        <w:pStyle w:val="bagian3"/>
+        <w:spacing w:after="60" w:before="160"/>
+      </w:pPr>
+      <w:r>
+        <w:rPr>
+          <w:rFonts w:ascii="Times New Roman" w:cs="Times New Roman" w:eastAsia="Times New Roman" w:hAnsi="Times New Roman"/>
+          <w:b/>
+          <w:bCs/>
+          <w:sz w:val="22"/>
+          <w:szCs w:val="22"/>
+        </w:rPr>
+        <w:t xml:space="preserve">(3) Sarana dan Prasarana</w:t>
+      </w:r>
+    </w:p>
+    <w:p>
+      <w:pPr>
+        <w:spacing w:after="160" w:line="360"/>
+        <w:ind w:left="360"/>
+        <w:jc w:val="both"/>
+      </w:pPr>
+      <w:r>
+        <w:rPr>
+          <w:rFonts w:ascii="Times New Roman" w:cs="Times New Roman" w:eastAsia="Times New Roman" w:hAnsi="Times New Roman"/>
+          <w:b w:val="false"/>
+          <w:bCs w:val="false"/>
+          <w:i w:val="false"/>
+          <w:iCs w:val="false"/>
+          <w:sz w:val="22"/>
+          <w:szCs w:val="22"/>
+        </w:rPr>
+        <w:t xml:space="preserve">Perangkat keras: komputer dan jaringan internet di kantor DPKP untuk operator; telepon genggam pengawas lapangan untuk dokumentasi pekerjaan; infrastruktur server produksi untuk menyimpan data program. Perangkat lunak: aplikasi Arumanis diakses melalui peramban pada perangkat yang tersedia—tanpa instalasi khusus di setiap laptop. Infrastruktur pendukung: koneksi internet di kantor dinas dan lokasi lapangan, serta penyimpanan data terpusat agar seluruh unit kerja memakai sumber data yang sama.</w:t>
+      </w:r>
+    </w:p>
+    <w:p>
+      <w:pPr>
+        <w:pStyle w:val="bagian3"/>
+        <w:spacing w:after="60" w:before="160"/>
+      </w:pPr>
+      <w:r>
+        <w:rPr>
+          <w:rFonts w:ascii="Times New Roman" w:cs="Times New Roman" w:eastAsia="Times New Roman" w:hAnsi="Times New Roman"/>
+          <w:b/>
+          <w:bCs/>
+          <w:sz w:val="22"/>
+          <w:szCs w:val="22"/>
+        </w:rPr>
+        <w:t xml:space="preserve">(4) Teknologi yang Digunakan</w:t>
+      </w:r>
+    </w:p>
+    <w:p>
+      <w:pPr>
+        <w:spacing w:after="160" w:line="360"/>
+        <w:ind w:left="360"/>
+        <w:jc w:val="both"/>
+      </w:pPr>
+      <w:r>
+        <w:rPr>
+          <w:rFonts w:ascii="Times New Roman" w:cs="Times New Roman" w:eastAsia="Times New Roman" w:hAnsi="Times New Roman"/>
+          <w:b w:val="false"/>
+          <w:bCs w:val="false"/>
+          <w:i w:val="false"/>
+          <w:iCs w:val="false"/>
+          <w:sz w:val="22"/>
+          <w:szCs w:val="22"/>
+        </w:rPr>
+        <w:t xml:space="preserve">Arumanis dibangun sebagai inovasi </w:t>
+      </w:r>
+      <w:r>
+        <w:rPr>
+          <w:rFonts w:ascii="Times New Roman" w:cs="Times New Roman" w:eastAsia="Times New Roman" w:hAnsi="Times New Roman"/>
+          <w:b w:val="false"/>
+          <w:bCs w:val="false"/>
+          <w:i/>
+          <w:iCs/>
+          <w:sz w:val="22"/>
+          <w:szCs w:val="22"/>
+        </w:rPr>
+        <w:t xml:space="preserve">digital</w:t>
+      </w:r>
+      <w:r>
+        <w:rPr>
+          <w:rFonts w:ascii="Times New Roman" w:cs="Times New Roman" w:eastAsia="Times New Roman" w:hAnsi="Times New Roman"/>
+          <w:b w:val="false"/>
+          <w:bCs w:val="false"/>
+          <w:i w:val="false"/>
+          <w:iCs w:val="false"/>
+          <w:sz w:val="22"/>
+          <w:szCs w:val="22"/>
+        </w:rPr>
+        <w:t xml:space="preserve"> berbasis web dengan arsitektur tiga l</w:t>
+      </w:r>
+      <w:r>
+        <w:rPr>
+          <w:rFonts w:ascii="Times New Roman" w:cs="Times New Roman" w:eastAsia="Times New Roman" w:hAnsi="Times New Roman"/>
+          <w:b w:val="false"/>
+          <w:bCs w:val="false"/>
+          <w:i/>
+          <w:iCs/>
+          <w:sz w:val="22"/>
+          <w:szCs w:val="22"/>
+        </w:rPr>
+        <w:t xml:space="preserve">api</w:t>
+      </w:r>
+      <w:r>
+        <w:rPr>
+          <w:rFonts w:ascii="Times New Roman" w:cs="Times New Roman" w:eastAsia="Times New Roman" w:hAnsi="Times New Roman"/>
+          <w:b w:val="false"/>
+          <w:bCs w:val="false"/>
+          <w:i w:val="false"/>
+          <w:iCs w:val="false"/>
+          <w:sz w:val="22"/>
+          <w:szCs w:val="22"/>
+        </w:rPr>
+        <w:t xml:space="preserve">san: (a) antarmuka pengguna (</w:t>
+      </w:r>
+      <w:r>
+        <w:rPr>
+          <w:rFonts w:ascii="Times New Roman" w:cs="Times New Roman" w:eastAsia="Times New Roman" w:hAnsi="Times New Roman"/>
+          <w:b w:val="false"/>
+          <w:bCs w:val="false"/>
+          <w:i/>
+          <w:iCs/>
+          <w:sz w:val="22"/>
+          <w:szCs w:val="22"/>
+        </w:rPr>
+        <w:t xml:space="preserve">frontend</w:t>
+      </w:r>
+      <w:r>
+        <w:rPr>
+          <w:rFonts w:ascii="Times New Roman" w:cs="Times New Roman" w:eastAsia="Times New Roman" w:hAnsi="Times New Roman"/>
+          <w:b w:val="false"/>
+          <w:bCs w:val="false"/>
+          <w:i w:val="false"/>
+          <w:iCs w:val="false"/>
+          <w:sz w:val="22"/>
+          <w:szCs w:val="22"/>
+        </w:rPr>
+        <w:t xml:space="preserve">) untuk operator dinas, pengawas lapangan, dan masyarakat; (b) layanan data (</w:t>
+      </w:r>
+      <w:r>
+        <w:rPr>
+          <w:rFonts w:ascii="Times New Roman" w:cs="Times New Roman" w:eastAsia="Times New Roman" w:hAnsi="Times New Roman"/>
+          <w:b w:val="false"/>
+          <w:bCs w:val="false"/>
+          <w:i/>
+          <w:iCs/>
+          <w:sz w:val="22"/>
+          <w:szCs w:val="22"/>
+        </w:rPr>
+        <w:t xml:space="preserve">backend</w:t>
+      </w:r>
+      <w:r>
+        <w:rPr>
+          <w:rFonts w:ascii="Times New Roman" w:cs="Times New Roman" w:eastAsia="Times New Roman" w:hAnsi="Times New Roman"/>
+          <w:b w:val="false"/>
+          <w:bCs w:val="false"/>
+          <w:i w:val="false"/>
+          <w:iCs w:val="false"/>
+          <w:sz w:val="22"/>
+          <w:szCs w:val="22"/>
+        </w:rPr>
+        <w:t xml:space="preserve">/</w:t>
+      </w:r>
+      <w:r>
+        <w:rPr>
+          <w:rFonts w:ascii="Times New Roman" w:cs="Times New Roman" w:eastAsia="Times New Roman" w:hAnsi="Times New Roman"/>
+          <w:b w:val="false"/>
+          <w:bCs w:val="false"/>
+          <w:i/>
+          <w:iCs/>
+          <w:sz w:val="22"/>
+          <w:szCs w:val="22"/>
+        </w:rPr>
+        <w:t xml:space="preserve">API</w:t>
+      </w:r>
+      <w:r>
+        <w:rPr>
+          <w:rFonts w:ascii="Times New Roman" w:cs="Times New Roman" w:eastAsia="Times New Roman" w:hAnsi="Times New Roman"/>
+          <w:b w:val="false"/>
+          <w:bCs w:val="false"/>
+          <w:i w:val="false"/>
+          <w:iCs w:val="false"/>
+          <w:sz w:val="22"/>
+          <w:szCs w:val="22"/>
+        </w:rPr>
+        <w:t xml:space="preserve">) untuk validasi, penyimpanan, dan integrasi modul; (c) basis data terpusat untuk menjamin satu sumber kebenaran data program air minum dan sanitasi.</w:t>
+      </w:r>
+    </w:p>
+    <w:tbl>
+      <w:tblPr>
+        <w:tblW w:type="dxa" w:w="9380"/>
+        <w:tblBorders>
+          <w:top w:val="single" w:color="auto" w:sz="4"/>
+          <w:left w:val="single" w:color="auto" w:sz="4"/>
+          <w:bottom w:val="single" w:color="auto" w:sz="4"/>
+          <w:right w:val="single" w:color="auto" w:sz="4"/>
+          <w:insideH w:val="single" w:color="auto" w:sz="4"/>
+          <w:insideV w:val="single" w:color="auto" w:sz="4"/>
+        </w:tblBorders>
+      </w:tblPr>
+      <w:tblGrid>
+        <w:gridCol w:w="2200"/>
+        <w:gridCol w:w="2400"/>
+        <w:gridCol w:w="4780"/>
+      </w:tblGrid>
+      <w:tr>
+        <w:tc>
+          <w:tcPr>
+            <w:tcW w:type="dxa" w:w="2200"/>
+            <w:tcBorders>
+              <w:top w:val="single" w:color="000000" w:sz="8"/>
+              <w:left w:val="single" w:color="000000" w:sz="8"/>
+              <w:bottom w:val="single" w:color="000000" w:sz="8"/>
+              <w:right w:val="single" w:color="000000" w:sz="8"/>
+            </w:tcBorders>
+            <w:shd w:fill="D9E2F3" w:val="clear"/>
+            <w:tcMar>
+              <w:top w:type="dxa" w:w="80"/>
+              <w:left w:type="dxa" w:w="140"/>
+              <w:bottom w:type="dxa" w:w="80"/>
+              <w:right w:type="dxa" w:w="140"/>
+            </w:tcMar>
+          </w:tcPr>
+          <w:p>
+            <w:r>
+              <w:rPr>
+                <w:rFonts w:ascii="Times New Roman" w:cs="Times New Roman" w:eastAsia="Times New Roman" w:hAnsi="Times New Roman"/>
+                <w:b/>
+                <w:bCs/>
+                <w:i w:val="false"/>
+                <w:iCs w:val="false"/>
+                <w:sz w:val="20"/>
+                <w:szCs w:val="20"/>
+              </w:rPr>
+              <w:t xml:space="preserve">L</w:t>
+            </w:r>
+            <w:r>
+              <w:rPr>
+                <w:rFonts w:ascii="Times New Roman" w:cs="Times New Roman" w:eastAsia="Times New Roman" w:hAnsi="Times New Roman"/>
+                <w:b/>
+                <w:bCs/>
+                <w:i/>
+                <w:iCs/>
+                <w:sz w:val="20"/>
+                <w:szCs w:val="20"/>
+              </w:rPr>
+              <w:t xml:space="preserve">api</w:t>
+            </w:r>
+            <w:r>
+              <w:rPr>
+                <w:rFonts w:ascii="Times New Roman" w:cs="Times New Roman" w:eastAsia="Times New Roman" w:hAnsi="Times New Roman"/>
+                <w:b/>
+                <w:bCs/>
+                <w:i w:val="false"/>
+                <w:iCs w:val="false"/>
+                <w:sz w:val="20"/>
+                <w:szCs w:val="20"/>
+              </w:rPr>
+              <w:t xml:space="preserve">san</w:t>
+            </w:r>
+          </w:p>
+        </w:tc>
+        <w:tc>
+          <w:tcPr>
+            <w:tcW w:type="dxa" w:w="2400"/>
+            <w:tcBorders>
+              <w:top w:val="single" w:color="000000" w:sz="8"/>
+              <w:left w:val="single" w:color="000000" w:sz="8"/>
+              <w:bottom w:val="single" w:color="000000" w:sz="8"/>
+              <w:right w:val="single" w:color="000000" w:sz="8"/>
+            </w:tcBorders>
+            <w:shd w:fill="D9E2F3" w:val="clear"/>
+            <w:tcMar>
+              <w:top w:type="dxa" w:w="80"/>
+              <w:left w:type="dxa" w:w="140"/>
+              <w:bottom w:type="dxa" w:w="80"/>
+              <w:right w:type="dxa" w:w="140"/>
+            </w:tcMar>
+          </w:tcPr>
+          <w:p>
+            <w:r>
+              <w:rPr>
+                <w:rFonts w:ascii="Times New Roman" w:cs="Times New Roman" w:eastAsia="Times New Roman" w:hAnsi="Times New Roman"/>
+                <w:b/>
+                <w:bCs/>
+                <w:i w:val="false"/>
+                <w:iCs w:val="false"/>
+                <w:sz w:val="20"/>
+                <w:szCs w:val="20"/>
+              </w:rPr>
+              <w:t xml:space="preserve">Teknologi</w:t>
+            </w:r>
+          </w:p>
+        </w:tc>
+        <w:tc>
+          <w:tcPr>
+            <w:tcW w:type="dxa" w:w="4780"/>
+            <w:tcBorders>
+              <w:top w:val="single" w:color="000000" w:sz="8"/>
+              <w:left w:val="single" w:color="000000" w:sz="8"/>
+              <w:bottom w:val="single" w:color="000000" w:sz="8"/>
+              <w:right w:val="single" w:color="000000" w:sz="8"/>
+            </w:tcBorders>
+            <w:shd w:fill="D9E2F3" w:val="clear"/>
+            <w:tcMar>
+              <w:top w:type="dxa" w:w="80"/>
+              <w:left w:type="dxa" w:w="140"/>
+              <w:bottom w:type="dxa" w:w="80"/>
+              <w:right w:type="dxa" w:w="140"/>
+            </w:tcMar>
+          </w:tcPr>
+          <w:p>
+            <w:r>
+              <w:rPr>
+                <w:rFonts w:ascii="Times New Roman" w:cs="Times New Roman" w:eastAsia="Times New Roman" w:hAnsi="Times New Roman"/>
+                <w:b/>
+                <w:bCs/>
+                <w:i w:val="false"/>
+                <w:iCs w:val="false"/>
+                <w:sz w:val="20"/>
+                <w:szCs w:val="20"/>
+              </w:rPr>
+              <w:t xml:space="preserve">Fungsi dalam Arumanis</w:t>
+            </w:r>
+          </w:p>
+        </w:tc>
+      </w:tr>
+      <w:tr>
+        <w:tc>
+          <w:tcPr>
+            <w:tcW w:type="dxa" w:w="2200"/>
+            <w:tcBorders>
+              <w:top w:val="single" w:color="000000" w:sz="8"/>
+              <w:left w:val="single" w:color="000000" w:sz="8"/>
+              <w:bottom w:val="single" w:color="000000" w:sz="8"/>
+              <w:right w:val="single" w:color="000000" w:sz="8"/>
+            </w:tcBorders>
+            <w:tcMar>
+              <w:top w:type="dxa" w:w="80"/>
+              <w:left w:type="dxa" w:w="140"/>
+              <w:bottom w:type="dxa" w:w="80"/>
+              <w:right w:type="dxa" w:w="140"/>
+            </w:tcMar>
+          </w:tcPr>
+          <w:p>
+            <w:r>
+              <w:rPr>
+                <w:rFonts w:ascii="Times New Roman" w:cs="Times New Roman" w:eastAsia="Times New Roman" w:hAnsi="Times New Roman"/>
+                <w:b w:val="false"/>
+                <w:bCs w:val="false"/>
+                <w:i w:val="false"/>
+                <w:iCs w:val="false"/>
+                <w:sz w:val="20"/>
+                <w:szCs w:val="20"/>
+              </w:rPr>
+              <w:t xml:space="preserve">Antarmuka pengguna</w:t>
+            </w:r>
+          </w:p>
+        </w:tc>
+        <w:tc>
+          <w:tcPr>
+            <w:tcW w:type="dxa" w:w="2400"/>
+            <w:tcBorders>
+              <w:top w:val="single" w:color="000000" w:sz="8"/>
+              <w:left w:val="single" w:color="000000" w:sz="8"/>
+              <w:bottom w:val="single" w:color="000000" w:sz="8"/>
+              <w:right w:val="single" w:color="000000" w:sz="8"/>
+            </w:tcBorders>
+            <w:tcMar>
+              <w:top w:type="dxa" w:w="80"/>
+              <w:left w:type="dxa" w:w="140"/>
+              <w:bottom w:type="dxa" w:w="80"/>
+              <w:right w:type="dxa" w:w="140"/>
+            </w:tcMar>
+          </w:tcPr>
+          <w:p>
+            <w:r>
+              <w:rPr>
+                <w:rFonts w:ascii="Times New Roman" w:cs="Times New Roman" w:eastAsia="Times New Roman" w:hAnsi="Times New Roman"/>
+                <w:b w:val="false"/>
+                <w:bCs w:val="false"/>
+                <w:i/>
+                <w:iCs/>
+                <w:sz w:val="20"/>
+                <w:szCs w:val="20"/>
+              </w:rPr>
+              <w:t xml:space="preserve">React</w:t>
+            </w:r>
+            <w:r>
+              <w:rPr>
+                <w:rFonts w:ascii="Times New Roman" w:cs="Times New Roman" w:eastAsia="Times New Roman" w:hAnsi="Times New Roman"/>
+                <w:b w:val="false"/>
+                <w:bCs w:val="false"/>
+                <w:i w:val="false"/>
+                <w:iCs w:val="false"/>
+                <w:sz w:val="20"/>
+                <w:szCs w:val="20"/>
+              </w:rPr>
+              <w:t xml:space="preserve"> (</w:t>
+            </w:r>
+            <w:r>
+              <w:rPr>
+                <w:rFonts w:ascii="Times New Roman" w:cs="Times New Roman" w:eastAsia="Times New Roman" w:hAnsi="Times New Roman"/>
+                <w:b w:val="false"/>
+                <w:bCs w:val="false"/>
+                <w:i/>
+                <w:iCs/>
+                <w:sz w:val="20"/>
+                <w:szCs w:val="20"/>
+              </w:rPr>
+              <w:t xml:space="preserve">SPA</w:t>
+            </w:r>
+            <w:r>
+              <w:rPr>
+                <w:rFonts w:ascii="Times New Roman" w:cs="Times New Roman" w:eastAsia="Times New Roman" w:hAnsi="Times New Roman"/>
+                <w:b w:val="false"/>
+                <w:bCs w:val="false"/>
+                <w:i w:val="false"/>
+                <w:iCs w:val="false"/>
+                <w:sz w:val="20"/>
+                <w:szCs w:val="20"/>
+              </w:rPr>
+              <w:t xml:space="preserve">)</w:t>
+            </w:r>
+          </w:p>
+        </w:tc>
+        <w:tc>
+          <w:tcPr>
+            <w:tcW w:type="dxa" w:w="4780"/>
+            <w:tcBorders>
+              <w:top w:val="single" w:color="000000" w:sz="8"/>
+              <w:left w:val="single" w:color="000000" w:sz="8"/>
+              <w:bottom w:val="single" w:color="000000" w:sz="8"/>
+              <w:right w:val="single" w:color="000000" w:sz="8"/>
+            </w:tcBorders>
+            <w:tcMar>
+              <w:top w:type="dxa" w:w="80"/>
+              <w:left w:type="dxa" w:w="140"/>
+              <w:bottom w:type="dxa" w:w="80"/>
+              <w:right w:type="dxa" w:w="140"/>
+            </w:tcMar>
+          </w:tcPr>
+          <w:p>
+            <w:r>
+              <w:rPr>
+                <w:rFonts w:ascii="Times New Roman" w:cs="Times New Roman" w:eastAsia="Times New Roman" w:hAnsi="Times New Roman"/>
+                <w:b w:val="false"/>
+                <w:bCs w:val="false"/>
+                <w:i w:val="false"/>
+                <w:iCs w:val="false"/>
+                <w:sz w:val="20"/>
+                <w:szCs w:val="20"/>
+              </w:rPr>
+              <w:t xml:space="preserve">Tampilan ringkasan pekerjaan, data </w:t>
+            </w:r>
+            <w:r>
+              <w:rPr>
+                <w:rFonts w:ascii="Times New Roman" w:cs="Times New Roman" w:eastAsia="Times New Roman" w:hAnsi="Times New Roman"/>
+                <w:b w:val="false"/>
+                <w:bCs w:val="false"/>
+                <w:i/>
+                <w:iCs/>
+                <w:sz w:val="20"/>
+                <w:szCs w:val="20"/>
+              </w:rPr>
+              <w:t xml:space="preserve">SPA</w:t>
+            </w:r>
+            <w:r>
+              <w:rPr>
+                <w:rFonts w:ascii="Times New Roman" w:cs="Times New Roman" w:eastAsia="Times New Roman" w:hAnsi="Times New Roman"/>
+                <w:b w:val="false"/>
+                <w:bCs w:val="false"/>
+                <w:i w:val="false"/>
+                <w:iCs w:val="false"/>
+                <w:sz w:val="20"/>
+                <w:szCs w:val="20"/>
+              </w:rPr>
+              <w:t xml:space="preserve">M/sanitasi, peta capaian, dan fitur pengawasan—responsif di komputer maupun telepon genggam</w:t>
+            </w:r>
+          </w:p>
+        </w:tc>
+      </w:tr>
+      <w:tr>
+        <w:tc>
+          <w:tcPr>
+            <w:tcW w:type="dxa" w:w="2200"/>
+            <w:tcBorders>
+              <w:top w:val="single" w:color="000000" w:sz="8"/>
+              <w:left w:val="single" w:color="000000" w:sz="8"/>
+              <w:bottom w:val="single" w:color="000000" w:sz="8"/>
+              <w:right w:val="single" w:color="000000" w:sz="8"/>
+            </w:tcBorders>
+            <w:tcMar>
+              <w:top w:type="dxa" w:w="80"/>
+              <w:left w:type="dxa" w:w="140"/>
+              <w:bottom w:type="dxa" w:w="80"/>
+              <w:right w:type="dxa" w:w="140"/>
+            </w:tcMar>
+          </w:tcPr>
+          <w:p>
+            <w:r>
+              <w:rPr>
+                <w:rFonts w:ascii="Times New Roman" w:cs="Times New Roman" w:eastAsia="Times New Roman" w:hAnsi="Times New Roman"/>
+                <w:b w:val="false"/>
+                <w:bCs w:val="false"/>
+                <w:i w:val="false"/>
+                <w:iCs w:val="false"/>
+                <w:sz w:val="20"/>
+                <w:szCs w:val="20"/>
+              </w:rPr>
+              <w:t xml:space="preserve">Layanan data</w:t>
+            </w:r>
+          </w:p>
+        </w:tc>
+        <w:tc>
+          <w:tcPr>
+            <w:tcW w:type="dxa" w:w="2400"/>
+            <w:tcBorders>
+              <w:top w:val="single" w:color="000000" w:sz="8"/>
+              <w:left w:val="single" w:color="000000" w:sz="8"/>
+              <w:bottom w:val="single" w:color="000000" w:sz="8"/>
+              <w:right w:val="single" w:color="000000" w:sz="8"/>
+            </w:tcBorders>
+            <w:tcMar>
+              <w:top w:type="dxa" w:w="80"/>
+              <w:left w:type="dxa" w:w="140"/>
+              <w:bottom w:type="dxa" w:w="80"/>
+              <w:right w:type="dxa" w:w="140"/>
+            </w:tcMar>
+          </w:tcPr>
+          <w:p>
+            <w:r>
+              <w:rPr>
+                <w:rFonts w:ascii="Times New Roman" w:cs="Times New Roman" w:eastAsia="Times New Roman" w:hAnsi="Times New Roman"/>
+                <w:b w:val="false"/>
+                <w:bCs w:val="false"/>
+                <w:i/>
+                <w:iCs/>
+                <w:sz w:val="20"/>
+                <w:szCs w:val="20"/>
+              </w:rPr>
+              <w:t xml:space="preserve">Laravel</w:t>
+            </w:r>
+            <w:r>
+              <w:rPr>
+                <w:rFonts w:ascii="Times New Roman" w:cs="Times New Roman" w:eastAsia="Times New Roman" w:hAnsi="Times New Roman"/>
+                <w:b w:val="false"/>
+                <w:bCs w:val="false"/>
+                <w:i w:val="false"/>
+                <w:iCs w:val="false"/>
+                <w:sz w:val="20"/>
+                <w:szCs w:val="20"/>
+              </w:rPr>
+              <w:t xml:space="preserve"> REST </w:t>
+            </w:r>
+            <w:r>
+              <w:rPr>
+                <w:rFonts w:ascii="Times New Roman" w:cs="Times New Roman" w:eastAsia="Times New Roman" w:hAnsi="Times New Roman"/>
+                <w:b w:val="false"/>
+                <w:bCs w:val="false"/>
+                <w:i/>
+                <w:iCs/>
+                <w:sz w:val="20"/>
+                <w:szCs w:val="20"/>
+              </w:rPr>
+              <w:t xml:space="preserve">API</w:t>
+            </w:r>
+          </w:p>
+        </w:tc>
+        <w:tc>
+          <w:tcPr>
+            <w:tcW w:type="dxa" w:w="4780"/>
+            <w:tcBorders>
+              <w:top w:val="single" w:color="000000" w:sz="8"/>
+              <w:left w:val="single" w:color="000000" w:sz="8"/>
+              <w:bottom w:val="single" w:color="000000" w:sz="8"/>
+              <w:right w:val="single" w:color="000000" w:sz="8"/>
+            </w:tcBorders>
+            <w:tcMar>
+              <w:top w:type="dxa" w:w="80"/>
+              <w:left w:type="dxa" w:w="140"/>
+              <w:bottom w:type="dxa" w:w="80"/>
+              <w:right w:type="dxa" w:w="140"/>
+            </w:tcMar>
+          </w:tcPr>
+          <w:p>
+            <w:r>
+              <w:rPr>
+                <w:rFonts w:ascii="Times New Roman" w:cs="Times New Roman" w:eastAsia="Times New Roman" w:hAnsi="Times New Roman"/>
+                <w:b w:val="false"/>
+                <w:bCs w:val="false"/>
+                <w:i w:val="false"/>
+                <w:iCs w:val="false"/>
+                <w:sz w:val="20"/>
+                <w:szCs w:val="20"/>
+              </w:rPr>
+              <w:t xml:space="preserve">Validasi </w:t>
+            </w:r>
+            <w:r>
+              <w:rPr>
+                <w:rFonts w:ascii="Times New Roman" w:cs="Times New Roman" w:eastAsia="Times New Roman" w:hAnsi="Times New Roman"/>
+                <w:b w:val="false"/>
+                <w:bCs w:val="false"/>
+                <w:i/>
+                <w:iCs/>
+                <w:sz w:val="20"/>
+                <w:szCs w:val="20"/>
+              </w:rPr>
+              <w:t xml:space="preserve">input</w:t>
+            </w:r>
+            <w:r>
+              <w:rPr>
+                <w:rFonts w:ascii="Times New Roman" w:cs="Times New Roman" w:eastAsia="Times New Roman" w:hAnsi="Times New Roman"/>
+                <w:b w:val="false"/>
+                <w:bCs w:val="false"/>
+                <w:i w:val="false"/>
+                <w:iCs w:val="false"/>
+                <w:sz w:val="20"/>
+                <w:szCs w:val="20"/>
+              </w:rPr>
+              <w:t xml:space="preserve">, manajemen pengguna, penyimpanan pekerjaan/kontrak/foto, perhitungan capaian SPM, dan integrasi modul</w:t>
+            </w:r>
+          </w:p>
+        </w:tc>
+      </w:tr>
+      <w:tr>
+        <w:tc>
+          <w:tcPr>
+            <w:tcW w:type="dxa" w:w="2200"/>
+            <w:tcBorders>
+              <w:top w:val="single" w:color="000000" w:sz="8"/>
+              <w:left w:val="single" w:color="000000" w:sz="8"/>
+              <w:bottom w:val="single" w:color="000000" w:sz="8"/>
+              <w:right w:val="single" w:color="000000" w:sz="8"/>
+            </w:tcBorders>
+            <w:tcMar>
+              <w:top w:type="dxa" w:w="80"/>
+              <w:left w:type="dxa" w:w="140"/>
+              <w:bottom w:type="dxa" w:w="80"/>
+              <w:right w:type="dxa" w:w="140"/>
+            </w:tcMar>
+          </w:tcPr>
+          <w:p>
+            <w:r>
+              <w:rPr>
+                <w:rFonts w:ascii="Times New Roman" w:cs="Times New Roman" w:eastAsia="Times New Roman" w:hAnsi="Times New Roman"/>
+                <w:b w:val="false"/>
+                <w:bCs w:val="false"/>
+                <w:i w:val="false"/>
+                <w:iCs w:val="false"/>
+                <w:sz w:val="20"/>
+                <w:szCs w:val="20"/>
+              </w:rPr>
+              <w:t xml:space="preserve">Basis data</w:t>
+            </w:r>
+          </w:p>
+        </w:tc>
+        <w:tc>
+          <w:tcPr>
+            <w:tcW w:type="dxa" w:w="2400"/>
+            <w:tcBorders>
+              <w:top w:val="single" w:color="000000" w:sz="8"/>
+              <w:left w:val="single" w:color="000000" w:sz="8"/>
+              <w:bottom w:val="single" w:color="000000" w:sz="8"/>
+              <w:right w:val="single" w:color="000000" w:sz="8"/>
+            </w:tcBorders>
+            <w:tcMar>
+              <w:top w:type="dxa" w:w="80"/>
+              <w:left w:type="dxa" w:w="140"/>
+              <w:bottom w:type="dxa" w:w="80"/>
+              <w:right w:type="dxa" w:w="140"/>
+            </w:tcMar>
+          </w:tcPr>
+          <w:p>
+            <w:r>
+              <w:rPr>
+                <w:rFonts w:ascii="Times New Roman" w:cs="Times New Roman" w:eastAsia="Times New Roman" w:hAnsi="Times New Roman"/>
+                <w:b w:val="false"/>
+                <w:bCs w:val="false"/>
+                <w:i/>
+                <w:iCs/>
+                <w:sz w:val="20"/>
+                <w:szCs w:val="20"/>
+              </w:rPr>
+              <w:t xml:space="preserve">PostgreSQL</w:t>
+            </w:r>
+          </w:p>
+        </w:tc>
+        <w:tc>
+          <w:tcPr>
+            <w:tcW w:type="dxa" w:w="4780"/>
+            <w:tcBorders>
+              <w:top w:val="single" w:color="000000" w:sz="8"/>
+              <w:left w:val="single" w:color="000000" w:sz="8"/>
+              <w:bottom w:val="single" w:color="000000" w:sz="8"/>
+              <w:right w:val="single" w:color="000000" w:sz="8"/>
+            </w:tcBorders>
+            <w:tcMar>
+              <w:top w:type="dxa" w:w="80"/>
+              <w:left w:type="dxa" w:w="140"/>
+              <w:bottom w:type="dxa" w:w="80"/>
+              <w:right w:type="dxa" w:w="140"/>
+            </w:tcMar>
+          </w:tcPr>
+          <w:p>
+            <w:r>
+              <w:rPr>
+                <w:rFonts w:ascii="Times New Roman" w:cs="Times New Roman" w:eastAsia="Times New Roman" w:hAnsi="Times New Roman"/>
+                <w:b w:val="false"/>
+                <w:bCs w:val="false"/>
+                <w:i w:val="false"/>
+                <w:iCs w:val="false"/>
+                <w:sz w:val="20"/>
+                <w:szCs w:val="20"/>
+              </w:rPr>
+              <w:t xml:space="preserve">Penyimpanan terstruktur data program lintas 365 desa dengan relasi antar tabel</w:t>
+            </w:r>
+          </w:p>
+        </w:tc>
+      </w:tr>
+      <w:tr>
+        <w:tc>
+          <w:tcPr>
+            <w:tcW w:type="dxa" w:w="2200"/>
+            <w:tcBorders>
+              <w:top w:val="single" w:color="000000" w:sz="8"/>
+              <w:left w:val="single" w:color="000000" w:sz="8"/>
+              <w:bottom w:val="single" w:color="000000" w:sz="8"/>
+              <w:right w:val="single" w:color="000000" w:sz="8"/>
+            </w:tcBorders>
+            <w:tcMar>
+              <w:top w:type="dxa" w:w="80"/>
+              <w:left w:type="dxa" w:w="140"/>
+              <w:bottom w:type="dxa" w:w="80"/>
+              <w:right w:type="dxa" w:w="140"/>
+            </w:tcMar>
+          </w:tcPr>
+          <w:p>
+            <w:r>
+              <w:rPr>
+                <w:rFonts w:ascii="Times New Roman" w:cs="Times New Roman" w:eastAsia="Times New Roman" w:hAnsi="Times New Roman"/>
+                <w:b w:val="false"/>
+                <w:bCs w:val="false"/>
+                <w:i w:val="false"/>
+                <w:iCs w:val="false"/>
+                <w:sz w:val="20"/>
+                <w:szCs w:val="20"/>
+              </w:rPr>
+              <w:t xml:space="preserve">Infrastruktur</w:t>
+            </w:r>
+          </w:p>
+        </w:tc>
+        <w:tc>
+          <w:tcPr>
+            <w:tcW w:type="dxa" w:w="2400"/>
+            <w:tcBorders>
+              <w:top w:val="single" w:color="000000" w:sz="8"/>
+              <w:left w:val="single" w:color="000000" w:sz="8"/>
+              <w:bottom w:val="single" w:color="000000" w:sz="8"/>
+              <w:right w:val="single" w:color="000000" w:sz="8"/>
+            </w:tcBorders>
+            <w:tcMar>
+              <w:top w:type="dxa" w:w="80"/>
+              <w:left w:type="dxa" w:w="140"/>
+              <w:bottom w:type="dxa" w:w="80"/>
+              <w:right w:type="dxa" w:w="140"/>
+            </w:tcMar>
+          </w:tcPr>
+          <w:p>
+            <w:r>
+              <w:rPr>
+                <w:rFonts w:ascii="Times New Roman" w:cs="Times New Roman" w:eastAsia="Times New Roman" w:hAnsi="Times New Roman"/>
+                <w:b w:val="false"/>
+                <w:bCs w:val="false"/>
+                <w:i w:val="false"/>
+                <w:iCs w:val="false"/>
+                <w:sz w:val="20"/>
+                <w:szCs w:val="20"/>
+              </w:rPr>
+              <w:t xml:space="preserve">Server produksi + HTTPS</w:t>
+            </w:r>
+          </w:p>
+        </w:tc>
+        <w:tc>
+          <w:tcPr>
+            <w:tcW w:type="dxa" w:w="4780"/>
+            <w:tcBorders>
+              <w:top w:val="single" w:color="000000" w:sz="8"/>
+              <w:left w:val="single" w:color="000000" w:sz="8"/>
+              <w:bottom w:val="single" w:color="000000" w:sz="8"/>
+              <w:right w:val="single" w:color="000000" w:sz="8"/>
+            </w:tcBorders>
+            <w:tcMar>
+              <w:top w:type="dxa" w:w="80"/>
+              <w:left w:type="dxa" w:w="140"/>
+              <w:bottom w:type="dxa" w:w="80"/>
+              <w:right w:type="dxa" w:w="140"/>
+            </w:tcMar>
+          </w:tcPr>
+          <w:p>
+            <w:r>
+              <w:rPr>
+                <w:rFonts w:ascii="Times New Roman" w:cs="Times New Roman" w:eastAsia="Times New Roman" w:hAnsi="Times New Roman"/>
+                <w:b w:val="false"/>
+                <w:bCs w:val="false"/>
+                <w:i w:val="false"/>
+                <w:iCs w:val="false"/>
+                <w:sz w:val="20"/>
+                <w:szCs w:val="20"/>
+              </w:rPr>
+              <w:t xml:space="preserve">Menyediakan aplikasi dan </w:t>
+            </w:r>
+            <w:r>
+              <w:rPr>
+                <w:rFonts w:ascii="Times New Roman" w:cs="Times New Roman" w:eastAsia="Times New Roman" w:hAnsi="Times New Roman"/>
+                <w:b w:val="false"/>
+                <w:bCs w:val="false"/>
+                <w:i/>
+                <w:iCs/>
+                <w:sz w:val="20"/>
+                <w:szCs w:val="20"/>
+              </w:rPr>
+              <w:t xml:space="preserve">API</w:t>
+            </w:r>
+            <w:r>
+              <w:rPr>
+                <w:rFonts w:ascii="Times New Roman" w:cs="Times New Roman" w:eastAsia="Times New Roman" w:hAnsi="Times New Roman"/>
+                <w:b w:val="false"/>
+                <w:bCs w:val="false"/>
+                <w:i w:val="false"/>
+                <w:iCs w:val="false"/>
+                <w:sz w:val="20"/>
+                <w:szCs w:val="20"/>
+              </w:rPr>
+              <w:t xml:space="preserve"> agar dapat diakses pengguna internal dan halaman informasi publik</w:t>
+            </w:r>
+          </w:p>
+        </w:tc>
+      </w:tr>
+      <w:tr>
+        <w:tc>
+          <w:tcPr>
+            <w:tcW w:type="dxa" w:w="2200"/>
+            <w:tcBorders>
+              <w:top w:val="single" w:color="000000" w:sz="8"/>
+              <w:left w:val="single" w:color="000000" w:sz="8"/>
+              <w:bottom w:val="single" w:color="000000" w:sz="8"/>
+              <w:right w:val="single" w:color="000000" w:sz="8"/>
+            </w:tcBorders>
+            <w:tcMar>
+              <w:top w:type="dxa" w:w="80"/>
+              <w:left w:type="dxa" w:w="140"/>
+              <w:bottom w:type="dxa" w:w="80"/>
+              <w:right w:type="dxa" w:w="140"/>
+            </w:tcMar>
+          </w:tcPr>
+          <w:p>
+            <w:r>
+              <w:rPr>
+                <w:rFonts w:ascii="Times New Roman" w:cs="Times New Roman" w:eastAsia="Times New Roman" w:hAnsi="Times New Roman"/>
+                <w:b w:val="false"/>
+                <w:bCs w:val="false"/>
+                <w:i w:val="false"/>
+                <w:iCs w:val="false"/>
+                <w:sz w:val="20"/>
+                <w:szCs w:val="20"/>
+              </w:rPr>
+              <w:t xml:space="preserve">Autentikasi</w:t>
+            </w:r>
+          </w:p>
+        </w:tc>
+        <w:tc>
+          <w:tcPr>
+            <w:tcW w:type="dxa" w:w="2400"/>
+            <w:tcBorders>
+              <w:top w:val="single" w:color="000000" w:sz="8"/>
+              <w:left w:val="single" w:color="000000" w:sz="8"/>
+              <w:bottom w:val="single" w:color="000000" w:sz="8"/>
+              <w:right w:val="single" w:color="000000" w:sz="8"/>
+            </w:tcBorders>
+            <w:tcMar>
+              <w:top w:type="dxa" w:w="80"/>
+              <w:left w:type="dxa" w:w="140"/>
+              <w:bottom w:type="dxa" w:w="80"/>
+              <w:right w:type="dxa" w:w="140"/>
+            </w:tcMar>
+          </w:tcPr>
+          <w:p>
+            <w:r>
+              <w:rPr>
+                <w:rFonts w:ascii="Times New Roman" w:cs="Times New Roman" w:eastAsia="Times New Roman" w:hAnsi="Times New Roman"/>
+                <w:b w:val="false"/>
+                <w:bCs w:val="false"/>
+                <w:i/>
+                <w:iCs/>
+                <w:sz w:val="20"/>
+                <w:szCs w:val="20"/>
+              </w:rPr>
+              <w:t xml:space="preserve">SSO</w:t>
+            </w:r>
+            <w:r>
+              <w:rPr>
+                <w:rFonts w:ascii="Times New Roman" w:cs="Times New Roman" w:eastAsia="Times New Roman" w:hAnsi="Times New Roman"/>
+                <w:b w:val="false"/>
+                <w:bCs w:val="false"/>
+                <w:i w:val="false"/>
+                <w:iCs w:val="false"/>
+                <w:sz w:val="20"/>
+                <w:szCs w:val="20"/>
+              </w:rPr>
+              <w:t xml:space="preserve"> (Single Sign-On)</w:t>
+            </w:r>
+          </w:p>
+        </w:tc>
+        <w:tc>
+          <w:tcPr>
+            <w:tcW w:type="dxa" w:w="4780"/>
+            <w:tcBorders>
+              <w:top w:val="single" w:color="000000" w:sz="8"/>
+              <w:left w:val="single" w:color="000000" w:sz="8"/>
+              <w:bottom w:val="single" w:color="000000" w:sz="8"/>
+              <w:right w:val="single" w:color="000000" w:sz="8"/>
+            </w:tcBorders>
+            <w:tcMar>
+              <w:top w:type="dxa" w:w="80"/>
+              <w:left w:type="dxa" w:w="140"/>
+              <w:bottom w:type="dxa" w:w="80"/>
+              <w:right w:type="dxa" w:w="140"/>
+            </w:tcMar>
+          </w:tcPr>
+          <w:p>
+            <w:r>
+              <w:rPr>
+                <w:rFonts w:ascii="Times New Roman" w:cs="Times New Roman" w:eastAsia="Times New Roman" w:hAnsi="Times New Roman"/>
+                <w:b w:val="false"/>
+                <w:bCs w:val="false"/>
+                <w:i w:val="false"/>
+                <w:iCs w:val="false"/>
+                <w:sz w:val="20"/>
+                <w:szCs w:val="20"/>
+              </w:rPr>
+              <w:t xml:space="preserve">Satu akun untuk operator dinas dan pengawas lapangan di Arumanis dan Panel Pengawasan</w:t>
+            </w:r>
+          </w:p>
+        </w:tc>
+      </w:tr>
+    </w:tbl>
+    <w:p>
+      <w:pPr>
+        <w:spacing w:after="160"/>
+      </w:pPr>
+    </w:p>
+    <w:p>
+      <w:pPr>
+        <w:spacing w:after="160" w:line="360"/>
+        <w:ind w:left="360"/>
+        <w:jc w:val="both"/>
+      </w:pPr>
+      <w:r>
+        <w:rPr>
+          <w:rFonts w:ascii="Times New Roman" w:cs="Times New Roman" w:eastAsia="Times New Roman" w:hAnsi="Times New Roman"/>
+          <w:b w:val="false"/>
+          <w:bCs w:val="false"/>
+          <w:i w:val="false"/>
+          <w:iCs w:val="false"/>
+          <w:sz w:val="22"/>
+          <w:szCs w:val="22"/>
+        </w:rPr>
+        <w:t xml:space="preserve">Aplikasi diakses melalui peramban web pada https://arumanis.cianjur.</w:t>
+      </w:r>
+      <w:r>
+        <w:rPr>
+          <w:rFonts w:ascii="Times New Roman" w:cs="Times New Roman" w:eastAsia="Times New Roman" w:hAnsi="Times New Roman"/>
+          <w:b w:val="false"/>
+          <w:bCs w:val="false"/>
+          <w:i/>
+          <w:iCs/>
+          <w:sz w:val="22"/>
+          <w:szCs w:val="22"/>
+        </w:rPr>
+        <w:t xml:space="preserve">spa</w:t>
+      </w:r>
+      <w:r>
+        <w:rPr>
+          <w:rFonts w:ascii="Times New Roman" w:cs="Times New Roman" w:eastAsia="Times New Roman" w:hAnsi="Times New Roman"/>
+          <w:b w:val="false"/>
+          <w:bCs w:val="false"/>
+          <w:i w:val="false"/>
+          <w:iCs w:val="false"/>
+          <w:sz w:val="22"/>
+          <w:szCs w:val="22"/>
+        </w:rPr>
+        <w:t xml:space="preserve">ce. Layanan data berjalan pada https://</w:t>
+      </w:r>
+      <w:r>
+        <w:rPr>
+          <w:rFonts w:ascii="Times New Roman" w:cs="Times New Roman" w:eastAsia="Times New Roman" w:hAnsi="Times New Roman"/>
+          <w:b w:val="false"/>
+          <w:bCs w:val="false"/>
+          <w:i/>
+          <w:iCs/>
+          <w:sz w:val="22"/>
+          <w:szCs w:val="22"/>
+        </w:rPr>
+        <w:t xml:space="preserve">api</w:t>
+      </w:r>
+      <w:r>
+        <w:rPr>
+          <w:rFonts w:ascii="Times New Roman" w:cs="Times New Roman" w:eastAsia="Times New Roman" w:hAnsi="Times New Roman"/>
+          <w:b w:val="false"/>
+          <w:bCs w:val="false"/>
+          <w:i w:val="false"/>
+          <w:iCs w:val="false"/>
+          <w:sz w:val="22"/>
+          <w:szCs w:val="22"/>
+        </w:rPr>
+        <w:t xml:space="preserve">amis.cianjur.</w:t>
+      </w:r>
+      <w:r>
+        <w:rPr>
+          <w:rFonts w:ascii="Times New Roman" w:cs="Times New Roman" w:eastAsia="Times New Roman" w:hAnsi="Times New Roman"/>
+          <w:b w:val="false"/>
+          <w:bCs w:val="false"/>
+          <w:i/>
+          <w:iCs/>
+          <w:sz w:val="22"/>
+          <w:szCs w:val="22"/>
+        </w:rPr>
+        <w:t xml:space="preserve">spa</w:t>
+      </w:r>
+      <w:r>
+        <w:rPr>
+          <w:rFonts w:ascii="Times New Roman" w:cs="Times New Roman" w:eastAsia="Times New Roman" w:hAnsi="Times New Roman"/>
+          <w:b w:val="false"/>
+          <w:bCs w:val="false"/>
+          <w:i w:val="false"/>
+          <w:iCs w:val="false"/>
+          <w:sz w:val="22"/>
+          <w:szCs w:val="22"/>
+        </w:rPr>
+        <w:t xml:space="preserve">ce. Panel Pengawasan Terintegrasi (/pengawasan/) menjadi subsistem khusus pengawas lapangan dengan Single Sign-On (</w:t>
+      </w:r>
+      <w:r>
+        <w:rPr>
+          <w:rFonts w:ascii="Times New Roman" w:cs="Times New Roman" w:eastAsia="Times New Roman" w:hAnsi="Times New Roman"/>
+          <w:b w:val="false"/>
+          <w:bCs w:val="false"/>
+          <w:i/>
+          <w:iCs/>
+          <w:sz w:val="22"/>
+          <w:szCs w:val="22"/>
+        </w:rPr>
+        <w:t xml:space="preserve">SSO</w:t>
+      </w:r>
+      <w:r>
+        <w:rPr>
+          <w:rFonts w:ascii="Times New Roman" w:cs="Times New Roman" w:eastAsia="Times New Roman" w:hAnsi="Times New Roman"/>
+          <w:b w:val="false"/>
+          <w:bCs w:val="false"/>
+          <w:i w:val="false"/>
+          <w:iCs w:val="false"/>
+          <w:sz w:val="22"/>
+          <w:szCs w:val="22"/>
+        </w:rPr>
+        <w:t xml:space="preserve">)—pengawas cukup satu akun untuk mengisi progres mingguan, mengunggah foto berkoordinat </w:t>
+      </w:r>
+      <w:r>
+        <w:rPr>
+          <w:rFonts w:ascii="Times New Roman" w:cs="Times New Roman" w:eastAsia="Times New Roman" w:hAnsi="Times New Roman"/>
+          <w:b w:val="false"/>
+          <w:bCs w:val="false"/>
+          <w:i/>
+          <w:iCs/>
+          <w:sz w:val="22"/>
+          <w:szCs w:val="22"/>
+        </w:rPr>
+        <w:t xml:space="preserve">GPS</w:t>
+      </w:r>
+      <w:r>
+        <w:rPr>
+          <w:rFonts w:ascii="Times New Roman" w:cs="Times New Roman" w:eastAsia="Times New Roman" w:hAnsi="Times New Roman"/>
+          <w:b w:val="false"/>
+          <w:bCs w:val="false"/>
+          <w:i w:val="false"/>
+          <w:iCs w:val="false"/>
+          <w:sz w:val="22"/>
+          <w:szCs w:val="22"/>
+        </w:rPr>
+        <w:t xml:space="preserve">, dan menyusun laporan RAB tanpa berpindah sistem.</w:t>
+      </w:r>
+    </w:p>
+    <w:p>
+      <w:pPr>
+        <w:spacing w:after="160" w:line="360"/>
+        <w:ind w:left="360"/>
+        <w:jc w:val="both"/>
+      </w:pPr>
+      <w:r>
+        <w:rPr>
+          <w:rFonts w:ascii="Times New Roman" w:cs="Times New Roman" w:eastAsia="Times New Roman" w:hAnsi="Times New Roman"/>
+          <w:b w:val="false"/>
+          <w:bCs w:val="false"/>
+          <w:i w:val="false"/>
+          <w:iCs w:val="false"/>
+          <w:sz w:val="22"/>
+          <w:szCs w:val="22"/>
+        </w:rPr>
+        <w:t xml:space="preserve">Fitur teknologi pendukung implementasi: validasi data di sisi server untuk mencegah kesalahan </w:t>
+      </w:r>
+      <w:r>
+        <w:rPr>
+          <w:rFonts w:ascii="Times New Roman" w:cs="Times New Roman" w:eastAsia="Times New Roman" w:hAnsi="Times New Roman"/>
+          <w:b w:val="false"/>
+          <w:bCs w:val="false"/>
+          <w:i/>
+          <w:iCs/>
+          <w:sz w:val="22"/>
+          <w:szCs w:val="22"/>
+        </w:rPr>
+        <w:t xml:space="preserve">input</w:t>
+      </w:r>
+      <w:r>
+        <w:rPr>
+          <w:rFonts w:ascii="Times New Roman" w:cs="Times New Roman" w:eastAsia="Times New Roman" w:hAnsi="Times New Roman"/>
+          <w:b w:val="false"/>
+          <w:bCs w:val="false"/>
+          <w:i w:val="false"/>
+          <w:iCs w:val="false"/>
+          <w:sz w:val="22"/>
+          <w:szCs w:val="22"/>
+        </w:rPr>
+        <w:t xml:space="preserve">; hak akses berbeda per peran dan wilayah kerja; unggah dan pengarsipan foto dokumentasi proyek; ekspor laporan </w:t>
+      </w:r>
+      <w:r>
+        <w:rPr>
+          <w:rFonts w:ascii="Times New Roman" w:cs="Times New Roman" w:eastAsia="Times New Roman" w:hAnsi="Times New Roman"/>
+          <w:b w:val="false"/>
+          <w:bCs w:val="false"/>
+          <w:i/>
+          <w:iCs/>
+          <w:sz w:val="22"/>
+          <w:szCs w:val="22"/>
+        </w:rPr>
+        <w:t xml:space="preserve">PDF</w:t>
+      </w:r>
+      <w:r>
+        <w:rPr>
+          <w:rFonts w:ascii="Times New Roman" w:cs="Times New Roman" w:eastAsia="Times New Roman" w:hAnsi="Times New Roman"/>
+          <w:b w:val="false"/>
+          <w:bCs w:val="false"/>
+          <w:i w:val="false"/>
+          <w:iCs w:val="false"/>
+          <w:sz w:val="22"/>
+          <w:szCs w:val="22"/>
+        </w:rPr>
+        <w:t xml:space="preserve">/</w:t>
+      </w:r>
+      <w:r>
+        <w:rPr>
+          <w:rFonts w:ascii="Times New Roman" w:cs="Times New Roman" w:eastAsia="Times New Roman" w:hAnsi="Times New Roman"/>
+          <w:b w:val="false"/>
+          <w:bCs w:val="false"/>
+          <w:i/>
+          <w:iCs/>
+          <w:sz w:val="22"/>
+          <w:szCs w:val="22"/>
+        </w:rPr>
+        <w:t xml:space="preserve">Excel</w:t>
+      </w:r>
+      <w:r>
+        <w:rPr>
+          <w:rFonts w:ascii="Times New Roman" w:cs="Times New Roman" w:eastAsia="Times New Roman" w:hAnsi="Times New Roman"/>
+          <w:b w:val="false"/>
+          <w:bCs w:val="false"/>
+          <w:i w:val="false"/>
+          <w:iCs w:val="false"/>
+          <w:sz w:val="22"/>
+          <w:szCs w:val="22"/>
+        </w:rPr>
+        <w:t xml:space="preserve">; peta capaian SPM interaktif untuk akses publik; integrasi data SIM</w:t>
+      </w:r>
+      <w:r>
+        <w:rPr>
+          <w:rFonts w:ascii="Times New Roman" w:cs="Times New Roman" w:eastAsia="Times New Roman" w:hAnsi="Times New Roman"/>
+          <w:b w:val="false"/>
+          <w:bCs w:val="false"/>
+          <w:i/>
+          <w:iCs/>
+          <w:sz w:val="22"/>
+          <w:szCs w:val="22"/>
+        </w:rPr>
+        <w:t xml:space="preserve">SPA</w:t>
+      </w:r>
+      <w:r>
+        <w:rPr>
+          <w:rFonts w:ascii="Times New Roman" w:cs="Times New Roman" w:eastAsia="Times New Roman" w:hAnsi="Times New Roman"/>
+          <w:b w:val="false"/>
+          <w:bCs w:val="false"/>
+          <w:i w:val="false"/>
+          <w:iCs w:val="false"/>
+          <w:sz w:val="22"/>
+          <w:szCs w:val="22"/>
+        </w:rPr>
+        <w:t xml:space="preserve">M (33 unit); serta penandaan tingkat kelengkapan data. Keamanan akses menggunakan autentikasi berbasis sesi melalui koneksi terenkripsi (HTTPS).</w:t>
+      </w:r>
+    </w:p>
+    <w:p>
+      <w:pPr>
+        <w:spacing w:after="160" w:line="360"/>
+        <w:ind w:left="360"/>
+        <w:jc w:val="both"/>
+      </w:pPr>
+      <w:r>
+        <w:rPr>
+          <w:rFonts w:ascii="Times New Roman" w:cs="Times New Roman" w:eastAsia="Times New Roman" w:hAnsi="Times New Roman"/>
+          <w:b w:val="false"/>
+          <w:bCs w:val="false"/>
+          <w:i w:val="false"/>
+          <w:iCs w:val="false"/>
+          <w:sz w:val="22"/>
+          <w:szCs w:val="22"/>
+        </w:rPr>
+        <w:t xml:space="preserve">Kapasitas teknologi saat ini mendukung pemantauan 558 pekerjaan, 364 unit </w:t>
+      </w:r>
+      <w:r>
+        <w:rPr>
+          <w:rFonts w:ascii="Times New Roman" w:cs="Times New Roman" w:eastAsia="Times New Roman" w:hAnsi="Times New Roman"/>
+          <w:b w:val="false"/>
+          <w:bCs w:val="false"/>
+          <w:i/>
+          <w:iCs/>
+          <w:sz w:val="22"/>
+          <w:szCs w:val="22"/>
+        </w:rPr>
+        <w:t xml:space="preserve">SPA</w:t>
+      </w:r>
+      <w:r>
+        <w:rPr>
+          <w:rFonts w:ascii="Times New Roman" w:cs="Times New Roman" w:eastAsia="Times New Roman" w:hAnsi="Times New Roman"/>
+          <w:b w:val="false"/>
+          <w:bCs w:val="false"/>
+          <w:i w:val="false"/>
+          <w:iCs w:val="false"/>
+          <w:sz w:val="22"/>
+          <w:szCs w:val="22"/>
+        </w:rPr>
+        <w:t xml:space="preserve">M, 162 infrastruktur sanitasi, dan 6.453 foto dokumentasi. Istilah teknis tambahan dijelaskan pada Glosarium (Lampiran 4).</w:t>
+      </w:r>
+    </w:p>
+    <w:p>
+      <w:pPr>
+        <w:pStyle w:val="bagian3"/>
+        <w:spacing w:after="60" w:before="160"/>
+      </w:pPr>
+      <w:r>
+        <w:rPr>
+          <w:rFonts w:ascii="Times New Roman" w:cs="Times New Roman" w:eastAsia="Times New Roman" w:hAnsi="Times New Roman"/>
+          <w:b/>
+          <w:bCs/>
+          <w:sz w:val="22"/>
+          <w:szCs w:val="22"/>
+        </w:rPr>
+        <w:t xml:space="preserve">(5) Bimbingan Teknis (Bimtek) dan Sosialisasi</w:t>
+      </w:r>
+    </w:p>
+    <w:p>
+      <w:pPr>
+        <w:spacing w:after="160" w:line="360"/>
+        <w:ind w:left="360"/>
+        <w:jc w:val="both"/>
+      </w:pPr>
+      <w:r>
+        <w:rPr>
+          <w:rFonts w:ascii="Times New Roman" w:cs="Times New Roman" w:eastAsia="Times New Roman" w:hAnsi="Times New Roman"/>
+          <w:b w:val="false"/>
+          <w:bCs w:val="false"/>
+          <w:i w:val="false"/>
+          <w:iCs w:val="false"/>
+          <w:sz w:val="22"/>
+          <w:szCs w:val="22"/>
+        </w:rPr>
+        <w:t xml:space="preserve">Kegiatan bimtek dan sosialisasi dilaksanakan secara berkala: (a) sosialisasi internal operator data saat uji coba 2024; (b) orientasi pengawas lapangan untuk penggunaan fitur pengawasan dan unggah dokumentasi; (c) pendampingan pengelola desa/POKMAS terkait pemahaman capaian SPM; (d) refresher triwulanan bagi operator untuk validasi data dan penanganan kendala </w:t>
+      </w:r>
+      <w:r>
+        <w:rPr>
+          <w:rFonts w:ascii="Times New Roman" w:cs="Times New Roman" w:eastAsia="Times New Roman" w:hAnsi="Times New Roman"/>
+          <w:b w:val="false"/>
+          <w:bCs w:val="false"/>
+          <w:i/>
+          <w:iCs/>
+          <w:sz w:val="22"/>
+          <w:szCs w:val="22"/>
+        </w:rPr>
+        <w:t xml:space="preserve">input</w:t>
+      </w:r>
+      <w:r>
+        <w:rPr>
+          <w:rFonts w:ascii="Times New Roman" w:cs="Times New Roman" w:eastAsia="Times New Roman" w:hAnsi="Times New Roman"/>
+          <w:b w:val="false"/>
+          <w:bCs w:val="false"/>
+          <w:i w:val="false"/>
+          <w:iCs w:val="false"/>
+          <w:sz w:val="22"/>
+          <w:szCs w:val="22"/>
+        </w:rPr>
+        <w:t xml:space="preserve">. Materi disesuaikan peran pengguna agar adopsi aplikasi berkelanjutan.</w:t>
+      </w:r>
+    </w:p>
+    <w:p>
+      <w:pPr>
+        <w:pStyle w:val="bagian3"/>
+        <w:spacing w:after="60" w:before="160"/>
+      </w:pPr>
+      <w:r>
+        <w:rPr>
+          <w:rFonts w:ascii="Times New Roman" w:cs="Times New Roman" w:eastAsia="Times New Roman" w:hAnsi="Times New Roman"/>
+          <w:b/>
+          <w:bCs/>
+          <w:sz w:val="22"/>
+          <w:szCs w:val="22"/>
+        </w:rPr>
+        <w:t xml:space="preserve">(6) Pedoman Teknis</w:t>
+      </w:r>
+    </w:p>
+    <w:p>
+      <w:pPr>
+        <w:spacing w:after="160" w:line="360"/>
+        <w:ind w:left="360"/>
+        <w:jc w:val="both"/>
+      </w:pPr>
+      <w:r>
+        <w:rPr>
+          <w:rFonts w:ascii="Times New Roman" w:cs="Times New Roman" w:eastAsia="Times New Roman" w:hAnsi="Times New Roman"/>
+          <w:b w:val="false"/>
+          <w:bCs w:val="false"/>
+          <w:i w:val="false"/>
+          <w:iCs w:val="false"/>
+          <w:sz w:val="22"/>
+          <w:szCs w:val="22"/>
+        </w:rPr>
+        <w:t xml:space="preserve">Pedoman teknis tersedia dalam bentuk panduan penggunaan langkah demi langkah untuk operator, pengawas, dan pengelola data </w:t>
+      </w:r>
+      <w:r>
+        <w:rPr>
+          <w:rFonts w:ascii="Times New Roman" w:cs="Times New Roman" w:eastAsia="Times New Roman" w:hAnsi="Times New Roman"/>
+          <w:b w:val="false"/>
+          <w:bCs w:val="false"/>
+          <w:i/>
+          <w:iCs/>
+          <w:sz w:val="22"/>
+          <w:szCs w:val="22"/>
+        </w:rPr>
+        <w:t xml:space="preserve">SPA</w:t>
+      </w:r>
+      <w:r>
+        <w:rPr>
+          <w:rFonts w:ascii="Times New Roman" w:cs="Times New Roman" w:eastAsia="Times New Roman" w:hAnsi="Times New Roman"/>
+          <w:b w:val="false"/>
+          <w:bCs w:val="false"/>
+          <w:i w:val="false"/>
+          <w:iCs w:val="false"/>
+          <w:sz w:val="22"/>
+          <w:szCs w:val="22"/>
+        </w:rPr>
+        <w:t xml:space="preserve">M/sanitasi—meliputi alur </w:t>
+      </w:r>
+      <w:r>
+        <w:rPr>
+          <w:rFonts w:ascii="Times New Roman" w:cs="Times New Roman" w:eastAsia="Times New Roman" w:hAnsi="Times New Roman"/>
+          <w:b w:val="false"/>
+          <w:bCs w:val="false"/>
+          <w:i/>
+          <w:iCs/>
+          <w:sz w:val="22"/>
+          <w:szCs w:val="22"/>
+        </w:rPr>
+        <w:t xml:space="preserve">input</w:t>
+      </w:r>
+      <w:r>
+        <w:rPr>
+          <w:rFonts w:ascii="Times New Roman" w:cs="Times New Roman" w:eastAsia="Times New Roman" w:hAnsi="Times New Roman"/>
+          <w:b w:val="false"/>
+          <w:bCs w:val="false"/>
+          <w:i w:val="false"/>
+          <w:iCs w:val="false"/>
+          <w:sz w:val="22"/>
+          <w:szCs w:val="22"/>
+        </w:rPr>
+        <w:t xml:space="preserve"> data, unggah foto, penyusunan laporan, serta pembacaan peta capaian. Panduan disimpan dalam dokumentasi aplikasi dan dapat diperbarui seiring penambahan fitur. Glosarium istilah (Lampiran 4) melengk</w:t>
+      </w:r>
+      <w:r>
+        <w:rPr>
+          <w:rFonts w:ascii="Times New Roman" w:cs="Times New Roman" w:eastAsia="Times New Roman" w:hAnsi="Times New Roman"/>
+          <w:b w:val="false"/>
+          <w:bCs w:val="false"/>
+          <w:i/>
+          <w:iCs/>
+          <w:sz w:val="22"/>
+          <w:szCs w:val="22"/>
+        </w:rPr>
+        <w:t xml:space="preserve">api</w:t>
+      </w:r>
+      <w:r>
+        <w:rPr>
+          <w:rFonts w:ascii="Times New Roman" w:cs="Times New Roman" w:eastAsia="Times New Roman" w:hAnsi="Times New Roman"/>
+          <w:b w:val="false"/>
+          <w:bCs w:val="false"/>
+          <w:i w:val="false"/>
+          <w:iCs w:val="false"/>
+          <w:sz w:val="22"/>
+          <w:szCs w:val="22"/>
+        </w:rPr>
+        <w:t xml:space="preserve"> pemahaman istilah operasional.</w:t>
+      </w:r>
+    </w:p>
+    <w:p>
+      <w:pPr>
+        <w:pStyle w:val="bagian3"/>
+        <w:spacing w:after="60" w:before="160"/>
+      </w:pPr>
+      <w:r>
+        <w:rPr>
+          <w:rFonts w:ascii="Times New Roman" w:cs="Times New Roman" w:eastAsia="Times New Roman" w:hAnsi="Times New Roman"/>
+          <w:b/>
+          <w:bCs/>
+          <w:sz w:val="22"/>
+          <w:szCs w:val="22"/>
+        </w:rPr>
+        <w:t xml:space="preserve">(7) Kemudahan Akses Informasi Inovasi</w:t>
+      </w:r>
+    </w:p>
+    <w:p>
+      <w:pPr>
+        <w:spacing w:after="160" w:line="360"/>
+        <w:ind w:left="360"/>
+        <w:jc w:val="both"/>
+      </w:pPr>
+      <w:r>
+        <w:rPr>
+          <w:rFonts w:ascii="Times New Roman" w:cs="Times New Roman" w:eastAsia="Times New Roman" w:hAnsi="Times New Roman"/>
+          <w:b w:val="false"/>
+          <w:bCs w:val="false"/>
+          <w:i w:val="false"/>
+          <w:iCs w:val="false"/>
+          <w:sz w:val="22"/>
+          <w:szCs w:val="22"/>
+        </w:rPr>
+        <w:t xml:space="preserve">Masyarakat dapat mengakses informasi capaian SPM air minum dan sanitasi per desa melalui halaman peta publik tanpa pendaftaran dan tanpa harus datang ke kantor dinas. Penyelenggara program mengakses ringkasan data melalui aplikasi Arumanis dengan hak akses sesuai peran. Alamat aplikasi dan QR demo tercantum pada Lampiran 3; glosarium pada Lampiran 4. Bukti visual implementasi dilampirkan pada Lampiran Bukti Visual.</w:t>
       </w:r>
     </w:p>
     <w:p>
@@ -1679,7 +8227,7 @@
           <w:sz w:val="22"/>
           <w:szCs w:val="22"/>
         </w:rPr>
-        <w:t xml:space="preserve">Kemitraan dan Kolaborasi</w:t>
+        <w:t xml:space="preserve">Kemitraan dan Kolaborasi (Pentahelix)</w:t>
       </w:r>
     </w:p>
     <w:p>
@@ -1697,7 +8245,79 @@
           <w:sz w:val="22"/>
           <w:szCs w:val="22"/>
         </w:rPr>
-        <w:t xml:space="preserve">Internal: DPKP Kabupaten Cianjur sebagai pengguna utama, pengawas lapangan (29 orang di 33 lokasi), operator data, kontraktor pelaksana 466 kontrak. Eksternal: POKMAS pengelola 364 unit SPAM, aparatur desa di 365 desa, konsultan pengawas, masyarakat sebagai pengguna peta publik. Mekanisme koordinasi: input mingguan via Panel Pengawasan, validasi operator, dashboard real-time untuk evaluasi bersama.</w:t>
+        <w:t xml:space="preserve">(1) Pemerintah: DPKP Kabupaten Cianjur sebagai mitra adopsi dan pengguna utama; pengawas lapangan (29 orang di 33 lokasi); operator data; kontraktor pelaksana 466 kontrak. (2) Masyarakat: inisiator inovasi (Ilham Taufiq), POKMAS pengelola 364 unit </w:t>
+      </w:r>
+      <w:r>
+        <w:rPr>
+          <w:rFonts w:ascii="Times New Roman" w:cs="Times New Roman" w:eastAsia="Times New Roman" w:hAnsi="Times New Roman"/>
+          <w:b w:val="false"/>
+          <w:bCs w:val="false"/>
+          <w:i/>
+          <w:iCs/>
+          <w:sz w:val="22"/>
+          <w:szCs w:val="22"/>
+        </w:rPr>
+        <w:t xml:space="preserve">SPA</w:t>
+      </w:r>
+      <w:r>
+        <w:rPr>
+          <w:rFonts w:ascii="Times New Roman" w:cs="Times New Roman" w:eastAsia="Times New Roman" w:hAnsi="Times New Roman"/>
+          <w:b w:val="false"/>
+          <w:bCs w:val="false"/>
+          <w:i w:val="false"/>
+          <w:iCs w:val="false"/>
+          <w:sz w:val="22"/>
+          <w:szCs w:val="22"/>
+        </w:rPr>
+        <w:t xml:space="preserve">M, aparatur desa di 365 desa, pengguna peta capaian publik. (3) Akademisi: [NAMA PERGURUAN TINGGI]—validasi metode dan pendampingan dokumentasi inovasi [lengk</w:t>
+      </w:r>
+      <w:r>
+        <w:rPr>
+          <w:rFonts w:ascii="Times New Roman" w:cs="Times New Roman" w:eastAsia="Times New Roman" w:hAnsi="Times New Roman"/>
+          <w:b w:val="false"/>
+          <w:bCs w:val="false"/>
+          <w:i/>
+          <w:iCs/>
+          <w:sz w:val="22"/>
+          <w:szCs w:val="22"/>
+        </w:rPr>
+        <w:t xml:space="preserve">api</w:t>
+      </w:r>
+      <w:r>
+        <w:rPr>
+          <w:rFonts w:ascii="Times New Roman" w:cs="Times New Roman" w:eastAsia="Times New Roman" w:hAnsi="Times New Roman"/>
+          <w:b w:val="false"/>
+          <w:bCs w:val="false"/>
+          <w:i w:val="false"/>
+          <w:iCs w:val="false"/>
+          <w:sz w:val="22"/>
+          <w:szCs w:val="22"/>
+        </w:rPr>
+        <w:t xml:space="preserve"> MoU/LoI jika ada]. (4) Swasta: konsultan pengawas/TFL dan penyedia jasa pendukung aplikasi. (5) Media: [MEDIA LOKAL]—sosialisasi capaian program air minum perdesaan [lengk</w:t>
+      </w:r>
+      <w:r>
+        <w:rPr>
+          <w:rFonts w:ascii="Times New Roman" w:cs="Times New Roman" w:eastAsia="Times New Roman" w:hAnsi="Times New Roman"/>
+          <w:b w:val="false"/>
+          <w:bCs w:val="false"/>
+          <w:i/>
+          <w:iCs/>
+          <w:sz w:val="22"/>
+          <w:szCs w:val="22"/>
+        </w:rPr>
+        <w:t xml:space="preserve">api</w:t>
+      </w:r>
+      <w:r>
+        <w:rPr>
+          <w:rFonts w:ascii="Times New Roman" w:cs="Times New Roman" w:eastAsia="Times New Roman" w:hAnsi="Times New Roman"/>
+          <w:b w:val="false"/>
+          <w:bCs w:val="false"/>
+          <w:i w:val="false"/>
+          <w:iCs w:val="false"/>
+          <w:sz w:val="22"/>
+          <w:szCs w:val="22"/>
+        </w:rPr>
+        <w:t xml:space="preserve"> jika ada publikasi]. Mekanisme koordinasi: laporan mingguan pengawas melalui aplikasi, pemeriksaan operator, evaluasi bersama melalui tampilan ringkasan data.</w:t>
       </w:r>
     </w:p>
     <w:p>
@@ -1713,7 +8333,7 @@
           <w:sz w:val="22"/>
           <w:szCs w:val="22"/>
         </w:rPr>
-        <w:t xml:space="preserve">Rencana Keberlanjutan (Sustainability Plan)</w:t>
+        <w:t xml:space="preserve">Testimoni Pengguna</w:t>
       </w:r>
     </w:p>
     <w:p>
@@ -1731,7 +8351,73 @@
           <w:sz w:val="22"/>
           <w:szCs w:val="22"/>
         </w:rPr>
-        <w:t xml:space="preserve">(1) Harmonisasi data historis 2017–2025 dari arsip eksternal. (2) Integrasi penuh pekerjaan konstruksi ke unit SPAM dan infrastruktur sanitasi. (3) Perluasan SIMSPAM dari 33 unit. (4) Penguatan kapasitas SDM melalui pelatihan berkala. (5) Integrasi dengan perencanaan daerah (Renja/RKPD, RISPAM, RAD PAMSIMAS). (6) Penganggaran berkelanjutan melalui APBD program air minum dan sanitasi. Platform produksi sudah berjalan dan terbukti diadopsi 558 pekerjaan serta 6.168 dokumentasi foto.</w:t>
+        <w:t xml:space="preserve">Pengawas lapangan: “[KUTIPAN PENGAWAS—contoh: </w:t>
+      </w:r>
+      <w:r>
+        <w:rPr>
+          <w:rFonts w:ascii="Times New Roman" w:cs="Times New Roman" w:eastAsia="Times New Roman" w:hAnsi="Times New Roman"/>
+          <w:b w:val="false"/>
+          <w:bCs w:val="false"/>
+          <w:i/>
+          <w:iCs/>
+          <w:sz w:val="22"/>
+          <w:szCs w:val="22"/>
+        </w:rPr>
+        <w:t xml:space="preserve">input</w:t>
+      </w:r>
+      <w:r>
+        <w:rPr>
+          <w:rFonts w:ascii="Times New Roman" w:cs="Times New Roman" w:eastAsia="Times New Roman" w:hAnsi="Times New Roman"/>
+          <w:b w:val="false"/>
+          <w:bCs w:val="false"/>
+          <w:i w:val="false"/>
+          <w:iCs w:val="false"/>
+          <w:sz w:val="22"/>
+          <w:szCs w:val="22"/>
+        </w:rPr>
+        <w:t xml:space="preserve"> </w:t>
+      </w:r>
+      <w:r>
+        <w:rPr>
+          <w:rFonts w:ascii="Times New Roman" w:cs="Times New Roman" w:eastAsia="Times New Roman" w:hAnsi="Times New Roman"/>
+          <w:b w:val="false"/>
+          <w:bCs w:val="false"/>
+          <w:i/>
+          <w:iCs/>
+          <w:sz w:val="22"/>
+          <w:szCs w:val="22"/>
+        </w:rPr>
+        <w:t xml:space="preserve">progress</w:t>
+      </w:r>
+      <w:r>
+        <w:rPr>
+          <w:rFonts w:ascii="Times New Roman" w:cs="Times New Roman" w:eastAsia="Times New Roman" w:hAnsi="Times New Roman"/>
+          <w:b w:val="false"/>
+          <w:bCs w:val="false"/>
+          <w:i w:val="false"/>
+          <w:iCs w:val="false"/>
+          <w:sz w:val="22"/>
+          <w:szCs w:val="22"/>
+        </w:rPr>
+        <w:t xml:space="preserve"> dan foto dalam satu aplikasi mempercepat laporan mingguan dan mengurangi revisi berulang.]” — [NAMA PENGAWAS], Pengawas Lapangan, Lokasi [NAMA LOKASI].</w:t>
+      </w:r>
+    </w:p>
+    <w:p>
+      <w:pPr>
+        <w:spacing w:after="160" w:line="360"/>
+        <w:jc w:val="both"/>
+      </w:pPr>
+      <w:r>
+        <w:rPr>
+          <w:rFonts w:ascii="Times New Roman" w:cs="Times New Roman" w:eastAsia="Times New Roman" w:hAnsi="Times New Roman"/>
+          <w:b w:val="false"/>
+          <w:bCs w:val="false"/>
+          <w:i w:val="false"/>
+          <w:iCs w:val="false"/>
+          <w:sz w:val="22"/>
+          <w:szCs w:val="22"/>
+        </w:rPr>
+        <w:t xml:space="preserve">Pengelola desa/POKMAS: “[KUTIPAN POKMAS—contoh: data capaian desa kami kini dapat diakses masyarakat tanpa harus ke kantor dinas.]” — [NAMA], Ketua POKMAS Desa [NAMA DESA].</w:t>
       </w:r>
     </w:p>
     <w:p>
@@ -1747,7 +8433,7 @@
           <w:sz w:val="22"/>
           <w:szCs w:val="22"/>
         </w:rPr>
-        <w:t xml:space="preserve">Rencana Pengembangan 2026–2027</w:t>
+        <w:t xml:space="preserve">Rencana Keberlanjutan (Sustainability Plan)</w:t>
       </w:r>
     </w:p>
     <w:p>
@@ -1765,7 +8451,161 @@
           <w:sz w:val="22"/>
           <w:szCs w:val="22"/>
         </w:rPr>
-        <w:t xml:space="preserve">(1) Menyelesaikan harmonisasi data historis 2017–2023 dari arsip eksternal. (2) Menautkan pekerjaan konstruksi ke unit SPAM dan infrastruktur sanitasi secara menyeluruh. (3) Memperluas integrasi SIMSPAM dari 33 unit saat ini. (4) Meningkatkan kelengkapan metadata GPS/foto menuju target 90% paket aktif. (5) Memperkaya data capaian sanitasi di 261 desa yang belum berinfrastruktur terpetakan.</w:t>
+        <w:t xml:space="preserve">(1) Harmonisasi data historis 2017–2025 dari arsip eksternal. (2) Integrasi penuh pekerjaan konstruksi ke unit </w:t>
+      </w:r>
+      <w:r>
+        <w:rPr>
+          <w:rFonts w:ascii="Times New Roman" w:cs="Times New Roman" w:eastAsia="Times New Roman" w:hAnsi="Times New Roman"/>
+          <w:b w:val="false"/>
+          <w:bCs w:val="false"/>
+          <w:i/>
+          <w:iCs/>
+          <w:sz w:val="22"/>
+          <w:szCs w:val="22"/>
+        </w:rPr>
+        <w:t xml:space="preserve">SPA</w:t>
+      </w:r>
+      <w:r>
+        <w:rPr>
+          <w:rFonts w:ascii="Times New Roman" w:cs="Times New Roman" w:eastAsia="Times New Roman" w:hAnsi="Times New Roman"/>
+          <w:b w:val="false"/>
+          <w:bCs w:val="false"/>
+          <w:i w:val="false"/>
+          <w:iCs w:val="false"/>
+          <w:sz w:val="22"/>
+          <w:szCs w:val="22"/>
+        </w:rPr>
+        <w:t xml:space="preserve">M dan infrastruktur sanitasi. (3) Perluasan SIM</w:t>
+      </w:r>
+      <w:r>
+        <w:rPr>
+          <w:rFonts w:ascii="Times New Roman" w:cs="Times New Roman" w:eastAsia="Times New Roman" w:hAnsi="Times New Roman"/>
+          <w:b w:val="false"/>
+          <w:bCs w:val="false"/>
+          <w:i/>
+          <w:iCs/>
+          <w:sz w:val="22"/>
+          <w:szCs w:val="22"/>
+        </w:rPr>
+        <w:t xml:space="preserve">SPA</w:t>
+      </w:r>
+      <w:r>
+        <w:rPr>
+          <w:rFonts w:ascii="Times New Roman" w:cs="Times New Roman" w:eastAsia="Times New Roman" w:hAnsi="Times New Roman"/>
+          <w:b w:val="false"/>
+          <w:bCs w:val="false"/>
+          <w:i w:val="false"/>
+          <w:iCs w:val="false"/>
+          <w:sz w:val="22"/>
+          <w:szCs w:val="22"/>
+        </w:rPr>
+        <w:t xml:space="preserve">M dari 33 unit. (4) Penguatan kapasitas SDM melalui pelatihan berkala. (5) Integrasi dengan perencanaan daerah (Renja/RKPD, RI</w:t>
+      </w:r>
+      <w:r>
+        <w:rPr>
+          <w:rFonts w:ascii="Times New Roman" w:cs="Times New Roman" w:eastAsia="Times New Roman" w:hAnsi="Times New Roman"/>
+          <w:b w:val="false"/>
+          <w:bCs w:val="false"/>
+          <w:i/>
+          <w:iCs/>
+          <w:sz w:val="22"/>
+          <w:szCs w:val="22"/>
+        </w:rPr>
+        <w:t xml:space="preserve">SPA</w:t>
+      </w:r>
+      <w:r>
+        <w:rPr>
+          <w:rFonts w:ascii="Times New Roman" w:cs="Times New Roman" w:eastAsia="Times New Roman" w:hAnsi="Times New Roman"/>
+          <w:b w:val="false"/>
+          <w:bCs w:val="false"/>
+          <w:i w:val="false"/>
+          <w:iCs w:val="false"/>
+          <w:sz w:val="22"/>
+          <w:szCs w:val="22"/>
+        </w:rPr>
+        <w:t xml:space="preserve">M, RAD PAMSIMAS). (6) Penganggaran berkelanjutan melalui APBD program air minum dan sanitasi. Aplikasi sudah berjalan dan terbukti diadopsi 558 pekerjaan serta 6.453 dokumentasi foto.</w:t>
+      </w:r>
+    </w:p>
+    <w:p>
+      <w:pPr>
+        <w:pStyle w:val="bagian2"/>
+        <w:spacing w:after="80" w:before="200"/>
+      </w:pPr>
+      <w:r>
+        <w:rPr>
+          <w:rFonts w:ascii="Times New Roman" w:cs="Times New Roman" w:eastAsia="Times New Roman" w:hAnsi="Times New Roman"/>
+          <w:b/>
+          <w:bCs/>
+          <w:sz w:val="22"/>
+          <w:szCs w:val="22"/>
+        </w:rPr>
+        <w:t xml:space="preserve">Rencana Pengembangan 2026–2027</w:t>
+      </w:r>
+    </w:p>
+    <w:p>
+      <w:pPr>
+        <w:spacing w:after="160" w:line="360"/>
+        <w:jc w:val="both"/>
+      </w:pPr>
+      <w:r>
+        <w:rPr>
+          <w:rFonts w:ascii="Times New Roman" w:cs="Times New Roman" w:eastAsia="Times New Roman" w:hAnsi="Times New Roman"/>
+          <w:b w:val="false"/>
+          <w:bCs w:val="false"/>
+          <w:i w:val="false"/>
+          <w:iCs w:val="false"/>
+          <w:sz w:val="22"/>
+          <w:szCs w:val="22"/>
+        </w:rPr>
+        <w:t xml:space="preserve">(1) Menyelesaikan harmonisasi data historis 2017–2023 dari arsip eksternal. (2) Menautkan pekerjaan konstruksi ke unit </w:t>
+      </w:r>
+      <w:r>
+        <w:rPr>
+          <w:rFonts w:ascii="Times New Roman" w:cs="Times New Roman" w:eastAsia="Times New Roman" w:hAnsi="Times New Roman"/>
+          <w:b w:val="false"/>
+          <w:bCs w:val="false"/>
+          <w:i/>
+          <w:iCs/>
+          <w:sz w:val="22"/>
+          <w:szCs w:val="22"/>
+        </w:rPr>
+        <w:t xml:space="preserve">SPA</w:t>
+      </w:r>
+      <w:r>
+        <w:rPr>
+          <w:rFonts w:ascii="Times New Roman" w:cs="Times New Roman" w:eastAsia="Times New Roman" w:hAnsi="Times New Roman"/>
+          <w:b w:val="false"/>
+          <w:bCs w:val="false"/>
+          <w:i w:val="false"/>
+          <w:iCs w:val="false"/>
+          <w:sz w:val="22"/>
+          <w:szCs w:val="22"/>
+        </w:rPr>
+        <w:t xml:space="preserve">M dan infrastruktur sanitasi secara menyeluruh. (3) Memperluas keterkaitan data unit </w:t>
+      </w:r>
+      <w:r>
+        <w:rPr>
+          <w:rFonts w:ascii="Times New Roman" w:cs="Times New Roman" w:eastAsia="Times New Roman" w:hAnsi="Times New Roman"/>
+          <w:b w:val="false"/>
+          <w:bCs w:val="false"/>
+          <w:i/>
+          <w:iCs/>
+          <w:sz w:val="22"/>
+          <w:szCs w:val="22"/>
+        </w:rPr>
+        <w:t xml:space="preserve">SPA</w:t>
+      </w:r>
+      <w:r>
+        <w:rPr>
+          <w:rFonts w:ascii="Times New Roman" w:cs="Times New Roman" w:eastAsia="Times New Roman" w:hAnsi="Times New Roman"/>
+          <w:b w:val="false"/>
+          <w:bCs w:val="false"/>
+          <w:i w:val="false"/>
+          <w:iCs w:val="false"/>
+          <w:sz w:val="22"/>
+          <w:szCs w:val="22"/>
+        </w:rPr>
+        <w:t xml:space="preserve">M nasional dari 33 unit saat ini. (4) Meningkatkan kelengkapan foto berlokasi menuju target 90% paket aktif. (5) Memperkaya data capaian sanitasi di 261 desa yang belum berinfrastruktur terpetakan.</w:t>
       </w:r>
     </w:p>
     <w:p>
@@ -1842,6 +8682,8 @@
                 <w:rFonts w:ascii="Times New Roman" w:cs="Times New Roman" w:eastAsia="Times New Roman" w:hAnsi="Times New Roman"/>
                 <w:b/>
                 <w:bCs/>
+                <w:i w:val="false"/>
+                <w:iCs w:val="false"/>
                 <w:sz w:val="20"/>
                 <w:szCs w:val="20"/>
               </w:rPr>
@@ -1872,6 +8714,8 @@
                 <w:rFonts w:ascii="Times New Roman" w:cs="Times New Roman" w:eastAsia="Times New Roman" w:hAnsi="Times New Roman"/>
                 <w:b/>
                 <w:bCs/>
+                <w:i w:val="false"/>
+                <w:iCs w:val="false"/>
                 <w:sz w:val="20"/>
                 <w:szCs w:val="20"/>
               </w:rPr>
@@ -1902,6 +8746,8 @@
                 <w:rFonts w:ascii="Times New Roman" w:cs="Times New Roman" w:eastAsia="Times New Roman" w:hAnsi="Times New Roman"/>
                 <w:b/>
                 <w:bCs/>
+                <w:i w:val="false"/>
+                <w:iCs w:val="false"/>
                 <w:sz w:val="20"/>
                 <w:szCs w:val="20"/>
               </w:rPr>
@@ -1932,6 +8778,8 @@
                 <w:rFonts w:ascii="Times New Roman" w:cs="Times New Roman" w:eastAsia="Times New Roman" w:hAnsi="Times New Roman"/>
                 <w:b/>
                 <w:bCs/>
+                <w:i/>
+                <w:iCs/>
                 <w:sz w:val="20"/>
                 <w:szCs w:val="20"/>
               </w:rPr>
@@ -1961,6 +8809,10 @@
             <w:r>
               <w:rPr>
                 <w:rFonts w:ascii="Times New Roman" w:cs="Times New Roman" w:eastAsia="Times New Roman" w:hAnsi="Times New Roman"/>
+                <w:b w:val="false"/>
+                <w:bCs w:val="false"/>
+                <w:i w:val="false"/>
+                <w:iCs w:val="false"/>
                 <w:sz w:val="20"/>
                 <w:szCs w:val="20"/>
               </w:rPr>
@@ -1988,6 +8840,10 @@
             <w:r>
               <w:rPr>
                 <w:rFonts w:ascii="Times New Roman" w:cs="Times New Roman" w:eastAsia="Times New Roman" w:hAnsi="Times New Roman"/>
+                <w:b w:val="false"/>
+                <w:bCs w:val="false"/>
+                <w:i w:val="false"/>
+                <w:iCs w:val="false"/>
                 <w:sz w:val="20"/>
                 <w:szCs w:val="20"/>
               </w:rPr>
@@ -2015,6 +8871,10 @@
             <w:r>
               <w:rPr>
                 <w:rFonts w:ascii="Times New Roman" w:cs="Times New Roman" w:eastAsia="Times New Roman" w:hAnsi="Times New Roman"/>
+                <w:b w:val="false"/>
+                <w:bCs w:val="false"/>
+                <w:i w:val="false"/>
+                <w:iCs w:val="false"/>
                 <w:sz w:val="20"/>
                 <w:szCs w:val="20"/>
               </w:rPr>
@@ -2042,10 +8902,14 @@
             <w:r>
               <w:rPr>
                 <w:rFonts w:ascii="Times New Roman" w:cs="Times New Roman" w:eastAsia="Times New Roman" w:hAnsi="Times New Roman"/>
-                <w:sz w:val="20"/>
-                <w:szCs w:val="20"/>
-              </w:rPr>
-              <w:t xml:space="preserve">Arsitektur platform, modul inti, prototype</w:t>
+                <w:b w:val="false"/>
+                <w:bCs w:val="false"/>
+                <w:i w:val="false"/>
+                <w:iCs w:val="false"/>
+                <w:sz w:val="20"/>
+                <w:szCs w:val="20"/>
+              </w:rPr>
+              <w:t xml:space="preserve">Rancangan aplikasi, fitur inti, uji konsep awal</w:t>
             </w:r>
           </w:p>
         </w:tc>
@@ -2071,6 +8935,10 @@
             <w:r>
               <w:rPr>
                 <w:rFonts w:ascii="Times New Roman" w:cs="Times New Roman" w:eastAsia="Times New Roman" w:hAnsi="Times New Roman"/>
+                <w:b w:val="false"/>
+                <w:bCs w:val="false"/>
+                <w:i w:val="false"/>
+                <w:iCs w:val="false"/>
                 <w:sz w:val="20"/>
                 <w:szCs w:val="20"/>
               </w:rPr>
@@ -2098,6 +8966,10 @@
             <w:r>
               <w:rPr>
                 <w:rFonts w:ascii="Times New Roman" w:cs="Times New Roman" w:eastAsia="Times New Roman" w:hAnsi="Times New Roman"/>
+                <w:b w:val="false"/>
+                <w:bCs w:val="false"/>
+                <w:i w:val="false"/>
+                <w:iCs w:val="false"/>
                 <w:sz w:val="20"/>
                 <w:szCs w:val="20"/>
               </w:rPr>
@@ -2125,6 +8997,10 @@
             <w:r>
               <w:rPr>
                 <w:rFonts w:ascii="Times New Roman" w:cs="Times New Roman" w:eastAsia="Times New Roman" w:hAnsi="Times New Roman"/>
+                <w:b w:val="false"/>
+                <w:bCs w:val="false"/>
+                <w:i w:val="false"/>
+                <w:iCs w:val="false"/>
                 <w:sz w:val="20"/>
                 <w:szCs w:val="20"/>
               </w:rPr>
@@ -2152,10 +9028,14 @@
             <w:r>
               <w:rPr>
                 <w:rFonts w:ascii="Times New Roman" w:cs="Times New Roman" w:eastAsia="Times New Roman" w:hAnsi="Times New Roman"/>
-                <w:sz w:val="20"/>
-                <w:szCs w:val="20"/>
-              </w:rPr>
-              <w:t xml:space="preserve">Panel Pengawasan beta, impor data awal</w:t>
+                <w:b w:val="false"/>
+                <w:bCs w:val="false"/>
+                <w:i w:val="false"/>
+                <w:iCs w:val="false"/>
+                <w:sz w:val="20"/>
+                <w:szCs w:val="20"/>
+              </w:rPr>
+              <w:t xml:space="preserve">Uji coba fitur pengawasan lapangan, pengisian data awal</w:t>
             </w:r>
           </w:p>
         </w:tc>
@@ -2181,6 +9061,10 @@
             <w:r>
               <w:rPr>
                 <w:rFonts w:ascii="Times New Roman" w:cs="Times New Roman" w:eastAsia="Times New Roman" w:hAnsi="Times New Roman"/>
+                <w:b w:val="false"/>
+                <w:bCs w:val="false"/>
+                <w:i w:val="false"/>
+                <w:iCs w:val="false"/>
                 <w:sz w:val="20"/>
                 <w:szCs w:val="20"/>
               </w:rPr>
@@ -2208,6 +9092,10 @@
             <w:r>
               <w:rPr>
                 <w:rFonts w:ascii="Times New Roman" w:cs="Times New Roman" w:eastAsia="Times New Roman" w:hAnsi="Times New Roman"/>
+                <w:b w:val="false"/>
+                <w:bCs w:val="false"/>
+                <w:i w:val="false"/>
+                <w:iCs w:val="false"/>
                 <w:sz w:val="20"/>
                 <w:szCs w:val="20"/>
               </w:rPr>
@@ -2235,6 +9123,10 @@
             <w:r>
               <w:rPr>
                 <w:rFonts w:ascii="Times New Roman" w:cs="Times New Roman" w:eastAsia="Times New Roman" w:hAnsi="Times New Roman"/>
+                <w:b w:val="false"/>
+                <w:bCs w:val="false"/>
+                <w:i w:val="false"/>
+                <w:iCs w:val="false"/>
                 <w:sz w:val="20"/>
                 <w:szCs w:val="20"/>
               </w:rPr>
@@ -2262,6 +9154,10 @@
             <w:r>
               <w:rPr>
                 <w:rFonts w:ascii="Times New Roman" w:cs="Times New Roman" w:eastAsia="Times New Roman" w:hAnsi="Times New Roman"/>
+                <w:b w:val="false"/>
+                <w:bCs w:val="false"/>
+                <w:i w:val="false"/>
+                <w:iCs w:val="false"/>
                 <w:sz w:val="20"/>
                 <w:szCs w:val="20"/>
               </w:rPr>
@@ -2291,6 +9187,10 @@
             <w:r>
               <w:rPr>
                 <w:rFonts w:ascii="Times New Roman" w:cs="Times New Roman" w:eastAsia="Times New Roman" w:hAnsi="Times New Roman"/>
+                <w:b w:val="false"/>
+                <w:bCs w:val="false"/>
+                <w:i w:val="false"/>
+                <w:iCs w:val="false"/>
                 <w:sz w:val="20"/>
                 <w:szCs w:val="20"/>
               </w:rPr>
@@ -2318,6 +9218,10 @@
             <w:r>
               <w:rPr>
                 <w:rFonts w:ascii="Times New Roman" w:cs="Times New Roman" w:eastAsia="Times New Roman" w:hAnsi="Times New Roman"/>
+                <w:b w:val="false"/>
+                <w:bCs w:val="false"/>
+                <w:i w:val="false"/>
+                <w:iCs w:val="false"/>
                 <w:sz w:val="20"/>
                 <w:szCs w:val="20"/>
               </w:rPr>
@@ -2345,10 +9249,14 @@
             <w:r>
               <w:rPr>
                 <w:rFonts w:ascii="Times New Roman" w:cs="Times New Roman" w:eastAsia="Times New Roman" w:hAnsi="Times New Roman"/>
-                <w:sz w:val="20"/>
-                <w:szCs w:val="20"/>
-              </w:rPr>
-              <w:t xml:space="preserve">Operator data + tim IT</w:t>
+                <w:b w:val="false"/>
+                <w:bCs w:val="false"/>
+                <w:i w:val="false"/>
+                <w:iCs w:val="false"/>
+                <w:sz w:val="20"/>
+                <w:szCs w:val="20"/>
+              </w:rPr>
+              <w:t xml:space="preserve">Operator data + tim pendukung</w:t>
             </w:r>
           </w:p>
         </w:tc>
@@ -2372,10 +9280,38 @@
             <w:r>
               <w:rPr>
                 <w:rFonts w:ascii="Times New Roman" w:cs="Times New Roman" w:eastAsia="Times New Roman" w:hAnsi="Times New Roman"/>
-                <w:sz w:val="20"/>
-                <w:szCs w:val="20"/>
-              </w:rPr>
-              <w:t xml:space="preserve">508 record capaian SPAM terhimpun</w:t>
+                <w:b w:val="false"/>
+                <w:bCs w:val="false"/>
+                <w:i w:val="false"/>
+                <w:iCs w:val="false"/>
+                <w:sz w:val="20"/>
+                <w:szCs w:val="20"/>
+              </w:rPr>
+              <w:t xml:space="preserve">508 catatan capaian </w:t>
+            </w:r>
+            <w:r>
+              <w:rPr>
+                <w:rFonts w:ascii="Times New Roman" w:cs="Times New Roman" w:eastAsia="Times New Roman" w:hAnsi="Times New Roman"/>
+                <w:b w:val="false"/>
+                <w:bCs w:val="false"/>
+                <w:i/>
+                <w:iCs/>
+                <w:sz w:val="20"/>
+                <w:szCs w:val="20"/>
+              </w:rPr>
+              <w:t xml:space="preserve">SPA</w:t>
+            </w:r>
+            <w:r>
+              <w:rPr>
+                <w:rFonts w:ascii="Times New Roman" w:cs="Times New Roman" w:eastAsia="Times New Roman" w:hAnsi="Times New Roman"/>
+                <w:b w:val="false"/>
+                <w:bCs w:val="false"/>
+                <w:i w:val="false"/>
+                <w:iCs w:val="false"/>
+                <w:sz w:val="20"/>
+                <w:szCs w:val="20"/>
+              </w:rPr>
+              <w:t xml:space="preserve">M terhimpun</w:t>
             </w:r>
           </w:p>
         </w:tc>
@@ -2401,10 +9337,14 @@
             <w:r>
               <w:rPr>
                 <w:rFonts w:ascii="Times New Roman" w:cs="Times New Roman" w:eastAsia="Times New Roman" w:hAnsi="Times New Roman"/>
-                <w:sz w:val="20"/>
-                <w:szCs w:val="20"/>
-              </w:rPr>
-              <w:t xml:space="preserve">Monitoring &amp; evaluasi berkelanjutan</w:t>
+                <w:b w:val="false"/>
+                <w:bCs w:val="false"/>
+                <w:i w:val="false"/>
+                <w:iCs w:val="false"/>
+                <w:sz w:val="20"/>
+                <w:szCs w:val="20"/>
+              </w:rPr>
+              <w:t xml:space="preserve">Pemantauan &amp; evaluasi berkelanjutan</w:t>
             </w:r>
           </w:p>
         </w:tc>
@@ -2428,6 +9368,10 @@
             <w:r>
               <w:rPr>
                 <w:rFonts w:ascii="Times New Roman" w:cs="Times New Roman" w:eastAsia="Times New Roman" w:hAnsi="Times New Roman"/>
+                <w:b w:val="false"/>
+                <w:bCs w:val="false"/>
+                <w:i w:val="false"/>
+                <w:iCs w:val="false"/>
                 <w:sz w:val="20"/>
                 <w:szCs w:val="20"/>
               </w:rPr>
@@ -2455,6 +9399,10 @@
             <w:r>
               <w:rPr>
                 <w:rFonts w:ascii="Times New Roman" w:cs="Times New Roman" w:eastAsia="Times New Roman" w:hAnsi="Times New Roman"/>
+                <w:b w:val="false"/>
+                <w:bCs w:val="false"/>
+                <w:i w:val="false"/>
+                <w:iCs w:val="false"/>
                 <w:sz w:val="20"/>
                 <w:szCs w:val="20"/>
               </w:rPr>
@@ -2482,10 +9430,14 @@
             <w:r>
               <w:rPr>
                 <w:rFonts w:ascii="Times New Roman" w:cs="Times New Roman" w:eastAsia="Times New Roman" w:hAnsi="Times New Roman"/>
-                <w:sz w:val="20"/>
-                <w:szCs w:val="20"/>
-              </w:rPr>
-              <w:t xml:space="preserve">Dashboard real-time, laporan SPM, publikasi masyarakat</w:t>
+                <w:b w:val="false"/>
+                <w:bCs w:val="false"/>
+                <w:i w:val="false"/>
+                <w:iCs w:val="false"/>
+                <w:sz w:val="20"/>
+                <w:szCs w:val="20"/>
+              </w:rPr>
+              <w:t xml:space="preserve">Ringkasan data terkini, laporan SPM, informasi terbuka masyarakat</w:t>
             </w:r>
           </w:p>
         </w:tc>
@@ -2555,6 +9507,8 @@
                 <w:rFonts w:ascii="Times New Roman" w:cs="Times New Roman" w:eastAsia="Times New Roman" w:hAnsi="Times New Roman"/>
                 <w:b/>
                 <w:bCs/>
+                <w:i w:val="false"/>
+                <w:iCs w:val="false"/>
                 <w:sz w:val="20"/>
                 <w:szCs w:val="20"/>
               </w:rPr>
@@ -2585,10 +9539,12 @@
                 <w:rFonts w:ascii="Times New Roman" w:cs="Times New Roman" w:eastAsia="Times New Roman" w:hAnsi="Times New Roman"/>
                 <w:b/>
                 <w:bCs/>
-                <w:sz w:val="20"/>
-                <w:szCs w:val="20"/>
-              </w:rPr>
-              <w:t xml:space="preserve">Baseline</w:t>
+                <w:i w:val="false"/>
+                <w:iCs w:val="false"/>
+                <w:sz w:val="20"/>
+                <w:szCs w:val="20"/>
+              </w:rPr>
+              <w:t xml:space="preserve">Kondisi awal</w:t>
             </w:r>
           </w:p>
         </w:tc>
@@ -2615,6 +9571,8 @@
                 <w:rFonts w:ascii="Times New Roman" w:cs="Times New Roman" w:eastAsia="Times New Roman" w:hAnsi="Times New Roman"/>
                 <w:b/>
                 <w:bCs/>
+                <w:i w:val="false"/>
+                <w:iCs w:val="false"/>
                 <w:sz w:val="20"/>
                 <w:szCs w:val="20"/>
               </w:rPr>
@@ -2645,10 +9603,12 @@
                 <w:rFonts w:ascii="Times New Roman" w:cs="Times New Roman" w:eastAsia="Times New Roman" w:hAnsi="Times New Roman"/>
                 <w:b/>
                 <w:bCs/>
-                <w:sz w:val="20"/>
-                <w:szCs w:val="20"/>
-              </w:rPr>
-              <w:t xml:space="preserve">Sumber Data</w:t>
+                <w:i w:val="false"/>
+                <w:iCs w:val="false"/>
+                <w:sz w:val="20"/>
+                <w:szCs w:val="20"/>
+              </w:rPr>
+              <w:t xml:space="preserve">Sumber data</w:t>
             </w:r>
           </w:p>
         </w:tc>
@@ -2675,6 +9635,8 @@
                 <w:rFonts w:ascii="Times New Roman" w:cs="Times New Roman" w:eastAsia="Times New Roman" w:hAnsi="Times New Roman"/>
                 <w:b/>
                 <w:bCs/>
+                <w:i w:val="false"/>
+                <w:iCs w:val="false"/>
                 <w:sz w:val="20"/>
                 <w:szCs w:val="20"/>
               </w:rPr>
@@ -2704,10 +9666,38 @@
             <w:r>
               <w:rPr>
                 <w:rFonts w:ascii="Times New Roman" w:cs="Times New Roman" w:eastAsia="Times New Roman" w:hAnsi="Times New Roman"/>
-                <w:sz w:val="20"/>
-                <w:szCs w:val="20"/>
-              </w:rPr>
-              <w:t xml:space="preserve">Paket konstruksi SPAM/sanitasi terpantau</w:t>
+                <w:b w:val="false"/>
+                <w:bCs w:val="false"/>
+                <w:i w:val="false"/>
+                <w:iCs w:val="false"/>
+                <w:sz w:val="20"/>
+                <w:szCs w:val="20"/>
+              </w:rPr>
+              <w:t xml:space="preserve">Paket konstruksi </w:t>
+            </w:r>
+            <w:r>
+              <w:rPr>
+                <w:rFonts w:ascii="Times New Roman" w:cs="Times New Roman" w:eastAsia="Times New Roman" w:hAnsi="Times New Roman"/>
+                <w:b w:val="false"/>
+                <w:bCs w:val="false"/>
+                <w:i/>
+                <w:iCs/>
+                <w:sz w:val="20"/>
+                <w:szCs w:val="20"/>
+              </w:rPr>
+              <w:t xml:space="preserve">SPA</w:t>
+            </w:r>
+            <w:r>
+              <w:rPr>
+                <w:rFonts w:ascii="Times New Roman" w:cs="Times New Roman" w:eastAsia="Times New Roman" w:hAnsi="Times New Roman"/>
+                <w:b w:val="false"/>
+                <w:bCs w:val="false"/>
+                <w:i w:val="false"/>
+                <w:iCs w:val="false"/>
+                <w:sz w:val="20"/>
+                <w:szCs w:val="20"/>
+              </w:rPr>
+              <w:t xml:space="preserve">M/sanitasi terpantau</w:t>
             </w:r>
           </w:p>
         </w:tc>
@@ -2731,6 +9721,10 @@
             <w:r>
               <w:rPr>
                 <w:rFonts w:ascii="Times New Roman" w:cs="Times New Roman" w:eastAsia="Times New Roman" w:hAnsi="Times New Roman"/>
+                <w:b w:val="false"/>
+                <w:bCs w:val="false"/>
+                <w:i w:val="false"/>
+                <w:iCs w:val="false"/>
                 <w:sz w:val="20"/>
                 <w:szCs w:val="20"/>
               </w:rPr>
@@ -2758,6 +9752,10 @@
             <w:r>
               <w:rPr>
                 <w:rFonts w:ascii="Times New Roman" w:cs="Times New Roman" w:eastAsia="Times New Roman" w:hAnsi="Times New Roman"/>
+                <w:b w:val="false"/>
+                <w:bCs w:val="false"/>
+                <w:i w:val="false"/>
+                <w:iCs w:val="false"/>
                 <w:sz w:val="20"/>
                 <w:szCs w:val="20"/>
               </w:rPr>
@@ -2785,10 +9783,14 @@
             <w:r>
               <w:rPr>
                 <w:rFonts w:ascii="Times New Roman" w:cs="Times New Roman" w:eastAsia="Times New Roman" w:hAnsi="Times New Roman"/>
-                <w:sz w:val="20"/>
-                <w:szCs w:val="20"/>
-              </w:rPr>
-              <w:t xml:space="preserve">Dashboard Arumanis</w:t>
+                <w:b w:val="false"/>
+                <w:bCs w:val="false"/>
+                <w:i w:val="false"/>
+                <w:iCs w:val="false"/>
+                <w:sz w:val="20"/>
+                <w:szCs w:val="20"/>
+              </w:rPr>
+              <w:t xml:space="preserve">Aplikasi Arumanis</w:t>
             </w:r>
           </w:p>
         </w:tc>
@@ -2812,6 +9814,10 @@
             <w:r>
               <w:rPr>
                 <w:rFonts w:ascii="Times New Roman" w:cs="Times New Roman" w:eastAsia="Times New Roman" w:hAnsi="Times New Roman"/>
+                <w:b w:val="false"/>
+                <w:bCs w:val="false"/>
+                <w:i w:val="false"/>
+                <w:iCs w:val="false"/>
                 <w:sz w:val="20"/>
                 <w:szCs w:val="20"/>
               </w:rPr>
@@ -2841,10 +9847,26 @@
             <w:r>
               <w:rPr>
                 <w:rFonts w:ascii="Times New Roman" w:cs="Times New Roman" w:eastAsia="Times New Roman" w:hAnsi="Times New Roman"/>
-                <w:sz w:val="20"/>
-                <w:szCs w:val="20"/>
-              </w:rPr>
-              <w:t xml:space="preserve">Coverage Standar Pelayanan Minimum (SPM) air minum</w:t>
+                <w:b w:val="false"/>
+                <w:bCs w:val="false"/>
+                <w:i/>
+                <w:iCs/>
+                <w:sz w:val="20"/>
+                <w:szCs w:val="20"/>
+              </w:rPr>
+              <w:t xml:space="preserve">Coverage</w:t>
+            </w:r>
+            <w:r>
+              <w:rPr>
+                <w:rFonts w:ascii="Times New Roman" w:cs="Times New Roman" w:eastAsia="Times New Roman" w:hAnsi="Times New Roman"/>
+                <w:b w:val="false"/>
+                <w:bCs w:val="false"/>
+                <w:i w:val="false"/>
+                <w:iCs w:val="false"/>
+                <w:sz w:val="20"/>
+                <w:szCs w:val="20"/>
+              </w:rPr>
+              <w:t xml:space="preserve"> Standar Pelayanan Minimum (SPM) air minum</w:t>
             </w:r>
           </w:p>
         </w:tc>
@@ -2868,10 +9890,38 @@
             <w:r>
               <w:rPr>
                 <w:rFonts w:ascii="Times New Roman" w:cs="Times New Roman" w:eastAsia="Times New Roman" w:hAnsi="Times New Roman"/>
-                <w:sz w:val="20"/>
-                <w:szCs w:val="20"/>
-              </w:rPr>
-              <w:t xml:space="preserve">Rekapitulasi manual 5–10 hari</w:t>
+                <w:b w:val="false"/>
+                <w:bCs w:val="false"/>
+                <w:i w:val="false"/>
+                <w:iCs w:val="false"/>
+                <w:sz w:val="20"/>
+                <w:szCs w:val="20"/>
+              </w:rPr>
+              <w:t xml:space="preserve">Rek</w:t>
+            </w:r>
+            <w:r>
+              <w:rPr>
+                <w:rFonts w:ascii="Times New Roman" w:cs="Times New Roman" w:eastAsia="Times New Roman" w:hAnsi="Times New Roman"/>
+                <w:b w:val="false"/>
+                <w:bCs w:val="false"/>
+                <w:i/>
+                <w:iCs/>
+                <w:sz w:val="20"/>
+                <w:szCs w:val="20"/>
+              </w:rPr>
+              <w:t xml:space="preserve">api</w:t>
+            </w:r>
+            <w:r>
+              <w:rPr>
+                <w:rFonts w:ascii="Times New Roman" w:cs="Times New Roman" w:eastAsia="Times New Roman" w:hAnsi="Times New Roman"/>
+                <w:b w:val="false"/>
+                <w:bCs w:val="false"/>
+                <w:i w:val="false"/>
+                <w:iCs w:val="false"/>
+                <w:sz w:val="20"/>
+                <w:szCs w:val="20"/>
+              </w:rPr>
+              <w:t xml:space="preserve">tulasi manual 5–10 hari</w:t>
             </w:r>
           </w:p>
         </w:tc>
@@ -2895,10 +9945,14 @@
             <w:r>
               <w:rPr>
                 <w:rFonts w:ascii="Times New Roman" w:cs="Times New Roman" w:eastAsia="Times New Roman" w:hAnsi="Times New Roman"/>
-                <w:sz w:val="20"/>
-                <w:szCs w:val="20"/>
-              </w:rPr>
-              <w:t xml:space="preserve">13,24% (53.206 KK)</w:t>
+                <w:b w:val="false"/>
+                <w:bCs w:val="false"/>
+                <w:i w:val="false"/>
+                <w:iCs w:val="false"/>
+                <w:sz w:val="20"/>
+                <w:szCs w:val="20"/>
+              </w:rPr>
+              <w:t xml:space="preserve">13,25% (53.206 KK)</w:t>
             </w:r>
           </w:p>
         </w:tc>
@@ -2922,10 +9976,38 @@
             <w:r>
               <w:rPr>
                 <w:rFonts w:ascii="Times New Roman" w:cs="Times New Roman" w:eastAsia="Times New Roman" w:hAnsi="Times New Roman"/>
-                <w:sz w:val="20"/>
-                <w:szCs w:val="20"/>
-              </w:rPr>
-              <w:t xml:space="preserve">Modul capaian SPAM</w:t>
+                <w:b w:val="false"/>
+                <w:bCs w:val="false"/>
+                <w:i w:val="false"/>
+                <w:iCs w:val="false"/>
+                <w:sz w:val="20"/>
+                <w:szCs w:val="20"/>
+              </w:rPr>
+              <w:t xml:space="preserve">Data capaian </w:t>
+            </w:r>
+            <w:r>
+              <w:rPr>
+                <w:rFonts w:ascii="Times New Roman" w:cs="Times New Roman" w:eastAsia="Times New Roman" w:hAnsi="Times New Roman"/>
+                <w:b w:val="false"/>
+                <w:bCs w:val="false"/>
+                <w:i/>
+                <w:iCs/>
+                <w:sz w:val="20"/>
+                <w:szCs w:val="20"/>
+              </w:rPr>
+              <w:t xml:space="preserve">SPA</w:t>
+            </w:r>
+            <w:r>
+              <w:rPr>
+                <w:rFonts w:ascii="Times New Roman" w:cs="Times New Roman" w:eastAsia="Times New Roman" w:hAnsi="Times New Roman"/>
+                <w:b w:val="false"/>
+                <w:bCs w:val="false"/>
+                <w:i w:val="false"/>
+                <w:iCs w:val="false"/>
+                <w:sz w:val="20"/>
+                <w:szCs w:val="20"/>
+              </w:rPr>
+              <w:t xml:space="preserve">M</w:t>
             </w:r>
           </w:p>
         </w:tc>
@@ -2949,6 +10031,10 @@
             <w:r>
               <w:rPr>
                 <w:rFonts w:ascii="Times New Roman" w:cs="Times New Roman" w:eastAsia="Times New Roman" w:hAnsi="Times New Roman"/>
+                <w:b w:val="false"/>
+                <w:bCs w:val="false"/>
+                <w:i w:val="false"/>
+                <w:iCs w:val="false"/>
                 <w:sz w:val="20"/>
                 <w:szCs w:val="20"/>
               </w:rPr>
@@ -2978,10 +10064,26 @@
             <w:r>
               <w:rPr>
                 <w:rFonts w:ascii="Times New Roman" w:cs="Times New Roman" w:eastAsia="Times New Roman" w:hAnsi="Times New Roman"/>
-                <w:sz w:val="20"/>
-                <w:szCs w:val="20"/>
-              </w:rPr>
-              <w:t xml:space="preserve">Coverage Standar Pelayanan Minimum (SPM) sanitasi</w:t>
+                <w:b w:val="false"/>
+                <w:bCs w:val="false"/>
+                <w:i/>
+                <w:iCs/>
+                <w:sz w:val="20"/>
+                <w:szCs w:val="20"/>
+              </w:rPr>
+              <w:t xml:space="preserve">Coverage</w:t>
+            </w:r>
+            <w:r>
+              <w:rPr>
+                <w:rFonts w:ascii="Times New Roman" w:cs="Times New Roman" w:eastAsia="Times New Roman" w:hAnsi="Times New Roman"/>
+                <w:b w:val="false"/>
+                <w:bCs w:val="false"/>
+                <w:i w:val="false"/>
+                <w:iCs w:val="false"/>
+                <w:sz w:val="20"/>
+                <w:szCs w:val="20"/>
+              </w:rPr>
+              <w:t xml:space="preserve"> Standar Pelayanan Minimum (SPM) sanitasi</w:t>
             </w:r>
           </w:p>
         </w:tc>
@@ -3005,6 +10107,10 @@
             <w:r>
               <w:rPr>
                 <w:rFonts w:ascii="Times New Roman" w:cs="Times New Roman" w:eastAsia="Times New Roman" w:hAnsi="Times New Roman"/>
+                <w:b w:val="false"/>
+                <w:bCs w:val="false"/>
+                <w:i w:val="false"/>
+                <w:iCs w:val="false"/>
                 <w:sz w:val="20"/>
                 <w:szCs w:val="20"/>
               </w:rPr>
@@ -3032,6 +10138,10 @@
             <w:r>
               <w:rPr>
                 <w:rFonts w:ascii="Times New Roman" w:cs="Times New Roman" w:eastAsia="Times New Roman" w:hAnsi="Times New Roman"/>
+                <w:b w:val="false"/>
+                <w:bCs w:val="false"/>
+                <w:i w:val="false"/>
+                <w:iCs w:val="false"/>
                 <w:sz w:val="20"/>
                 <w:szCs w:val="20"/>
               </w:rPr>
@@ -3059,10 +10169,14 @@
             <w:r>
               <w:rPr>
                 <w:rFonts w:ascii="Times New Roman" w:cs="Times New Roman" w:eastAsia="Times New Roman" w:hAnsi="Times New Roman"/>
-                <w:sz w:val="20"/>
-                <w:szCs w:val="20"/>
-              </w:rPr>
-              <w:t xml:space="preserve">Modul sanitasi + peta publik</w:t>
+                <w:b w:val="false"/>
+                <w:bCs w:val="false"/>
+                <w:i w:val="false"/>
+                <w:iCs w:val="false"/>
+                <w:sz w:val="20"/>
+                <w:szCs w:val="20"/>
+              </w:rPr>
+              <w:t xml:space="preserve">Data sanitasi + peta publik</w:t>
             </w:r>
           </w:p>
         </w:tc>
@@ -3086,6 +10200,10 @@
             <w:r>
               <w:rPr>
                 <w:rFonts w:ascii="Times New Roman" w:cs="Times New Roman" w:eastAsia="Times New Roman" w:hAnsi="Times New Roman"/>
+                <w:b w:val="false"/>
+                <w:bCs w:val="false"/>
+                <w:i w:val="false"/>
+                <w:iCs w:val="false"/>
                 <w:sz w:val="20"/>
                 <w:szCs w:val="20"/>
               </w:rPr>
@@ -3115,10 +10233,26 @@
             <w:r>
               <w:rPr>
                 <w:rFonts w:ascii="Times New Roman" w:cs="Times New Roman" w:eastAsia="Times New Roman" w:hAnsi="Times New Roman"/>
-                <w:sz w:val="20"/>
-                <w:szCs w:val="20"/>
-              </w:rPr>
-              <w:t xml:space="preserve">Dokumentasi foto progres ber-GPS</w:t>
+                <w:b w:val="false"/>
+                <w:bCs w:val="false"/>
+                <w:i w:val="false"/>
+                <w:iCs w:val="false"/>
+                <w:sz w:val="20"/>
+                <w:szCs w:val="20"/>
+              </w:rPr>
+              <w:t xml:space="preserve">Dokumentasi foto progres ber-</w:t>
+            </w:r>
+            <w:r>
+              <w:rPr>
+                <w:rFonts w:ascii="Times New Roman" w:cs="Times New Roman" w:eastAsia="Times New Roman" w:hAnsi="Times New Roman"/>
+                <w:b w:val="false"/>
+                <w:bCs w:val="false"/>
+                <w:i/>
+                <w:iCs/>
+                <w:sz w:val="20"/>
+                <w:szCs w:val="20"/>
+              </w:rPr>
+              <w:t xml:space="preserve">GPS</w:t>
             </w:r>
           </w:p>
         </w:tc>
@@ -3142,10 +10276,14 @@
             <w:r>
               <w:rPr>
                 <w:rFonts w:ascii="Times New Roman" w:cs="Times New Roman" w:eastAsia="Times New Roman" w:hAnsi="Times New Roman"/>
-                <w:sz w:val="20"/>
-                <w:szCs w:val="20"/>
-              </w:rPr>
-              <w:t xml:space="preserve">Foto tersebar di perangkat pengawas</w:t>
+                <w:b w:val="false"/>
+                <w:bCs w:val="false"/>
+                <w:i w:val="false"/>
+                <w:iCs w:val="false"/>
+                <w:sz w:val="20"/>
+                <w:szCs w:val="20"/>
+              </w:rPr>
+              <w:t xml:space="preserve">Foto tersebar di gawai pengawas</w:t>
             </w:r>
           </w:p>
         </w:tc>
@@ -3169,10 +10307,14 @@
             <w:r>
               <w:rPr>
                 <w:rFonts w:ascii="Times New Roman" w:cs="Times New Roman" w:eastAsia="Times New Roman" w:hAnsi="Times New Roman"/>
-                <w:sz w:val="20"/>
-                <w:szCs w:val="20"/>
-              </w:rPr>
-              <w:t xml:space="preserve">≥90% paket aktif (baseline 6.168 foto)</w:t>
+                <w:b w:val="false"/>
+                <w:bCs w:val="false"/>
+                <w:i w:val="false"/>
+                <w:iCs w:val="false"/>
+                <w:sz w:val="20"/>
+                <w:szCs w:val="20"/>
+              </w:rPr>
+              <w:t xml:space="preserve">≥90% paket aktif (kondisi awal 6.453 foto)</w:t>
             </w:r>
           </w:p>
         </w:tc>
@@ -3196,10 +10338,14 @@
             <w:r>
               <w:rPr>
                 <w:rFonts w:ascii="Times New Roman" w:cs="Times New Roman" w:eastAsia="Times New Roman" w:hAnsi="Times New Roman"/>
-                <w:sz w:val="20"/>
-                <w:szCs w:val="20"/>
-              </w:rPr>
-              <w:t xml:space="preserve">Panel Pengawasan</w:t>
+                <w:b w:val="false"/>
+                <w:bCs w:val="false"/>
+                <w:i w:val="false"/>
+                <w:iCs w:val="false"/>
+                <w:sz w:val="20"/>
+                <w:szCs w:val="20"/>
+              </w:rPr>
+              <w:t xml:space="preserve">Fitur pengawasan lapangan</w:t>
             </w:r>
           </w:p>
         </w:tc>
@@ -3223,6 +10369,10 @@
             <w:r>
               <w:rPr>
                 <w:rFonts w:ascii="Times New Roman" w:cs="Times New Roman" w:eastAsia="Times New Roman" w:hAnsi="Times New Roman"/>
+                <w:b w:val="false"/>
+                <w:bCs w:val="false"/>
+                <w:i w:val="false"/>
+                <w:iCs w:val="false"/>
                 <w:sz w:val="20"/>
                 <w:szCs w:val="20"/>
               </w:rPr>
@@ -3252,6 +10402,10 @@
             <w:r>
               <w:rPr>
                 <w:rFonts w:ascii="Times New Roman" w:cs="Times New Roman" w:eastAsia="Times New Roman" w:hAnsi="Times New Roman"/>
+                <w:b w:val="false"/>
+                <w:bCs w:val="false"/>
+                <w:i w:val="false"/>
+                <w:iCs w:val="false"/>
                 <w:sz w:val="20"/>
                 <w:szCs w:val="20"/>
               </w:rPr>
@@ -3279,6 +10433,10 @@
             <w:r>
               <w:rPr>
                 <w:rFonts w:ascii="Times New Roman" w:cs="Times New Roman" w:eastAsia="Times New Roman" w:hAnsi="Times New Roman"/>
+                <w:b w:val="false"/>
+                <w:bCs w:val="false"/>
+                <w:i w:val="false"/>
+                <w:iCs w:val="false"/>
                 <w:sz w:val="20"/>
                 <w:szCs w:val="20"/>
               </w:rPr>
@@ -3306,6 +10464,10 @@
             <w:r>
               <w:rPr>
                 <w:rFonts w:ascii="Times New Roman" w:cs="Times New Roman" w:eastAsia="Times New Roman" w:hAnsi="Times New Roman"/>
+                <w:b w:val="false"/>
+                <w:bCs w:val="false"/>
+                <w:i w:val="false"/>
+                <w:iCs w:val="false"/>
                 <w:sz w:val="20"/>
                 <w:szCs w:val="20"/>
               </w:rPr>
@@ -3333,10 +10495,14 @@
             <w:r>
               <w:rPr>
                 <w:rFonts w:ascii="Times New Roman" w:cs="Times New Roman" w:eastAsia="Times New Roman" w:hAnsi="Times New Roman"/>
-                <w:sz w:val="20"/>
-                <w:szCs w:val="20"/>
-              </w:rPr>
-              <w:t xml:space="preserve">Panel Pengawasan + statistik kelengkapan</w:t>
+                <w:b w:val="false"/>
+                <w:bCs w:val="false"/>
+                <w:i w:val="false"/>
+                <w:iCs w:val="false"/>
+                <w:sz w:val="20"/>
+                <w:szCs w:val="20"/>
+              </w:rPr>
+              <w:t xml:space="preserve">Fitur pengawasan + statistik kelengkapan</w:t>
             </w:r>
           </w:p>
         </w:tc>
@@ -3360,6 +10526,10 @@
             <w:r>
               <w:rPr>
                 <w:rFonts w:ascii="Times New Roman" w:cs="Times New Roman" w:eastAsia="Times New Roman" w:hAnsi="Times New Roman"/>
+                <w:b w:val="false"/>
+                <w:bCs w:val="false"/>
+                <w:i w:val="false"/>
+                <w:iCs w:val="false"/>
                 <w:sz w:val="20"/>
                 <w:szCs w:val="20"/>
               </w:rPr>
@@ -3389,6 +10559,10 @@
             <w:r>
               <w:rPr>
                 <w:rFonts w:ascii="Times New Roman" w:cs="Times New Roman" w:eastAsia="Times New Roman" w:hAnsi="Times New Roman"/>
+                <w:b w:val="false"/>
+                <w:bCs w:val="false"/>
+                <w:i w:val="false"/>
+                <w:iCs w:val="false"/>
                 <w:sz w:val="20"/>
                 <w:szCs w:val="20"/>
               </w:rPr>
@@ -3416,10 +10590,14 @@
             <w:r>
               <w:rPr>
                 <w:rFonts w:ascii="Times New Roman" w:cs="Times New Roman" w:eastAsia="Times New Roman" w:hAnsi="Times New Roman"/>
-                <w:sz w:val="20"/>
-                <w:szCs w:val="20"/>
-              </w:rPr>
-              <w:t xml:space="preserve">Tidak tersedia 24 jam</w:t>
+                <w:b w:val="false"/>
+                <w:bCs w:val="false"/>
+                <w:i w:val="false"/>
+                <w:iCs w:val="false"/>
+                <w:sz w:val="20"/>
+                <w:szCs w:val="20"/>
+              </w:rPr>
+              <w:t xml:space="preserve">Hanya jam kerja kantor</w:t>
             </w:r>
           </w:p>
         </w:tc>
@@ -3443,10 +10621,14 @@
             <w:r>
               <w:rPr>
                 <w:rFonts w:ascii="Times New Roman" w:cs="Times New Roman" w:eastAsia="Times New Roman" w:hAnsi="Times New Roman"/>
-                <w:sz w:val="20"/>
-                <w:szCs w:val="20"/>
-              </w:rPr>
-              <w:t xml:space="preserve">365 desa via peta publik tanpa login</w:t>
+                <w:b w:val="false"/>
+                <w:bCs w:val="false"/>
+                <w:i w:val="false"/>
+                <w:iCs w:val="false"/>
+                <w:sz w:val="20"/>
+                <w:szCs w:val="20"/>
+              </w:rPr>
+              <w:t xml:space="preserve">365 desa via peta publik tanpa pendaftaran</w:t>
             </w:r>
           </w:p>
         </w:tc>
@@ -3470,10 +10652,14 @@
             <w:r>
               <w:rPr>
                 <w:rFonts w:ascii="Times New Roman" w:cs="Times New Roman" w:eastAsia="Times New Roman" w:hAnsi="Times New Roman"/>
-                <w:sz w:val="20"/>
-                <w:szCs w:val="20"/>
-              </w:rPr>
-              <w:t xml:space="preserve">arumanis.cianjur.space</w:t>
+                <w:b w:val="false"/>
+                <w:bCs w:val="false"/>
+                <w:i w:val="false"/>
+                <w:iCs w:val="false"/>
+                <w:sz w:val="20"/>
+                <w:szCs w:val="20"/>
+              </w:rPr>
+              <w:t xml:space="preserve">Aplikasi Arumanis</w:t>
             </w:r>
           </w:p>
         </w:tc>
@@ -3497,10 +10683,14 @@
             <w:r>
               <w:rPr>
                 <w:rFonts w:ascii="Times New Roman" w:cs="Times New Roman" w:eastAsia="Times New Roman" w:hAnsi="Times New Roman"/>
-                <w:sz w:val="20"/>
-                <w:szCs w:val="20"/>
-              </w:rPr>
-              <w:t xml:space="preserve">Real-time</w:t>
+                <w:b w:val="false"/>
+                <w:bCs w:val="false"/>
+                <w:i w:val="false"/>
+                <w:iCs w:val="false"/>
+                <w:sz w:val="20"/>
+                <w:szCs w:val="20"/>
+              </w:rPr>
+              <w:t xml:space="preserve">Langsung (otomatis)</w:t>
             </w:r>
           </w:p>
         </w:tc>
@@ -3558,7 +10748,31 @@
           <w:sz w:val="22"/>
           <w:szCs w:val="22"/>
         </w:rPr>
-        <w:t xml:space="preserve">Hasil penyelenggaraan inovasi Arumanis per 27 Juni 2026 berupa produk digital yang mendukung monitoring konstruksi dan pengolahan data real-time.</w:t>
+        <w:t xml:space="preserve">Hasil penyelenggaraan inovasi Arumanis per 29 Juni 2026 berupa aplikasi </w:t>
+      </w:r>
+      <w:r>
+        <w:rPr>
+          <w:rFonts w:ascii="Times New Roman" w:cs="Times New Roman" w:eastAsia="Times New Roman" w:hAnsi="Times New Roman"/>
+          <w:b w:val="false"/>
+          <w:bCs w:val="false"/>
+          <w:i/>
+          <w:iCs/>
+          <w:sz w:val="22"/>
+          <w:szCs w:val="22"/>
+        </w:rPr>
+        <w:t xml:space="preserve">digital</w:t>
+      </w:r>
+      <w:r>
+        <w:rPr>
+          <w:rFonts w:ascii="Times New Roman" w:cs="Times New Roman" w:eastAsia="Times New Roman" w:hAnsi="Times New Roman"/>
+          <w:b w:val="false"/>
+          <w:bCs w:val="false"/>
+          <w:i w:val="false"/>
+          <w:iCs w:val="false"/>
+          <w:sz w:val="22"/>
+          <w:szCs w:val="22"/>
+        </w:rPr>
+        <w:t xml:space="preserve"> yang mendukung pemantauan konstruksi dan penyajian data program secara langsung.</w:t>
       </w:r>
     </w:p>
     <w:p>
@@ -3576,7 +10790,31 @@
           <w:sz w:val="22"/>
           <w:szCs w:val="22"/>
         </w:rPr>
-        <w:t xml:space="preserve">Platform Arumanis Utama (arumanis.cianjur.space) meliputi dashboard monitoring pekerjaan, modul kegiatan dan kontrak, SPAM Unit, indikator kualitas data, notifikasi, dan asisten Ami AI. Panel Pengawasan Terintegrasi (/pengawasan/) menjadi sarana utama pengawas memantau progress konstruksi, mengunggah dokumentasi, dan menyusun laporan mingguan dengan SSO dari akun yang sama.</w:t>
+        <w:t xml:space="preserve">Aplikasi Arumanis meliputi tampilan ringkasan pekerjaan, pencatatan kegiatan dan kontrak, data unit </w:t>
+      </w:r>
+      <w:r>
+        <w:rPr>
+          <w:rFonts w:ascii="Times New Roman" w:cs="Times New Roman" w:eastAsia="Times New Roman" w:hAnsi="Times New Roman"/>
+          <w:b w:val="false"/>
+          <w:bCs w:val="false"/>
+          <w:i/>
+          <w:iCs/>
+          <w:sz w:val="22"/>
+          <w:szCs w:val="22"/>
+        </w:rPr>
+        <w:t xml:space="preserve">SPA</w:t>
+      </w:r>
+      <w:r>
+        <w:rPr>
+          <w:rFonts w:ascii="Times New Roman" w:cs="Times New Roman" w:eastAsia="Times New Roman" w:hAnsi="Times New Roman"/>
+          <w:b w:val="false"/>
+          <w:bCs w:val="false"/>
+          <w:i w:val="false"/>
+          <w:iCs w:val="false"/>
+          <w:sz w:val="22"/>
+          <w:szCs w:val="22"/>
+        </w:rPr>
+        <w:t xml:space="preserve">M, penandaan kelengkapan data, pemberitahuan program, dan fitur pengawasan lapangan terpadu bagi pengawas untuk memantau progres konstruksi, mengunggah dokumentasi, serta menyusun laporan mingguan dengan satu akun yang sama.</w:t>
       </w:r>
     </w:p>
     <w:p>
@@ -3594,7 +10832,31 @@
           <w:sz w:val="22"/>
           <w:szCs w:val="22"/>
         </w:rPr>
-        <w:t xml:space="preserve">Backend api amis (apiamis.cianjur.space) menjadi pusat penyimpanan dan validasi data. Halaman publik menampilkan peta capaian SPM dan sanitasi per desa. Basis data terintegrasi memuat 558 pekerjaan, 364 unit SPAM, 162 infrastruktur sanitasi, 6.168 foto, dan 508 record capaian (2009–2026).</w:t>
+        <w:t xml:space="preserve">Halaman informasi terbuka menampilkan peta capaian SPM dan sanitasi per desa. Data terintegrasi memuat 558 pekerjaan, 364 unit </w:t>
+      </w:r>
+      <w:r>
+        <w:rPr>
+          <w:rFonts w:ascii="Times New Roman" w:cs="Times New Roman" w:eastAsia="Times New Roman" w:hAnsi="Times New Roman"/>
+          <w:b w:val="false"/>
+          <w:bCs w:val="false"/>
+          <w:i/>
+          <w:iCs/>
+          <w:sz w:val="22"/>
+          <w:szCs w:val="22"/>
+        </w:rPr>
+        <w:t xml:space="preserve">SPA</w:t>
+      </w:r>
+      <w:r>
+        <w:rPr>
+          <w:rFonts w:ascii="Times New Roman" w:cs="Times New Roman" w:eastAsia="Times New Roman" w:hAnsi="Times New Roman"/>
+          <w:b w:val="false"/>
+          <w:bCs w:val="false"/>
+          <w:i w:val="false"/>
+          <w:iCs w:val="false"/>
+          <w:sz w:val="22"/>
+          <w:szCs w:val="22"/>
+        </w:rPr>
+        <w:t xml:space="preserve">M, 162 infrastruktur sanitasi, 6.453 foto dokumentasi, dan 508 catatan capaian (2009–2026).</w:t>
       </w:r>
     </w:p>
     <w:p>
@@ -3612,7 +10874,55 @@
           <w:sz w:val="22"/>
           <w:szCs w:val="22"/>
         </w:rPr>
-        <w:t xml:space="preserve">Arumanis (Air Minum dan Sanitasi) adalah platform digital monitoring konstruksi SPAM perdesaan dan sanitasi—khususnya pengelolaan air limbah—serta pengolahan data real-time di Kabupaten Cianjur. Per 27 Juni 2026, capaian Standar Pelayanan Minimum (SPM) air minum 13,24% (53.206 KK) dan sanitasi 1,90% (9.645 KK). Anggaran terpetakan: air minum Rp 91,47 miliar, sanitasi Rp 63,30 miliar, pekerjaan Rp 95,28 miliar, pengawasan Rp 14,46 miliar.</w:t>
+        <w:t xml:space="preserve">Arumanis (Air Minum dan Sanitasi) adalah inovasi </w:t>
+      </w:r>
+      <w:r>
+        <w:rPr>
+          <w:rFonts w:ascii="Times New Roman" w:cs="Times New Roman" w:eastAsia="Times New Roman" w:hAnsi="Times New Roman"/>
+          <w:b w:val="false"/>
+          <w:bCs w:val="false"/>
+          <w:i/>
+          <w:iCs/>
+          <w:sz w:val="22"/>
+          <w:szCs w:val="22"/>
+        </w:rPr>
+        <w:t xml:space="preserve">digital</w:t>
+      </w:r>
+      <w:r>
+        <w:rPr>
+          <w:rFonts w:ascii="Times New Roman" w:cs="Times New Roman" w:eastAsia="Times New Roman" w:hAnsi="Times New Roman"/>
+          <w:b w:val="false"/>
+          <w:bCs w:val="false"/>
+          <w:i w:val="false"/>
+          <w:iCs w:val="false"/>
+          <w:sz w:val="22"/>
+          <w:szCs w:val="22"/>
+        </w:rPr>
+        <w:t xml:space="preserve"> untuk memantau konstruksi </w:t>
+      </w:r>
+      <w:r>
+        <w:rPr>
+          <w:rFonts w:ascii="Times New Roman" w:cs="Times New Roman" w:eastAsia="Times New Roman" w:hAnsi="Times New Roman"/>
+          <w:b w:val="false"/>
+          <w:bCs w:val="false"/>
+          <w:i/>
+          <w:iCs/>
+          <w:sz w:val="22"/>
+          <w:szCs w:val="22"/>
+        </w:rPr>
+        <w:t xml:space="preserve">SPA</w:t>
+      </w:r>
+      <w:r>
+        <w:rPr>
+          <w:rFonts w:ascii="Times New Roman" w:cs="Times New Roman" w:eastAsia="Times New Roman" w:hAnsi="Times New Roman"/>
+          <w:b w:val="false"/>
+          <w:bCs w:val="false"/>
+          <w:i w:val="false"/>
+          <w:iCs w:val="false"/>
+          <w:sz w:val="22"/>
+          <w:szCs w:val="22"/>
+        </w:rPr>
+        <w:t xml:space="preserve">M perdesaan dan sanitasi—khususnya pengelolaan air limbah—serta menyajikan data program secara langsung di Kabupaten Cianjur. Per 29 Juni 2026, capaian Standar Pelayanan Minimum (SPM) air minum 13,25% (53.206 KK) dan sanitasi 1,90% (9.645 KK). Anggaran terpetakan: air minum Rp 91,47 miliar, sanitasi Rp 63,30 miliar, pekerjaan Rp 95,28 miliar, pengawasan Rp 14,46 miliar.</w:t>
       </w:r>
     </w:p>
     <w:p>
@@ -3630,7 +10940,95 @@
           <w:sz w:val="22"/>
           <w:szCs w:val="22"/>
         </w:rPr>
-        <w:t xml:space="preserve">Inovasi ini memberikan manfaat nyata bagi pemerintah daerah, pengawas lapangan, dan masyarakat melalui transparansi data, percepatan rekapitulasi, serta pemantauan progress konstruksi yang terukur. Komitmen implementasi ditunjukkan oleh adopsi operasional 29 pengawas aktif dan dokumentasi 6.168 foto progres. Arumanis layak untuk diterapkan secara berkelanjutan dan menjadi rujukan monitoring program air minum serta sanitasi di Kabupaten Cianjur.</w:t>
+        <w:t xml:space="preserve">Inovasi ini memberikan manfaat nyata bagi pemerintah daerah, pengawas lapangan, dan masyarakat melalui tran</w:t>
+      </w:r>
+      <w:r>
+        <w:rPr>
+          <w:rFonts w:ascii="Times New Roman" w:cs="Times New Roman" w:eastAsia="Times New Roman" w:hAnsi="Times New Roman"/>
+          <w:b w:val="false"/>
+          <w:bCs w:val="false"/>
+          <w:i/>
+          <w:iCs/>
+          <w:sz w:val="22"/>
+          <w:szCs w:val="22"/>
+        </w:rPr>
+        <w:t xml:space="preserve">spa</w:t>
+      </w:r>
+      <w:r>
+        <w:rPr>
+          <w:rFonts w:ascii="Times New Roman" w:cs="Times New Roman" w:eastAsia="Times New Roman" w:hAnsi="Times New Roman"/>
+          <w:b w:val="false"/>
+          <w:bCs w:val="false"/>
+          <w:i w:val="false"/>
+          <w:iCs w:val="false"/>
+          <w:sz w:val="22"/>
+          <w:szCs w:val="22"/>
+        </w:rPr>
+        <w:t xml:space="preserve">ransi data, percepatan rek</w:t>
+      </w:r>
+      <w:r>
+        <w:rPr>
+          <w:rFonts w:ascii="Times New Roman" w:cs="Times New Roman" w:eastAsia="Times New Roman" w:hAnsi="Times New Roman"/>
+          <w:b w:val="false"/>
+          <w:bCs w:val="false"/>
+          <w:i/>
+          <w:iCs/>
+          <w:sz w:val="22"/>
+          <w:szCs w:val="22"/>
+        </w:rPr>
+        <w:t xml:space="preserve">api</w:t>
+      </w:r>
+      <w:r>
+        <w:rPr>
+          <w:rFonts w:ascii="Times New Roman" w:cs="Times New Roman" w:eastAsia="Times New Roman" w:hAnsi="Times New Roman"/>
+          <w:b w:val="false"/>
+          <w:bCs w:val="false"/>
+          <w:i w:val="false"/>
+          <w:iCs w:val="false"/>
+          <w:sz w:val="22"/>
+          <w:szCs w:val="22"/>
+        </w:rPr>
+        <w:t xml:space="preserve">tulasi, serta pemantauan progres konstruksi yang terukur. Komitmen implementasi ditunjukkan oleh adopsi operasional 29 pengawas aktif, surat dukungan DPKP (lampiran), dan dokumentasi 6.453 foto progres. Arumanis layak untuk diterapkan secara berkelanjutan dan menjadi rujukan </w:t>
+      </w:r>
+      <w:r>
+        <w:rPr>
+          <w:rFonts w:ascii="Times New Roman" w:cs="Times New Roman" w:eastAsia="Times New Roman" w:hAnsi="Times New Roman"/>
+          <w:b w:val="false"/>
+          <w:bCs w:val="false"/>
+          <w:i/>
+          <w:iCs/>
+          <w:sz w:val="22"/>
+          <w:szCs w:val="22"/>
+        </w:rPr>
+        <w:t xml:space="preserve">monitoring</w:t>
+      </w:r>
+      <w:r>
+        <w:rPr>
+          <w:rFonts w:ascii="Times New Roman" w:cs="Times New Roman" w:eastAsia="Times New Roman" w:hAnsi="Times New Roman"/>
+          <w:b w:val="false"/>
+          <w:bCs w:val="false"/>
+          <w:i w:val="false"/>
+          <w:iCs w:val="false"/>
+          <w:sz w:val="22"/>
+          <w:szCs w:val="22"/>
+        </w:rPr>
+        <w:t xml:space="preserve"> program air minum serta sanitasi di Kabupaten Cianjur.</w:t>
+      </w:r>
+    </w:p>
+    <w:p>
+      <w:pPr>
+        <w:pStyle w:val="bagian2"/>
+        <w:spacing w:after="80" w:before="200"/>
+      </w:pPr>
+      <w:r>
+        <w:rPr>
+          <w:rFonts w:ascii="Times New Roman" w:cs="Times New Roman" w:eastAsia="Times New Roman" w:hAnsi="Times New Roman"/>
+          <w:b/>
+          <w:bCs/>
+          <w:sz w:val="22"/>
+          <w:szCs w:val="22"/>
+        </w:rPr>
+        <w:t xml:space="preserve">Lampiran Administratif</w:t>
       </w:r>
     </w:p>
     <w:p>
@@ -3643,12 +11041,138 @@
           <w:rFonts w:ascii="Times New Roman" w:cs="Times New Roman" w:eastAsia="Times New Roman" w:hAnsi="Times New Roman"/>
           <w:b w:val="false"/>
           <w:bCs w:val="false"/>
+          <w:i w:val="false"/>
+          <w:iCs w:val="false"/>
+          <w:sz w:val="22"/>
+          <w:szCs w:val="22"/>
+        </w:rPr>
+        <w:t xml:space="preserve">Lampiran 1: Surat Pernyataan Dukungan Kepala Dinas Perumahan dan Kawasan Permukiman Kabupaten Cianjur atas inovasi Arumanis [lampirkan </w:t>
+      </w:r>
+      <w:r>
+        <w:rPr>
+          <w:rFonts w:ascii="Times New Roman" w:cs="Times New Roman" w:eastAsia="Times New Roman" w:hAnsi="Times New Roman"/>
+          <w:b w:val="false"/>
+          <w:bCs w:val="false"/>
           <w:i/>
           <w:iCs/>
           <w:sz w:val="22"/>
           <w:szCs w:val="22"/>
         </w:rPr>
-        <w:t xml:space="preserve">Catatan: seluruh angka bersumber dari data Arumanis yang masih disinkronkan dari berbagai sumber sejak 2017. Proses harmonisasi belum selesai sepenuhnya sehingga dapat terdapat ketidaksesuaian. Angka diposisikan sebagai gambaran kondisi terkini, bukan pernyataan final.</w:t>
+        <w:t xml:space="preserve">PDF</w:t>
+      </w:r>
+      <w:r>
+        <w:rPr>
+          <w:rFonts w:ascii="Times New Roman" w:cs="Times New Roman" w:eastAsia="Times New Roman" w:hAnsi="Times New Roman"/>
+          <w:b w:val="false"/>
+          <w:bCs w:val="false"/>
+          <w:i w:val="false"/>
+          <w:iCs w:val="false"/>
+          <w:sz w:val="22"/>
+          <w:szCs w:val="22"/>
+        </w:rPr>
+        <w:t xml:space="preserve">/scan bermaterai].</w:t>
+      </w:r>
+    </w:p>
+    <w:p>
+      <w:pPr>
+        <w:spacing w:after="160" w:line="360"/>
+        <w:jc w:val="both"/>
+      </w:pPr>
+      <w:r>
+        <w:rPr>
+          <w:rFonts w:ascii="Times New Roman" w:cs="Times New Roman" w:eastAsia="Times New Roman" w:hAnsi="Times New Roman"/>
+          <w:b w:val="false"/>
+          <w:bCs w:val="false"/>
+          <w:i w:val="false"/>
+          <w:iCs w:val="false"/>
+          <w:sz w:val="22"/>
+          <w:szCs w:val="22"/>
+        </w:rPr>
+        <w:t xml:space="preserve">Lampiran 2: Daftar fitur utama aplikasi (ringkasan pekerjaan, data unit </w:t>
+      </w:r>
+      <w:r>
+        <w:rPr>
+          <w:rFonts w:ascii="Times New Roman" w:cs="Times New Roman" w:eastAsia="Times New Roman" w:hAnsi="Times New Roman"/>
+          <w:b w:val="false"/>
+          <w:bCs w:val="false"/>
+          <w:i/>
+          <w:iCs/>
+          <w:sz w:val="22"/>
+          <w:szCs w:val="22"/>
+        </w:rPr>
+        <w:t xml:space="preserve">SPA</w:t>
+      </w:r>
+      <w:r>
+        <w:rPr>
+          <w:rFonts w:ascii="Times New Roman" w:cs="Times New Roman" w:eastAsia="Times New Roman" w:hAnsi="Times New Roman"/>
+          <w:b w:val="false"/>
+          <w:bCs w:val="false"/>
+          <w:i w:val="false"/>
+          <w:iCs w:val="false"/>
+          <w:sz w:val="22"/>
+          <w:szCs w:val="22"/>
+        </w:rPr>
+        <w:t xml:space="preserve">M, pengawasan lapangan, peta capaian publik, penandaan kelengkapan data).</w:t>
+      </w:r>
+    </w:p>
+    <w:p>
+      <w:pPr>
+        <w:spacing w:after="160" w:line="360"/>
+        <w:jc w:val="both"/>
+      </w:pPr>
+      <w:r>
+        <w:rPr>
+          <w:rFonts w:ascii="Times New Roman" w:cs="Times New Roman" w:eastAsia="Times New Roman" w:hAnsi="Times New Roman"/>
+          <w:b w:val="false"/>
+          <w:bCs w:val="false"/>
+          <w:i w:val="false"/>
+          <w:iCs w:val="false"/>
+          <w:sz w:val="22"/>
+          <w:szCs w:val="22"/>
+        </w:rPr>
+        <w:t xml:space="preserve">Lampiran 3: Alamat aplikasi Arumanis (https://arumanis.cianjur.</w:t>
+      </w:r>
+      <w:r>
+        <w:rPr>
+          <w:rFonts w:ascii="Times New Roman" w:cs="Times New Roman" w:eastAsia="Times New Roman" w:hAnsi="Times New Roman"/>
+          <w:b w:val="false"/>
+          <w:bCs w:val="false"/>
+          <w:i/>
+          <w:iCs/>
+          <w:sz w:val="22"/>
+          <w:szCs w:val="22"/>
+        </w:rPr>
+        <w:t xml:space="preserve">spa</w:t>
+      </w:r>
+      <w:r>
+        <w:rPr>
+          <w:rFonts w:ascii="Times New Roman" w:cs="Times New Roman" w:eastAsia="Times New Roman" w:hAnsi="Times New Roman"/>
+          <w:b w:val="false"/>
+          <w:bCs w:val="false"/>
+          <w:i w:val="false"/>
+          <w:iCs w:val="false"/>
+          <w:sz w:val="22"/>
+          <w:szCs w:val="22"/>
+        </w:rPr>
+        <w:t xml:space="preserve">ce) beserta QR code demo—aktif per Juni 2026.</w:t>
+      </w:r>
+    </w:p>
+    <w:p>
+      <w:pPr>
+        <w:spacing w:after="160" w:line="360"/>
+        <w:jc w:val="both"/>
+      </w:pPr>
+      <w:r>
+        <w:rPr>
+          <w:rFonts w:ascii="Times New Roman" w:cs="Times New Roman" w:eastAsia="Times New Roman" w:hAnsi="Times New Roman"/>
+          <w:b w:val="false"/>
+          <w:bCs w:val="false"/>
+          <w:i w:val="false"/>
+          <w:iCs w:val="false"/>
+          <w:sz w:val="22"/>
+          <w:szCs w:val="22"/>
+        </w:rPr>
+        <w:t xml:space="preserve">Lampiran 4: Glosarium istilah teknis terpisah (docs/Glosarium_Arumanis_LIDA.docx)—berisi padanan istilah yang disederhanakan di proposal utama beserta penjelasan operasional.</w:t>
       </w:r>
     </w:p>
     <w:p>
@@ -3682,7 +11206,7 @@
           <w:sz w:val="22"/>
           <w:szCs w:val="22"/>
         </w:rPr>
-        <w:t xml:space="preserve">Cuplikan layar dari lingkungan produksi arumanis.cianjur.space per Juni 2026 sebagai bukti visual implementasi inovasi.</w:t>
+        <w:t xml:space="preserve">Cuplikan layar aplikasi Arumanis per Juni 2026 sebagai bukti visual implementasi inovasi.</w:t>
       </w:r>
     </w:p>
     <w:p>
@@ -3695,7 +11219,7 @@
           <wp:inline distT="0" distB="0" distL="0" distR="0">
             <wp:extent cx="4572000" cy="2562225"/>
             <wp:effectExtent t="0" r="0" b="0" l="0"/>
-            <wp:docPr id="1" name="Gambar 1. Dashboard monitoring pekerjaan konstruksi air minum dan sanitasi." descr="Gambar 1. Dashboard monitoring pekerjaan konstruksi air minum dan sanitasi." title="Gambar 1. Dashboard monitoring pekerjaan konstruksi air minum dan sanitasi."/>
+            <wp:docPr id="1" name="Gambar 1. Tampilan ringkasan pemantauan pekerjaan konstruksi air minum dan sanitasi." descr="Gambar 1. Tampilan ringkasan pemantauan pekerjaan konstruksi air minum dan sanitasi." title="Gambar 1. Tampilan ringkasan pemantauan pekerjaan konstruksi air minum dan sanitasi."/>
             <wp:cNvGraphicFramePr>
               <a:graphicFrameLocks xmlns:a="http://schemas.openxmlformats.org/drawingml/2006/main" noChangeAspect="1"/>
             </wp:cNvGraphicFramePr>
@@ -3743,7 +11267,7 @@
           <w:sz w:val="20"/>
           <w:szCs w:val="20"/>
         </w:rPr>
-        <w:t xml:space="preserve">Gambar 1. Dashboard monitoring pekerjaan konstruksi air minum dan sanitasi.</w:t>
+        <w:t xml:space="preserve">Gambar 1. Tampilan ringkasan pemantauan pekerjaan konstruksi air minum dan sanitasi.</w:t>
       </w:r>
     </w:p>
     <w:p>
@@ -3878,7 +11402,7 @@
           <wp:inline distT="0" distB="0" distL="0" distR="0">
             <wp:extent cx="4572000" cy="2562225"/>
             <wp:effectExtent t="0" r="0" b="0" l="0"/>
-            <wp:docPr id="1" name="Gambar 4. Panel Pengawasan terintegrasi untuk input progress dan dokumentasi lapangan." descr="Gambar 4. Panel Pengawasan terintegrasi untuk input progress dan dokumentasi lapangan." title="Gambar 4. Panel Pengawasan terintegrasi untuk input progress dan dokumentasi lapangan."/>
+            <wp:docPr id="1" name="Gambar 4. Fitur pengawasan lapangan untuk input progres dan dokumentasi pekerjaan." descr="Gambar 4. Fitur pengawasan lapangan untuk input progres dan dokumentasi pekerjaan." title="Gambar 4. Fitur pengawasan lapangan untuk input progres dan dokumentasi pekerjaan."/>
             <wp:cNvGraphicFramePr>
               <a:graphicFrameLocks xmlns:a="http://schemas.openxmlformats.org/drawingml/2006/main" noChangeAspect="1"/>
             </wp:cNvGraphicFramePr>
@@ -3926,7 +11450,7 @@
           <w:sz w:val="20"/>
           <w:szCs w:val="20"/>
         </w:rPr>
-        <w:t xml:space="preserve">Gambar 4. Panel Pengawasan terintegrasi untuk input progress dan dokumentasi lapangan.</w:t>
+        <w:t xml:space="preserve">Gambar 4. Fitur pengawasan lapangan untuk input progres dan dokumentasi pekerjaan.</w:t>
       </w:r>
     </w:p>
     <w:p>
@@ -3939,7 +11463,7 @@
           <wp:inline distT="0" distB="0" distL="0" distR="0">
             <wp:extent cx="4572000" cy="2562225"/>
             <wp:effectExtent t="0" r="0" b="0" l="0"/>
-            <wp:docPr id="1" name="Gambar 5. Akses terintegrasi (SSO) ke Arumanis dan Panel Pengawasan dengan satu akun." descr="Gambar 5. Akses terintegrasi (SSO) ke Arumanis dan Panel Pengawasan dengan satu akun." title="Gambar 5. Akses terintegrasi (SSO) ke Arumanis dan Panel Pengawasan dengan satu akun."/>
+            <wp:docPr id="1" name="Gambar 5. Satu akun untuk akses dinas dan pengawasan lapangan." descr="Gambar 5. Satu akun untuk akses dinas dan pengawasan lapangan." title="Gambar 5. Satu akun untuk akses dinas dan pengawasan lapangan."/>
             <wp:cNvGraphicFramePr>
               <a:graphicFrameLocks xmlns:a="http://schemas.openxmlformats.org/drawingml/2006/main" noChangeAspect="1"/>
             </wp:cNvGraphicFramePr>
@@ -3987,7 +11511,7 @@
           <w:sz w:val="20"/>
           <w:szCs w:val="20"/>
         </w:rPr>
-        <w:t xml:space="preserve">Gambar 5. Akses terintegrasi (SSO) ke Arumanis dan Panel Pengawasan dengan satu akun.</w:t>
+        <w:t xml:space="preserve">Gambar 5. Satu akun untuk akses dinas dan pengawasan lapangan.</w:t>
       </w:r>
     </w:p>
     <w:p>
